--- a/projects/informe_coyuntura/output/fichas/Fichas Semaforo Gestion.docx
+++ b/projects/informe_coyuntura/output/fichas/Fichas Semaforo Gestion.docx
@@ -131,7 +131,7 @@
         <w:pStyle w:val="FirstParagraph"/>
       </w:pPr>
       <w:r>
-        <w:t xml:space="preserve">Este documento tiene una ficha por indicador — son 15 en total, y cada una arranca en página nueva. Antes de las fichas, el cinturón completo de un vistazo.</w:t>
+        <w:t xml:space="preserve">Este documento tiene una ficha por indicador — son 14 en total, y cada una arranca en página nueva. Antes de las fichas, el cinturón completo de un vistazo.</w:t>
       </w:r>
     </w:p>
     <w:bookmarkStart w:id="20" w:name="itcg-el-índice-del-cinturón"/>
@@ -187,7 +187,7 @@
                 <w:b/>
                 <w:sz w:val="18"/>
               </w:rPr>
-              <w:t xml:space="preserve">ITCG: 76,8</w:t>
+              <w:t xml:space="preserve">ITCG: 77,5</w:t>
             </w:r>
           </w:p>
         </w:tc>
@@ -235,7 +235,7 @@
               <w:rPr>
                 <w:sz w:val="18"/>
               </w:rPr>
-              <w:t xml:space="preserve">15 indicadores: 8 en verde · 4 en amarillo · 1 en naranja</w:t>
+              <w:t xml:space="preserve">14 indicadores: 9 en verde · 4 en amarillo · 1 en naranja</w:t>
             </w:r>
           </w:p>
         </w:tc>
@@ -767,7 +767,7 @@
               <w:rPr>
                 <w:sz w:val="18"/>
               </w:rPr>
-              <w:t xml:space="preserve">84,4</w:t>
+              <w:t xml:space="preserve">90,6</w:t>
             </w:r>
           </w:p>
         </w:tc>
@@ -1474,7 +1474,7 @@
               <w:rPr>
                 <w:sz w:val="18"/>
               </w:rPr>
-              <w:t xml:space="preserve">Masa salarial pública</w:t>
+              <w:t xml:space="preserve">Reestructuración de organismos</w:t>
             </w:r>
           </w:p>
         </w:tc>
@@ -1491,7 +1491,7 @@
               <w:rPr>
                 <w:sz w:val="18"/>
               </w:rPr>
-              <w:t xml:space="preserve">Cuánto varía en términos reales la masa salarial del personal del Estado nacional respecto de 2023.</w:t>
+              <w:t xml:space="preserve">Cuántos organismos públicos se disolvieron o cerraron desde diciembre de 2023, con ese cierre todavía vigente.</w:t>
             </w:r>
           </w:p>
         </w:tc>
@@ -1508,7 +1508,26 @@
               <w:rPr>
                 <w:sz w:val="18"/>
               </w:rPr>
-              <w:t xml:space="preserve">−32,37 % de variación real vs 2023-06 (SPN remuneraciones)</w:t>
+              <w:t xml:space="preserve">24,4 % de avance (proxy InfoLeg, caso por caso)</w:t>
+            </w:r>
+          </w:p>
+        </w:tc>
+        <w:tc>
+          <w:tcPr>
+            <w:shd w:val="clear" w:color="auto" w:fill="FFEDD5"/>
+          </w:tcPr>
+          <w:p>
+            <w:pPr>
+              <w:pStyle w:val="Compact"/>
+              <w:jc w:val="center"/>
+            </w:pPr>
+            <w:r>
+              <w:rPr>
+                <w:b/>
+                <w:sz w:val="18"/>
+                <w:color w:val="7C2D12"/>
+              </w:rPr>
+              <w:t xml:space="preserve">NARANJA</w:t>
             </w:r>
           </w:p>
         </w:tc>
@@ -1525,24 +1544,7 @@
               <w:rPr>
                 <w:sz w:val="18"/>
               </w:rPr>
-              <w:t xml:space="preserve">—</w:t>
-            </w:r>
-          </w:p>
-        </w:tc>
-        <w:tc>
-          <w:tcPr>
-            <w:shd w:val="clear" w:color="auto" w:fill="F6F8F7"/>
-          </w:tcPr>
-          <w:p>
-            <w:pPr>
-              <w:pStyle w:val="Compact"/>
-              <w:jc w:val="left"/>
-            </w:pPr>
-            <w:r>
-              <w:rPr>
-                <w:sz w:val="18"/>
-              </w:rPr>
-              <w:t xml:space="preserve">fuera: suspendido, en revisión</w:t>
+              <w:t xml:space="preserve">6,2 %</w:t>
             </w:r>
           </w:p>
         </w:tc>
@@ -1552,77 +1554,22 @@
           <w:cantSplit/>
         </w:trPr>
         <w:tc>
-          <w:p>
-            <w:pPr>
-              <w:pStyle w:val="Compact"/>
-              <w:jc w:val="left"/>
-            </w:pPr>
-            <w:r>
-              <w:rPr>
-                <w:sz w:val="18"/>
-              </w:rPr>
-              <w:t xml:space="preserve">Reestructuración de organismos</w:t>
-            </w:r>
-          </w:p>
-        </w:tc>
-        <w:tc>
-          <w:p>
-            <w:pPr>
-              <w:pStyle w:val="Compact"/>
-              <w:jc w:val="left"/>
-            </w:pPr>
-            <w:r>
-              <w:rPr>
-                <w:sz w:val="18"/>
-              </w:rPr>
-              <w:t xml:space="preserve">Cuántos organismos públicos se disolvieron o cerraron desde diciembre de 2023, con ese cierre todavía vigente.</w:t>
-            </w:r>
-          </w:p>
-        </w:tc>
-        <w:tc>
-          <w:p>
-            <w:pPr>
-              <w:pStyle w:val="Compact"/>
-              <w:jc w:val="left"/>
-            </w:pPr>
-            <w:r>
-              <w:rPr>
-                <w:sz w:val="18"/>
-              </w:rPr>
-              <w:t xml:space="preserve">24,4 % de avance (proxy InfoLeg, caso por caso)</w:t>
-            </w:r>
-          </w:p>
-        </w:tc>
-        <w:tc>
           <w:tcPr>
-            <w:shd w:val="clear" w:color="auto" w:fill="FFEDD5"/>
+            <w:gridSpan w:val="5"/>
+            <w:shd w:val="clear" w:color="auto" w:fill="E8EDEB"/>
           </w:tcPr>
           <w:p>
             <w:pPr>
               <w:pStyle w:val="Compact"/>
-              <w:jc w:val="center"/>
-            </w:pPr>
-            <w:r>
-              <w:rPr>
-                <w:b/>
-                <w:sz w:val="18"/>
-                <w:color w:val="7C2D12"/>
-              </w:rPr>
-              <w:t xml:space="preserve">NARANJA</w:t>
-            </w:r>
-          </w:p>
-        </w:tc>
-        <w:tc>
-          <w:p>
-            <w:pPr>
-              <w:pStyle w:val="Compact"/>
-              <w:jc w:val="left"/>
-            </w:pPr>
-            <w:r>
-              <w:rPr>
-                <w:sz w:val="18"/>
-              </w:rPr>
-              <w:t xml:space="preserve">6,2 %</w:t>
+              <w:jc w:val="left"/>
+              <w:keepNext/>
+            </w:pPr>
+            <w:r>
+              <w:rPr>
+                <w:b/>
+                <w:sz w:val="18"/>
+              </w:rPr>
+              <w:t>Reforma laboral</w:t>
             </w:r>
           </w:p>
         </w:tc>
@@ -1633,21 +1580,88 @@
         </w:trPr>
         <w:tc>
           <w:tcPr>
-            <w:gridSpan w:val="5"/>
-            <w:shd w:val="clear" w:color="auto" w:fill="E8EDEB"/>
+            <w:shd w:val="clear" w:color="auto" w:fill="F6F8F7"/>
           </w:tcPr>
           <w:p>
             <w:pPr>
               <w:pStyle w:val="Compact"/>
               <w:jc w:val="left"/>
-              <w:keepNext/>
-            </w:pPr>
-            <w:r>
-              <w:rPr>
-                <w:b/>
-                <w:sz w:val="18"/>
-              </w:rPr>
-              <w:t>Reforma laboral</w:t>
+            </w:pPr>
+            <w:r>
+              <w:rPr>
+                <w:sz w:val="18"/>
+              </w:rPr>
+              <w:t xml:space="preserve">Fondo de Asistencia Laboral</w:t>
+            </w:r>
+          </w:p>
+        </w:tc>
+        <w:tc>
+          <w:tcPr>
+            <w:shd w:val="clear" w:color="auto" w:fill="F6F8F7"/>
+          </w:tcPr>
+          <w:p>
+            <w:pPr>
+              <w:pStyle w:val="Compact"/>
+              <w:jc w:val="left"/>
+            </w:pPr>
+            <w:r>
+              <w:rPr>
+                <w:sz w:val="18"/>
+              </w:rPr>
+              <w:t xml:space="preserve">Si están dados los dos actos que ponen en pie al Fondo de Asistencia Laboral, el mecanismo para financiar las…</w:t>
+            </w:r>
+          </w:p>
+        </w:tc>
+        <w:tc>
+          <w:tcPr>
+            <w:shd w:val="clear" w:color="auto" w:fill="F6F8F7"/>
+          </w:tcPr>
+          <w:p>
+            <w:pPr>
+              <w:pStyle w:val="Compact"/>
+              <w:jc w:val="left"/>
+            </w:pPr>
+            <w:r>
+              <w:rPr>
+                <w:sz w:val="18"/>
+              </w:rPr>
+              <w:t xml:space="preserve">100 Índice 0–100 (actos fundamentales del FAL: ley + reglamentación)</w:t>
+            </w:r>
+          </w:p>
+        </w:tc>
+        <w:tc>
+          <w:tcPr>
+            <w:shd w:val="clear" w:color="auto" w:fill="DCFCE7"/>
+          </w:tcPr>
+          <w:p>
+            <w:pPr>
+              <w:pStyle w:val="Compact"/>
+              <w:jc w:val="center"/>
+            </w:pPr>
+            <w:r>
+              <w:rPr>
+                <w:b/>
+                <w:sz w:val="18"/>
+                <w:color w:val="14532D"/>
+              </w:rPr>
+              <w:t xml:space="preserve">VERDE</w:t>
+            </w:r>
+          </w:p>
+        </w:tc>
+        <w:tc>
+          <w:tcPr>
+            <w:shd w:val="clear" w:color="auto" w:fill="F6F8F7"/>
+          </w:tcPr>
+          <w:p>
+            <w:pPr>
+              <w:pStyle w:val="Compact"/>
+              <w:jc w:val="left"/>
+            </w:pPr>
+            <w:r>
+              <w:rPr>
+                <w:sz w:val="18"/>
+              </w:rPr>
+              <w:t xml:space="preserve">7,5 %</w:t>
             </w:r>
           </w:p>
         </w:tc>
@@ -1666,41 +1680,41 @@
               <w:rPr>
                 <w:sz w:val="18"/>
               </w:rPr>
-              <w:t xml:space="preserve">Fondo de Asistencia Laboral</w:t>
-            </w:r>
-          </w:p>
-        </w:tc>
-        <w:tc>
-          <w:p>
-            <w:pPr>
-              <w:pStyle w:val="Compact"/>
-              <w:jc w:val="left"/>
-            </w:pPr>
-            <w:r>
-              <w:rPr>
-                <w:sz w:val="18"/>
-              </w:rPr>
-              <w:t xml:space="preserve">Si están dados los dos actos que ponen en pie al Fondo de Asistencia Laboral, el mecanismo para financiar las…</w:t>
-            </w:r>
-          </w:p>
-        </w:tc>
-        <w:tc>
-          <w:p>
-            <w:pPr>
-              <w:pStyle w:val="Compact"/>
-              <w:jc w:val="left"/>
-            </w:pPr>
-            <w:r>
-              <w:rPr>
-                <w:sz w:val="18"/>
-              </w:rPr>
-              <w:t xml:space="preserve">100 Índice 0–100 (actos fundamentales del FAL: ley + reglamentación)</w:t>
+              <w:t xml:space="preserve">Litigiosidad laboral (SRT)</w:t>
+            </w:r>
+          </w:p>
+        </w:tc>
+        <w:tc>
+          <w:p>
+            <w:pPr>
+              <w:pStyle w:val="Compact"/>
+              <w:jc w:val="left"/>
+            </w:pPr>
+            <w:r>
+              <w:rPr>
+                <w:sz w:val="18"/>
+              </w:rPr>
+              <w:t xml:space="preserve">Cuánto varían los juicios laborales del sistema de riesgos del trabajo (SRT).</w:t>
+            </w:r>
+          </w:p>
+        </w:tc>
+        <w:tc>
+          <w:p>
+            <w:pPr>
+              <w:pStyle w:val="Compact"/>
+              <w:jc w:val="left"/>
+            </w:pPr>
+            <w:r>
+              <w:rPr>
+                <w:sz w:val="18"/>
+              </w:rPr>
+              <w:t xml:space="preserve">2,8 % variación juicios SRT (12m vs 12m previos)</w:t>
             </w:r>
           </w:p>
         </w:tc>
         <w:tc>
           <w:tcPr>
-            <w:shd w:val="clear" w:color="auto" w:fill="DCFCE7"/>
+            <w:shd w:val="clear" w:color="auto" w:fill="FEF3C7"/>
           </w:tcPr>
           <w:p>
             <w:pPr>
@@ -1711,9 +1725,9 @@
               <w:rPr>
                 <w:b/>
                 <w:sz w:val="18"/>
-                <w:color w:val="14532D"/>
-              </w:rPr>
-              <w:t xml:space="preserve">VERDE</w:t>
+                <w:color w:val="713F12"/>
+              </w:rPr>
+              <w:t xml:space="preserve">AMARILLO</w:t>
             </w:r>
           </w:p>
         </w:tc>
@@ -1738,88 +1752,21 @@
         </w:trPr>
         <w:tc>
           <w:tcPr>
-            <w:shd w:val="clear" w:color="auto" w:fill="F6F8F7"/>
+            <w:gridSpan w:val="5"/>
+            <w:shd w:val="clear" w:color="auto" w:fill="E8EDEB"/>
           </w:tcPr>
           <w:p>
             <w:pPr>
               <w:pStyle w:val="Compact"/>
               <w:jc w:val="left"/>
-            </w:pPr>
-            <w:r>
-              <w:rPr>
-                <w:sz w:val="18"/>
-              </w:rPr>
-              <w:t xml:space="preserve">Litigiosidad laboral (SRT)</w:t>
-            </w:r>
-          </w:p>
-        </w:tc>
-        <w:tc>
-          <w:tcPr>
-            <w:shd w:val="clear" w:color="auto" w:fill="F6F8F7"/>
-          </w:tcPr>
-          <w:p>
-            <w:pPr>
-              <w:pStyle w:val="Compact"/>
-              <w:jc w:val="left"/>
-            </w:pPr>
-            <w:r>
-              <w:rPr>
-                <w:sz w:val="18"/>
-              </w:rPr>
-              <w:t xml:space="preserve">Cuánto varían los juicios laborales del sistema de riesgos del trabajo (SRT).</w:t>
-            </w:r>
-          </w:p>
-        </w:tc>
-        <w:tc>
-          <w:tcPr>
-            <w:shd w:val="clear" w:color="auto" w:fill="F6F8F7"/>
-          </w:tcPr>
-          <w:p>
-            <w:pPr>
-              <w:pStyle w:val="Compact"/>
-              <w:jc w:val="left"/>
-            </w:pPr>
-            <w:r>
-              <w:rPr>
-                <w:sz w:val="18"/>
-              </w:rPr>
-              <w:t xml:space="preserve">2,8 % variación juicios SRT (12m vs 12m previos)</w:t>
-            </w:r>
-          </w:p>
-        </w:tc>
-        <w:tc>
-          <w:tcPr>
-            <w:shd w:val="clear" w:color="auto" w:fill="FEF3C7"/>
-          </w:tcPr>
-          <w:p>
-            <w:pPr>
-              <w:pStyle w:val="Compact"/>
-              <w:jc w:val="center"/>
-            </w:pPr>
-            <w:r>
-              <w:rPr>
-                <w:b/>
-                <w:sz w:val="18"/>
-                <w:color w:val="713F12"/>
-              </w:rPr>
-              <w:t xml:space="preserve">AMARILLO</w:t>
-            </w:r>
-          </w:p>
-        </w:tc>
-        <w:tc>
-          <w:tcPr>
-            <w:shd w:val="clear" w:color="auto" w:fill="F6F8F7"/>
-          </w:tcPr>
-          <w:p>
-            <w:pPr>
-              <w:pStyle w:val="Compact"/>
-              <w:jc w:val="left"/>
-            </w:pPr>
-            <w:r>
-              <w:rPr>
-                <w:sz w:val="18"/>
-              </w:rPr>
-              <w:t xml:space="preserve">7,5 %</w:t>
+              <w:keepNext/>
+            </w:pPr>
+            <w:r>
+              <w:rPr>
+                <w:b/>
+                <w:sz w:val="18"/>
+              </w:rPr>
+              <w:t>Privatizaciones e inversión</w:t>
             </w:r>
           </w:p>
         </w:tc>
@@ -1829,22 +1776,77 @@
           <w:cantSplit/>
         </w:trPr>
         <w:tc>
+          <w:p>
+            <w:pPr>
+              <w:pStyle w:val="Compact"/>
+              <w:jc w:val="left"/>
+            </w:pPr>
+            <w:r>
+              <w:rPr>
+                <w:sz w:val="18"/>
+              </w:rPr>
+              <w:t xml:space="preserve">Privatizaciones (etapas)</w:t>
+            </w:r>
+          </w:p>
+        </w:tc>
+        <w:tc>
+          <w:p>
+            <w:pPr>
+              <w:pStyle w:val="Compact"/>
+              <w:jc w:val="left"/>
+            </w:pPr>
+            <w:r>
+              <w:rPr>
+                <w:sz w:val="18"/>
+              </w:rPr>
+              <w:t xml:space="preserve">Cuánto avanza la privatización de la cartera de empresas públicas habilitada por la Ley Bases, medida por etapas…</w:t>
+            </w:r>
+          </w:p>
+        </w:tc>
+        <w:tc>
+          <w:p>
+            <w:pPr>
+              <w:pStyle w:val="Compact"/>
+              <w:jc w:val="left"/>
+            </w:pPr>
+            <w:r>
+              <w:rPr>
+                <w:sz w:val="18"/>
+              </w:rPr>
+              <w:t xml:space="preserve">51,4 % de avance (etapas 0-4, cartera Ley Bases)</w:t>
+            </w:r>
+          </w:p>
+        </w:tc>
+        <w:tc>
           <w:tcPr>
-            <w:gridSpan w:val="5"/>
-            <w:shd w:val="clear" w:color="auto" w:fill="E8EDEB"/>
+            <w:shd w:val="clear" w:color="auto" w:fill="DCFCE7"/>
           </w:tcPr>
           <w:p>
             <w:pPr>
               <w:pStyle w:val="Compact"/>
-              <w:jc w:val="left"/>
-              <w:keepNext/>
-            </w:pPr>
-            <w:r>
-              <w:rPr>
-                <w:b/>
-                <w:sz w:val="18"/>
-              </w:rPr>
-              <w:t>Privatizaciones e inversión</w:t>
+              <w:jc w:val="center"/>
+            </w:pPr>
+            <w:r>
+              <w:rPr>
+                <w:b/>
+                <w:sz w:val="18"/>
+                <w:color w:val="14532D"/>
+              </w:rPr>
+              <w:t xml:space="preserve">VERDE</w:t>
+            </w:r>
+          </w:p>
+        </w:tc>
+        <w:tc>
+          <w:p>
+            <w:pPr>
+              <w:pStyle w:val="Compact"/>
+              <w:jc w:val="left"/>
+            </w:pPr>
+            <w:r>
+              <w:rPr>
+                <w:sz w:val="18"/>
+              </w:rPr>
+              <w:t xml:space="preserve">6,0 %</w:t>
             </w:r>
           </w:p>
         </w:tc>
@@ -1866,7 +1868,7 @@
               <w:rPr>
                 <w:sz w:val="18"/>
               </w:rPr>
-              <w:t xml:space="preserve">Privatizaciones (etapas)</w:t>
+              <w:t xml:space="preserve">Inversiones RIGI</w:t>
             </w:r>
           </w:p>
         </w:tc>
@@ -1883,7 +1885,7 @@
               <w:rPr>
                 <w:sz w:val="18"/>
               </w:rPr>
-              <w:t xml:space="preserve">Cuánto avanza la privatización de la cartera de empresas públicas habilitada por la Ley Bases, medida por etapas…</w:t>
+              <w:t xml:space="preserve">Cuánto de la inversión del Régimen de Incentivo a Grandes Inversiones (RIGI) ya está aprobada.</w:t>
             </w:r>
           </w:p>
         </w:tc>
@@ -1900,7 +1902,7 @@
               <w:rPr>
                 <w:sz w:val="18"/>
               </w:rPr>
-              <w:t xml:space="preserve">51,4 % de avance (etapas 0-4, cartera Ley Bases)</w:t>
+              <w:t xml:space="preserve">31,6 % de inversión aprobada sobre el pipeline</w:t>
             </w:r>
           </w:p>
         </w:tc>
@@ -1955,41 +1957,41 @@
               <w:rPr>
                 <w:sz w:val="18"/>
               </w:rPr>
-              <w:t xml:space="preserve">Inversiones RIGI</w:t>
-            </w:r>
-          </w:p>
-        </w:tc>
-        <w:tc>
-          <w:p>
-            <w:pPr>
-              <w:pStyle w:val="Compact"/>
-              <w:jc w:val="left"/>
-            </w:pPr>
-            <w:r>
-              <w:rPr>
-                <w:sz w:val="18"/>
-              </w:rPr>
-              <w:t xml:space="preserve">Cuánto de la inversión del Régimen de Incentivo a Grandes Inversiones (RIGI) ya está aprobada.</w:t>
-            </w:r>
-          </w:p>
-        </w:tc>
-        <w:tc>
-          <w:p>
-            <w:pPr>
-              <w:pStyle w:val="Compact"/>
-              <w:jc w:val="left"/>
-            </w:pPr>
-            <w:r>
-              <w:rPr>
-                <w:sz w:val="18"/>
-              </w:rPr>
-              <w:t xml:space="preserve">31,6 % de inversión aprobada sobre el pipeline</w:t>
+              <w:t xml:space="preserve">Concesiones viales</w:t>
+            </w:r>
+          </w:p>
+        </w:tc>
+        <w:tc>
+          <w:p>
+            <w:pPr>
+              <w:pStyle w:val="Compact"/>
+              <w:jc w:val="left"/>
+            </w:pPr>
+            <w:r>
+              <w:rPr>
+                <w:sz w:val="18"/>
+              </w:rPr>
+              <w:t xml:space="preserve">Qué porcentaje de los kilómetros del plan de la Red Federal de Concesiones ya está adjudicado.</w:t>
+            </w:r>
+          </w:p>
+        </w:tc>
+        <w:tc>
+          <w:p>
+            <w:pPr>
+              <w:pStyle w:val="Compact"/>
+              <w:jc w:val="left"/>
+            </w:pPr>
+            <w:r>
+              <w:rPr>
+                <w:sz w:val="18"/>
+              </w:rPr>
+              <w:t xml:space="preserve">28,7 % de km adjudicados / km del plan (Red Federal de Concesiones)</w:t>
             </w:r>
           </w:p>
         </w:tc>
         <w:tc>
           <w:tcPr>
-            <w:shd w:val="clear" w:color="auto" w:fill="DCFCE7"/>
+            <w:shd w:val="clear" w:color="auto" w:fill="FEF3C7"/>
           </w:tcPr>
           <w:p>
             <w:pPr>
@@ -2000,23 +2002,23 @@
               <w:rPr>
                 <w:b/>
                 <w:sz w:val="18"/>
-                <w:color w:val="14532D"/>
-              </w:rPr>
-              <w:t xml:space="preserve">VERDE</w:t>
-            </w:r>
-          </w:p>
-        </w:tc>
-        <w:tc>
-          <w:p>
-            <w:pPr>
-              <w:pStyle w:val="Compact"/>
-              <w:jc w:val="left"/>
-            </w:pPr>
-            <w:r>
-              <w:rPr>
-                <w:sz w:val="18"/>
-              </w:rPr>
-              <w:t xml:space="preserve">6,0 %</w:t>
+                <w:color w:val="713F12"/>
+              </w:rPr>
+              <w:t xml:space="preserve">AMARILLO</w:t>
+            </w:r>
+          </w:p>
+        </w:tc>
+        <w:tc>
+          <w:p>
+            <w:pPr>
+              <w:pStyle w:val="Compact"/>
+              <w:jc w:val="left"/>
+            </w:pPr>
+            <w:r>
+              <w:rPr>
+                <w:sz w:val="18"/>
+              </w:rPr>
+              <w:t xml:space="preserve">3,0 %</w:t>
             </w:r>
           </w:p>
         </w:tc>
@@ -2027,88 +2029,21 @@
         </w:trPr>
         <w:tc>
           <w:tcPr>
-            <w:shd w:val="clear" w:color="auto" w:fill="F6F8F7"/>
+            <w:gridSpan w:val="5"/>
+            <w:shd w:val="clear" w:color="auto" w:fill="E8EDEB"/>
           </w:tcPr>
           <w:p>
             <w:pPr>
               <w:pStyle w:val="Compact"/>
               <w:jc w:val="left"/>
-            </w:pPr>
-            <w:r>
-              <w:rPr>
-                <w:sz w:val="18"/>
-              </w:rPr>
-              <w:t xml:space="preserve">Concesiones viales</w:t>
-            </w:r>
-          </w:p>
-        </w:tc>
-        <w:tc>
-          <w:tcPr>
-            <w:shd w:val="clear" w:color="auto" w:fill="F6F8F7"/>
-          </w:tcPr>
-          <w:p>
-            <w:pPr>
-              <w:pStyle w:val="Compact"/>
-              <w:jc w:val="left"/>
-            </w:pPr>
-            <w:r>
-              <w:rPr>
-                <w:sz w:val="18"/>
-              </w:rPr>
-              <w:t xml:space="preserve">Qué porcentaje de los kilómetros del plan de la Red Federal de Concesiones ya está adjudicado.</w:t>
-            </w:r>
-          </w:p>
-        </w:tc>
-        <w:tc>
-          <w:tcPr>
-            <w:shd w:val="clear" w:color="auto" w:fill="F6F8F7"/>
-          </w:tcPr>
-          <w:p>
-            <w:pPr>
-              <w:pStyle w:val="Compact"/>
-              <w:jc w:val="left"/>
-            </w:pPr>
-            <w:r>
-              <w:rPr>
-                <w:sz w:val="18"/>
-              </w:rPr>
-              <w:t xml:space="preserve">28,7 % de km adjudicados / km del plan (Red Federal de Concesiones)</w:t>
-            </w:r>
-          </w:p>
-        </w:tc>
-        <w:tc>
-          <w:tcPr>
-            <w:shd w:val="clear" w:color="auto" w:fill="FEF3C7"/>
-          </w:tcPr>
-          <w:p>
-            <w:pPr>
-              <w:pStyle w:val="Compact"/>
-              <w:jc w:val="center"/>
-            </w:pPr>
-            <w:r>
-              <w:rPr>
-                <w:b/>
-                <w:sz w:val="18"/>
-                <w:color w:val="713F12"/>
-              </w:rPr>
-              <w:t xml:space="preserve">AMARILLO</w:t>
-            </w:r>
-          </w:p>
-        </w:tc>
-        <w:tc>
-          <w:tcPr>
-            <w:shd w:val="clear" w:color="auto" w:fill="F6F8F7"/>
-          </w:tcPr>
-          <w:p>
-            <w:pPr>
-              <w:pStyle w:val="Compact"/>
-              <w:jc w:val="left"/>
-            </w:pPr>
-            <w:r>
-              <w:rPr>
-                <w:sz w:val="18"/>
-              </w:rPr>
-              <w:t xml:space="preserve">3,0 %</w:t>
+              <w:keepNext/>
+            </w:pPr>
+            <w:r>
+              <w:rPr>
+                <w:b/>
+                <w:sz w:val="18"/>
+              </w:rPr>
+              <w:t>Reforma social y orden</w:t>
             </w:r>
           </w:p>
         </w:tc>
@@ -2118,22 +2053,77 @@
           <w:cantSplit/>
         </w:trPr>
         <w:tc>
+          <w:p>
+            <w:pPr>
+              <w:pStyle w:val="Compact"/>
+              <w:jc w:val="left"/>
+            </w:pPr>
+            <w:r>
+              <w:rPr>
+                <w:sz w:val="18"/>
+              </w:rPr>
+              <w:t xml:space="preserve">Asistencia directa (TDPS)</w:t>
+            </w:r>
+          </w:p>
+        </w:tc>
+        <w:tc>
+          <w:p>
+            <w:pPr>
+              <w:pStyle w:val="Compact"/>
+              <w:jc w:val="left"/>
+            </w:pPr>
+            <w:r>
+              <w:rPr>
+                <w:sz w:val="18"/>
+              </w:rPr>
+              <w:t xml:space="preserve">La Tasa de Desintermediación de Planes Sociales (TDPS).</w:t>
+            </w:r>
+          </w:p>
+        </w:tc>
+        <w:tc>
+          <w:p>
+            <w:pPr>
+              <w:pStyle w:val="Compact"/>
+              <w:jc w:val="left"/>
+            </w:pPr>
+            <w:r>
+              <w:rPr>
+                <w:sz w:val="18"/>
+              </w:rPr>
+              <w:t xml:space="preserve">100 TDPS: % del gasto social pagado directo (sin intermediación)</w:t>
+            </w:r>
+          </w:p>
+        </w:tc>
+        <w:tc>
           <w:tcPr>
-            <w:gridSpan w:val="5"/>
-            <w:shd w:val="clear" w:color="auto" w:fill="E8EDEB"/>
+            <w:shd w:val="clear" w:color="auto" w:fill="DCFCE7"/>
           </w:tcPr>
           <w:p>
             <w:pPr>
               <w:pStyle w:val="Compact"/>
-              <w:jc w:val="left"/>
-              <w:keepNext/>
-            </w:pPr>
-            <w:r>
-              <w:rPr>
-                <w:b/>
-                <w:sz w:val="18"/>
-              </w:rPr>
-              <w:t>Reforma social y orden</w:t>
+              <w:jc w:val="center"/>
+            </w:pPr>
+            <w:r>
+              <w:rPr>
+                <w:b/>
+                <w:sz w:val="18"/>
+                <w:color w:val="14532D"/>
+              </w:rPr>
+              <w:t xml:space="preserve">VERDE</w:t>
+            </w:r>
+          </w:p>
+        </w:tc>
+        <w:tc>
+          <w:p>
+            <w:pPr>
+              <w:pStyle w:val="Compact"/>
+              <w:jc w:val="left"/>
+            </w:pPr>
+            <w:r>
+              <w:rPr>
+                <w:sz w:val="18"/>
+              </w:rPr>
+              <w:t xml:space="preserve">4,0 %</w:t>
             </w:r>
           </w:p>
         </w:tc>
@@ -2155,7 +2145,7 @@
               <w:rPr>
                 <w:sz w:val="18"/>
               </w:rPr>
-              <w:t xml:space="preserve">Asistencia directa (TDPS)</w:t>
+              <w:t xml:space="preserve">Orden público (piquetes)</w:t>
             </w:r>
           </w:p>
         </w:tc>
@@ -2172,7 +2162,7 @@
               <w:rPr>
                 <w:sz w:val="18"/>
               </w:rPr>
-              <w:t xml:space="preserve">La Tasa de Desintermediación de Planes Sociales (TDPS).</w:t>
+              <w:t xml:space="preserve">En qué porcentaje se redujeron los cortes de calle por manifestación en CABA respecto de 2023 (el distrito donde actúan…</w:t>
             </w:r>
           </w:p>
         </w:tc>
@@ -2189,7 +2179,26 @@
               <w:rPr>
                 <w:sz w:val="18"/>
               </w:rPr>
-              <w:t xml:space="preserve">100 TDPS: % del gasto social pagado directo (sin intermediación)</w:t>
+              <w:t xml:space="preserve">74,2 % de reducción de cortes por manifestación en CABA vs 2023 (IRPC)</w:t>
+            </w:r>
+          </w:p>
+        </w:tc>
+        <w:tc>
+          <w:tcPr>
+            <w:shd w:val="clear" w:color="auto" w:fill="DCFCE7"/>
+          </w:tcPr>
+          <w:p>
+            <w:pPr>
+              <w:pStyle w:val="Compact"/>
+              <w:jc w:val="center"/>
+            </w:pPr>
+            <w:r>
+              <w:rPr>
+                <w:b/>
+                <w:sz w:val="18"/>
+                <w:color w:val="14532D"/>
+              </w:rPr>
+              <w:t xml:space="preserve">VERDE</w:t>
             </w:r>
           </w:p>
         </w:tc>
@@ -2206,24 +2215,7 @@
               <w:rPr>
                 <w:sz w:val="18"/>
               </w:rPr>
-              <w:t xml:space="preserve">—</w:t>
-            </w:r>
-          </w:p>
-        </w:tc>
-        <w:tc>
-          <w:tcPr>
-            <w:shd w:val="clear" w:color="auto" w:fill="F6F8F7"/>
-          </w:tcPr>
-          <w:p>
-            <w:pPr>
-              <w:pStyle w:val="Compact"/>
-              <w:jc w:val="left"/>
-            </w:pPr>
-            <w:r>
-              <w:rPr>
-                <w:sz w:val="18"/>
-              </w:rPr>
-              <w:t xml:space="preserve">fuera: promesa cumplida</w:t>
+              <w:t xml:space="preserve">4,0 %</w:t>
             </w:r>
           </w:p>
         </w:tc>
@@ -2242,97 +2234,11 @@
               <w:rPr>
                 <w:sz w:val="18"/>
               </w:rPr>
-              <w:t xml:space="preserve">Orden público (piquetes)</w:t>
-            </w:r>
-          </w:p>
-        </w:tc>
-        <w:tc>
-          <w:p>
-            <w:pPr>
-              <w:pStyle w:val="Compact"/>
-              <w:jc w:val="left"/>
-            </w:pPr>
-            <w:r>
-              <w:rPr>
-                <w:sz w:val="18"/>
-              </w:rPr>
-              <w:t xml:space="preserve">En qué porcentaje se redujeron los cortes de calle por manifestación en CABA respecto de 2023 (el distrito donde actúan…</w:t>
-            </w:r>
-          </w:p>
-        </w:tc>
-        <w:tc>
-          <w:p>
-            <w:pPr>
-              <w:pStyle w:val="Compact"/>
-              <w:jc w:val="left"/>
-            </w:pPr>
-            <w:r>
-              <w:rPr>
-                <w:sz w:val="18"/>
-              </w:rPr>
-              <w:t xml:space="preserve">74,2 % de reducción de cortes por manifestación en CABA vs 2023 (IRPC)</w:t>
-            </w:r>
-          </w:p>
-        </w:tc>
-        <w:tc>
-          <w:tcPr>
-            <w:shd w:val="clear" w:color="auto" w:fill="DCFCE7"/>
-          </w:tcPr>
-          <w:p>
-            <w:pPr>
-              <w:pStyle w:val="Compact"/>
-              <w:jc w:val="center"/>
-            </w:pPr>
-            <w:r>
-              <w:rPr>
-                <w:b/>
-                <w:sz w:val="18"/>
-                <w:color w:val="14532D"/>
-              </w:rPr>
-              <w:t xml:space="preserve">VERDE</w:t>
-            </w:r>
-          </w:p>
-        </w:tc>
-        <w:tc>
-          <w:p>
-            <w:pPr>
-              <w:pStyle w:val="Compact"/>
-              <w:jc w:val="left"/>
-            </w:pPr>
-            <w:r>
-              <w:rPr>
-                <w:sz w:val="18"/>
-              </w:rPr>
-              <w:t xml:space="preserve">6,7 %</w:t>
-            </w:r>
-          </w:p>
-        </w:tc>
-      </w:tr>
-      <w:tr>
-        <w:trPr>
-          <w:cantSplit/>
-        </w:trPr>
-        <w:tc>
-          <w:tcPr>
-            <w:shd w:val="clear" w:color="auto" w:fill="F6F8F7"/>
-          </w:tcPr>
-          <w:p>
-            <w:pPr>
-              <w:pStyle w:val="Compact"/>
-              <w:jc w:val="left"/>
-            </w:pPr>
-            <w:r>
-              <w:rPr>
-                <w:sz w:val="18"/>
-              </w:rPr>
               <w:t xml:space="preserve">Libertad de opción en salud</w:t>
             </w:r>
           </w:p>
         </w:tc>
         <w:tc>
-          <w:tcPr>
-            <w:shd w:val="clear" w:color="auto" w:fill="F6F8F7"/>
-          </w:tcPr>
           <w:p>
             <w:pPr>
               <w:pStyle w:val="Compact"/>
@@ -2347,9 +2253,6 @@
           </w:p>
         </w:tc>
         <w:tc>
-          <w:tcPr>
-            <w:shd w:val="clear" w:color="auto" w:fill="F6F8F7"/>
-          </w:tcPr>
           <w:p>
             <w:pPr>
               <w:pStyle w:val="Compact"/>
@@ -2383,19 +2286,16 @@
           </w:p>
         </w:tc>
         <w:tc>
-          <w:tcPr>
-            <w:shd w:val="clear" w:color="auto" w:fill="F6F8F7"/>
-          </w:tcPr>
-          <w:p>
-            <w:pPr>
-              <w:pStyle w:val="Compact"/>
-              <w:jc w:val="left"/>
-            </w:pPr>
-            <w:r>
-              <w:rPr>
-                <w:sz w:val="18"/>
-              </w:rPr>
-              <w:t xml:space="preserve">3,3 %</w:t>
+          <w:p>
+            <w:pPr>
+              <w:pStyle w:val="Compact"/>
+              <w:jc w:val="left"/>
+            </w:pPr>
+            <w:r>
+              <w:rPr>
+                <w:sz w:val="18"/>
+              </w:rPr>
+              <w:t xml:space="preserve">2,0 %</w:t>
             </w:r>
           </w:p>
         </w:tc>
@@ -8064,14 +7964,14 @@
     </w:p>
     <w:bookmarkEnd w:id="72"/>
     <w:bookmarkEnd w:id="73"/>
-    <w:bookmarkStart w:id="81" w:name="masa-salarial-pública"/>
+    <w:bookmarkStart w:id="83" w:name="reestructuración-de-organismos"/>
     <w:p>
       <w:pPr>
         <w:pStyle w:val="Heading1"/>
         <w:keepNext/>
       </w:pPr>
       <w:r>
-        <w:t xml:space="preserve">Masa salarial pública</w:t>
+        <w:t xml:space="preserve">Reestructuración de organismos</w:t>
       </w:r>
     </w:p>
     <w:p>
@@ -8079,7 +7979,7 @@
         <w:pStyle w:val="FirstParagraph"/>
       </w:pPr>
       <w:r>
-        <w:t xml:space="preserve">Cuánto varía en términos reales la masa salarial del personal del Estado nacional respecto de 2023.</w:t>
+        <w:t xml:space="preserve">Cuántos organismos públicos se disolvieron o cerraron desde diciembre de 2023, con ese cierre todavía vigente.</w:t>
       </w:r>
     </w:p>
     <w:tbl>
@@ -8125,7 +8025,7 @@
                 <w:b/>
                 <w:sz w:val="18"/>
               </w:rPr>
-              <w:t xml:space="preserve">Hoy: −32,37 % de variación real vs 2023-06 (SPN remuneraciones)</w:t>
+              <w:t xml:space="preserve">Hoy: 24,4 % de avance (proxy InfoLeg, caso por caso)</w:t>
             </w:r>
             <w:r>
               <w:rPr>
@@ -8137,37 +8037,41 @@
               <w:rPr>
                 <w:sz w:val="18"/>
               </w:rPr>
-              <w:t xml:space="preserve">(2026-06)</w:t>
-            </w:r>
-          </w:p>
-        </w:tc>
-        <w:tc>
-          <w:p>
-            <w:pPr>
-              <w:pStyle w:val="Compact"/>
-              <w:jc w:val="left"/>
+              <w:t xml:space="preserve">(2026-08)</w:t>
+            </w:r>
+          </w:p>
+        </w:tc>
+        <w:tc>
+          <w:tcPr>
+            <w:shd w:val="clear" w:color="auto" w:fill="FFEDD5"/>
+          </w:tcPr>
+          <w:p>
+            <w:pPr>
+              <w:pStyle w:val="Compact"/>
+              <w:jc w:val="center"/>
             </w:pPr>
             <w:r>
               <w:rPr>
                 <w:bCs/>
                 <w:b/>
                 <w:sz w:val="18"/>
-              </w:rPr>
-              <w:t xml:space="preserve">—</w:t>
-            </w:r>
-          </w:p>
-        </w:tc>
-        <w:tc>
-          <w:p>
-            <w:pPr>
-              <w:pStyle w:val="Compact"/>
-              <w:jc w:val="left"/>
-            </w:pPr>
-            <w:r>
-              <w:rPr>
-                <w:sz w:val="18"/>
-              </w:rPr>
-              <w:t xml:space="preserve">Fuera del índice</w:t>
+                <w:color w:val="7C2D12"/>
+              </w:rPr>
+              <w:t xml:space="preserve">NARANJA</w:t>
+            </w:r>
+          </w:p>
+        </w:tc>
+        <w:tc>
+          <w:p>
+            <w:pPr>
+              <w:pStyle w:val="Compact"/>
+              <w:jc w:val="left"/>
+            </w:pPr>
+            <w:r>
+              <w:rPr>
+                <w:sz w:val="18"/>
+              </w:rPr>
+              <w:t xml:space="preserve">Peso efectivo 6,2 % del ITCG</w:t>
             </w:r>
           </w:p>
         </w:tc>
@@ -8254,7 +8158,7 @@
               <w:rPr>
                 <w:sz w:val="18"/>
               </w:rPr>
-              <w:t xml:space="preserve">masa_salarial</w:t>
+              <w:t xml:space="preserve">reestructuracion_organismos</w:t>
             </w:r>
           </w:p>
         </w:tc>
@@ -8349,7 +8253,7 @@
               <w:rPr>
                 <w:sz w:val="18"/>
               </w:rPr>
-              <w:t xml:space="preserve">% de variación real vs 2023-06 (SPN remuneraciones)</w:t>
+              <w:t xml:space="preserve">% de avance (proxy InfoLeg, caso por caso)</w:t>
             </w:r>
           </w:p>
         </w:tc>
@@ -8384,7 +8288,7 @@
               <w:rPr>
                 <w:sz w:val="18"/>
               </w:rPr>
-              <w:t xml:space="preserve">2024-01 → 2026-06 (30 puntos)</w:t>
+              <w:t xml:space="preserve">2023-12 → 2026-08 (33 puntos)</w:t>
             </w:r>
           </w:p>
         </w:tc>
@@ -8414,7 +8318,7 @@
               <w:rPr>
                 <w:sz w:val="18"/>
               </w:rPr>
-              <w:t xml:space="preserve">Las series de gasto se publican con ~2 meses de rezago.</w:t>
+              <w:t xml:space="preserve">Sin rezago: conteo al día de la actualización.</w:t>
             </w:r>
           </w:p>
         </w:tc>
@@ -8449,7 +8353,7 @@
               <w:rPr>
                 <w:sz w:val="18"/>
               </w:rPr>
-              <w:t xml:space="preserve">Secretaría de Hacienda (base caja); deflactor: INDEC</w:t>
+              <w:t xml:space="preserve">InfoLeg (Ministerio de Justicia)</w:t>
             </w:r>
           </w:p>
         </w:tc>
@@ -8479,7 +8383,7 @@
               <w:rPr>
                 <w:sz w:val="18"/>
               </w:rPr>
-              <w:t xml:space="preserve">Remuneraciones del Sector Público Nacional, variación real contra el mismo mes de 2023</w:t>
+              <w:t xml:space="preserve">Conteo de normas nacionales publicadas desde diciembre de 2023 cuyo texto contiene «disolución», filtrado caso por caso contra un registro curado</w:t>
             </w:r>
           </w:p>
         </w:tc>
@@ -8514,7 +8418,7 @@
               <w:rPr>
                 <w:sz w:val="18"/>
               </w:rPr>
-              <w:t xml:space="preserve">Automático: API pública de series de tiempo.</w:t>
+              <w:t xml:space="preserve">InfoLeg como descubrimiento (mismo mecanismo que la desregulación) + un registro curado que clasifica cada hallazgo: cuenta, no cuenta por ser ajeno a un organismo público, o no cuenta por haber sido revertido.</w:t>
             </w:r>
           </w:p>
         </w:tc>
@@ -8544,7 +8448,7 @@
               <w:rPr>
                 <w:sz w:val="18"/>
               </w:rPr>
-              <w:t xml:space="preserve">Dato a 2026-06 · informe generado el 2026-08-09</w:t>
+              <w:t xml:space="preserve">Dato a 2026-08 · informe generado el 2026-08-09</w:t>
             </w:r>
           </w:p>
         </w:tc>
@@ -8566,7 +8470,7 @@
         <w:pStyle w:val="FirstParagraph"/>
       </w:pPr>
       <w:r>
-        <w:t xml:space="preserve">Cuánto varía en términos reales la masa salarial del personal del Estado nacional respecto de 2023.</w:t>
+        <w:t xml:space="preserve">Cuántos organismos públicos se disolvieron o cerraron desde diciembre de 2023, con ese cierre todavía vigente.</w:t>
       </w:r>
     </w:p>
     <w:p>
@@ -8574,7 +8478,7 @@
         <w:pStyle w:val="BodyText"/>
       </w:pPr>
       <w:r>
-        <w:t xml:space="preserve">Filtra el efecto de la inflación sobre plantas nominales: complementa a la dotación (personas) con el costo salarial real.</w:t>
+        <w:t xml:space="preserve">Mide el avance concreto de la reforma del aparato estatal por la vía más dura y verificable: el cierre. No cuenta fusiones, transformaciones ni reorganizaciones que no impliquen disolver un organismo — esas son difíciles de verificar caso por caso y quedan fuera de lo que este indicador afirma medir. Tampoco cuenta un hallazgo de la búsqueda que, revisado caso por caso, resultó ajeno a un organismo público o fue revertido después: cada norma se contrasta contra un registro curado antes de sumar.</w:t>
       </w:r>
     </w:p>
     <w:p>
@@ -8615,23 +8519,267 @@
         <w:pStyle w:val="Compact"/>
       </w:pPr>
       <w:r>
-        <w:t xml:space="preserve">Variación real contra el mismo mes de 2023, deflactada por IPC — la misma mecánica que el gasto de funcionamiento.</w:t>
-      </w:r>
-    </w:p>
-    <w:p>
-      <w:pPr>
-        <w:numPr>
-          <w:ilvl w:val="0"/>
-          <w:numId w:val="1023"/>
-        </w:numPr>
-        <w:pStyle w:val="Compact"/>
-      </w:pPr>
-      <w:r>
-        <w:t xml:space="preserve">Complementa a la dotación con el costo real: distingue el achicamiento genuino de la licuación nominal por inflación.</w:t>
+        <w:t xml:space="preserve">Avance = actos de disolución o cierre VIGENTES de organismos públicos, sobre un plan de 45 (calibración declarada). No cuenta fusiones, transformaciones ni centralizaciones —difíciles de verificar caso por caso, CIGOB pidió (ago-2026) hablar solo de disolución o cierre— y desde agosto de 2026 tampoco cuenta un hallazgo de texto que no sea, caso por caso, el cierre vigente de un organismo público (ADR-0188): de los 18 documentos que la búsqueda encontraba, 11 pasan el filtro (24,4% de avance); los otros 7 quedan excluidos con su motivo documentado.</w:t>
       </w:r>
     </w:p>
     <w:bookmarkEnd w:id="76"/>
-    <w:bookmarkStart w:id="77" w:name="datos-concretos-detrás-del-valor-5"/>
+    <w:bookmarkStart w:id="77" w:name="Xb1931c6abcbcf859f1adda48bf40e4d48635f98"/>
+    <w:p>
+      <w:pPr>
+        <w:pStyle w:val="Heading2"/>
+        <w:keepNext/>
+      </w:pPr>
+      <w:r>
+        <w:t xml:space="preserve">Semáforo — valores que determinan el color</w:t>
+      </w:r>
+    </w:p>
+    <w:p>
+      <w:pPr>
+        <w:pStyle w:val="FirstParagraph"/>
+      </w:pPr>
+      <w:r>
+        <w:t xml:space="preserve">Estos son los valores concretos, en la unidad propia de este indicador, que hacen que el semáforo esté en verde, amarillo, naranja o rojo. No se muestra ninguna fórmula ni escala intermedia de 0 a 100 — solo el dato real y el color que le corresponde.</w:t>
+      </w:r>
+    </w:p>
+    <w:p>
+      <w:pPr>
+        <w:pStyle w:val="BodyText"/>
+      </w:pPr>
+      <w:r>
+        <w:rPr>
+          <w:bCs/>
+          <w:b/>
+        </w:rPr>
+        <w:t xml:space="preserve">Valores que definen cada color</w:t>
+      </w:r>
+    </w:p>
+    <w:tbl>
+      <w:tblPr>
+        <w:tblStyle w:val="Table"/>
+        <w:tblW w:type="pct" w:w="0.0"/>
+        <w:tblLayout w:type="autofit"/>
+        <w:tblLook w:firstRow="1" w:lastRow="0" w:firstColumn="0" w:lastColumn="0" w:noHBand="0" w:noVBand="0" w:val="0020"/>
+        <w:tblBorders>
+          <w:top w:val="single" w:sz="4" w:color="D9DEDC"/>
+          <w:left w:val="single" w:sz="4" w:color="D9DEDC"/>
+          <w:bottom w:val="single" w:sz="4" w:color="D9DEDC"/>
+          <w:right w:val="single" w:sz="4" w:color="D9DEDC"/>
+          <w:insideH w:val="single" w:sz="4" w:color="D9DEDC"/>
+          <w:insideV w:val="single" w:sz="4" w:color="D9DEDC"/>
+        </w:tblBorders>
+        <w:tblCellMar>
+          <w:top w:w="80" w:type="dxa"/>
+          <w:bottom w:w="80" w:type="dxa"/>
+          <w:left w:w="140" w:type="dxa"/>
+          <w:right w:w="140" w:type="dxa"/>
+        </w:tblCellMar>
+      </w:tblPr>
+      <w:tblGrid/>
+      <w:tr>
+        <w:trPr>
+          <w:cantSplit/>
+          <w:tblHeader/>
+        </w:trPr>
+        <w:tc>
+          <w:tcPr>
+            <w:shd w:val="clear" w:color="auto" w:fill="1F3A34"/>
+          </w:tcPr>
+          <w:p>
+            <w:pPr>
+              <w:pStyle w:val="Compact"/>
+              <w:jc w:val="left"/>
+            </w:pPr>
+            <w:r>
+              <w:rPr>
+                <w:b/>
+                <w:sz w:val="18"/>
+                <w:color w:val="FFFFFF"/>
+              </w:rPr>
+              <w:t xml:space="preserve">Rango (% de avance (proxy InfoLeg, caso por caso))</w:t>
+            </w:r>
+          </w:p>
+        </w:tc>
+        <w:tc>
+          <w:tcPr>
+            <w:shd w:val="clear" w:color="auto" w:fill="1F3A34"/>
+          </w:tcPr>
+          <w:p>
+            <w:pPr>
+              <w:pStyle w:val="Compact"/>
+              <w:jc w:val="left"/>
+            </w:pPr>
+            <w:r>
+              <w:rPr>
+                <w:b/>
+                <w:sz w:val="18"/>
+                <w:color w:val="FFFFFF"/>
+              </w:rPr>
+              <w:t xml:space="preserve">Color</w:t>
+            </w:r>
+          </w:p>
+        </w:tc>
+      </w:tr>
+      <w:tr>
+        <w:trPr>
+          <w:cantSplit/>
+        </w:trPr>
+        <w:tc>
+          <w:p>
+            <w:pPr>
+              <w:pStyle w:val="Compact"/>
+              <w:jc w:val="left"/>
+            </w:pPr>
+            <w:r>
+              <w:rPr>
+                <w:sz w:val="18"/>
+              </w:rPr>
+              <w:t xml:space="preserve">≥ 46</w:t>
+            </w:r>
+          </w:p>
+        </w:tc>
+        <w:tc>
+          <w:tcPr>
+            <w:shd w:val="clear" w:color="auto" w:fill="DCFCE7"/>
+          </w:tcPr>
+          <w:p>
+            <w:pPr>
+              <w:pStyle w:val="Compact"/>
+              <w:jc w:val="center"/>
+            </w:pPr>
+            <w:r>
+              <w:rPr>
+                <w:b/>
+                <w:sz w:val="18"/>
+                <w:color w:val="14532D"/>
+              </w:rPr>
+              <w:t xml:space="preserve">VERDE</w:t>
+            </w:r>
+          </w:p>
+        </w:tc>
+      </w:tr>
+      <w:tr>
+        <w:trPr>
+          <w:cantSplit/>
+        </w:trPr>
+        <w:tc>
+          <w:tcPr>
+            <w:shd w:val="clear" w:color="auto" w:fill="F6F8F7"/>
+          </w:tcPr>
+          <w:p>
+            <w:pPr>
+              <w:pStyle w:val="Compact"/>
+              <w:jc w:val="left"/>
+            </w:pPr>
+            <w:r>
+              <w:rPr>
+                <w:sz w:val="18"/>
+              </w:rPr>
+              <w:t xml:space="preserve">30 – 46</w:t>
+            </w:r>
+          </w:p>
+        </w:tc>
+        <w:tc>
+          <w:tcPr>
+            <w:shd w:val="clear" w:color="auto" w:fill="FEF3C7"/>
+          </w:tcPr>
+          <w:p>
+            <w:pPr>
+              <w:pStyle w:val="Compact"/>
+              <w:jc w:val="center"/>
+            </w:pPr>
+            <w:r>
+              <w:rPr>
+                <w:b/>
+                <w:sz w:val="18"/>
+                <w:color w:val="713F12"/>
+              </w:rPr>
+              <w:t xml:space="preserve">AMARILLO</w:t>
+            </w:r>
+          </w:p>
+        </w:tc>
+      </w:tr>
+      <w:tr>
+        <w:trPr>
+          <w:cantSplit/>
+        </w:trPr>
+        <w:tc>
+          <w:p>
+            <w:pPr>
+              <w:pStyle w:val="Compact"/>
+              <w:jc w:val="left"/>
+            </w:pPr>
+            <w:r>
+              <w:rPr>
+                <w:sz w:val="18"/>
+              </w:rPr>
+              <w:t xml:space="preserve">23,33 – 30</w:t>
+            </w:r>
+          </w:p>
+        </w:tc>
+        <w:tc>
+          <w:tcPr>
+            <w:shd w:val="clear" w:color="auto" w:fill="FFEDD5"/>
+          </w:tcPr>
+          <w:p>
+            <w:pPr>
+              <w:pStyle w:val="Compact"/>
+              <w:jc w:val="center"/>
+            </w:pPr>
+            <w:r>
+              <w:rPr>
+                <w:b/>
+                <w:sz w:val="18"/>
+                <w:color w:val="7C2D12"/>
+              </w:rPr>
+              <w:t xml:space="preserve">NARANJA</w:t>
+            </w:r>
+          </w:p>
+        </w:tc>
+      </w:tr>
+      <w:tr>
+        <w:trPr>
+          <w:cantSplit/>
+        </w:trPr>
+        <w:tc>
+          <w:tcPr>
+            <w:shd w:val="clear" w:color="auto" w:fill="F6F8F7"/>
+          </w:tcPr>
+          <w:p>
+            <w:pPr>
+              <w:pStyle w:val="Compact"/>
+              <w:jc w:val="left"/>
+            </w:pPr>
+            <w:r>
+              <w:rPr>
+                <w:sz w:val="18"/>
+              </w:rPr>
+              <w:t xml:space="preserve">≤ 23,33</w:t>
+            </w:r>
+          </w:p>
+        </w:tc>
+        <w:tc>
+          <w:tcPr>
+            <w:shd w:val="clear" w:color="auto" w:fill="FEE2E2"/>
+          </w:tcPr>
+          <w:p>
+            <w:pPr>
+              <w:pStyle w:val="Compact"/>
+              <w:jc w:val="center"/>
+            </w:pPr>
+            <w:r>
+              <w:rPr>
+                <w:b/>
+                <w:sz w:val="18"/>
+                <w:color w:val="7F1D1D"/>
+              </w:rPr>
+              <w:t xml:space="preserve">ROJO</w:t>
+            </w:r>
+          </w:p>
+        </w:tc>
+      </w:tr>
+    </w:tbl>
+    <w:bookmarkEnd w:id="77"/>
+    <w:bookmarkStart w:id="78" w:name="datos-concretos-detrás-del-valor-5"/>
     <w:p>
       <w:pPr>
         <w:pStyle w:val="Heading2"/>
@@ -8655,34 +8803,61 @@
           <w:ilvl w:val="0"/>
           <w:numId w:val="1024"/>
         </w:numPr>
-      </w:pPr>
-      <w:r>
-        <w:t xml:space="preserve">$ 1,61 bn devengados (2026-06) vs $ 0,34 bn (2023-06) · inflación del período ×6,9</w:t>
-      </w:r>
-    </w:p>
-    <w:p>
-      <w:pPr>
-        <w:numPr>
-          <w:ilvl w:val="0"/>
-          <w:numId w:val="1024"/>
-        </w:numPr>
+        <w:pStyle w:val="Compact"/>
+      </w:pPr>
+      <w:r>
+        <w:t xml:space="preserve">11 actos de disolución o cierre de organismos desde dic-2023 (45 = plan completo) · 7 excluidos por falso positivo o por revertidos por el Congreso</w:t>
+      </w:r>
+    </w:p>
+    <w:bookmarkEnd w:id="78"/>
+    <w:bookmarkStart w:id="79" w:name="color-vigente-y-por-qué-5"/>
+    <w:p>
+      <w:pPr>
+        <w:pStyle w:val="Heading2"/>
+        <w:keepNext/>
+      </w:pPr>
+      <w:r>
+        <w:t xml:space="preserve">Color vigente y por qué</w:t>
+      </w:r>
+    </w:p>
+    <w:p>
+      <w:pPr>
+        <w:pStyle w:val="FirstParagraph"/>
+      </w:pPr>
+      <w:r>
+        <w:t xml:space="preserve">Dato vigente: 24,4 % de avance (proxy InfoLeg, caso por caso) (2026-08).</w:t>
+      </w:r>
+    </w:p>
+    <w:p>
+      <w:pPr>
+        <w:pStyle w:val="BodyText"/>
+      </w:pPr>
+      <w:r>
+        <w:t xml:space="preserve">24,4 % de avance (proxy InfoLeg, caso por caso) cae en el tramo que corresponde a Naranja, a 1,07 del corte más cercano.</w:t>
+      </w:r>
+    </w:p>
+    <w:p>
+      <w:pPr>
+        <w:pStyle w:val="BodyText"/>
       </w:pPr>
       <w:r>
         <w:rPr>
           <w:bCs/>
           <w:b/>
         </w:rPr>
-        <w:t xml:space="preserve">Participación en otros indicadores.</w:t>
-      </w:r>
-      <w:r>
-        <w:t xml:space="preserve"> </w:t>
-      </w:r>
-      <w:r>
-        <w:t xml:space="preserve">Solapamiento conceptual declarado con el componente de salarios del gasto de funcionamiento (fuentes distintas, misma dimensión).</w:t>
-      </w:r>
-    </w:p>
-    <w:bookmarkEnd w:id="77"/>
-    <w:bookmarkStart w:id="78" w:name="transparencia-limitaciones-declaradas-5"/>
+        <w:t xml:space="preserve">Color vigente: NARANJA</w:t>
+      </w:r>
+    </w:p>
+    <w:p>
+      <w:pPr>
+        <w:pStyle w:val="BodyText"/>
+      </w:pPr>
+      <w:r>
+        <w:t xml:space="preserve">Ponderación vigente en el ITCG: 6,2 % efectivo. El color es una lectura adicional — no reemplaza ni cambia esta ponderación.</w:t>
+      </w:r>
+    </w:p>
+    <w:bookmarkEnd w:id="79"/>
+    <w:bookmarkStart w:id="80" w:name="transparencia-limitaciones-declaradas-5"/>
     <w:p>
       <w:pPr>
         <w:pStyle w:val="Heading2"/>
@@ -8701,7 +8876,7 @@
         <w:pStyle w:val="Compact"/>
       </w:pPr>
       <w:r>
-        <w:t xml:space="preserve">Base caja: el calendario de pagos puede desalinear meses.</w:t>
+        <w:t xml:space="preserve">El megadecreto 70/2023 no aparece en la búsqueda de texto: solo captura los actos posteriores.</w:t>
       </w:r>
     </w:p>
     <w:p>
@@ -8713,7 +8888,7 @@
         <w:pStyle w:val="Compact"/>
       </w:pPr>
       <w:r>
-        <w:t xml:space="preserve">Comparte el deflactor con el gasto de funcionamiento: un error del IPC mueve a los dos a la vez.</w:t>
+        <w:t xml:space="preserve">La calibración (originalmente 18 = 40%, 45 = plan completo) es una decisión propia validada a mano y declarada; el 45 no cambió, el numerador sí (ver el cambio de agosto de 2026 abajo).</w:t>
       </w:r>
     </w:p>
     <w:p>
@@ -8725,11 +8900,104 @@
         <w:pStyle w:val="Compact"/>
       </w:pPr>
       <w:r>
-        <w:t xml:space="preserve">Desde agosto de 2026 no integra el ITCG: CIGOB pidió sacarlo del cálculo por dudas sobre la forma de exponer estos datos, hasta tener certeza de las afirmaciones que permiten sostener. La card se sigue publicando con su valor mensual — ver ADR-0186.</w:t>
-      </w:r>
-    </w:p>
-    <w:bookmarkEnd w:id="78"/>
-    <w:bookmarkStart w:id="79" w:name="Xc57e4cc3a18d396728e74304c5ee81f44a4293b"/>
+        <w:t xml:space="preserve">El 45 (plan completo) se fijó en mayo de 2026 contra una estimación manual descripta en ese momento como</w:t>
+      </w:r>
+      <w:r>
+        <w:t xml:space="preserve"> </w:t>
+      </w:r>
+      <w:r>
+        <w:t xml:space="preserve">“</w:t>
+      </w:r>
+      <w:r>
+        <w:t xml:space="preserve">decretos de disolución/fusión de organismos</w:t>
+      </w:r>
+      <w:r>
+        <w:t xml:space="preserve">”</w:t>
+      </w:r>
+      <w:r>
+        <w:t xml:space="preserve"> </w:t>
+      </w:r>
+      <w:r>
+        <w:t xml:space="preserve">— un universo más amplio que el que la etiqueta de este indicador afirma medir desde agosto de 2026. Se revisó (agosto de 2026) si había una cifra mejor: ni la Ley Bases, ni el Ministerio de Desregulación, ni la prensa publican un objetivo de organismos a cerrar en la misma unidad que este indicador mide (normas, no organismos), así que el 45 se mantiene como convención declarada, no corregida — el detalle de la búsqueda está en ADR-0185.</w:t>
+      </w:r>
+    </w:p>
+    <w:p>
+      <w:pPr>
+        <w:numPr>
+          <w:ilvl w:val="0"/>
+          <w:numId w:val="1025"/>
+        </w:numPr>
+        <w:pStyle w:val="Compact"/>
+      </w:pPr>
+      <w:r>
+        <w:t xml:space="preserve">Una búsqueda de texto por sí sola no distingue de qué habla la norma: de los 18 documentos que</w:t>
+      </w:r>
+      <w:r>
+        <w:t xml:space="preserve"> </w:t>
+      </w:r>
+      <w:r>
+        <w:t xml:space="preserve">“</w:t>
+      </w:r>
+      <w:r>
+        <w:t xml:space="preserve">disolución</w:t>
+      </w:r>
+      <w:r>
+        <w:t xml:space="preserve">”</w:t>
+      </w:r>
+      <w:r>
+        <w:t xml:space="preserve"> </w:t>
+      </w:r>
+      <w:r>
+        <w:t xml:space="preserve">encontraba, 3 eran ajenos a un organismo público (el procedimiento de disolución de sociedades y asociaciones civiles privadas, la disolución de una obra social sindical privada, y un producto de limpieza llamado</w:t>
+      </w:r>
+      <w:r>
+        <w:t xml:space="preserve"> </w:t>
+      </w:r>
+      <w:r>
+        <w:t xml:space="preserve">“</w:t>
+      </w:r>
+      <w:r>
+        <w:t xml:space="preserve">Cloro Granulado Disolución Rápida</w:t>
+      </w:r>
+      <w:r>
+        <w:t xml:space="preserve">”</w:t>
+      </w:r>
+      <w:r>
+        <w:t xml:space="preserve">) y 4 eran actos de un paquete de decretos (461/2025 y 462/2025) que el Congreso rechazó en agosto de 2025 y quedaron abrogados — esos organismos siguen existiendo. Los 7 se excluyen, cada uno con su motivo y su norma (ADR-0188).</w:t>
+      </w:r>
+    </w:p>
+    <w:p>
+      <w:pPr>
+        <w:numPr>
+          <w:ilvl w:val="0"/>
+          <w:numId w:val="1025"/>
+        </w:numPr>
+        <w:pStyle w:val="Compact"/>
+      </w:pPr>
+      <w:r>
+        <w:t xml:space="preserve">Si InfoLeg indexa una norma nueva con</w:t>
+      </w:r>
+      <w:r>
+        <w:t xml:space="preserve"> </w:t>
+      </w:r>
+      <w:r>
+        <w:t xml:space="preserve">“</w:t>
+      </w:r>
+      <w:r>
+        <w:t xml:space="preserve">disolución</w:t>
+      </w:r>
+      <w:r>
+        <w:t xml:space="preserve">”</w:t>
+      </w:r>
+      <w:r>
+        <w:t xml:space="preserve"> </w:t>
+      </w:r>
+      <w:r>
+        <w:t xml:space="preserve">que todavía nadie clasificó caso por caso, esa norma NO se suma al avance: la corrida la deja afuera y lo avisa, en vez de contarla sin revisar (que es exactamente el defecto que corrigió agosto de 2026) o descartarla en silencio.</w:t>
+      </w:r>
+    </w:p>
+    <w:bookmarkEnd w:id="80"/>
+    <w:bookmarkStart w:id="81" w:name="Xc57e4cc3a18d396728e74304c5ee81f44a4293b"/>
     <w:p>
       <w:pPr>
         <w:pStyle w:val="Heading2"/>
@@ -8757,7 +9025,7 @@
         <w:t xml:space="preserve"> </w:t>
       </w:r>
       <w:r>
-        <w:t xml:space="preserve">Si falta un insumo, se mantiene el último valor disponible, señalado como desactualizado; sin dato, los pesos de la dimensión se renormalizan.</w:t>
+        <w:t xml:space="preserve">Con el buscador caído, se mantiene el último valor disponible, señalado como desactualizado; sin dato, los pesos de la dimensión se renormalizan.</w:t>
       </w:r>
     </w:p>
     <w:p>
@@ -8778,11 +9046,11 @@
         <w:t xml:space="preserve"> </w:t>
       </w:r>
       <w:r>
-        <w:t xml:space="preserve">Series revisables por el publicador; recalculada entera en cada actualización.</w:t>
-      </w:r>
-    </w:p>
-    <w:bookmarkEnd w:id="79"/>
-    <w:bookmarkStart w:id="80" w:name="X01eece54c25544211d0d4e1d54c663892ca44aa"/>
+        <w:t xml:space="preserve">El acumulado se reevalúa completo en cada actualización.</w:t>
+      </w:r>
+    </w:p>
+    <w:bookmarkEnd w:id="81"/>
+    <w:bookmarkStart w:id="82" w:name="X01eece54c25544211d0d4e1d54c663892ca44aa"/>
     <w:p>
       <w:pPr>
         <w:pStyle w:val="Heading2"/>
@@ -8795,6 +9063,24 @@
     <w:p>
       <w:pPr>
         <w:pStyle w:val="FirstParagraph"/>
+      </w:pPr>
+      <w:r>
+        <w:rPr>
+          <w:bCs/>
+          <w:b/>
+        </w:rPr>
+        <w:t xml:space="preserve">2026-05</w:t>
+      </w:r>
+      <w:r>
+        <w:t xml:space="preserve"> </w:t>
+      </w:r>
+      <w:r>
+        <w:t xml:space="preserve">— Automatizado desde el inicio del cinturón con la misma búsqueda.</w:t>
+      </w:r>
+    </w:p>
+    <w:p>
+      <w:pPr>
+        <w:pStyle w:val="BodyText"/>
       </w:pPr>
       <w:r>
         <w:rPr>
@@ -8807,7 +9093,7 @@
         <w:t xml:space="preserve"> </w:t>
       </w:r>
       <w:r>
-        <w:t xml:space="preserve">— Indicador nuevo, creado con el ITCG.</w:t>
+        <w:t xml:space="preserve">— Umbrales institucionales del ITCG.</w:t>
       </w:r>
     </w:p>
     <w:p>
@@ -8843,7 +9129,43 @@
         <w:t xml:space="preserve"> </w:t>
       </w:r>
       <w:r>
-        <w:t xml:space="preserve">— Sale del cálculo del ITCG a pedido de CIGOB (dudas sobre la exposición de la fuente); la dimensión reforma_estado renormaliza sus pesos 35/25/20 → 43,75/31,25/25 entre los tres indicadores que quedan. La card se mantiene. Ver ADR-0186.</w:t>
+        <w:t xml:space="preserve">— Etiqueta y descripción precisadas a pedido de CIGOB: se habla solo de disolución o cierre, no de fusión/transformación/centralización. El cálculo no cambió — la búsqueda en InfoLeg siempre fue solo «disolución». Ver ADR-0185.</w:t>
+      </w:r>
+    </w:p>
+    <w:p>
+      <w:pPr>
+        <w:pStyle w:val="BodyText"/>
+      </w:pPr>
+      <w:r>
+        <w:rPr>
+          <w:bCs/>
+          <w:b/>
+        </w:rPr>
+        <w:t xml:space="preserve">2026-08-09</w:t>
+      </w:r>
+      <w:r>
+        <w:t xml:space="preserve"> </w:t>
+      </w:r>
+      <w:r>
+        <w:t xml:space="preserve">— Se buscó una cifra mejor que 45 para el denominador (Ley Bases, Ministerio de Desregulación, prensa) y ninguna resultó viable; el 45 se mantiene, ahora documentado en detalle. Ver ADR-0185.</w:t>
+      </w:r>
+    </w:p>
+    <w:p>
+      <w:pPr>
+        <w:pStyle w:val="BodyText"/>
+      </w:pPr>
+      <w:r>
+        <w:rPr>
+          <w:bCs/>
+          <w:b/>
+        </w:rPr>
+        <w:t xml:space="preserve">2026-08-09</w:t>
+      </w:r>
+      <w:r>
+        <w:t xml:space="preserve"> </w:t>
+      </w:r>
+      <w:r>
+        <w:t xml:space="preserve">— El conteo pasa de 18 a 11 (avance de 40,0% a 24,4%; ITCG de 78,7 a 76,8): la lectura caso por caso que pidió CIGOB encontró que 3 de los 18 documentos no hablaban de un organismo público y 4 eran actos de un paquete de decretos que el Congreso rechazó y quedaron sin efecto. InfoLeg sigue siendo la fuente de descubrimiento, pero cada hallazgo se contrasta ahora contra un registro curado con motivo y norma; lo que todavía nadie clasificó no cuenta y la corrida lo avisa. Ver ADR-0188.</w:t>
       </w:r>
     </w:p>
     <w:p>
@@ -8875,16 +9197,16 @@
         <w:t xml:space="preserve">Ficha metodológica · Cinturón Gestión · Capa de semáforo (4 colores)</w:t>
       </w:r>
     </w:p>
-    <w:bookmarkEnd w:id="80"/>
-    <w:bookmarkEnd w:id="81"/>
-    <w:bookmarkStart w:id="91" w:name="reestructuración-de-organismos"/>
+    <w:bookmarkEnd w:id="82"/>
+    <w:bookmarkEnd w:id="83"/>
+    <w:bookmarkStart w:id="93" w:name="fondo-de-asistencia-laboral"/>
     <w:p>
       <w:pPr>
         <w:pStyle w:val="Heading1"/>
         <w:keepNext/>
       </w:pPr>
       <w:r>
-        <w:t xml:space="preserve">Reestructuración de organismos</w:t>
+        <w:t xml:space="preserve">Fondo de Asistencia Laboral</w:t>
       </w:r>
     </w:p>
     <w:p>
@@ -8892,7 +9214,7 @@
         <w:pStyle w:val="FirstParagraph"/>
       </w:pPr>
       <w:r>
-        <w:t xml:space="preserve">Cuántos organismos públicos se disolvieron o cerraron desde diciembre de 2023, con ese cierre todavía vigente.</w:t>
+        <w:t xml:space="preserve">Si están dados los dos actos que ponen en pie al Fondo de Asistencia Laboral, el mecanismo para financiar las indemnizaciones por despido que creó la Ley de Modernización Laboral: la sanción de la Ley 27.802 por el Congreso y su reglamentación por el Poder Ejecutivo mediante el Decreto 408/2026. Cada uno vale la mitad del indicador.</w:t>
       </w:r>
     </w:p>
     <w:tbl>
@@ -8938,7 +9260,7 @@
                 <w:b/>
                 <w:sz w:val="18"/>
               </w:rPr>
-              <w:t xml:space="preserve">Hoy: 24,4 % de avance (proxy InfoLeg, caso por caso)</w:t>
+              <w:t xml:space="preserve">Hoy: 100 Índice 0–100 (actos fundamentales del FAL: ley + reglamentación)</w:t>
             </w:r>
             <w:r>
               <w:rPr>
@@ -8956,7 +9278,7 @@
         </w:tc>
         <w:tc>
           <w:tcPr>
-            <w:shd w:val="clear" w:color="auto" w:fill="FFEDD5"/>
+            <w:shd w:val="clear" w:color="auto" w:fill="DCFCE7"/>
           </w:tcPr>
           <w:p>
             <w:pPr>
@@ -8968,23 +9290,23 @@
                 <w:bCs/>
                 <w:b/>
                 <w:sz w:val="18"/>
-                <w:color w:val="7C2D12"/>
-              </w:rPr>
-              <w:t xml:space="preserve">NARANJA</w:t>
-            </w:r>
-          </w:p>
-        </w:tc>
-        <w:tc>
-          <w:p>
-            <w:pPr>
-              <w:pStyle w:val="Compact"/>
-              <w:jc w:val="left"/>
-            </w:pPr>
-            <w:r>
-              <w:rPr>
-                <w:sz w:val="18"/>
-              </w:rPr>
-              <w:t xml:space="preserve">Peso efectivo 6,2 % del ITCG</w:t>
+                <w:color w:val="14532D"/>
+              </w:rPr>
+              <w:t xml:space="preserve">VERDE</w:t>
+            </w:r>
+          </w:p>
+        </w:tc>
+        <w:tc>
+          <w:p>
+            <w:pPr>
+              <w:pStyle w:val="Compact"/>
+              <w:jc w:val="left"/>
+            </w:pPr>
+            <w:r>
+              <w:rPr>
+                <w:sz w:val="18"/>
+              </w:rPr>
+              <w:t xml:space="preserve">Peso efectivo 7,5 % del ITCG</w:t>
             </w:r>
           </w:p>
         </w:tc>
@@ -9004,7 +9326,7 @@
         </w:tc>
       </w:tr>
     </w:tbl>
-    <w:bookmarkStart w:id="82" w:name="identificación-6"/>
+    <w:bookmarkStart w:id="84" w:name="identificación-6"/>
     <w:p>
       <w:pPr>
         <w:pStyle w:val="Heading2"/>
@@ -9071,7 +9393,7 @@
               <w:rPr>
                 <w:sz w:val="18"/>
               </w:rPr>
-              <w:t xml:space="preserve">reestructuracion_organismos</w:t>
+              <w:t xml:space="preserve">fal_modernizacion_laboral</w:t>
             </w:r>
           </w:p>
         </w:tc>
@@ -9136,7 +9458,7 @@
               <w:rPr>
                 <w:sz w:val="18"/>
               </w:rPr>
-              <w:t xml:space="preserve">Reforma del Estado</w:t>
+              <w:t xml:space="preserve">Reforma laboral</w:t>
             </w:r>
           </w:p>
         </w:tc>
@@ -9166,7 +9488,7 @@
               <w:rPr>
                 <w:sz w:val="18"/>
               </w:rPr>
-              <w:t xml:space="preserve">% de avance (proxy InfoLeg, caso por caso)</w:t>
+              <w:t xml:space="preserve">Índice 0–100 (actos fundamentales del FAL: ley + reglamentación)</w:t>
             </w:r>
           </w:p>
         </w:tc>
@@ -9201,7 +9523,7 @@
               <w:rPr>
                 <w:sz w:val="18"/>
               </w:rPr>
-              <w:t xml:space="preserve">2023-12 → 2026-08 (33 puntos)</w:t>
+              <w:t xml:space="preserve">2023-12 → 2026-07 (32 puntos)</w:t>
             </w:r>
           </w:p>
         </w:tc>
@@ -9231,7 +9553,7 @@
               <w:rPr>
                 <w:sz w:val="18"/>
               </w:rPr>
-              <w:t xml:space="preserve">Sin rezago: conteo al día de la actualización.</w:t>
+              <w:t xml:space="preserve">Sin rezago: las dos normas están publicadas y fechadas.</w:t>
             </w:r>
           </w:p>
         </w:tc>
@@ -9266,7 +9588,7 @@
               <w:rPr>
                 <w:sz w:val="18"/>
               </w:rPr>
-              <w:t xml:space="preserve">InfoLeg (Ministerio de Justicia)</w:t>
+              <w:t xml:space="preserve">InfoLeg — Ley 27.802 y Decreto 408/2026</w:t>
             </w:r>
           </w:p>
         </w:tc>
@@ -9296,7 +9618,7 @@
               <w:rPr>
                 <w:sz w:val="18"/>
               </w:rPr>
-              <w:t xml:space="preserve">Conteo de normas nacionales publicadas desde diciembre de 2023 cuyo texto contiene «disolución», filtrado caso por caso contra un registro curado</w:t>
+              <w:t xml:space="preserve">Actos fundamentales del Fondo de Asistencia Laboral: sanción de la ley (50%) + reglamentación del Poder Ejecutivo (50%)</w:t>
             </w:r>
           </w:p>
         </w:tc>
@@ -9331,7 +9653,7 @@
               <w:rPr>
                 <w:sz w:val="18"/>
               </w:rPr>
-              <w:t xml:space="preserve">InfoLeg como descubrimiento (mismo mecanismo que la desregulación) + un registro curado que clasifica cada hallazgo: cuenta, no cuenta por ser ajeno a un organismo público, o no cuenta por haber sido revertido.</w:t>
+              <w:t xml:space="preserve">Registro versionado de hitos normativos, cada uno fechado y respaldado por una norma publicada, verificable por número en InfoLeg. Los fondos registrados en la Comisión Nacional de Valores y las menciones del instrumento en el Boletín Oficial se siguen relevando automáticamente y se muestran como contexto de la ficha, pero no inciden en el puntaje.</w:t>
             </w:r>
           </w:p>
         </w:tc>
@@ -9367,8 +9689,8 @@
         </w:tc>
       </w:tr>
     </w:tbl>
-    <w:bookmarkEnd w:id="82"/>
-    <w:bookmarkStart w:id="83" w:name="definición-qué-mide-y-por-qué-importa-6"/>
+    <w:bookmarkEnd w:id="84"/>
+    <w:bookmarkStart w:id="85" w:name="definición-qué-mide-y-por-qué-importa-6"/>
     <w:p>
       <w:pPr>
         <w:pStyle w:val="Heading2"/>
@@ -9383,7 +9705,7 @@
         <w:pStyle w:val="FirstParagraph"/>
       </w:pPr>
       <w:r>
-        <w:t xml:space="preserve">Cuántos organismos públicos se disolvieron o cerraron desde diciembre de 2023, con ese cierre todavía vigente.</w:t>
+        <w:t xml:space="preserve">Si están dados los dos actos que ponen en pie al Fondo de Asistencia Laboral, el mecanismo para financiar las indemnizaciones por despido que creó la Ley de Modernización Laboral: la sanción de la Ley 27.802 por el Congreso y su reglamentación por el Poder Ejecutivo mediante el Decreto 408/2026. Cada uno vale la mitad del indicador.</w:t>
       </w:r>
     </w:p>
     <w:p>
@@ -9391,7 +9713,7 @@
         <w:pStyle w:val="BodyText"/>
       </w:pPr>
       <w:r>
-        <w:t xml:space="preserve">Mide el avance concreto de la reforma del aparato estatal por la vía más dura y verificable: el cierre. No cuenta fusiones, transformaciones ni reorganizaciones que no impliquen disolver un organismo — esas son difíciles de verificar caso por caso y quedan fuera de lo que este indicador afirma medir. Tampoco cuenta un hallazgo de la búsqueda que, revisado caso por caso, resultó ajeno a un organismo público o fue revertido después: cada norma se contrasta contra un registro curado antes de sumar.</w:t>
+        <w:t xml:space="preserve">Es el indicador bisagra de la reforma laboral: el Gobierno lo presenta como su herramienta central contra la litigiosidad. Medirlo por sus actos fundamentales evita confundir el calendario legal con la gestión, porque el régimen recién entra en vigencia el 1 de noviembre de 2026 y hasta esa fecha no puede haber aportes ni convenios que lo incorporen, por más empeño que se ponga. Los dos actos están cumplidos: la ley se sancionó en marzo de 2026 y el Poder Ejecutivo la reglamentó en junio. Conviene leerlo sabiendo qué mide y qué no: dice que las bases quedaron puestas, no que el Fondo funcione. Eso se sabrá recién cuando el régimen rija, y para entonces el indicador tendrá que rediseñarse, porque los dos actos ya no pueden deshacerse y el valor queda fijo en cien.</w:t>
       </w:r>
     </w:p>
     <w:p>
@@ -9403,17 +9725,17 @@
           <w:bCs/>
           <w:b/>
         </w:rPr>
-        <w:t xml:space="preserve">Dimensión que integra — Reforma del Estado.</w:t>
+        <w:t xml:space="preserve">Dimensión que integra — Reforma laboral.</w:t>
       </w:r>
       <w:r>
         <w:t xml:space="preserve"> </w:t>
       </w:r>
       <w:r>
-        <w:t xml:space="preserve">El achicamiento del Estado en cuatro medidas que se controlan entre sí: dotación de personal, gasto de funcionamiento real, masa salarial real y reestructuración de organismos.</w:t>
-      </w:r>
-    </w:p>
-    <w:bookmarkEnd w:id="83"/>
-    <w:bookmarkStart w:id="84" w:name="método-de-cómputo-6"/>
+        <w:t xml:space="preserve">Instrumento y resultado: la adopción del Fondo de Asistencia Laboral (el reemplazo del canal indemnizatorio) y la litigiosidad laboral (la industria del juicio que la reforma promete enfriar).</w:t>
+      </w:r>
+    </w:p>
+    <w:bookmarkEnd w:id="85"/>
+    <w:bookmarkStart w:id="86" w:name="método-de-cómputo-6"/>
     <w:p>
       <w:pPr>
         <w:pStyle w:val="Heading2"/>
@@ -9432,11 +9754,35 @@
         <w:pStyle w:val="Compact"/>
       </w:pPr>
       <w:r>
-        <w:t xml:space="preserve">Avance = actos de disolución o cierre VIGENTES de organismos públicos, sobre un plan de 45 (calibración declarada). No cuenta fusiones, transformaciones ni centralizaciones —difíciles de verificar caso por caso, CIGOB pidió (ago-2026) hablar solo de disolución o cierre— y desde agosto de 2026 tampoco cuenta un hallazgo de texto que no sea, caso por caso, el cierre vigente de un organismo público (ADR-0188): de los 18 documentos que la búsqueda encontraba, 11 pasan el filtro (24,4% de avance); los otros 7 quedan excluidos con su motivo documentado.</w:t>
-      </w:r>
-    </w:p>
-    <w:bookmarkEnd w:id="84"/>
-    <w:bookmarkStart w:id="85" w:name="Xb1931c6abcbcf859f1adda48bf40e4d48635f98"/>
+        <w:t xml:space="preserve">El indicador mide los dos actos que ponen en pie al Fondo, cincuenta puntos cada uno: la Ley 27.802 de Modernización Laboral, con la que el Congreso instauró el Fondo (publicada el 6 de marzo de 2026), y el Decreto 408/2026, con el que el Poder Ejecutivo reglamentó el Título II (publicado el 1 de junio de 2026). Los dos están cumplidos.</w:t>
+      </w:r>
+    </w:p>
+    <w:p>
+      <w:pPr>
+        <w:numPr>
+          <w:ilvl w:val="0"/>
+          <w:numId w:val="1027"/>
+        </w:numPr>
+        <w:pStyle w:val="Compact"/>
+      </w:pPr>
+      <w:r>
+        <w:t xml:space="preserve">El criterio es que, con la ley sancionada y reglamentada, el Gobierno agotó lo que podía cumplir de la promesa hasta que el régimen entre en vigencia el 1 de noviembre de 2026, fecha fijada por el artículo 27 del decreto reglamentario.</w:t>
+      </w:r>
+    </w:p>
+    <w:p>
+      <w:pPr>
+        <w:numPr>
+          <w:ilvl w:val="0"/>
+          <w:numId w:val="1027"/>
+        </w:numPr>
+        <w:pStyle w:val="Compact"/>
+      </w:pPr>
+      <w:r>
+        <w:t xml:space="preserve">La serie mensual se reconstruye con la misma regla desde diciembre de 2023: cero hasta febrero de 2026, cincuenta desde marzo cuando se sanciona la ley, cien desde junio cuando se publica la reglamentación.</w:t>
+      </w:r>
+    </w:p>
+    <w:bookmarkEnd w:id="86"/>
+    <w:bookmarkStart w:id="87" w:name="X6f1889a6c9c1eaefb3e4c5719eab82ff8c71647"/>
     <w:p>
       <w:pPr>
         <w:pStyle w:val="Heading2"/>
@@ -9469,7 +9815,7 @@
     <w:tbl>
       <w:tblPr>
         <w:tblStyle w:val="Table"/>
-        <w:tblW w:type="pct" w:w="0.0"/>
+        <w:tblW w:type="pct" w:w="5000.0"/>
         <w:tblLayout w:type="autofit"/>
         <w:tblLook w:firstRow="1" w:lastRow="0" w:firstColumn="0" w:lastColumn="0" w:noHBand="0" w:noVBand="0" w:val="0020"/>
         <w:tblBorders>
@@ -9487,7 +9833,10 @@
           <w:right w:w="140" w:type="dxa"/>
         </w:tblCellMar>
       </w:tblPr>
-      <w:tblGrid/>
+      <w:tblGrid>
+        <w:gridCol w:w="3960"/>
+        <w:gridCol w:w="3960"/>
+      </w:tblGrid>
       <w:tr>
         <w:trPr>
           <w:cantSplit/>
@@ -9508,7 +9857,7 @@
                 <w:sz w:val="18"/>
                 <w:color w:val="FFFFFF"/>
               </w:rPr>
-              <w:t xml:space="preserve">Rango (% de avance (proxy InfoLeg, caso por caso))</w:t>
+              <w:t xml:space="preserve">Rango (Índice 0–100 (actos fundamentales del FAL: ley + reglamentación))</w:t>
             </w:r>
           </w:p>
         </w:tc>
@@ -9546,7 +9895,7 @@
               <w:rPr>
                 <w:sz w:val="18"/>
               </w:rPr>
-              <w:t xml:space="preserve">≥ 46</w:t>
+              <w:t xml:space="preserve">≥ 55</w:t>
             </w:r>
           </w:p>
         </w:tc>
@@ -9587,7 +9936,7 @@
               <w:rPr>
                 <w:sz w:val="18"/>
               </w:rPr>
-              <w:t xml:space="preserve">30 – 46</w:t>
+              <w:t xml:space="preserve">43,75 – 55</w:t>
             </w:r>
           </w:p>
         </w:tc>
@@ -9625,7 +9974,7 @@
               <w:rPr>
                 <w:sz w:val="18"/>
               </w:rPr>
-              <w:t xml:space="preserve">23,33 – 30</w:t>
+              <w:t xml:space="preserve">31,25 – 43,75</w:t>
             </w:r>
           </w:p>
         </w:tc>
@@ -9666,7 +10015,7 @@
               <w:rPr>
                 <w:sz w:val="18"/>
               </w:rPr>
-              <w:t xml:space="preserve">≤ 23,33</w:t>
+              <w:t xml:space="preserve">≤ 31,25</w:t>
             </w:r>
           </w:p>
         </w:tc>
@@ -9691,8 +10040,8 @@
         </w:tc>
       </w:tr>
     </w:tbl>
-    <w:bookmarkEnd w:id="85"/>
-    <w:bookmarkStart w:id="86" w:name="datos-concretos-detrás-del-valor-6"/>
+    <w:bookmarkEnd w:id="87"/>
+    <w:bookmarkStart w:id="88" w:name="datos-concretos-detrás-del-valor-6"/>
     <w:p>
       <w:pPr>
         <w:pStyle w:val="Heading2"/>
@@ -9719,11 +10068,11 @@
         <w:pStyle w:val="Compact"/>
       </w:pPr>
       <w:r>
-        <w:t xml:space="preserve">11 actos de disolución o cierre de organismos desde dic-2023 (45 = plan completo) · 7 excluidos por falso positivo o por revertidos por el Congreso</w:t>
-      </w:r>
-    </w:p>
-    <w:bookmarkEnd w:id="86"/>
-    <w:bookmarkStart w:id="87" w:name="color-vigente-y-por-qué-5"/>
+        <w:t xml:space="preserve">2 de 2 actos fundamentales cumplidos (Ley 27.802 2026-03-06 · Decreto 408/2026 2026-06-01) · el régimen entra en vigencia el 2026-11-01 · contexto: 0 fondos registrados en CNV · 3 menciones del FAL en el BO desde mar-2026</w:t>
+      </w:r>
+    </w:p>
+    <w:bookmarkEnd w:id="88"/>
+    <w:bookmarkStart w:id="89" w:name="color-vigente-y-por-qué-6"/>
     <w:p>
       <w:pPr>
         <w:pStyle w:val="Heading2"/>
@@ -9738,7 +10087,7 @@
         <w:pStyle w:val="FirstParagraph"/>
       </w:pPr>
       <w:r>
-        <w:t xml:space="preserve">Dato vigente: 24,4 % de avance (proxy InfoLeg, caso por caso) (2026-08).</w:t>
+        <w:t xml:space="preserve">Dato vigente: 100 Índice 0–100 (actos fundamentales del FAL: ley + reglamentación) (2026-08).</w:t>
       </w:r>
     </w:p>
     <w:p>
@@ -9746,7 +10095,7 @@
         <w:pStyle w:val="BodyText"/>
       </w:pPr>
       <w:r>
-        <w:t xml:space="preserve">24,4 % de avance (proxy InfoLeg, caso por caso) cae en el tramo que corresponde a Naranja, a 1,07 del corte más cercano.</w:t>
+        <w:t xml:space="preserve">100,0 Índice 0–100 (actos fundamentales del FAL: ley + reglamentación) cae en el tramo que corresponde a Verde, a 45,0 del corte más cercano.</w:t>
       </w:r>
     </w:p>
     <w:p>
@@ -9758,7 +10107,7 @@
           <w:bCs/>
           <w:b/>
         </w:rPr>
-        <w:t xml:space="preserve">Color vigente: NARANJA</w:t>
+        <w:t xml:space="preserve">Color vigente: VERDE</w:t>
       </w:r>
     </w:p>
     <w:p>
@@ -9766,18 +10115,7 @@
         <w:pStyle w:val="BodyText"/>
       </w:pPr>
       <w:r>
-        <w:t xml:space="preserve">Ponderación vigente en el ITCG: 6,2 % efectivo. El color es una lectura adicional — no reemplaza ni cambia esta ponderación.</w:t>
-      </w:r>
-    </w:p>
-    <w:bookmarkEnd w:id="87"/>
-    <w:bookmarkStart w:id="88" w:name="transparencia-limitaciones-declaradas-6"/>
-    <w:p>
-      <w:pPr>
-        <w:pStyle w:val="Heading2"/>
-        <w:keepNext/>
-      </w:pPr>
-      <w:r>
-        <w:t xml:space="preserve">Transparencia — limitaciones declaradas</w:t>
+        <w:t xml:space="preserve">Ponderación vigente en el ITCG: 7,5 % efectivo. El color es una lectura adicional — no reemplaza ni cambia esta ponderación.</w:t>
       </w:r>
     </w:p>
     <w:p>
@@ -9789,135 +10127,28 @@
         <w:pStyle w:val="Compact"/>
       </w:pPr>
       <w:r>
-        <w:t xml:space="preserve">El megadecreto 70/2023 no aparece en la búsqueda de texto: solo captura los actos posteriores.</w:t>
-      </w:r>
-    </w:p>
-    <w:p>
-      <w:pPr>
-        <w:numPr>
-          <w:ilvl w:val="0"/>
-          <w:numId w:val="1029"/>
-        </w:numPr>
-        <w:pStyle w:val="Compact"/>
-      </w:pPr>
-      <w:r>
-        <w:t xml:space="preserve">La calibración (originalmente 18 = 40%, 45 = plan completo) es una decisión propia validada a mano y declarada; el 45 no cambió, el numerador sí (ver el cambio de agosto de 2026 abajo).</w:t>
-      </w:r>
-    </w:p>
-    <w:p>
-      <w:pPr>
-        <w:numPr>
-          <w:ilvl w:val="0"/>
-          <w:numId w:val="1029"/>
-        </w:numPr>
-        <w:pStyle w:val="Compact"/>
-      </w:pPr>
-      <w:r>
-        <w:t xml:space="preserve">El 45 (plan completo) se fijó en mayo de 2026 contra una estimación manual descripta en ese momento como</w:t>
+        <w:rPr>
+          <w:bCs/>
+          <w:b/>
+        </w:rPr>
+        <w:t xml:space="preserve">Participación en otros indicadores.</w:t>
       </w:r>
       <w:r>
         <w:t xml:space="preserve"> </w:t>
       </w:r>
       <w:r>
-        <w:t xml:space="preserve">“</w:t>
-      </w:r>
-      <w:r>
-        <w:t xml:space="preserve">decretos de disolución/fusión de organismos</w:t>
-      </w:r>
-      <w:r>
-        <w:t xml:space="preserve">”</w:t>
-      </w:r>
-      <w:r>
-        <w:t xml:space="preserve"> </w:t>
-      </w:r>
-      <w:r>
-        <w:t xml:space="preserve">— un universo más amplio que el que la etiqueta de este indicador afirma medir desde agosto de 2026. Se revisó (agosto de 2026) si había una cifra mejor: ni la Ley Bases, ni el Ministerio de Desregulación, ni la prensa publican un objetivo de organismos a cerrar en la misma unidad que este indicador mide (normas, no organismos), así que el 45 se mantiene como convención declarada, no corregida — el detalle de la búsqueda está en ADR-0185.</w:t>
-      </w:r>
-    </w:p>
-    <w:p>
-      <w:pPr>
-        <w:numPr>
-          <w:ilvl w:val="0"/>
-          <w:numId w:val="1029"/>
-        </w:numPr>
-        <w:pStyle w:val="Compact"/>
-      </w:pPr>
-      <w:r>
-        <w:t xml:space="preserve">Una búsqueda de texto por sí sola no distingue de qué habla la norma: de los 18 documentos que</w:t>
-      </w:r>
-      <w:r>
-        <w:t xml:space="preserve"> </w:t>
-      </w:r>
-      <w:r>
-        <w:t xml:space="preserve">“</w:t>
-      </w:r>
-      <w:r>
-        <w:t xml:space="preserve">disolución</w:t>
-      </w:r>
-      <w:r>
-        <w:t xml:space="preserve">”</w:t>
-      </w:r>
-      <w:r>
-        <w:t xml:space="preserve"> </w:t>
-      </w:r>
-      <w:r>
-        <w:t xml:space="preserve">encontraba, 3 eran ajenos a un organismo público (el procedimiento de disolución de sociedades y asociaciones civiles privadas, la disolución de una obra social sindical privada, y un producto de limpieza llamado</w:t>
-      </w:r>
-      <w:r>
-        <w:t xml:space="preserve"> </w:t>
-      </w:r>
-      <w:r>
-        <w:t xml:space="preserve">“</w:t>
-      </w:r>
-      <w:r>
-        <w:t xml:space="preserve">Cloro Granulado Disolución Rápida</w:t>
-      </w:r>
-      <w:r>
-        <w:t xml:space="preserve">”</w:t>
-      </w:r>
-      <w:r>
-        <w:t xml:space="preserve">) y 4 eran actos de un paquete de decretos (461/2025 y 462/2025) que el Congreso rechazó en agosto de 2025 y quedaron abrogados — esos organismos siguen existiendo. Los 7 se excluyen, cada uno con su motivo y su norma (ADR-0188).</w:t>
-      </w:r>
-    </w:p>
-    <w:p>
-      <w:pPr>
-        <w:numPr>
-          <w:ilvl w:val="0"/>
-          <w:numId w:val="1029"/>
-        </w:numPr>
-        <w:pStyle w:val="Compact"/>
-      </w:pPr>
-      <w:r>
-        <w:t xml:space="preserve">Si InfoLeg indexa una norma nueva con</w:t>
-      </w:r>
-      <w:r>
-        <w:t xml:space="preserve"> </w:t>
-      </w:r>
-      <w:r>
-        <w:t xml:space="preserve">“</w:t>
-      </w:r>
-      <w:r>
-        <w:t xml:space="preserve">disolución</w:t>
-      </w:r>
-      <w:r>
-        <w:t xml:space="preserve">”</w:t>
-      </w:r>
-      <w:r>
-        <w:t xml:space="preserve"> </w:t>
-      </w:r>
-      <w:r>
-        <w:t xml:space="preserve">que todavía nadie clasificó caso por caso, esa norma NO se suma al avance: la corrida la deja afuera y lo avisa, en vez de contarla sin revisar (que es exactamente el defecto que corrigió agosto de 2026) o descartarla en silencio.</w:t>
-      </w:r>
-    </w:p>
-    <w:bookmarkEnd w:id="88"/>
-    <w:bookmarkStart w:id="89" w:name="Xda21666f7a2dd83c88faf8de956a46075edab32"/>
+        <w:t xml:space="preserve">La litigiosidad laboral puntúa como indicador aparte de la misma dimensión: par instrumento (este) / resultado (aquella), sin doble conteo.</w:t>
+      </w:r>
+    </w:p>
+    <w:bookmarkEnd w:id="89"/>
+    <w:bookmarkStart w:id="90" w:name="transparencia-limitaciones-declaradas-6"/>
     <w:p>
       <w:pPr>
         <w:pStyle w:val="Heading2"/>
         <w:keepNext/>
       </w:pPr>
       <w:r>
-        <w:t xml:space="preserve">Si falta el dato / Política de revisiones</w:t>
+        <w:t xml:space="preserve">Transparencia — limitaciones declaradas</w:t>
       </w:r>
     </w:p>
     <w:p>
@@ -9925,6 +10156,53 @@
         <w:numPr>
           <w:ilvl w:val="0"/>
           <w:numId w:val="1030"/>
+        </w:numPr>
+        <w:pStyle w:val="Compact"/>
+      </w:pPr>
+      <w:r>
+        <w:t xml:space="preserve">El indicador dice que las bases quedaron puestas, no que el Fondo funcione. Son cosas distintas y conviene no leerlas como si fueran la misma: un Gobierno puede sancionar y reglamentar una ley que después nadie use. Por eso la dimensión de reforma laboral mide además el resultado —la litigiosidad— con un indicador aparte y del mismo peso.</w:t>
+      </w:r>
+    </w:p>
+    <w:p>
+      <w:pPr>
+        <w:numPr>
+          <w:ilvl w:val="0"/>
+          <w:numId w:val="1030"/>
+        </w:numPr>
+        <w:pStyle w:val="Compact"/>
+      </w:pPr>
+      <w:r>
+        <w:t xml:space="preserve">Los dos actos ya ocurrieron y no pueden deshacerse, de modo que el valor queda fijo en cien y ningún hecho futuro lo mueve: ni la entrada en vigencia del régimen ni que el instrumento se use o no. Es una limitación seria y asumida —el indicador dejó de discriminar— y obliga a rediseñarlo cuando el régimen empiece a regir.</w:t>
+      </w:r>
+    </w:p>
+    <w:p>
+      <w:pPr>
+        <w:numPr>
+          <w:ilvl w:val="0"/>
+          <w:numId w:val="1030"/>
+        </w:numPr>
+        <w:pStyle w:val="Compact"/>
+      </w:pPr>
+      <w:r>
+        <w:t xml:space="preserve">Es una medida de cumplimiento formal de la promesa, no de su efecto. La versión anterior componía construcción, vigencia y adopción para mantener recorrido; se reemplazó por decisión editorial, a propuesta de la revisión externa del cinturón, y el cambio mejoró el puntaje del indicador. Queda dicho para que se pueda discutir.</w:t>
+      </w:r>
+    </w:p>
+    <w:bookmarkEnd w:id="90"/>
+    <w:bookmarkStart w:id="91" w:name="Xda21666f7a2dd83c88faf8de956a46075edab32"/>
+    <w:p>
+      <w:pPr>
+        <w:pStyle w:val="Heading2"/>
+        <w:keepNext/>
+      </w:pPr>
+      <w:r>
+        <w:t xml:space="preserve">Si falta el dato / Política de revisiones</w:t>
+      </w:r>
+    </w:p>
+    <w:p>
+      <w:pPr>
+        <w:numPr>
+          <w:ilvl w:val="0"/>
+          <w:numId w:val="1031"/>
         </w:numPr>
       </w:pPr>
       <w:r>
@@ -9938,14 +10216,14 @@
         <w:t xml:space="preserve"> </w:t>
       </w:r>
       <w:r>
-        <w:t xml:space="preserve">Con el buscador caído, se mantiene el último valor disponible, señalado como desactualizado; sin dato, los pesos de la dimensión se renormalizan.</w:t>
+        <w:t xml:space="preserve">No aplica: las dos normas están publicadas y el registro es local. El contexto que viene de la Comisión Nacional de Valores y del Boletín Oficial puede faltar sin afectar el puntaje.</w:t>
       </w:r>
     </w:p>
     <w:p>
       <w:pPr>
         <w:numPr>
           <w:ilvl w:val="0"/>
-          <w:numId w:val="1030"/>
+          <w:numId w:val="1031"/>
         </w:numPr>
       </w:pPr>
       <w:r>
@@ -9959,11 +10237,11 @@
         <w:t xml:space="preserve"> </w:t>
       </w:r>
       <w:r>
-        <w:t xml:space="preserve">El acumulado se reevalúa completo en cada actualización.</w:t>
-      </w:r>
-    </w:p>
-    <w:bookmarkEnd w:id="89"/>
-    <w:bookmarkStart w:id="90" w:name="X78b6541d61e709752066d9872c28a219573eb10"/>
+        <w:t xml:space="preserve">El registro de hitos se reverifica contra InfoLeg por número de norma; la serie se reconstruye entera en cada corrida.</w:t>
+      </w:r>
+    </w:p>
+    <w:bookmarkEnd w:id="91"/>
+    <w:bookmarkStart w:id="92" w:name="X78b6541d61e709752066d9872c28a219573eb10"/>
     <w:p>
       <w:pPr>
         <w:pStyle w:val="Heading2"/>
@@ -9976,6 +10254,24 @@
     <w:p>
       <w:pPr>
         <w:pStyle w:val="FirstParagraph"/>
+      </w:pPr>
+      <w:r>
+        <w:rPr>
+          <w:bCs/>
+          <w:b/>
+        </w:rPr>
+        <w:t xml:space="preserve">2026-07-20</w:t>
+      </w:r>
+      <w:r>
+        <w:t xml:space="preserve"> </w:t>
+      </w:r>
+      <w:r>
+        <w:t xml:space="preserve">— Pasa a medirse en tres etapas —construcción normativa, vigencia y adopción— a partir de una revisión externa del cinturón, que observó que el indicador informaba un valor cercano a cero por una razón de cronograma legal y no de gestión: medía la adopción de un instrumento que todavía no podía adoptarse. Con la escala anterior el valor era 0,4 sobre 100; con la nueva es 40,2, que corresponde a un instrumento íntegramente construido y en espera de entrar en vigencia. Las bandas se recalibraron porque cambió lo que la escala mide, no para mover el puntaje: sobre la escala nueva, las anclas viejas habrían dado 75 a un instrumento que nadie usa.</w:t>
+      </w:r>
+    </w:p>
+    <w:p>
+      <w:pPr>
+        <w:pStyle w:val="BodyText"/>
       </w:pPr>
       <w:r>
         <w:rPr>
@@ -9988,7 +10284,7 @@
         <w:t xml:space="preserve"> </w:t>
       </w:r>
       <w:r>
-        <w:t xml:space="preserve">— Automatizado desde el inicio del cinturón con la misma búsqueda.</w:t>
+        <w:t xml:space="preserve">— Versión inicial como carga manual de etapas implementadas.</w:t>
       </w:r>
     </w:p>
     <w:p>
@@ -10006,7 +10302,7 @@
         <w:t xml:space="preserve"> </w:t>
       </w:r>
       <w:r>
-        <w:t xml:space="preserve">— Umbrales institucionales del ITCG.</w:t>
+        <w:t xml:space="preserve">— Compuesto del documento institucional renormalizado a lo medible, con el registro CNV automático.</w:t>
       </w:r>
     </w:p>
     <w:p>
@@ -10024,7 +10320,7 @@
         <w:t xml:space="preserve"> </w:t>
       </w:r>
       <w:r>
-        <w:t xml:space="preserve">— Puntaje interpolado entre anclas.</w:t>
+        <w:t xml:space="preserve">— La litigiosidad se separa como indicador propio de la dimensión. Después, la cobertura se automatizó vía menciones del Boletín Oficial con calibración anclada.</w:t>
       </w:r>
     </w:p>
     <w:p>
@@ -10036,13 +10332,13 @@
           <w:bCs/>
           <w:b/>
         </w:rPr>
-        <w:t xml:space="preserve">2026-08-09</w:t>
+        <w:t xml:space="preserve">2026-07-15</w:t>
       </w:r>
       <w:r>
         <w:t xml:space="preserve"> </w:t>
       </w:r>
       <w:r>
-        <w:t xml:space="preserve">— Etiqueta y descripción precisadas a pedido de CIGOB: se habla solo de disolución o cierre, no de fusión/transformación/centralización. El cálculo no cambió — la búsqueda en InfoLeg siempre fue solo «disolución». Ver ADR-0185.</w:t>
+        <w:t xml:space="preserve">— La cobertura pasa a contar las menciones del Fondo de Asistencia Laboral (Ley 27.802) desde marzo de 2026, distinguiéndolo del régimen homónimo de la construcción. La serie histórica arranca en cero con la creación del régimen.</w:t>
       </w:r>
     </w:p>
     <w:p>
@@ -10054,31 +10350,13 @@
           <w:bCs/>
           <w:b/>
         </w:rPr>
-        <w:t xml:space="preserve">2026-08-09</w:t>
+        <w:t xml:space="preserve">2026-07-25</w:t>
       </w:r>
       <w:r>
         <w:t xml:space="preserve"> </w:t>
       </w:r>
       <w:r>
-        <w:t xml:space="preserve">— Se buscó una cifra mejor que 45 para el denominador (Ley Bases, Ministerio de Desregulación, prensa) y ninguna resultó viable; el 45 se mantiene, ahora documentado en detalle. Ver ADR-0185.</w:t>
-      </w:r>
-    </w:p>
-    <w:p>
-      <w:pPr>
-        <w:pStyle w:val="BodyText"/>
-      </w:pPr>
-      <w:r>
-        <w:rPr>
-          <w:bCs/>
-          <w:b/>
-        </w:rPr>
-        <w:t xml:space="preserve">2026-08-09</w:t>
-      </w:r>
-      <w:r>
-        <w:t xml:space="preserve"> </w:t>
-      </w:r>
-      <w:r>
-        <w:t xml:space="preserve">— El conteo pasa de 18 a 11 (avance de 40,0% a 24,4%; ITCG de 78,7 a 76,8): la lectura caso por caso que pidió CIGOB encontró que 3 de los 18 documentos no hablaban de un organismo público y 4 eran actos de un paquete de decretos que el Congreso rechazó y quedaron sin efecto. InfoLeg sigue siendo la fuente de descubrimiento, pero cada hallazgo se contrasta ahora contra un registro curado con motivo y norma; lo que todavía nadie clasificó no cuenta y la corrida lo avisa. Ver ADR-0188.</w:t>
+        <w:t xml:space="preserve">— Su peso dentro de la dimensión baja del setenta al cincuenta por ciento, a propuesta de una revisión externa: la dimensión mide un instrumento y su resultado, y no había razón para que el instrumento pesara más del doble que el resultado. El cambio mejora el puntaje de la dimensión, porque la litigiosidad venía puntuando más alto que el fondo; se deja dicho para que la decisión pueda discutirse por su argumento y no por su efecto.</w:t>
       </w:r>
     </w:p>
     <w:p>
@@ -10110,16 +10388,16 @@
         <w:t xml:space="preserve">Ficha metodológica · Cinturón Gestión · Capa de semáforo (4 colores)</w:t>
       </w:r>
     </w:p>
-    <w:bookmarkEnd w:id="90"/>
-    <w:bookmarkEnd w:id="91"/>
-    <w:bookmarkStart w:id="101" w:name="fondo-de-asistencia-laboral"/>
+    <w:bookmarkEnd w:id="92"/>
+    <w:bookmarkEnd w:id="93"/>
+    <w:bookmarkStart w:id="103" w:name="litigiosidad-laboral-srt"/>
     <w:p>
       <w:pPr>
         <w:pStyle w:val="Heading1"/>
         <w:keepNext/>
       </w:pPr>
       <w:r>
-        <w:t xml:space="preserve">Fondo de Asistencia Laboral</w:t>
+        <w:t xml:space="preserve">Litigiosidad laboral (SRT)</w:t>
       </w:r>
     </w:p>
     <w:p>
@@ -10127,7 +10405,7 @@
         <w:pStyle w:val="FirstParagraph"/>
       </w:pPr>
       <w:r>
-        <w:t xml:space="preserve">Si están dados los dos actos que ponen en pie al Fondo de Asistencia Laboral, el mecanismo para financiar las indemnizaciones por despido que creó la Ley de Modernización Laboral: la sanción de la Ley 27.802 por el Congreso y su reglamentación por el Poder Ejecutivo mediante el Decreto 408/2026. Cada uno vale la mitad del indicador.</w:t>
+        <w:t xml:space="preserve">Cuánto varían los juicios laborales del sistema de riesgos del trabajo (SRT): acumulado de los últimos 12 meses contra los 12 previos.</w:t>
       </w:r>
     </w:p>
     <w:tbl>
@@ -10173,7 +10451,7 @@
                 <w:b/>
                 <w:sz w:val="18"/>
               </w:rPr>
-              <w:t xml:space="preserve">Hoy: 100 Índice 0–100 (actos fundamentales del FAL: ley + reglamentación)</w:t>
+              <w:t xml:space="preserve">Hoy: 2,8 % variación juicios SRT (12m vs 12m previos)</w:t>
             </w:r>
             <w:r>
               <w:rPr>
@@ -10185,13 +10463,13 @@
               <w:rPr>
                 <w:sz w:val="18"/>
               </w:rPr>
-              <w:t xml:space="preserve">(2026-08)</w:t>
+              <w:t xml:space="preserve">(2026-04)</w:t>
             </w:r>
           </w:p>
         </w:tc>
         <w:tc>
           <w:tcPr>
-            <w:shd w:val="clear" w:color="auto" w:fill="DCFCE7"/>
+            <w:shd w:val="clear" w:color="auto" w:fill="FEF3C7"/>
           </w:tcPr>
           <w:p>
             <w:pPr>
@@ -10203,9 +10481,9 @@
                 <w:bCs/>
                 <w:b/>
                 <w:sz w:val="18"/>
-                <w:color w:val="14532D"/>
-              </w:rPr>
-              <w:t xml:space="preserve">VERDE</w:t>
+                <w:color w:val="713F12"/>
+              </w:rPr>
+              <w:t xml:space="preserve">AMARILLO</w:t>
             </w:r>
           </w:p>
         </w:tc>
@@ -10239,7 +10517,7 @@
         </w:tc>
       </w:tr>
     </w:tbl>
-    <w:bookmarkStart w:id="92" w:name="identificación-7"/>
+    <w:bookmarkStart w:id="94" w:name="identificación-7"/>
     <w:p>
       <w:pPr>
         <w:pStyle w:val="Heading2"/>
@@ -10306,7 +10584,7 @@
               <w:rPr>
                 <w:sz w:val="18"/>
               </w:rPr>
-              <w:t xml:space="preserve">fal_modernizacion_laboral</w:t>
+              <w:t xml:space="preserve">litigiosidad_laboral</w:t>
             </w:r>
           </w:p>
         </w:tc>
@@ -10401,7 +10679,7 @@
               <w:rPr>
                 <w:sz w:val="18"/>
               </w:rPr>
-              <w:t xml:space="preserve">Índice 0–100 (actos fundamentales del FAL: ley + reglamentación)</w:t>
+              <w:t xml:space="preserve">% variación juicios SRT (12m vs 12m previos)</w:t>
             </w:r>
           </w:p>
         </w:tc>
@@ -10436,7 +10714,7 @@
               <w:rPr>
                 <w:sz w:val="18"/>
               </w:rPr>
-              <w:t xml:space="preserve">2023-12 → 2026-07 (32 puntos)</w:t>
+              <w:t xml:space="preserve">2021-05 → 2026-04 (60 puntos)</w:t>
             </w:r>
           </w:p>
         </w:tc>
@@ -10466,7 +10744,7 @@
               <w:rPr>
                 <w:sz w:val="18"/>
               </w:rPr>
-              <w:t xml:space="preserve">Sin rezago: las dos normas están publicadas y fechadas.</w:t>
+              <w:t xml:space="preserve">La serie oficial de juicios se publica con 3-4 meses de rezago.</w:t>
             </w:r>
           </w:p>
         </w:tc>
@@ -10501,7 +10779,7 @@
               <w:rPr>
                 <w:sz w:val="18"/>
               </w:rPr>
-              <w:t xml:space="preserve">InfoLeg — Ley 27.802 y Decreto 408/2026</w:t>
+              <w:t xml:space="preserve">SRT — Superintendencia de Riesgos del Trabajo</w:t>
             </w:r>
           </w:p>
         </w:tc>
@@ -10531,7 +10809,7 @@
               <w:rPr>
                 <w:sz w:val="18"/>
               </w:rPr>
-              <w:t xml:space="preserve">Actos fundamentales del Fondo de Asistencia Laboral: sanción de la ley (50%) + reglamentación del Poder Ejecutivo (50%)</w:t>
+              <w:t xml:space="preserve">Serie histórica de litigiosidad: ingresos de juicios del sistema de riesgos del trabajo, total sistema</w:t>
             </w:r>
           </w:p>
         </w:tc>
@@ -10566,7 +10844,7 @@
               <w:rPr>
                 <w:sz w:val="18"/>
               </w:rPr>
-              <w:t xml:space="preserve">Registro versionado de hitos normativos, cada uno fechado y respaldado por una norma publicada, verificable por número en InfoLeg. Los fondos registrados en la Comisión Nacional de Valores y las menciones del instrumento en el Boletín Oficial se siguen relevando automáticamente y se muestran como contexto de la ficha, pero no inciden en el puntaje.</w:t>
+              <w:t xml:space="preserve">Automático: lectura de la planilla oficial.</w:t>
             </w:r>
           </w:p>
         </w:tc>
@@ -10596,14 +10874,14 @@
               <w:rPr>
                 <w:sz w:val="18"/>
               </w:rPr>
-              <w:t xml:space="preserve">Dato a 2026-08 · informe generado el 2026-08-09</w:t>
+              <w:t xml:space="preserve">Dato a 2026-04 · informe generado el 2026-08-09</w:t>
             </w:r>
           </w:p>
         </w:tc>
       </w:tr>
     </w:tbl>
-    <w:bookmarkEnd w:id="92"/>
-    <w:bookmarkStart w:id="93" w:name="definición-qué-mide-y-por-qué-importa-7"/>
+    <w:bookmarkEnd w:id="94"/>
+    <w:bookmarkStart w:id="95" w:name="definición-qué-mide-y-por-qué-importa-7"/>
     <w:p>
       <w:pPr>
         <w:pStyle w:val="Heading2"/>
@@ -10618,7 +10896,7 @@
         <w:pStyle w:val="FirstParagraph"/>
       </w:pPr>
       <w:r>
-        <w:t xml:space="preserve">Si están dados los dos actos que ponen en pie al Fondo de Asistencia Laboral, el mecanismo para financiar las indemnizaciones por despido que creó la Ley de Modernización Laboral: la sanción de la Ley 27.802 por el Congreso y su reglamentación por el Poder Ejecutivo mediante el Decreto 408/2026. Cada uno vale la mitad del indicador.</w:t>
+        <w:t xml:space="preserve">Cuánto varían los juicios laborales del sistema de riesgos del trabajo (SRT): acumulado de los últimos 12 meses contra los 12 previos.</w:t>
       </w:r>
     </w:p>
     <w:p>
@@ -10626,7 +10904,7 @@
         <w:pStyle w:val="BodyText"/>
       </w:pPr>
       <w:r>
-        <w:t xml:space="preserve">Es el indicador bisagra de la reforma laboral: el Gobierno lo presenta como su herramienta central contra la litigiosidad. Medirlo por sus actos fundamentales evita confundir el calendario legal con la gestión, porque el régimen recién entra en vigencia el 1 de noviembre de 2026 y hasta esa fecha no puede haber aportes ni convenios que lo incorporen, por más empeño que se ponga. Los dos actos están cumplidos: la ley se sancionó en marzo de 2026 y el Poder Ejecutivo la reglamentó en junio. Conviene leerlo sabiendo qué mide y qué no: dice que las bases quedaron puestas, no que el Fondo funcione. Eso se sabrá recién cuando el régimen rija, y para entonces el indicador tendrá que rediseñarse, porque los dos actos ya no pueden deshacerse y el valor queda fijo en cien.</w:t>
+        <w:t xml:space="preserve">Es el RESULTADO que la reforma laboral persigue: enfriar la industria del juicio. Complementa al Fondo de Asistencia Laboral (que mide la adopción del instrumento): si el instrumento no avanza pero la litigiosidad se enfría igual, la dimensión lo refleja. Proxy por juicios ART — la única serie nacional mensual pública.</w:t>
       </w:r>
     </w:p>
     <w:p>
@@ -10647,8 +10925,8 @@
         <w:t xml:space="preserve">Instrumento y resultado: la adopción del Fondo de Asistencia Laboral (el reemplazo del canal indemnizatorio) y la litigiosidad laboral (la industria del juicio que la reforma promete enfriar).</w:t>
       </w:r>
     </w:p>
-    <w:bookmarkEnd w:id="93"/>
-    <w:bookmarkStart w:id="94" w:name="método-de-cómputo-7"/>
+    <w:bookmarkEnd w:id="95"/>
+    <w:bookmarkStart w:id="96" w:name="método-de-cómputo-7"/>
     <w:p>
       <w:pPr>
         <w:pStyle w:val="Heading2"/>
@@ -10662,40 +10940,16 @@
       <w:pPr>
         <w:numPr>
           <w:ilvl w:val="0"/>
-          <w:numId w:val="1031"/>
+          <w:numId w:val="1032"/>
         </w:numPr>
         <w:pStyle w:val="Compact"/>
       </w:pPr>
       <w:r>
-        <w:t xml:space="preserve">El indicador mide los dos actos que ponen en pie al Fondo, cincuenta puntos cada uno: la Ley 27.802 de Modernización Laboral, con la que el Congreso instauró el Fondo (publicada el 6 de marzo de 2026), y el Decreto 408/2026, con el que el Poder Ejecutivo reglamentó el Título II (publicado el 1 de junio de 2026). Los dos están cumplidos.</w:t>
-      </w:r>
-    </w:p>
-    <w:p>
-      <w:pPr>
-        <w:numPr>
-          <w:ilvl w:val="0"/>
-          <w:numId w:val="1031"/>
-        </w:numPr>
-        <w:pStyle w:val="Compact"/>
-      </w:pPr>
-      <w:r>
-        <w:t xml:space="preserve">El criterio es que, con la ley sancionada y reglamentada, el Gobierno agotó lo que podía cumplir de la promesa hasta que el régimen entre en vigencia el 1 de noviembre de 2026, fecha fijada por el artículo 27 del decreto reglamentario.</w:t>
-      </w:r>
-    </w:p>
-    <w:p>
-      <w:pPr>
-        <w:numPr>
-          <w:ilvl w:val="0"/>
-          <w:numId w:val="1031"/>
-        </w:numPr>
-        <w:pStyle w:val="Compact"/>
-      </w:pPr>
-      <w:r>
-        <w:t xml:space="preserve">La serie mensual se reconstruye con la misma regla desde diciembre de 2023: cero hasta febrero de 2026, cincuenta desde marzo cuando se sanciona la ley, cien desde junio cuando se publica la reglamentación.</w:t>
-      </w:r>
-    </w:p>
-    <w:bookmarkEnd w:id="94"/>
-    <w:bookmarkStart w:id="95" w:name="X6f1889a6c9c1eaefb3e4c5719eab82ff8c71647"/>
+        <w:t xml:space="preserve">Variación porcentual del acumulado de 12 meses contra los 12 meses previos: si la industria del juicio se enfría, la variación se hace negativa.</w:t>
+      </w:r>
+    </w:p>
+    <w:bookmarkEnd w:id="96"/>
+    <w:bookmarkStart w:id="97" w:name="X580c6ce917b2a709ea8e3c85d9f137a942d26a4"/>
     <w:p>
       <w:pPr>
         <w:pStyle w:val="Heading2"/>
@@ -10728,7 +10982,7 @@
     <w:tbl>
       <w:tblPr>
         <w:tblStyle w:val="Table"/>
-        <w:tblW w:type="pct" w:w="5000.0"/>
+        <w:tblW w:type="pct" w:w="0.0"/>
         <w:tblLayout w:type="autofit"/>
         <w:tblLook w:firstRow="1" w:lastRow="0" w:firstColumn="0" w:lastColumn="0" w:noHBand="0" w:noVBand="0" w:val="0020"/>
         <w:tblBorders>
@@ -10746,10 +11000,7 @@
           <w:right w:w="140" w:type="dxa"/>
         </w:tblCellMar>
       </w:tblPr>
-      <w:tblGrid>
-        <w:gridCol w:w="3960"/>
-        <w:gridCol w:w="3960"/>
-      </w:tblGrid>
+      <w:tblGrid/>
       <w:tr>
         <w:trPr>
           <w:cantSplit/>
@@ -10770,7 +11021,7 @@
                 <w:sz w:val="18"/>
                 <w:color w:val="FFFFFF"/>
               </w:rPr>
-              <w:t xml:space="preserve">Rango (Índice 0–100 (actos fundamentales del FAL: ley + reglamentación))</w:t>
+              <w:t xml:space="preserve">Rango (% variación juicios SRT (12m vs 12m previos))</w:t>
             </w:r>
           </w:p>
         </w:tc>
@@ -10808,7 +11059,7 @@
               <w:rPr>
                 <w:sz w:val="18"/>
               </w:rPr>
-              <w:t xml:space="preserve">≥ 55</w:t>
+              <w:t xml:space="preserve">≤ 2,5</w:t>
             </w:r>
           </w:p>
         </w:tc>
@@ -10849,7 +11100,7 @@
               <w:rPr>
                 <w:sz w:val="18"/>
               </w:rPr>
-              <w:t xml:space="preserve">43,75 – 55</w:t>
+              <w:t xml:space="preserve">2,5 – 12,5</w:t>
             </w:r>
           </w:p>
         </w:tc>
@@ -10887,7 +11138,7 @@
               <w:rPr>
                 <w:sz w:val="18"/>
               </w:rPr>
-              <w:t xml:space="preserve">31,25 – 43,75</w:t>
+              <w:t xml:space="preserve">12,5 – 17,5</w:t>
             </w:r>
           </w:p>
         </w:tc>
@@ -10928,7 +11179,7 @@
               <w:rPr>
                 <w:sz w:val="18"/>
               </w:rPr>
-              <w:t xml:space="preserve">≤ 31,25</w:t>
+              <w:t xml:space="preserve">≥ 17,5</w:t>
             </w:r>
           </w:p>
         </w:tc>
@@ -10953,8 +11204,8 @@
         </w:tc>
       </w:tr>
     </w:tbl>
-    <w:bookmarkEnd w:id="95"/>
-    <w:bookmarkStart w:id="96" w:name="datos-concretos-detrás-del-valor-7"/>
+    <w:bookmarkEnd w:id="97"/>
+    <w:bookmarkStart w:id="98" w:name="datos-concretos-detrás-del-valor-7"/>
     <w:p>
       <w:pPr>
         <w:pStyle w:val="Heading2"/>
@@ -10970,65 +11221,6 @@
       </w:pPr>
       <w:r>
         <w:t xml:space="preserve">Qué hay, específicamente, detrás del dato que define el color de este mes — o qué falta publicar para poder verificarlo con precisión.</w:t>
-      </w:r>
-    </w:p>
-    <w:p>
-      <w:pPr>
-        <w:numPr>
-          <w:ilvl w:val="0"/>
-          <w:numId w:val="1032"/>
-        </w:numPr>
-        <w:pStyle w:val="Compact"/>
-      </w:pPr>
-      <w:r>
-        <w:t xml:space="preserve">2 de 2 actos fundamentales cumplidos (Ley 27.802 2026-03-06 · Decreto 408/2026 2026-06-01) · el régimen entra en vigencia el 2026-11-01 · contexto: 0 fondos registrados en CNV · 3 menciones del FAL en el BO desde mar-2026</w:t>
-      </w:r>
-    </w:p>
-    <w:bookmarkEnd w:id="96"/>
-    <w:bookmarkStart w:id="97" w:name="color-vigente-y-por-qué-6"/>
-    <w:p>
-      <w:pPr>
-        <w:pStyle w:val="Heading2"/>
-        <w:keepNext/>
-      </w:pPr>
-      <w:r>
-        <w:t xml:space="preserve">Color vigente y por qué</w:t>
-      </w:r>
-    </w:p>
-    <w:p>
-      <w:pPr>
-        <w:pStyle w:val="FirstParagraph"/>
-      </w:pPr>
-      <w:r>
-        <w:t xml:space="preserve">Dato vigente: 100 Índice 0–100 (actos fundamentales del FAL: ley + reglamentación) (2026-08).</w:t>
-      </w:r>
-    </w:p>
-    <w:p>
-      <w:pPr>
-        <w:pStyle w:val="BodyText"/>
-      </w:pPr>
-      <w:r>
-        <w:t xml:space="preserve">100,0 Índice 0–100 (actos fundamentales del FAL: ley + reglamentación) cae en el tramo que corresponde a Verde, a 45,0 del corte más cercano.</w:t>
-      </w:r>
-    </w:p>
-    <w:p>
-      <w:pPr>
-        <w:pStyle w:val="BodyText"/>
-      </w:pPr>
-      <w:r>
-        <w:rPr>
-          <w:bCs/>
-          <w:b/>
-        </w:rPr>
-        <w:t xml:space="preserve">Color vigente: VERDE</w:t>
-      </w:r>
-    </w:p>
-    <w:p>
-      <w:pPr>
-        <w:pStyle w:val="BodyText"/>
-      </w:pPr>
-      <w:r>
-        <w:t xml:space="preserve">Ponderación vigente en el ITCG: 7,5 % efectivo. El color es una lectura adicional — no reemplaza ni cambia esta ponderación.</w:t>
       </w:r>
     </w:p>
     <w:p>
@@ -11040,6 +11232,65 @@
         <w:pStyle w:val="Compact"/>
       </w:pPr>
       <w:r>
+        <w:t xml:space="preserve">128.619 juicios en 12m (hasta 2026-04) vs 125.153 previos</w:t>
+      </w:r>
+    </w:p>
+    <w:bookmarkEnd w:id="98"/>
+    <w:bookmarkStart w:id="99" w:name="color-vigente-y-por-qué-7"/>
+    <w:p>
+      <w:pPr>
+        <w:pStyle w:val="Heading2"/>
+        <w:keepNext/>
+      </w:pPr>
+      <w:r>
+        <w:t xml:space="preserve">Color vigente y por qué</w:t>
+      </w:r>
+    </w:p>
+    <w:p>
+      <w:pPr>
+        <w:pStyle w:val="FirstParagraph"/>
+      </w:pPr>
+      <w:r>
+        <w:t xml:space="preserve">Dato vigente: 2,8 % variación juicios SRT (12m vs 12m previos) (2026-04).</w:t>
+      </w:r>
+    </w:p>
+    <w:p>
+      <w:pPr>
+        <w:pStyle w:val="BodyText"/>
+      </w:pPr>
+      <w:r>
+        <w:t xml:space="preserve">2,8 % variación juicios SRT (12m vs 12m previos) cae en el tramo que corresponde a Amarillo, a 0,3 del corte más cercano.</w:t>
+      </w:r>
+    </w:p>
+    <w:p>
+      <w:pPr>
+        <w:pStyle w:val="BodyText"/>
+      </w:pPr>
+      <w:r>
+        <w:rPr>
+          <w:bCs/>
+          <w:b/>
+        </w:rPr>
+        <w:t xml:space="preserve">Color vigente: AMARILLO</w:t>
+      </w:r>
+    </w:p>
+    <w:p>
+      <w:pPr>
+        <w:pStyle w:val="BodyText"/>
+      </w:pPr>
+      <w:r>
+        <w:t xml:space="preserve">Ponderación vigente en el ITCG: 7,5 % efectivo. El color es una lectura adicional — no reemplaza ni cambia esta ponderación.</w:t>
+      </w:r>
+    </w:p>
+    <w:p>
+      <w:pPr>
+        <w:numPr>
+          <w:ilvl w:val="0"/>
+          <w:numId w:val="1034"/>
+        </w:numPr>
+        <w:pStyle w:val="Compact"/>
+      </w:pPr>
+      <w:r>
         <w:rPr>
           <w:bCs/>
           <w:b/>
@@ -11050,11 +11301,11 @@
         <w:t xml:space="preserve"> </w:t>
       </w:r>
       <w:r>
-        <w:t xml:space="preserve">La litigiosidad laboral puntúa como indicador aparte de la misma dimensión: par instrumento (este) / resultado (aquella), sin doble conteo.</w:t>
-      </w:r>
-    </w:p>
-    <w:bookmarkEnd w:id="97"/>
-    <w:bookmarkStart w:id="98" w:name="transparencia-limitaciones-declaradas-7"/>
+        <w:t xml:space="preserve">Es el «resultado» que complementa al «instrumento» (Fondo de Asistencia Laboral) dentro de la dimensión de reforma laboral.</w:t>
+      </w:r>
+    </w:p>
+    <w:bookmarkEnd w:id="99"/>
+    <w:bookmarkStart w:id="100" w:name="transparencia-limitaciones-declaradas-7"/>
     <w:p>
       <w:pPr>
         <w:pStyle w:val="Heading2"/>
@@ -11062,53 +11313,6 @@
       </w:pPr>
       <w:r>
         <w:t xml:space="preserve">Transparencia — limitaciones declaradas</w:t>
-      </w:r>
-    </w:p>
-    <w:p>
-      <w:pPr>
-        <w:numPr>
-          <w:ilvl w:val="0"/>
-          <w:numId w:val="1034"/>
-        </w:numPr>
-        <w:pStyle w:val="Compact"/>
-      </w:pPr>
-      <w:r>
-        <w:t xml:space="preserve">El indicador dice que las bases quedaron puestas, no que el Fondo funcione. Son cosas distintas y conviene no leerlas como si fueran la misma: un Gobierno puede sancionar y reglamentar una ley que después nadie use. Por eso la dimensión de reforma laboral mide además el resultado —la litigiosidad— con un indicador aparte y del mismo peso.</w:t>
-      </w:r>
-    </w:p>
-    <w:p>
-      <w:pPr>
-        <w:numPr>
-          <w:ilvl w:val="0"/>
-          <w:numId w:val="1034"/>
-        </w:numPr>
-        <w:pStyle w:val="Compact"/>
-      </w:pPr>
-      <w:r>
-        <w:t xml:space="preserve">Los dos actos ya ocurrieron y no pueden deshacerse, de modo que el valor queda fijo en cien y ningún hecho futuro lo mueve: ni la entrada en vigencia del régimen ni que el instrumento se use o no. Es una limitación seria y asumida —el indicador dejó de discriminar— y obliga a rediseñarlo cuando el régimen empiece a regir.</w:t>
-      </w:r>
-    </w:p>
-    <w:p>
-      <w:pPr>
-        <w:numPr>
-          <w:ilvl w:val="0"/>
-          <w:numId w:val="1034"/>
-        </w:numPr>
-        <w:pStyle w:val="Compact"/>
-      </w:pPr>
-      <w:r>
-        <w:t xml:space="preserve">Es una medida de cumplimiento formal de la promesa, no de su efecto. La versión anterior componía construcción, vigencia y adopción para mantener recorrido; se reemplazó por decisión editorial, a propuesta de la revisión externa del cinturón, y el cambio mejoró el puntaje del indicador. Queda dicho para que se pueda discutir.</w:t>
-      </w:r>
-    </w:p>
-    <w:bookmarkEnd w:id="98"/>
-    <w:bookmarkStart w:id="99" w:name="X5157a7f3dd1b7c5618784c262e1db635d54cbee"/>
-    <w:p>
-      <w:pPr>
-        <w:pStyle w:val="Heading2"/>
-        <w:keepNext/>
-      </w:pPr>
-      <w:r>
-        <w:t xml:space="preserve">Si falta el dato / Política de revisiones</w:t>
       </w:r>
     </w:p>
     <w:p>
@@ -11116,6 +11320,41 @@
         <w:numPr>
           <w:ilvl w:val="0"/>
           <w:numId w:val="1035"/>
+        </w:numPr>
+        <w:pStyle w:val="Compact"/>
+      </w:pPr>
+      <w:r>
+        <w:t xml:space="preserve">Aproximación declarada: son juicios del sistema de riesgos del trabajo, no el canal indemnizatorio que el Fondo de Asistencia Laboral reemplaza — pero es la única serie nacional mensual pública.</w:t>
+      </w:r>
+    </w:p>
+    <w:p>
+      <w:pPr>
+        <w:numPr>
+          <w:ilvl w:val="0"/>
+          <w:numId w:val="1035"/>
+        </w:numPr>
+        <w:pStyle w:val="Compact"/>
+      </w:pPr>
+      <w:r>
+        <w:t xml:space="preserve">La ventana de 12 contra 12 meses reacciona lento a los quiebres.</w:t>
+      </w:r>
+    </w:p>
+    <w:bookmarkEnd w:id="100"/>
+    <w:bookmarkStart w:id="101" w:name="X5157a7f3dd1b7c5618784c262e1db635d54cbee"/>
+    <w:p>
+      <w:pPr>
+        <w:pStyle w:val="Heading2"/>
+        <w:keepNext/>
+      </w:pPr>
+      <w:r>
+        <w:t xml:space="preserve">Si falta el dato / Política de revisiones</w:t>
+      </w:r>
+    </w:p>
+    <w:p>
+      <w:pPr>
+        <w:numPr>
+          <w:ilvl w:val="0"/>
+          <w:numId w:val="1036"/>
         </w:numPr>
       </w:pPr>
       <w:r>
@@ -11129,14 +11368,14 @@
         <w:t xml:space="preserve"> </w:t>
       </w:r>
       <w:r>
-        <w:t xml:space="preserve">No aplica: las dos normas están publicadas y el registro es local. El contexto que viene de la Comisión Nacional de Valores y del Boletín Oficial puede faltar sin afectar el puntaje.</w:t>
+        <w:t xml:space="preserve">Con la planilla caída, se mantiene el último valor disponible, señalado como desactualizado; sin dato, los pesos de la dimensión se renormalizan.</w:t>
       </w:r>
     </w:p>
     <w:p>
       <w:pPr>
         <w:numPr>
           <w:ilvl w:val="0"/>
-          <w:numId w:val="1035"/>
+          <w:numId w:val="1036"/>
         </w:numPr>
       </w:pPr>
       <w:r>
@@ -11150,11 +11389,11 @@
         <w:t xml:space="preserve"> </w:t>
       </w:r>
       <w:r>
-        <w:t xml:space="preserve">El registro de hitos se reverifica contra InfoLeg por número de norma; la serie se reconstruye entera en cada corrida.</w:t>
-      </w:r>
-    </w:p>
-    <w:bookmarkEnd w:id="99"/>
-    <w:bookmarkStart w:id="100" w:name="X132198e4afb37dac2ae05929110b05dce5f3da0"/>
+        <w:t xml:space="preserve">La fuente puede revisar meses; la planilla completa se relee en cada actualización.</w:t>
+      </w:r>
+    </w:p>
+    <w:bookmarkEnd w:id="101"/>
+    <w:bookmarkStart w:id="102" w:name="X132198e4afb37dac2ae05929110b05dce5f3da0"/>
     <w:p>
       <w:pPr>
         <w:pStyle w:val="Heading2"/>
@@ -11167,42 +11406,6 @@
     <w:p>
       <w:pPr>
         <w:pStyle w:val="FirstParagraph"/>
-      </w:pPr>
-      <w:r>
-        <w:rPr>
-          <w:bCs/>
-          <w:b/>
-        </w:rPr>
-        <w:t xml:space="preserve">2026-07-20</w:t>
-      </w:r>
-      <w:r>
-        <w:t xml:space="preserve"> </w:t>
-      </w:r>
-      <w:r>
-        <w:t xml:space="preserve">— Pasa a medirse en tres etapas —construcción normativa, vigencia y adopción— a partir de una revisión externa del cinturón, que observó que el indicador informaba un valor cercano a cero por una razón de cronograma legal y no de gestión: medía la adopción de un instrumento que todavía no podía adoptarse. Con la escala anterior el valor era 0,4 sobre 100; con la nueva es 40,2, que corresponde a un instrumento íntegramente construido y en espera de entrar en vigencia. Las bandas se recalibraron porque cambió lo que la escala mide, no para mover el puntaje: sobre la escala nueva, las anclas viejas habrían dado 75 a un instrumento que nadie usa.</w:t>
-      </w:r>
-    </w:p>
-    <w:p>
-      <w:pPr>
-        <w:pStyle w:val="BodyText"/>
-      </w:pPr>
-      <w:r>
-        <w:rPr>
-          <w:bCs/>
-          <w:b/>
-        </w:rPr>
-        <w:t xml:space="preserve">2026-05</w:t>
-      </w:r>
-      <w:r>
-        <w:t xml:space="preserve"> </w:t>
-      </w:r>
-      <w:r>
-        <w:t xml:space="preserve">— Versión inicial como carga manual de etapas implementadas.</w:t>
-      </w:r>
-    </w:p>
-    <w:p>
-      <w:pPr>
-        <w:pStyle w:val="BodyText"/>
       </w:pPr>
       <w:r>
         <w:rPr>
@@ -11215,7 +11418,7 @@
         <w:t xml:space="preserve"> </w:t>
       </w:r>
       <w:r>
-        <w:t xml:space="preserve">— Compuesto del documento institucional renormalizado a lo medible, con el registro CNV automático.</w:t>
+        <w:t xml:space="preserve">— Alta como indicador de contexto, fuera del índice.</w:t>
       </w:r>
     </w:p>
     <w:p>
@@ -11233,43 +11436,7 @@
         <w:t xml:space="preserve"> </w:t>
       </w:r>
       <w:r>
-        <w:t xml:space="preserve">— La litigiosidad se separa como indicador propio de la dimensión. Después, la cobertura se automatizó vía menciones del Boletín Oficial con calibración anclada.</w:t>
-      </w:r>
-    </w:p>
-    <w:p>
-      <w:pPr>
-        <w:pStyle w:val="BodyText"/>
-      </w:pPr>
-      <w:r>
-        <w:rPr>
-          <w:bCs/>
-          <w:b/>
-        </w:rPr>
-        <w:t xml:space="preserve">2026-07-15</w:t>
-      </w:r>
-      <w:r>
-        <w:t xml:space="preserve"> </w:t>
-      </w:r>
-      <w:r>
-        <w:t xml:space="preserve">— La cobertura pasa a contar las menciones del Fondo de Asistencia Laboral (Ley 27.802) desde marzo de 2026, distinguiéndolo del régimen homónimo de la construcción. La serie histórica arranca en cero con la creación del régimen.</w:t>
-      </w:r>
-    </w:p>
-    <w:p>
-      <w:pPr>
-        <w:pStyle w:val="BodyText"/>
-      </w:pPr>
-      <w:r>
-        <w:rPr>
-          <w:bCs/>
-          <w:b/>
-        </w:rPr>
-        <w:t xml:space="preserve">2026-07-25</w:t>
-      </w:r>
-      <w:r>
-        <w:t xml:space="preserve"> </w:t>
-      </w:r>
-      <w:r>
-        <w:t xml:space="preserve">— Su peso dentro de la dimensión baja del setenta al cincuenta por ciento, a propuesta de una revisión externa: la dimensión mide un instrumento y su resultado, y no había razón para que el instrumento pesara más del doble que el resultado. El cambio mejora el puntaje de la dimensión, porque la litigiosidad venía puntuando más alto que el fondo; se deja dicho para que la decisión pueda discutirse por su argumento y no por su efecto.</w:t>
+        <w:t xml:space="preserve">— Entra al ITCG (reforma laboral, 30% interno): es el resultado que la reforma persigue y complementa al instrumento.</w:t>
       </w:r>
     </w:p>
     <w:p>
@@ -11301,16 +11468,16 @@
         <w:t xml:space="preserve">Ficha metodológica · Cinturón Gestión · Capa de semáforo (4 colores)</w:t>
       </w:r>
     </w:p>
-    <w:bookmarkEnd w:id="100"/>
-    <w:bookmarkEnd w:id="101"/>
-    <w:bookmarkStart w:id="111" w:name="litigiosidad-laboral-srt"/>
+    <w:bookmarkEnd w:id="102"/>
+    <w:bookmarkEnd w:id="103"/>
+    <w:bookmarkStart w:id="113" w:name="privatizaciones-etapas"/>
     <w:p>
       <w:pPr>
         <w:pStyle w:val="Heading1"/>
         <w:keepNext/>
       </w:pPr>
       <w:r>
-        <w:t xml:space="preserve">Litigiosidad laboral (SRT)</w:t>
+        <w:t xml:space="preserve">Privatizaciones (etapas)</w:t>
       </w:r>
     </w:p>
     <w:p>
@@ -11318,7 +11485,7 @@
         <w:pStyle w:val="FirstParagraph"/>
       </w:pPr>
       <w:r>
-        <w:t xml:space="preserve">Cuánto varían los juicios laborales del sistema de riesgos del trabajo (SRT): acumulado de los últimos 12 meses contra los 12 previos.</w:t>
+        <w:t xml:space="preserve">Cuánto avanza la privatización de la cartera de empresas públicas habilitada por la Ley Bases, medida por etapas verificables: 0 sin definir · 1 preparatoria · 2 pliegos · 3 licitación/adjudicación · 4 operación cerrada.</w:t>
       </w:r>
     </w:p>
     <w:tbl>
@@ -11364,7 +11531,7 @@
                 <w:b/>
                 <w:sz w:val="18"/>
               </w:rPr>
-              <w:t xml:space="preserve">Hoy: 2,8 % variación juicios SRT (12m vs 12m previos)</w:t>
+              <w:t xml:space="preserve">Hoy: 51,4 % de avance (etapas 0-4, cartera Ley Bases)</w:t>
             </w:r>
             <w:r>
               <w:rPr>
@@ -11376,13 +11543,13 @@
               <w:rPr>
                 <w:sz w:val="18"/>
               </w:rPr>
-              <w:t xml:space="preserve">(2026-04)</w:t>
+              <w:t xml:space="preserve">(2026-06)</w:t>
             </w:r>
           </w:p>
         </w:tc>
         <w:tc>
           <w:tcPr>
-            <w:shd w:val="clear" w:color="auto" w:fill="FEF3C7"/>
+            <w:shd w:val="clear" w:color="auto" w:fill="DCFCE7"/>
           </w:tcPr>
           <w:p>
             <w:pPr>
@@ -11394,23 +11561,23 @@
                 <w:bCs/>
                 <w:b/>
                 <w:sz w:val="18"/>
-                <w:color w:val="713F12"/>
-              </w:rPr>
-              <w:t xml:space="preserve">AMARILLO</w:t>
-            </w:r>
-          </w:p>
-        </w:tc>
-        <w:tc>
-          <w:p>
-            <w:pPr>
-              <w:pStyle w:val="Compact"/>
-              <w:jc w:val="left"/>
-            </w:pPr>
-            <w:r>
-              <w:rPr>
-                <w:sz w:val="18"/>
-              </w:rPr>
-              <w:t xml:space="preserve">Peso efectivo 7,5 % del ITCG</w:t>
+                <w:color w:val="14532D"/>
+              </w:rPr>
+              <w:t xml:space="preserve">VERDE</w:t>
+            </w:r>
+          </w:p>
+        </w:tc>
+        <w:tc>
+          <w:p>
+            <w:pPr>
+              <w:pStyle w:val="Compact"/>
+              <w:jc w:val="left"/>
+            </w:pPr>
+            <w:r>
+              <w:rPr>
+                <w:sz w:val="18"/>
+              </w:rPr>
+              <w:t xml:space="preserve">Peso efectivo 6 % del ITCG</w:t>
             </w:r>
           </w:p>
         </w:tc>
@@ -11430,7 +11597,7 @@
         </w:tc>
       </w:tr>
     </w:tbl>
-    <w:bookmarkStart w:id="102" w:name="identificación-8"/>
+    <w:bookmarkStart w:id="104" w:name="identificación-8"/>
     <w:p>
       <w:pPr>
         <w:pStyle w:val="Heading2"/>
@@ -11497,7 +11664,7 @@
               <w:rPr>
                 <w:sz w:val="18"/>
               </w:rPr>
-              <w:t xml:space="preserve">litigiosidad_laboral</w:t>
+              <w:t xml:space="preserve">privatizaciones</w:t>
             </w:r>
           </w:p>
         </w:tc>
@@ -11562,7 +11729,7 @@
               <w:rPr>
                 <w:sz w:val="18"/>
               </w:rPr>
-              <w:t xml:space="preserve">Reforma laboral</w:t>
+              <w:t xml:space="preserve">Privatizaciones e inversión</w:t>
             </w:r>
           </w:p>
         </w:tc>
@@ -11592,7 +11759,7 @@
               <w:rPr>
                 <w:sz w:val="18"/>
               </w:rPr>
-              <w:t xml:space="preserve">% variación juicios SRT (12m vs 12m previos)</w:t>
+              <w:t xml:space="preserve">% de avance (etapas 0-4, cartera Ley Bases)</w:t>
             </w:r>
           </w:p>
         </w:tc>
@@ -11627,7 +11794,7 @@
               <w:rPr>
                 <w:sz w:val="18"/>
               </w:rPr>
-              <w:t xml:space="preserve">2021-05 → 2026-04 (60 puntos)</w:t>
+              <w:t xml:space="preserve">2023-12 → 2026-08 (33 puntos)</w:t>
             </w:r>
           </w:p>
         </w:tc>
@@ -11657,7 +11824,7 @@
               <w:rPr>
                 <w:sz w:val="18"/>
               </w:rPr>
-              <w:t xml:space="preserve">La serie oficial de juicios se publica con 3-4 meses de rezago.</w:t>
+              <w:t xml:space="preserve">Al día del último hito curado; el registro se actualiza con seguimiento quincenal del Boletín Oficial.</w:t>
             </w:r>
           </w:p>
         </w:tc>
@@ -11692,7 +11859,7 @@
               <w:rPr>
                 <w:sz w:val="18"/>
               </w:rPr>
-              <w:t xml:space="preserve">SRT — Superintendencia de Riesgos del Trabajo</w:t>
+              <w:t xml:space="preserve">Boletín Oficial (hechos) + Fundación CIGOB (curaduría del registro)</w:t>
             </w:r>
           </w:p>
         </w:tc>
@@ -11722,7 +11889,7 @@
               <w:rPr>
                 <w:sz w:val="18"/>
               </w:rPr>
-              <w:t xml:space="preserve">Serie histórica de litigiosidad: ingresos de juicios del sistema de riesgos del trabajo, total sistema</w:t>
+              <w:t xml:space="preserve">Avance de la cartera de privatizaciones de la Ley Bases por etapas 0-4 (sin definir → preparatoria → pliegos → licitación/adjudicación → cerrada), nueve empresas</w:t>
             </w:r>
           </w:p>
         </w:tc>
@@ -11757,7 +11924,7 @@
               <w:rPr>
                 <w:sz w:val="18"/>
               </w:rPr>
-              <w:t xml:space="preserve">Automático: lectura de la planilla oficial.</w:t>
+              <w:t xml:space="preserve">Registro curado a mano con seguimiento quincenal del Boletín Oficial: no existe una fuente única automatizable (ni la agencia responsable ni la comisión bicameral publican un tablero).</w:t>
             </w:r>
           </w:p>
         </w:tc>
@@ -11787,14 +11954,14 @@
               <w:rPr>
                 <w:sz w:val="18"/>
               </w:rPr>
-              <w:t xml:space="preserve">Dato a 2026-04 · informe generado el 2026-08-09</w:t>
+              <w:t xml:space="preserve">Dato a 2026-06 · informe generado el 2026-08-09</w:t>
             </w:r>
           </w:p>
         </w:tc>
       </w:tr>
     </w:tbl>
-    <w:bookmarkEnd w:id="102"/>
-    <w:bookmarkStart w:id="103" w:name="definición-qué-mide-y-por-qué-importa-8"/>
+    <w:bookmarkEnd w:id="104"/>
+    <w:bookmarkStart w:id="105" w:name="definición-qué-mide-y-por-qué-importa-8"/>
     <w:p>
       <w:pPr>
         <w:pStyle w:val="Heading2"/>
@@ -11809,7 +11976,7 @@
         <w:pStyle w:val="FirstParagraph"/>
       </w:pPr>
       <w:r>
-        <w:t xml:space="preserve">Cuánto varían los juicios laborales del sistema de riesgos del trabajo (SRT): acumulado de los últimos 12 meses contra los 12 previos.</w:t>
+        <w:t xml:space="preserve">Cuánto avanza la privatización de la cartera de empresas públicas habilitada por la Ley Bases, medida por etapas verificables: 0 sin definir · 1 preparatoria · 2 pliegos · 3 licitación/adjudicación · 4 operación cerrada.</w:t>
       </w:r>
     </w:p>
     <w:p>
@@ -11817,7 +11984,7 @@
         <w:pStyle w:val="BodyText"/>
       </w:pPr>
       <w:r>
-        <w:t xml:space="preserve">Es el RESULTADO que la reforma laboral persigue: enfriar la industria del juicio. Complementa al Fondo de Asistencia Laboral (que mide la adopción del instrumento): si el instrumento no avanza pero la litigiosidad se enfría igual, la dimensión lo refleja. Proxy por juicios ART — la única serie nacional mensual pública.</w:t>
+        <w:t xml:space="preserve">Mide la ejecución real de una reforma emblema — el promedio de etapas separa el anuncio del hecho consumado (una venta cerrada vale más que diez pliegos). Se mantiene con seguimiento del Boletín Oficial: no existe fuente única automatizable.</w:t>
       </w:r>
     </w:p>
     <w:p>
@@ -11829,17 +11996,17 @@
           <w:bCs/>
           <w:b/>
         </w:rPr>
-        <w:t xml:space="preserve">Dimensión que integra — Reforma laboral.</w:t>
+        <w:t xml:space="preserve">Dimensión que integra — Privatizaciones e inversión.</w:t>
       </w:r>
       <w:r>
         <w:t xml:space="preserve"> </w:t>
       </w:r>
       <w:r>
-        <w:t xml:space="preserve">Instrumento y resultado: la adopción del Fondo de Asistencia Laboral (el reemplazo del canal indemnizatorio) y la litigiosidad laboral (la industria del juicio que la reforma promete enfriar).</w:t>
-      </w:r>
-    </w:p>
-    <w:bookmarkEnd w:id="103"/>
-    <w:bookmarkStart w:id="104" w:name="método-de-cómputo-8"/>
+        <w:t xml:space="preserve">Los activos del Estado y la inversión privada grande: privatizaciones, cartera del RIGI y concesiones viales.</w:t>
+      </w:r>
+    </w:p>
+    <w:bookmarkEnd w:id="105"/>
+    <w:bookmarkStart w:id="106" w:name="método-de-cómputo-8"/>
     <w:p>
       <w:pPr>
         <w:pStyle w:val="Heading2"/>
@@ -11853,16 +12020,28 @@
       <w:pPr>
         <w:numPr>
           <w:ilvl w:val="0"/>
-          <w:numId w:val="1036"/>
+          <w:numId w:val="1037"/>
         </w:numPr>
         <w:pStyle w:val="Compact"/>
       </w:pPr>
       <w:r>
-        <w:t xml:space="preserve">Variación porcentual del acumulado de 12 meses contra los 12 meses previos: si la industria del juicio se enfría, la variación se hace negativa.</w:t>
-      </w:r>
-    </w:p>
-    <w:bookmarkEnd w:id="104"/>
-    <w:bookmarkStart w:id="105" w:name="X580c6ce917b2a709ea8e3c85d9f137a942d26a4"/>
+        <w:t xml:space="preserve">Cada empresa recibe una etapa 0-4 con la norma que la respalda; el avance es el promedio de etapas sobre 4, en porcentaje.</w:t>
+      </w:r>
+    </w:p>
+    <w:p>
+      <w:pPr>
+        <w:numPr>
+          <w:ilvl w:val="0"/>
+          <w:numId w:val="1037"/>
+        </w:numPr>
+        <w:pStyle w:val="Compact"/>
+      </w:pPr>
+      <w:r>
+        <w:t xml:space="preserve">La serie histórica se reconstruye con las transiciones de etapa fechadas por su norma del Boletín Oficial.</w:t>
+      </w:r>
+    </w:p>
+    <w:bookmarkEnd w:id="106"/>
+    <w:bookmarkStart w:id="107" w:name="X87b3987c06539a9299ed64e1a1888a4d5564dfd"/>
     <w:p>
       <w:pPr>
         <w:pStyle w:val="Heading2"/>
@@ -11934,7 +12113,7 @@
                 <w:sz w:val="18"/>
                 <w:color w:val="FFFFFF"/>
               </w:rPr>
-              <w:t xml:space="preserve">Rango (% variación juicios SRT (12m vs 12m previos))</w:t>
+              <w:t xml:space="preserve">Rango (% de avance (etapas 0-4, cartera Ley Bases))</w:t>
             </w:r>
           </w:p>
         </w:tc>
@@ -11972,7 +12151,7 @@
               <w:rPr>
                 <w:sz w:val="18"/>
               </w:rPr>
-              <w:t xml:space="preserve">≤ 2,5</w:t>
+              <w:t xml:space="preserve">≥ 41</w:t>
             </w:r>
           </w:p>
         </w:tc>
@@ -12013,7 +12192,7 @@
               <w:rPr>
                 <w:sz w:val="18"/>
               </w:rPr>
-              <w:t xml:space="preserve">2,5 – 12,5</w:t>
+              <w:t xml:space="preserve">25 – 41</w:t>
             </w:r>
           </w:p>
         </w:tc>
@@ -12051,7 +12230,7 @@
               <w:rPr>
                 <w:sz w:val="18"/>
               </w:rPr>
-              <w:t xml:space="preserve">12,5 – 17,5</w:t>
+              <w:t xml:space="preserve">18,33 – 25</w:t>
             </w:r>
           </w:p>
         </w:tc>
@@ -12092,7 +12271,7 @@
               <w:rPr>
                 <w:sz w:val="18"/>
               </w:rPr>
-              <w:t xml:space="preserve">≥ 17,5</w:t>
+              <w:t xml:space="preserve">≤ 18,33</w:t>
             </w:r>
           </w:p>
         </w:tc>
@@ -12117,8 +12296,8 @@
         </w:tc>
       </w:tr>
     </w:tbl>
-    <w:bookmarkEnd w:id="105"/>
-    <w:bookmarkStart w:id="106" w:name="datos-concretos-detrás-del-valor-8"/>
+    <w:bookmarkEnd w:id="107"/>
+    <w:bookmarkStart w:id="108" w:name="datos-concretos-detrás-del-valor-8"/>
     <w:p>
       <w:pPr>
         <w:pStyle w:val="Heading2"/>
@@ -12134,65 +12313,6 @@
       </w:pPr>
       <w:r>
         <w:t xml:space="preserve">Qué hay, específicamente, detrás del dato que define el color de este mes — o qué falta publicar para poder verificarlo con precisión.</w:t>
-      </w:r>
-    </w:p>
-    <w:p>
-      <w:pPr>
-        <w:numPr>
-          <w:ilvl w:val="0"/>
-          <w:numId w:val="1037"/>
-        </w:numPr>
-        <w:pStyle w:val="Compact"/>
-      </w:pPr>
-      <w:r>
-        <w:t xml:space="preserve">128.619 juicios en 12m (hasta 2026-04) vs 125.153 previos</w:t>
-      </w:r>
-    </w:p>
-    <w:bookmarkEnd w:id="106"/>
-    <w:bookmarkStart w:id="107" w:name="color-vigente-y-por-qué-7"/>
-    <w:p>
-      <w:pPr>
-        <w:pStyle w:val="Heading2"/>
-        <w:keepNext/>
-      </w:pPr>
-      <w:r>
-        <w:t xml:space="preserve">Color vigente y por qué</w:t>
-      </w:r>
-    </w:p>
-    <w:p>
-      <w:pPr>
-        <w:pStyle w:val="FirstParagraph"/>
-      </w:pPr>
-      <w:r>
-        <w:t xml:space="preserve">Dato vigente: 2,8 % variación juicios SRT (12m vs 12m previos) (2026-04).</w:t>
-      </w:r>
-    </w:p>
-    <w:p>
-      <w:pPr>
-        <w:pStyle w:val="BodyText"/>
-      </w:pPr>
-      <w:r>
-        <w:t xml:space="preserve">2,8 % variación juicios SRT (12m vs 12m previos) cae en el tramo que corresponde a Amarillo, a 0,3 del corte más cercano.</w:t>
-      </w:r>
-    </w:p>
-    <w:p>
-      <w:pPr>
-        <w:pStyle w:val="BodyText"/>
-      </w:pPr>
-      <w:r>
-        <w:rPr>
-          <w:bCs/>
-          <w:b/>
-        </w:rPr>
-        <w:t xml:space="preserve">Color vigente: AMARILLO</w:t>
-      </w:r>
-    </w:p>
-    <w:p>
-      <w:pPr>
-        <w:pStyle w:val="BodyText"/>
-      </w:pPr>
-      <w:r>
-        <w:t xml:space="preserve">Ponderación vigente en el ITCG: 7,5 % efectivo. El color es una lectura adicional — no reemplaza ni cambia esta ponderación.</w:t>
       </w:r>
     </w:p>
     <w:p>
@@ -12204,21 +12324,58 @@
         <w:pStyle w:val="Compact"/>
       </w:pPr>
       <w:r>
+        <w:t xml:space="preserve">9 empresas · etapa promedio 2,06/4 · cerradas: Transener · 18 norma(s) nueva(s) del Boletín Oficial sin revisar</w:t>
+      </w:r>
+    </w:p>
+    <w:bookmarkEnd w:id="108"/>
+    <w:bookmarkStart w:id="109" w:name="color-vigente-y-por-qué-8"/>
+    <w:p>
+      <w:pPr>
+        <w:pStyle w:val="Heading2"/>
+        <w:keepNext/>
+      </w:pPr>
+      <w:r>
+        <w:t xml:space="preserve">Color vigente y por qué</w:t>
+      </w:r>
+    </w:p>
+    <w:p>
+      <w:pPr>
+        <w:pStyle w:val="FirstParagraph"/>
+      </w:pPr>
+      <w:r>
+        <w:t xml:space="preserve">Dato vigente: 51,4 % de avance (etapas 0-4, cartera Ley Bases) (2026-06).</w:t>
+      </w:r>
+    </w:p>
+    <w:p>
+      <w:pPr>
+        <w:pStyle w:val="BodyText"/>
+      </w:pPr>
+      <w:r>
+        <w:t xml:space="preserve">51,4 % de avance (etapas 0-4, cartera Ley Bases) cae en el tramo que corresponde a Verde, a 10,4 del corte más cercano.</w:t>
+      </w:r>
+    </w:p>
+    <w:p>
+      <w:pPr>
+        <w:pStyle w:val="BodyText"/>
+      </w:pPr>
+      <w:r>
         <w:rPr>
           <w:bCs/>
           <w:b/>
         </w:rPr>
-        <w:t xml:space="preserve">Participación en otros indicadores.</w:t>
-      </w:r>
-      <w:r>
-        <w:t xml:space="preserve"> </w:t>
-      </w:r>
-      <w:r>
-        <w:t xml:space="preserve">Es el «resultado» que complementa al «instrumento» (Fondo de Asistencia Laboral) dentro de la dimensión de reforma laboral.</w:t>
-      </w:r>
-    </w:p>
-    <w:bookmarkEnd w:id="107"/>
-    <w:bookmarkStart w:id="108" w:name="transparencia-limitaciones-declaradas-8"/>
+        <w:t xml:space="preserve">Color vigente: VERDE</w:t>
+      </w:r>
+    </w:p>
+    <w:p>
+      <w:pPr>
+        <w:pStyle w:val="BodyText"/>
+      </w:pPr>
+      <w:r>
+        <w:t xml:space="preserve">Ponderación vigente en el ITCG: 6 % efectivo. El color es una lectura adicional — no reemplaza ni cambia esta ponderación.</w:t>
+      </w:r>
+    </w:p>
+    <w:bookmarkEnd w:id="109"/>
+    <w:bookmarkStart w:id="110" w:name="transparencia-limitaciones-declaradas-8"/>
     <w:p>
       <w:pPr>
         <w:pStyle w:val="Heading2"/>
@@ -12237,7 +12394,7 @@
         <w:pStyle w:val="Compact"/>
       </w:pPr>
       <w:r>
-        <w:t xml:space="preserve">Aproximación declarada: son juicios del sistema de riesgos del trabajo, no el canal indemnizatorio que el Fondo de Asistencia Laboral reemplaza — pero es la única serie nacional mensual pública.</w:t>
+        <w:t xml:space="preserve">Es el único indicador del índice sin una fuente de datos en vivo: la asignación de etapas es juicio del analista, con las normas citadas en el registro.</w:t>
       </w:r>
     </w:p>
     <w:p>
@@ -12249,11 +12406,11 @@
         <w:pStyle w:val="Compact"/>
       </w:pPr>
       <w:r>
-        <w:t xml:space="preserve">La ventana de 12 contra 12 meses reacciona lento a los quiebres.</w:t>
-      </w:r>
-    </w:p>
-    <w:bookmarkEnd w:id="108"/>
-    <w:bookmarkStart w:id="109" w:name="Xa8ce648c431bea43f551f3baf6efe2b68743848"/>
+        <w:t xml:space="preserve">La escala 0-4 discretiza procesos continuos.</w:t>
+      </w:r>
+    </w:p>
+    <w:bookmarkEnd w:id="110"/>
+    <w:bookmarkStart w:id="111" w:name="Xa8ce648c431bea43f551f3baf6efe2b68743848"/>
     <w:p>
       <w:pPr>
         <w:pStyle w:val="Heading2"/>
@@ -12281,7 +12438,7 @@
         <w:t xml:space="preserve"> </w:t>
       </w:r>
       <w:r>
-        <w:t xml:space="preserve">Con la planilla caída, se mantiene el último valor disponible, señalado como desactualizado; sin dato, los pesos de la dimensión se renormalizan.</w:t>
+        <w:t xml:space="preserve">Sin registro disponible, se mantiene el último valor disponible, señalado como desactualizado; sin dato, los pesos de la dimensión se renormalizan.</w:t>
       </w:r>
     </w:p>
     <w:p>
@@ -12302,11 +12459,11 @@
         <w:t xml:space="preserve"> </w:t>
       </w:r>
       <w:r>
-        <w:t xml:space="preserve">La fuente puede revisar meses; la planilla completa se relee en cada actualización.</w:t>
-      </w:r>
-    </w:p>
-    <w:bookmarkEnd w:id="109"/>
-    <w:bookmarkStart w:id="110" w:name="X7377c6d2efe561e453f620dd5fcb89b652fe35d"/>
+        <w:t xml:space="preserve">Seguimiento quincenal declarado; la serie avisa si el estado vivo no reconcilia con las transiciones fechadas.</w:t>
+      </w:r>
+    </w:p>
+    <w:bookmarkEnd w:id="111"/>
+    <w:bookmarkStart w:id="112" w:name="X7377c6d2efe561e453f620dd5fcb89b652fe35d"/>
     <w:p>
       <w:pPr>
         <w:pStyle w:val="Heading2"/>
@@ -12319,6 +12476,24 @@
     <w:p>
       <w:pPr>
         <w:pStyle w:val="FirstParagraph"/>
+      </w:pPr>
+      <w:r>
+        <w:rPr>
+          <w:bCs/>
+          <w:b/>
+        </w:rPr>
+        <w:t xml:space="preserve">2026-05</w:t>
+      </w:r>
+      <w:r>
+        <w:t xml:space="preserve"> </w:t>
+      </w:r>
+      <w:r>
+        <w:t xml:space="preserve">— Versión inicial como carga manual (porcentaje de empresas privatizadas).</w:t>
+      </w:r>
+    </w:p>
+    <w:p>
+      <w:pPr>
+        <w:pStyle w:val="BodyText"/>
       </w:pPr>
       <w:r>
         <w:rPr>
@@ -12331,7 +12506,7 @@
         <w:t xml:space="preserve"> </w:t>
       </w:r>
       <w:r>
-        <w:t xml:space="preserve">— Alta como indicador de contexto, fuera del índice.</w:t>
+        <w:t xml:space="preserve">— Pasa al esquema de etapas 0-4 del documento institucional, con registro curado por empresa.</w:t>
       </w:r>
     </w:p>
     <w:p>
@@ -12349,7 +12524,7 @@
         <w:t xml:space="preserve"> </w:t>
       </w:r>
       <w:r>
-        <w:t xml:space="preserve">— Entra al ITCG (reforma laboral, 30% interno): es el resultado que la reforma persigue y complementa al instrumento.</w:t>
+        <w:t xml:space="preserve">— Serie histórica reconstruida por hitos fechados del Boletín Oficial. Puntaje interpolado entre anclas.</w:t>
       </w:r>
     </w:p>
     <w:p>
@@ -12381,16 +12556,16 @@
         <w:t xml:space="preserve">Ficha metodológica · Cinturón Gestión · Capa de semáforo (4 colores)</w:t>
       </w:r>
     </w:p>
-    <w:bookmarkEnd w:id="110"/>
-    <w:bookmarkEnd w:id="111"/>
-    <w:bookmarkStart w:id="121" w:name="privatizaciones-etapas"/>
+    <w:bookmarkEnd w:id="112"/>
+    <w:bookmarkEnd w:id="113"/>
+    <w:bookmarkStart w:id="123" w:name="inversiones-rigi"/>
     <w:p>
       <w:pPr>
         <w:pStyle w:val="Heading1"/>
         <w:keepNext/>
       </w:pPr>
       <w:r>
-        <w:t xml:space="preserve">Privatizaciones (etapas)</w:t>
+        <w:t xml:space="preserve">Inversiones RIGI</w:t>
       </w:r>
     </w:p>
     <w:p>
@@ -12398,7 +12573,7 @@
         <w:pStyle w:val="FirstParagraph"/>
       </w:pPr>
       <w:r>
-        <w:t xml:space="preserve">Cuánto avanza la privatización de la cartera de empresas públicas habilitada por la Ley Bases, medida por etapas verificables: 0 sin definir · 1 preparatoria · 2 pliegos · 3 licitación/adjudicación · 4 operación cerrada.</w:t>
+        <w:t xml:space="preserve">Cuánto de la inversión del Régimen de Incentivo a Grandes Inversiones (RIGI) ya está aprobada: el monto aprobado por resolución sobre el total de la cartera (aprobados + en evaluación).</w:t>
       </w:r>
     </w:p>
     <w:tbl>
@@ -12444,7 +12619,7 @@
                 <w:b/>
                 <w:sz w:val="18"/>
               </w:rPr>
-              <w:t xml:space="preserve">Hoy: 51,4 % de avance (etapas 0-4, cartera Ley Bases)</w:t>
+              <w:t xml:space="preserve">Hoy: 31,6 % de inversión aprobada sobre el pipeline</w:t>
             </w:r>
             <w:r>
               <w:rPr>
@@ -12456,7 +12631,7 @@
               <w:rPr>
                 <w:sz w:val="18"/>
               </w:rPr>
-              <w:t xml:space="preserve">(2026-06)</w:t>
+              <w:t xml:space="preserve">(2026-08)</w:t>
             </w:r>
           </w:p>
         </w:tc>
@@ -12510,7 +12685,7 @@
         </w:tc>
       </w:tr>
     </w:tbl>
-    <w:bookmarkStart w:id="112" w:name="identificación-9"/>
+    <w:bookmarkStart w:id="114" w:name="identificación-9"/>
     <w:p>
       <w:pPr>
         <w:pStyle w:val="Heading2"/>
@@ -12577,7 +12752,7 @@
               <w:rPr>
                 <w:sz w:val="18"/>
               </w:rPr>
-              <w:t xml:space="preserve">privatizaciones</w:t>
+              <w:t xml:space="preserve">rigi_inversiones</w:t>
             </w:r>
           </w:p>
         </w:tc>
@@ -12672,7 +12847,7 @@
               <w:rPr>
                 <w:sz w:val="18"/>
               </w:rPr>
-              <w:t xml:space="preserve">% de avance (etapas 0-4, cartera Ley Bases)</w:t>
+              <w:t xml:space="preserve">% de inversión aprobada sobre el pipeline</w:t>
             </w:r>
           </w:p>
         </w:tc>
@@ -12707,7 +12882,7 @@
               <w:rPr>
                 <w:sz w:val="18"/>
               </w:rPr>
-              <w:t xml:space="preserve">2023-12 → 2026-08 (33 puntos)</w:t>
+              <w:t xml:space="preserve">2023-12 → 2026-07 (26 puntos)</w:t>
             </w:r>
           </w:p>
         </w:tc>
@@ -12737,7 +12912,7 @@
               <w:rPr>
                 <w:sz w:val="18"/>
               </w:rPr>
-              <w:t xml:space="preserve">Al día del último hito curado; el registro se actualiza con seguimiento quincenal del Boletín Oficial.</w:t>
+              <w:t xml:space="preserve">Sin rezago: foto de la plataforma oficial al día de la actualización.</w:t>
             </w:r>
           </w:p>
         </w:tc>
@@ -12772,7 +12947,7 @@
               <w:rPr>
                 <w:sz w:val="18"/>
               </w:rPr>
-              <w:t xml:space="preserve">Boletín Oficial (hechos) + Fundación CIGOB (curaduría del registro)</w:t>
+              <w:t xml:space="preserve">Ministerio de Economía — plataforma oficial del RIGI</w:t>
             </w:r>
           </w:p>
         </w:tc>
@@ -12802,7 +12977,7 @@
               <w:rPr>
                 <w:sz w:val="18"/>
               </w:rPr>
-              <w:t xml:space="preserve">Avance de la cartera de privatizaciones de la Ley Bases por etapas 0-4 (sin definir → preparatoria → pliegos → licitación/adjudicación → cerrada), nueve empresas</w:t>
+              <w:t xml:space="preserve">Cartera del Régimen de Incentivo a Grandes Inversiones: inversión aprobada sobre el total de la cartera (aprobada + en evaluación)</w:t>
             </w:r>
           </w:p>
         </w:tc>
@@ -12837,7 +13012,7 @@
               <w:rPr>
                 <w:sz w:val="18"/>
               </w:rPr>
-              <w:t xml:space="preserve">Registro curado a mano con seguimiento quincenal del Boletín Oficial: no existe una fuente única automatizable (ni la agencia responsable ni la comisión bicameral publican un tablero).</w:t>
+              <w:t xml:space="preserve">Automático: lectura de la planilla pública de la plataforma oficial; las fechas de aprobación se toman del Boletín Oficial solo para proyectos nuevos.</w:t>
             </w:r>
           </w:p>
         </w:tc>
@@ -12867,14 +13042,14 @@
               <w:rPr>
                 <w:sz w:val="18"/>
               </w:rPr>
-              <w:t xml:space="preserve">Dato a 2026-06 · informe generado el 2026-08-09</w:t>
+              <w:t xml:space="preserve">Dato a 2026-08 · informe generado el 2026-08-09</w:t>
             </w:r>
           </w:p>
         </w:tc>
       </w:tr>
     </w:tbl>
-    <w:bookmarkEnd w:id="112"/>
-    <w:bookmarkStart w:id="113" w:name="definición-qué-mide-y-por-qué-importa-9"/>
+    <w:bookmarkEnd w:id="114"/>
+    <w:bookmarkStart w:id="115" w:name="definición-qué-mide-y-por-qué-importa-9"/>
     <w:p>
       <w:pPr>
         <w:pStyle w:val="Heading2"/>
@@ -12889,7 +13064,7 @@
         <w:pStyle w:val="FirstParagraph"/>
       </w:pPr>
       <w:r>
-        <w:t xml:space="preserve">Cuánto avanza la privatización de la cartera de empresas públicas habilitada por la Ley Bases, medida por etapas verificables: 0 sin definir · 1 preparatoria · 2 pliegos · 3 licitación/adjudicación · 4 operación cerrada.</w:t>
+        <w:t xml:space="preserve">Cuánto de la inversión del Régimen de Incentivo a Grandes Inversiones (RIGI) ya está aprobada: el monto aprobado por resolución sobre el total de la cartera (aprobados + en evaluación).</w:t>
       </w:r>
     </w:p>
     <w:p>
@@ -12897,7 +13072,7 @@
         <w:pStyle w:val="BodyText"/>
       </w:pPr>
       <w:r>
-        <w:t xml:space="preserve">Mide la ejecución real de una reforma emblema — el promedio de etapas separa el anuncio del hecho consumado (una venta cerrada vale más que diez pliegos). Se mantiene con seguimiento del Boletín Oficial: no existe fuente única automatizable.</w:t>
+        <w:t xml:space="preserve">Mide si el régimen convierte las promesas en inversión ratificada, con la plataforma oficial del Ministerio de Economía. La evolución histórica grafica la inversión aprobada acumulada en dólares.</w:t>
       </w:r>
     </w:p>
     <w:p>
@@ -12918,8 +13093,8 @@
         <w:t xml:space="preserve">Los activos del Estado y la inversión privada grande: privatizaciones, cartera del RIGI y concesiones viales.</w:t>
       </w:r>
     </w:p>
-    <w:bookmarkEnd w:id="113"/>
-    <w:bookmarkStart w:id="114" w:name="método-de-cómputo-9"/>
+    <w:bookmarkEnd w:id="115"/>
+    <w:bookmarkStart w:id="116" w:name="método-de-cómputo-9"/>
     <w:p>
       <w:pPr>
         <w:pStyle w:val="Heading2"/>
@@ -12938,7 +13113,7 @@
         <w:pStyle w:val="Compact"/>
       </w:pPr>
       <w:r>
-        <w:t xml:space="preserve">Cada empresa recibe una etapa 0-4 con la norma que la respalda; el avance es el promedio de etapas sobre 4, en porcentaje.</w:t>
+        <w:t xml:space="preserve">Avance = inversión aprobada / (aprobada + en evaluación), en porcentaje.</w:t>
       </w:r>
     </w:p>
     <w:p>
@@ -12950,11 +13125,23 @@
         <w:pStyle w:val="Compact"/>
       </w:pPr>
       <w:r>
-        <w:t xml:space="preserve">La serie histórica se reconstruye con las transiciones de etapa fechadas por su norma del Boletín Oficial.</w:t>
-      </w:r>
-    </w:p>
-    <w:bookmarkEnd w:id="114"/>
-    <w:bookmarkStart w:id="115" w:name="X87b3987c06539a9299ed64e1a1888a4d5564dfd"/>
+        <w:t xml:space="preserve">Los proyectos multi-provincia cuentan una sola vez (mismo criterio que el sitio oficial).</w:t>
+      </w:r>
+    </w:p>
+    <w:p>
+      <w:pPr>
+        <w:numPr>
+          <w:ilvl w:val="0"/>
+          <w:numId w:val="1041"/>
+        </w:numPr>
+        <w:pStyle w:val="Compact"/>
+      </w:pPr>
+      <w:r>
+        <w:t xml:space="preserve">La serie histórica es la inversión aprobada acumulada, fechada por la norma de aprobación de cada proyecto.</w:t>
+      </w:r>
+    </w:p>
+    <w:bookmarkEnd w:id="116"/>
+    <w:bookmarkStart w:id="117" w:name="X7cebc61645757546f8524c030baae18d065141e"/>
     <w:p>
       <w:pPr>
         <w:pStyle w:val="Heading2"/>
@@ -13026,7 +13213,7 @@
                 <w:sz w:val="18"/>
                 <w:color w:val="FFFFFF"/>
               </w:rPr>
-              <w:t xml:space="preserve">Rango (% de avance (etapas 0-4, cartera Ley Bases))</w:t>
+              <w:t xml:space="preserve">Rango (% de inversión aprobada sobre el pipeline)</w:t>
             </w:r>
           </w:p>
         </w:tc>
@@ -13064,7 +13251,7 @@
               <w:rPr>
                 <w:sz w:val="18"/>
               </w:rPr>
-              <w:t xml:space="preserve">≥ 41</w:t>
+              <w:t xml:space="preserve">≥ 29,5</w:t>
             </w:r>
           </w:p>
         </w:tc>
@@ -13105,7 +13292,7 @@
               <w:rPr>
                 <w:sz w:val="18"/>
               </w:rPr>
-              <w:t xml:space="preserve">25 – 41</w:t>
+              <w:t xml:space="preserve">17,5 – 29,5</w:t>
             </w:r>
           </w:p>
         </w:tc>
@@ -13143,7 +13330,7 @@
               <w:rPr>
                 <w:sz w:val="18"/>
               </w:rPr>
-              <w:t xml:space="preserve">18,33 – 25</w:t>
+              <w:t xml:space="preserve">12,5 – 17,5</w:t>
             </w:r>
           </w:p>
         </w:tc>
@@ -13184,7 +13371,7 @@
               <w:rPr>
                 <w:sz w:val="18"/>
               </w:rPr>
-              <w:t xml:space="preserve">≤ 18,33</w:t>
+              <w:t xml:space="preserve">≤ 12,5</w:t>
             </w:r>
           </w:p>
         </w:tc>
@@ -13209,8 +13396,8 @@
         </w:tc>
       </w:tr>
     </w:tbl>
-    <w:bookmarkEnd w:id="115"/>
-    <w:bookmarkStart w:id="116" w:name="datos-concretos-detrás-del-valor-9"/>
+    <w:bookmarkEnd w:id="117"/>
+    <w:bookmarkStart w:id="118" w:name="datos-concretos-detrás-del-valor-9"/>
     <w:p>
       <w:pPr>
         <w:pStyle w:val="Heading2"/>
@@ -13237,11 +13424,11 @@
         <w:pStyle w:val="Compact"/>
       </w:pPr>
       <w:r>
-        <w:t xml:space="preserve">9 empresas · etapa promedio 2,06/4 · cerradas: Transener · 18 norma(s) nueva(s) del Boletín Oficial sin revisar</w:t>
-      </w:r>
-    </w:p>
-    <w:bookmarkEnd w:id="116"/>
-    <w:bookmarkStart w:id="117" w:name="color-vigente-y-por-qué-8"/>
+        <w:t xml:space="preserve">21 proyectos aprobados (US$ 46.708M) / 22 en evaluación (US$ 101.241M) → 31,6% de la inversión total ya aprobada</w:t>
+      </w:r>
+    </w:p>
+    <w:bookmarkEnd w:id="118"/>
+    <w:bookmarkStart w:id="119" w:name="color-vigente-y-por-qué-9"/>
     <w:p>
       <w:pPr>
         <w:pStyle w:val="Heading2"/>
@@ -13256,7 +13443,7 @@
         <w:pStyle w:val="FirstParagraph"/>
       </w:pPr>
       <w:r>
-        <w:t xml:space="preserve">Dato vigente: 51,4 % de avance (etapas 0-4, cartera Ley Bases) (2026-06).</w:t>
+        <w:t xml:space="preserve">Dato vigente: 31,6 % de inversión aprobada sobre el pipeline (2026-08).</w:t>
       </w:r>
     </w:p>
     <w:p>
@@ -13264,7 +13451,7 @@
         <w:pStyle w:val="BodyText"/>
       </w:pPr>
       <w:r>
-        <w:t xml:space="preserve">51,4 % de avance (etapas 0-4, cartera Ley Bases) cae en el tramo que corresponde a Verde, a 10,4 del corte más cercano.</w:t>
+        <w:t xml:space="preserve">31,6 % de inversión aprobada sobre el pipeline cae en el tramo que corresponde a Verde, a 2,1 del corte más cercano.</w:t>
       </w:r>
     </w:p>
     <w:p>
@@ -13287,8 +13474,8 @@
         <w:t xml:space="preserve">Ponderación vigente en el ITCG: 6 % efectivo. El color es una lectura adicional — no reemplaza ni cambia esta ponderación.</w:t>
       </w:r>
     </w:p>
-    <w:bookmarkEnd w:id="117"/>
-    <w:bookmarkStart w:id="118" w:name="transparencia-limitaciones-declaradas-9"/>
+    <w:bookmarkEnd w:id="119"/>
+    <w:bookmarkStart w:id="120" w:name="transparencia-limitaciones-declaradas-9"/>
     <w:p>
       <w:pPr>
         <w:pStyle w:val="Heading2"/>
@@ -13307,7 +13494,7 @@
         <w:pStyle w:val="Compact"/>
       </w:pPr>
       <w:r>
-        <w:t xml:space="preserve">Es el único indicador del índice sin una fuente de datos en vivo: la asignación de etapas es juicio del analista, con las normas citadas en el registro.</w:t>
+        <w:t xml:space="preserve">No existe fuente estructurada de inversión efectivamente desembolsada: la inversión aprobada es lo más cercano al hecho, y se declara como tal.</w:t>
       </w:r>
     </w:p>
     <w:p>
@@ -13319,11 +13506,23 @@
         <w:pStyle w:val="Compact"/>
       </w:pPr>
       <w:r>
-        <w:t xml:space="preserve">La escala 0-4 discretiza procesos continuos.</w:t>
-      </w:r>
-    </w:p>
-    <w:bookmarkEnd w:id="118"/>
-    <w:bookmarkStart w:id="119" w:name="X0ca14a0d10aa77334bfd7717b8d9d79e39debb4"/>
+        <w:t xml:space="preserve">El denominador salta con cada anuncio grande en evaluación: el avance puede bajar sin que nada empeore.</w:t>
+      </w:r>
+    </w:p>
+    <w:p>
+      <w:pPr>
+        <w:numPr>
+          <w:ilvl w:val="0"/>
+          <w:numId w:val="1043"/>
+        </w:numPr>
+        <w:pStyle w:val="Compact"/>
+      </w:pPr>
+      <w:r>
+        <w:t xml:space="preserve">Depende de que la planilla oficial siga pública y con el mismo esquema (ya cambió una vez y la lectura se adaptó).</w:t>
+      </w:r>
+    </w:p>
+    <w:bookmarkEnd w:id="120"/>
+    <w:bookmarkStart w:id="121" w:name="X0ca14a0d10aa77334bfd7717b8d9d79e39debb4"/>
     <w:p>
       <w:pPr>
         <w:pStyle w:val="Heading2"/>
@@ -13351,7 +13550,7 @@
         <w:t xml:space="preserve"> </w:t>
       </w:r>
       <w:r>
-        <w:t xml:space="preserve">Sin registro disponible, se mantiene el último valor disponible, señalado como desactualizado; sin dato, los pesos de la dimensión se renormalizan.</w:t>
+        <w:t xml:space="preserve">Con la plataforma caída, cae a una aproximación por conteo de resoluciones oficiales (marcada como desactualizada); agotado eso, se mantiene el último valor disponible y los pesos se renormalizan.</w:t>
       </w:r>
     </w:p>
     <w:p>
@@ -13372,11 +13571,11 @@
         <w:t xml:space="preserve"> </w:t>
       </w:r>
       <w:r>
-        <w:t xml:space="preserve">Seguimiento quincenal declarado; la serie avisa si el estado vivo no reconcilia con las transiciones fechadas.</w:t>
-      </w:r>
-    </w:p>
-    <w:bookmarkEnd w:id="119"/>
-    <w:bookmarkStart w:id="120" w:name="Xc4c5e47252ec9282a3f09a2ac20eb324c30e392"/>
+        <w:t xml:space="preserve">La plataforma se actualiza sin registro de cambios; las fechas de aprobación quedan fijadas con su norma.</w:t>
+      </w:r>
+    </w:p>
+    <w:bookmarkEnd w:id="121"/>
+    <w:bookmarkStart w:id="122" w:name="Xc4c5e47252ec9282a3f09a2ac20eb324c30e392"/>
     <w:p>
       <w:pPr>
         <w:pStyle w:val="Heading2"/>
@@ -13401,7 +13600,25 @@
         <w:t xml:space="preserve"> </w:t>
       </w:r>
       <w:r>
-        <w:t xml:space="preserve">— Versión inicial como carga manual (porcentaje de empresas privatizadas).</w:t>
+        <w:t xml:space="preserve">— Versión inicial por conteo de resoluciones (aproximación).</w:t>
+      </w:r>
+    </w:p>
+    <w:p>
+      <w:pPr>
+        <w:pStyle w:val="BodyText"/>
+      </w:pPr>
+      <w:r>
+        <w:rPr>
+          <w:bCs/>
+          <w:b/>
+        </w:rPr>
+        <w:t xml:space="preserve">2026-06-30</w:t>
+      </w:r>
+      <w:r>
+        <w:t xml:space="preserve"> </w:t>
+      </w:r>
+      <w:r>
+        <w:t xml:space="preserve">— Pasa a la plataforma oficial del Ministerio de Economía: inversión aprobada sobre la cartera total, con montos reales.</w:t>
       </w:r>
     </w:p>
     <w:p>
@@ -13419,25 +13636,7 @@
         <w:t xml:space="preserve"> </w:t>
       </w:r>
       <w:r>
-        <w:t xml:space="preserve">— Pasa al esquema de etapas 0-4 del documento institucional, con registro curado por empresa.</w:t>
-      </w:r>
-    </w:p>
-    <w:p>
-      <w:pPr>
-        <w:pStyle w:val="BodyText"/>
-      </w:pPr>
-      <w:r>
-        <w:rPr>
-          <w:bCs/>
-          <w:b/>
-        </w:rPr>
-        <w:t xml:space="preserve">2026-07-03</w:t>
-      </w:r>
-      <w:r>
-        <w:t xml:space="preserve"> </w:t>
-      </w:r>
-      <w:r>
-        <w:t xml:space="preserve">— Serie histórica reconstruida por hitos fechados del Boletín Oficial. Puntaje interpolado entre anclas.</w:t>
+        <w:t xml:space="preserve">— Umbrales institucionales del ITCG; después, puntaje interpolado entre anclas.</w:t>
       </w:r>
     </w:p>
     <w:p>
@@ -13469,16 +13668,16 @@
         <w:t xml:space="preserve">Ficha metodológica · Cinturón Gestión · Capa de semáforo (4 colores)</w:t>
       </w:r>
     </w:p>
-    <w:bookmarkEnd w:id="120"/>
-    <w:bookmarkEnd w:id="121"/>
-    <w:bookmarkStart w:id="131" w:name="inversiones-rigi"/>
+    <w:bookmarkEnd w:id="122"/>
+    <w:bookmarkEnd w:id="123"/>
+    <w:bookmarkStart w:id="133" w:name="concesiones-viales"/>
     <w:p>
       <w:pPr>
         <w:pStyle w:val="Heading1"/>
         <w:keepNext/>
       </w:pPr>
       <w:r>
-        <w:t xml:space="preserve">Inversiones RIGI</w:t>
+        <w:t xml:space="preserve">Concesiones viales</w:t>
       </w:r>
     </w:p>
     <w:p>
@@ -13486,7 +13685,7 @@
         <w:pStyle w:val="FirstParagraph"/>
       </w:pPr>
       <w:r>
-        <w:t xml:space="preserve">Cuánto de la inversión del Régimen de Incentivo a Grandes Inversiones (RIGI) ya está aprobada: el monto aprobado por resolución sobre el total de la cartera (aprobados + en evaluación).</w:t>
+        <w:t xml:space="preserve">Qué porcentaje de los kilómetros del plan de la Red Federal de Concesiones ya está adjudicado: el estado de cada proceso sale de CONTRAT.AR y el kilometraje por tramo de la página oficial de la RFC (16 tramos, ~9.100 km en 4 etapas).</w:t>
       </w:r>
     </w:p>
     <w:tbl>
@@ -13532,7 +13731,7 @@
                 <w:b/>
                 <w:sz w:val="18"/>
               </w:rPr>
-              <w:t xml:space="preserve">Hoy: 31,6 % de inversión aprobada sobre el pipeline</w:t>
+              <w:t xml:space="preserve">Hoy: 28,7 % de km adjudicados / km del plan (Red Federal de Concesiones)</w:t>
             </w:r>
             <w:r>
               <w:rPr>
@@ -13550,7 +13749,7 @@
         </w:tc>
         <w:tc>
           <w:tcPr>
-            <w:shd w:val="clear" w:color="auto" w:fill="DCFCE7"/>
+            <w:shd w:val="clear" w:color="auto" w:fill="FEF3C7"/>
           </w:tcPr>
           <w:p>
             <w:pPr>
@@ -13562,23 +13761,23 @@
                 <w:bCs/>
                 <w:b/>
                 <w:sz w:val="18"/>
-                <w:color w:val="14532D"/>
-              </w:rPr>
-              <w:t xml:space="preserve">VERDE</w:t>
-            </w:r>
-          </w:p>
-        </w:tc>
-        <w:tc>
-          <w:p>
-            <w:pPr>
-              <w:pStyle w:val="Compact"/>
-              <w:jc w:val="left"/>
-            </w:pPr>
-            <w:r>
-              <w:rPr>
-                <w:sz w:val="18"/>
-              </w:rPr>
-              <w:t xml:space="preserve">Peso efectivo 6 % del ITCG</w:t>
+                <w:color w:val="713F12"/>
+              </w:rPr>
+              <w:t xml:space="preserve">AMARILLO</w:t>
+            </w:r>
+          </w:p>
+        </w:tc>
+        <w:tc>
+          <w:p>
+            <w:pPr>
+              <w:pStyle w:val="Compact"/>
+              <w:jc w:val="left"/>
+            </w:pPr>
+            <w:r>
+              <w:rPr>
+                <w:sz w:val="18"/>
+              </w:rPr>
+              <w:t xml:space="preserve">Peso efectivo 3 % del ITCG</w:t>
             </w:r>
           </w:p>
         </w:tc>
@@ -13598,7 +13797,7 @@
         </w:tc>
       </w:tr>
     </w:tbl>
-    <w:bookmarkStart w:id="122" w:name="identificación-10"/>
+    <w:bookmarkStart w:id="124" w:name="identificación-10"/>
     <w:p>
       <w:pPr>
         <w:pStyle w:val="Heading2"/>
@@ -13665,7 +13864,7 @@
               <w:rPr>
                 <w:sz w:val="18"/>
               </w:rPr>
-              <w:t xml:space="preserve">rigi_inversiones</w:t>
+              <w:t xml:space="preserve">concesiones_infraestructura</w:t>
             </w:r>
           </w:p>
         </w:tc>
@@ -13760,7 +13959,7 @@
               <w:rPr>
                 <w:sz w:val="18"/>
               </w:rPr>
-              <w:t xml:space="preserve">% de inversión aprobada sobre el pipeline</w:t>
+              <w:t xml:space="preserve">% de km adjudicados / km del plan (Red Federal de Concesiones)</w:t>
             </w:r>
           </w:p>
         </w:tc>
@@ -13795,7 +13994,7 @@
               <w:rPr>
                 <w:sz w:val="18"/>
               </w:rPr>
-              <w:t xml:space="preserve">2023-12 → 2026-07 (26 puntos)</w:t>
+              <w:t xml:space="preserve">2023-12 → 2026-08 (33 puntos)</w:t>
             </w:r>
           </w:p>
         </w:tc>
@@ -13825,7 +14024,7 @@
               <w:rPr>
                 <w:sz w:val="18"/>
               </w:rPr>
-              <w:t xml:space="preserve">Sin rezago: foto de la plataforma oficial al día de la actualización.</w:t>
+              <w:t xml:space="preserve">Sin rezago: estado del portal de contrataciones al día de la actualización.</w:t>
             </w:r>
           </w:p>
         </w:tc>
@@ -13860,7 +14059,7 @@
               <w:rPr>
                 <w:sz w:val="18"/>
               </w:rPr>
-              <w:t xml:space="preserve">Ministerio de Economía — plataforma oficial del RIGI</w:t>
+              <w:t xml:space="preserve">CONTRAT.AR (portal oficial de contrataciones) + Vialidad Nacional (página de la Red Federal de Concesiones)</w:t>
             </w:r>
           </w:p>
         </w:tc>
@@ -13890,7 +14089,7 @@
               <w:rPr>
                 <w:sz w:val="18"/>
               </w:rPr>
-              <w:t xml:space="preserve">Cartera del Régimen de Incentivo a Grandes Inversiones: inversión aprobada sobre el total de la cartera (aprobada + en evaluación)</w:t>
+              <w:t xml:space="preserve">Tasa de adjudicación de la Red Federal de Concesiones, en kilómetros: km bajo concesión adjudicada sobre km totales del plan</w:t>
             </w:r>
           </w:p>
         </w:tc>
@@ -13925,7 +14124,7 @@
               <w:rPr>
                 <w:sz w:val="18"/>
               </w:rPr>
-              <w:t xml:space="preserve">Automático: lectura de la planilla pública de la plataforma oficial; las fechas de aprobación se toman del Boletín Oficial solo para proyectos nuevos.</w:t>
+              <w:t xml:space="preserve">Automático: el estado de cada proceso licitatorio se lee de CONTRAT.AR (búsqueda pública, sin usuario) y el kilometraje por etapa de la página oficial de la Red.</w:t>
             </w:r>
           </w:p>
         </w:tc>
@@ -13961,8 +14160,8 @@
         </w:tc>
       </w:tr>
     </w:tbl>
-    <w:bookmarkEnd w:id="122"/>
-    <w:bookmarkStart w:id="123" w:name="definición-qué-mide-y-por-qué-importa-10"/>
+    <w:bookmarkEnd w:id="124"/>
+    <w:bookmarkStart w:id="125" w:name="definición-qué-mide-y-por-qué-importa-10"/>
     <w:p>
       <w:pPr>
         <w:pStyle w:val="Heading2"/>
@@ -13977,7 +14176,7 @@
         <w:pStyle w:val="FirstParagraph"/>
       </w:pPr>
       <w:r>
-        <w:t xml:space="preserve">Cuánto de la inversión del Régimen de Incentivo a Grandes Inversiones (RIGI) ya está aprobada: el monto aprobado por resolución sobre el total de la cartera (aprobados + en evaluación).</w:t>
+        <w:t xml:space="preserve">Qué porcentaje de los kilómetros del plan de la Red Federal de Concesiones ya está adjudicado: el estado de cada proceso sale de CONTRAT.AR y el kilometraje por tramo de la página oficial de la RFC (16 tramos, ~9.100 km en 4 etapas).</w:t>
       </w:r>
     </w:p>
     <w:p>
@@ -13985,7 +14184,7 @@
         <w:pStyle w:val="BodyText"/>
       </w:pPr>
       <w:r>
-        <w:t xml:space="preserve">Mide si el régimen convierte las promesas en inversión ratificada, con la plataforma oficial del Ministerio de Economía. La evolución histórica grafica la inversión aprobada acumulada en dólares.</w:t>
+        <w:t xml:space="preserve">Mide con actos administrativos —no anuncios— si el traspaso de la red vial al sector privado avanza: una etapa cuenta recién cuando su licitación figura Adjudicada en el sistema de contrataciones.</w:t>
       </w:r>
     </w:p>
     <w:p>
@@ -14006,8 +14205,8 @@
         <w:t xml:space="preserve">Los activos del Estado y la inversión privada grande: privatizaciones, cartera del RIGI y concesiones viales.</w:t>
       </w:r>
     </w:p>
-    <w:bookmarkEnd w:id="123"/>
-    <w:bookmarkStart w:id="124" w:name="método-de-cómputo-10"/>
+    <w:bookmarkEnd w:id="125"/>
+    <w:bookmarkStart w:id="126" w:name="método-de-cómputo-10"/>
     <w:p>
       <w:pPr>
         <w:pStyle w:val="Heading2"/>
@@ -14026,7 +14225,7 @@
         <w:pStyle w:val="Compact"/>
       </w:pPr>
       <w:r>
-        <w:t xml:space="preserve">Avance = inversión aprobada / (aprobada + en evaluación), en porcentaje.</w:t>
+        <w:t xml:space="preserve">Una etapa cuenta con el 100% de sus kilómetros cuando su proceso figura adjudicado.</w:t>
       </w:r>
     </w:p>
     <w:p>
@@ -14038,23 +14237,11 @@
         <w:pStyle w:val="Compact"/>
       </w:pPr>
       <w:r>
-        <w:t xml:space="preserve">Los proyectos multi-provincia cuentan una sola vez (mismo criterio que el sitio oficial).</w:t>
-      </w:r>
-    </w:p>
-    <w:p>
-      <w:pPr>
-        <w:numPr>
-          <w:ilvl w:val="0"/>
-          <w:numId w:val="1045"/>
-        </w:numPr>
-        <w:pStyle w:val="Compact"/>
-      </w:pPr>
-      <w:r>
-        <w:t xml:space="preserve">La serie histórica es la inversión aprobada acumulada, fechada por la norma de aprobación de cada proyecto.</w:t>
-      </w:r>
-    </w:p>
-    <w:bookmarkEnd w:id="124"/>
-    <w:bookmarkStart w:id="125" w:name="X7cebc61645757546f8524c030baae18d065141e"/>
+        <w:t xml:space="preserve">La serie histórica es escalonada, por hitos de adjudicación fechados con su norma.</w:t>
+      </w:r>
+    </w:p>
+    <w:bookmarkEnd w:id="126"/>
+    <w:bookmarkStart w:id="127" w:name="Xfb29aba7f4cabebf712c4a7a435b3b78f3aa559"/>
     <w:p>
       <w:pPr>
         <w:pStyle w:val="Heading2"/>
@@ -14087,7 +14274,7 @@
     <w:tbl>
       <w:tblPr>
         <w:tblStyle w:val="Table"/>
-        <w:tblW w:type="pct" w:w="0.0"/>
+        <w:tblW w:type="pct" w:w="5000.0"/>
         <w:tblLayout w:type="autofit"/>
         <w:tblLook w:firstRow="1" w:lastRow="0" w:firstColumn="0" w:lastColumn="0" w:noHBand="0" w:noVBand="0" w:val="0020"/>
         <w:tblBorders>
@@ -14105,7 +14292,10 @@
           <w:right w:w="140" w:type="dxa"/>
         </w:tblCellMar>
       </w:tblPr>
-      <w:tblGrid/>
+      <w:tblGrid>
+        <w:gridCol w:w="3960"/>
+        <w:gridCol w:w="3960"/>
+      </w:tblGrid>
       <w:tr>
         <w:trPr>
           <w:cantSplit/>
@@ -14126,7 +14316,7 @@
                 <w:sz w:val="18"/>
                 <w:color w:val="FFFFFF"/>
               </w:rPr>
-              <w:t xml:space="preserve">Rango (% de inversión aprobada sobre el pipeline)</w:t>
+              <w:t xml:space="preserve">Rango (% de km adjudicados / km del plan (Red Federal de Concesiones))</w:t>
             </w:r>
           </w:p>
         </w:tc>
@@ -14164,7 +14354,7 @@
               <w:rPr>
                 <w:sz w:val="18"/>
               </w:rPr>
-              <w:t xml:space="preserve">≥ 29,5</w:t>
+              <w:t xml:space="preserve">≥ 41</w:t>
             </w:r>
           </w:p>
         </w:tc>
@@ -14205,7 +14395,7 @@
               <w:rPr>
                 <w:sz w:val="18"/>
               </w:rPr>
-              <w:t xml:space="preserve">17,5 – 29,5</w:t>
+              <w:t xml:space="preserve">25 – 41</w:t>
             </w:r>
           </w:p>
         </w:tc>
@@ -14243,7 +14433,7 @@
               <w:rPr>
                 <w:sz w:val="18"/>
               </w:rPr>
-              <w:t xml:space="preserve">12,5 – 17,5</w:t>
+              <w:t xml:space="preserve">18,33 – 25</w:t>
             </w:r>
           </w:p>
         </w:tc>
@@ -14284,7 +14474,7 @@
               <w:rPr>
                 <w:sz w:val="18"/>
               </w:rPr>
-              <w:t xml:space="preserve">≤ 12,5</w:t>
+              <w:t xml:space="preserve">≤ 18,33</w:t>
             </w:r>
           </w:p>
         </w:tc>
@@ -14309,8 +14499,8 @@
         </w:tc>
       </w:tr>
     </w:tbl>
-    <w:bookmarkEnd w:id="125"/>
-    <w:bookmarkStart w:id="126" w:name="datos-concretos-detrás-del-valor-10"/>
+    <w:bookmarkEnd w:id="127"/>
+    <w:bookmarkStart w:id="128" w:name="datos-concretos-detrás-del-valor-10"/>
     <w:p>
       <w:pPr>
         <w:pStyle w:val="Heading2"/>
@@ -14337,11 +14527,11 @@
         <w:pStyle w:val="Compact"/>
       </w:pPr>
       <w:r>
-        <w:t xml:space="preserve">21 proyectos aprobados (US$ 46.708M) / 22 en evaluación (US$ 101.241M) → 31,6% de la inversión total ya aprobada</w:t>
-      </w:r>
-    </w:p>
-    <w:bookmarkEnd w:id="126"/>
-    <w:bookmarkStart w:id="127" w:name="color-vigente-y-por-qué-9"/>
+        <w:t xml:space="preserve">2.614 de 9.091 km adjudicados · I: Adjudicado · II-B: Disponible Para Adjudicar · II: Adjudicado · III: Preadjudicado</w:t>
+      </w:r>
+    </w:p>
+    <w:bookmarkEnd w:id="128"/>
+    <w:bookmarkStart w:id="129" w:name="color-vigente-y-por-qué-10"/>
     <w:p>
       <w:pPr>
         <w:pStyle w:val="Heading2"/>
@@ -14356,7 +14546,7 @@
         <w:pStyle w:val="FirstParagraph"/>
       </w:pPr>
       <w:r>
-        <w:t xml:space="preserve">Dato vigente: 31,6 % de inversión aprobada sobre el pipeline (2026-08).</w:t>
+        <w:t xml:space="preserve">Dato vigente: 28,7 % de km adjudicados / km del plan (Red Federal de Concesiones) (2026-08).</w:t>
       </w:r>
     </w:p>
     <w:p>
@@ -14364,7 +14554,7 @@
         <w:pStyle w:val="BodyText"/>
       </w:pPr>
       <w:r>
-        <w:t xml:space="preserve">31,6 % de inversión aprobada sobre el pipeline cae en el tramo que corresponde a Verde, a 2,1 del corte más cercano.</w:t>
+        <w:t xml:space="preserve">28,7 % de km adjudicados / km del plan (Red Federal de Concesiones) cae en el tramo que corresponde a Amarillo, a 3,7 del corte más cercano.</w:t>
       </w:r>
     </w:p>
     <w:p>
@@ -14376,7 +14566,7 @@
           <w:bCs/>
           <w:b/>
         </w:rPr>
-        <w:t xml:space="preserve">Color vigente: VERDE</w:t>
+        <w:t xml:space="preserve">Color vigente: AMARILLO</w:t>
       </w:r>
     </w:p>
     <w:p>
@@ -14384,11 +14574,11 @@
         <w:pStyle w:val="BodyText"/>
       </w:pPr>
       <w:r>
-        <w:t xml:space="preserve">Ponderación vigente en el ITCG: 6 % efectivo. El color es una lectura adicional — no reemplaza ni cambia esta ponderación.</w:t>
-      </w:r>
-    </w:p>
-    <w:bookmarkEnd w:id="127"/>
-    <w:bookmarkStart w:id="128" w:name="transparencia-limitaciones-declaradas-10"/>
+        <w:t xml:space="preserve">Ponderación vigente en el ITCG: 3 % efectivo. El color es una lectura adicional — no reemplaza ni cambia esta ponderación.</w:t>
+      </w:r>
+    </w:p>
+    <w:bookmarkEnd w:id="129"/>
+    <w:bookmarkStart w:id="130" w:name="transparencia-limitaciones-declaradas-10"/>
     <w:p>
       <w:pPr>
         <w:pStyle w:val="Heading2"/>
@@ -14407,7 +14597,7 @@
         <w:pStyle w:val="Compact"/>
       </w:pPr>
       <w:r>
-        <w:t xml:space="preserve">No existe fuente estructurada de inversión efectivamente desembolsada: la inversión aprobada es lo más cercano al hecho, y se declara como tal.</w:t>
+        <w:t xml:space="preserve">Las etapas que adjudican por renglones cuentan hoy solo al cierre total: refinamiento pendiente declarado.</w:t>
       </w:r>
     </w:p>
     <w:p>
@@ -14419,7 +14609,7 @@
         <w:pStyle w:val="Compact"/>
       </w:pPr>
       <w:r>
-        <w:t xml:space="preserve">El denominador salta con cada anuncio grande en evaluación: el avance puede bajar sin que nada empeore.</w:t>
+        <w:t xml:space="preserve">Binario por etapa: 0 o 100% de sus kilómetros.</w:t>
       </w:r>
     </w:p>
     <w:p>
@@ -14431,11 +14621,11 @@
         <w:pStyle w:val="Compact"/>
       </w:pPr>
       <w:r>
-        <w:t xml:space="preserve">Depende de que la planilla oficial siga pública y con el mismo esquema (ya cambió una vez y la lectura se adaptó).</w:t>
-      </w:r>
-    </w:p>
-    <w:bookmarkEnd w:id="128"/>
-    <w:bookmarkStart w:id="129" w:name="Xf65b40f3e12a517bfafe6b61886253a31c0106d"/>
+        <w:t xml:space="preserve">Depende de dos lecturas de páginas oficiales: un rediseño de cualquiera de las dos interrumpe el dato hasta adaptarlo.</w:t>
+      </w:r>
+    </w:p>
+    <w:bookmarkEnd w:id="130"/>
+    <w:bookmarkStart w:id="131" w:name="Xf65b40f3e12a517bfafe6b61886253a31c0106d"/>
     <w:p>
       <w:pPr>
         <w:pStyle w:val="Heading2"/>
@@ -14463,7 +14653,7 @@
         <w:t xml:space="preserve"> </w:t>
       </w:r>
       <w:r>
-        <w:t xml:space="preserve">Con la plataforma caída, cae a una aproximación por conteo de resoluciones oficiales (marcada como desactualizada); agotado eso, se mantiene el último valor disponible y los pesos se renormalizan.</w:t>
+        <w:t xml:space="preserve">Con los portales caídos, cae al valor de respaldo documentado con fecha; agotado eso, se mantiene el último valor disponible y los pesos se renormalizan.</w:t>
       </w:r>
     </w:p>
     <w:p>
@@ -14484,11 +14674,11 @@
         <w:t xml:space="preserve"> </w:t>
       </w:r>
       <w:r>
-        <w:t xml:space="preserve">La plataforma se actualiza sin registro de cambios; las fechas de aprobación quedan fijadas con su norma.</w:t>
-      </w:r>
-    </w:p>
-    <w:bookmarkEnd w:id="129"/>
-    <w:bookmarkStart w:id="130" w:name="Xc507494f83e44c325b7cca217ae571956777eab"/>
+        <w:t xml:space="preserve">Los kilómetros por etapa se refrescan de la página oficial en cada actualización; para las adjudicaciones manda la fecha del Boletín Oficial.</w:t>
+      </w:r>
+    </w:p>
+    <w:bookmarkEnd w:id="131"/>
+    <w:bookmarkStart w:id="132" w:name="Xc507494f83e44c325b7cca217ae571956777eab"/>
     <w:p>
       <w:pPr>
         <w:pStyle w:val="Heading2"/>
@@ -14513,25 +14703,7 @@
         <w:t xml:space="preserve"> </w:t>
       </w:r>
       <w:r>
-        <w:t xml:space="preserve">— Versión inicial por conteo de resoluciones (aproximación).</w:t>
-      </w:r>
-    </w:p>
-    <w:p>
-      <w:pPr>
-        <w:pStyle w:val="BodyText"/>
-      </w:pPr>
-      <w:r>
-        <w:rPr>
-          <w:bCs/>
-          <w:b/>
-        </w:rPr>
-        <w:t xml:space="preserve">2026-06-30</w:t>
-      </w:r>
-      <w:r>
-        <w:t xml:space="preserve"> </w:t>
-      </w:r>
-      <w:r>
-        <w:t xml:space="preserve">— Pasa a la plataforma oficial del Ministerio de Economía: inversión aprobada sobre la cartera total, con montos reales.</w:t>
+        <w:t xml:space="preserve">— Versión inicial como carga manual.</w:t>
       </w:r>
     </w:p>
     <w:p>
@@ -14549,7 +14721,25 @@
         <w:t xml:space="preserve"> </w:t>
       </w:r>
       <w:r>
-        <w:t xml:space="preserve">— Umbrales institucionales del ITCG; después, puntaje interpolado entre anclas.</w:t>
+        <w:t xml:space="preserve">— Automatizado: estado por CONTRAT.AR y kilometraje por la página oficial de la Red, en km.</w:t>
+      </w:r>
+    </w:p>
+    <w:p>
+      <w:pPr>
+        <w:pStyle w:val="BodyText"/>
+      </w:pPr>
+      <w:r>
+        <w:rPr>
+          <w:bCs/>
+          <w:b/>
+        </w:rPr>
+        <w:t xml:space="preserve">2026-07-03</w:t>
+      </w:r>
+      <w:r>
+        <w:t xml:space="preserve"> </w:t>
+      </w:r>
+      <w:r>
+        <w:t xml:space="preserve">— Serie escalonada por hitos fechados. Puntaje interpolado entre anclas.</w:t>
       </w:r>
     </w:p>
     <w:p>
@@ -14581,16 +14771,16 @@
         <w:t xml:space="preserve">Ficha metodológica · Cinturón Gestión · Capa de semáforo (4 colores)</w:t>
       </w:r>
     </w:p>
-    <w:bookmarkEnd w:id="130"/>
-    <w:bookmarkEnd w:id="131"/>
-    <w:bookmarkStart w:id="141" w:name="concesiones-viales"/>
+    <w:bookmarkEnd w:id="132"/>
+    <w:bookmarkEnd w:id="133"/>
+    <w:bookmarkStart w:id="143" w:name="asistencia-directa-tdps"/>
     <w:p>
       <w:pPr>
         <w:pStyle w:val="Heading1"/>
         <w:keepNext/>
       </w:pPr>
       <w:r>
-        <w:t xml:space="preserve">Concesiones viales</w:t>
+        <w:t xml:space="preserve">Asistencia directa (TDPS)</w:t>
       </w:r>
     </w:p>
     <w:p>
@@ -14598,7 +14788,7 @@
         <w:pStyle w:val="FirstParagraph"/>
       </w:pPr>
       <w:r>
-        <w:t xml:space="preserve">Qué porcentaje de los kilómetros del plan de la Red Federal de Concesiones ya está adjudicado: el estado de cada proceso sale de CONTRAT.AR y el kilometraje por tramo de la página oficial de la RFC (16 tramos, ~9.100 km en 4 etapas).</w:t>
+        <w:t xml:space="preserve">La Tasa de Desintermediación de Planes Sociales (TDPS): qué porcentaje del devengado de Volver al Trabajo y Acompañamiento Social se paga directo al beneficiario (partida 5.1.4, ayudas sociales a personas) sobre el total transferido, según la ejecución presupuestaria real.</w:t>
       </w:r>
     </w:p>
     <w:tbl>
@@ -14644,7 +14834,7 @@
                 <w:b/>
                 <w:sz w:val="18"/>
               </w:rPr>
-              <w:t xml:space="preserve">Hoy: 28,7 % de km adjudicados / km del plan (Red Federal de Concesiones)</w:t>
+              <w:t xml:space="preserve">Hoy: 100 TDPS: % del gasto social pagado directo (sin intermediación)</w:t>
             </w:r>
             <w:r>
               <w:rPr>
@@ -14662,7 +14852,7 @@
         </w:tc>
         <w:tc>
           <w:tcPr>
-            <w:shd w:val="clear" w:color="auto" w:fill="FEF3C7"/>
+            <w:shd w:val="clear" w:color="auto" w:fill="DCFCE7"/>
           </w:tcPr>
           <w:p>
             <w:pPr>
@@ -14674,23 +14864,23 @@
                 <w:bCs/>
                 <w:b/>
                 <w:sz w:val="18"/>
-                <w:color w:val="713F12"/>
-              </w:rPr>
-              <w:t xml:space="preserve">AMARILLO</w:t>
-            </w:r>
-          </w:p>
-        </w:tc>
-        <w:tc>
-          <w:p>
-            <w:pPr>
-              <w:pStyle w:val="Compact"/>
-              <w:jc w:val="left"/>
-            </w:pPr>
-            <w:r>
-              <w:rPr>
-                <w:sz w:val="18"/>
-              </w:rPr>
-              <w:t xml:space="preserve">Peso efectivo 3 % del ITCG</w:t>
+                <w:color w:val="14532D"/>
+              </w:rPr>
+              <w:t xml:space="preserve">VERDE</w:t>
+            </w:r>
+          </w:p>
+        </w:tc>
+        <w:tc>
+          <w:p>
+            <w:pPr>
+              <w:pStyle w:val="Compact"/>
+              <w:jc w:val="left"/>
+            </w:pPr>
+            <w:r>
+              <w:rPr>
+                <w:sz w:val="18"/>
+              </w:rPr>
+              <w:t xml:space="preserve">Peso efectivo 4 % del ITCG</w:t>
             </w:r>
           </w:p>
         </w:tc>
@@ -14710,7 +14900,7 @@
         </w:tc>
       </w:tr>
     </w:tbl>
-    <w:bookmarkStart w:id="132" w:name="identificación-11"/>
+    <w:bookmarkStart w:id="134" w:name="identificación-11"/>
     <w:p>
       <w:pPr>
         <w:pStyle w:val="Heading2"/>
@@ -14777,7 +14967,7 @@
               <w:rPr>
                 <w:sz w:val="18"/>
               </w:rPr>
-              <w:t xml:space="preserve">concesiones_infraestructura</w:t>
+              <w:t xml:space="preserve">asistencia_directa</w:t>
             </w:r>
           </w:p>
         </w:tc>
@@ -14842,7 +15032,7 @@
               <w:rPr>
                 <w:sz w:val="18"/>
               </w:rPr>
-              <w:t xml:space="preserve">Privatizaciones e inversión</w:t>
+              <w:t xml:space="preserve">Reforma social y orden</w:t>
             </w:r>
           </w:p>
         </w:tc>
@@ -14872,7 +15062,7 @@
               <w:rPr>
                 <w:sz w:val="18"/>
               </w:rPr>
-              <w:t xml:space="preserve">% de km adjudicados / km del plan (Red Federal de Concesiones)</w:t>
+              <w:t xml:space="preserve">TDPS: % del gasto social pagado directo (sin intermediación)</w:t>
             </w:r>
           </w:p>
         </w:tc>
@@ -14907,7 +15097,7 @@
               <w:rPr>
                 <w:sz w:val="18"/>
               </w:rPr>
-              <w:t xml:space="preserve">2023-12 → 2026-08 (33 puntos)</w:t>
+              <w:t xml:space="preserve">2023-01 → 2026-07 (40 puntos)</w:t>
             </w:r>
           </w:p>
         </w:tc>
@@ -14937,7 +15127,7 @@
               <w:rPr>
                 <w:sz w:val="18"/>
               </w:rPr>
-              <w:t xml:space="preserve">Sin rezago: estado del portal de contrataciones al día de la actualización.</w:t>
+              <w:t xml:space="preserve">Semanas: el devengado del ejercicio corriente se carga de forma continua.</w:t>
             </w:r>
           </w:p>
         </w:tc>
@@ -14972,7 +15162,7 @@
               <w:rPr>
                 <w:sz w:val="18"/>
               </w:rPr>
-              <w:t xml:space="preserve">CONTRAT.AR (portal oficial de contrataciones) + Vialidad Nacional (página de la Red Federal de Concesiones)</w:t>
+              <w:t xml:space="preserve">Secretaría de Hacienda — Presupuesto Abierto</w:t>
             </w:r>
           </w:p>
         </w:tc>
@@ -15002,7 +15192,7 @@
               <w:rPr>
                 <w:sz w:val="18"/>
               </w:rPr>
-              <w:t xml:space="preserve">Tasa de adjudicación de la Red Federal de Concesiones, en kilómetros: km bajo concesión adjudicada sobre km totales del plan</w:t>
+              <w:t xml:space="preserve">TDPS — tasa de desintermediación de los planes sociales: porcentaje del gasto de los programas de empleo y acompañamiento pagado directo a personas, sin organizaciones intermediarias</w:t>
             </w:r>
           </w:p>
         </w:tc>
@@ -15037,7 +15227,7 @@
               <w:rPr>
                 <w:sz w:val="18"/>
               </w:rPr>
-              <w:t xml:space="preserve">Automático: el estado de cada proceso licitatorio se lee de CONTRAT.AR (búsqueda pública, sin usuario) y el kilometraje por etapa de la página oficial de la Red.</w:t>
+              <w:t xml:space="preserve">Automático: API oficial con credencial de acceso; la línea de base 2023 (ejercicio cerrado) se calculó una vez y quedó fijada.</w:t>
             </w:r>
           </w:p>
         </w:tc>
@@ -15073,8 +15263,8 @@
         </w:tc>
       </w:tr>
     </w:tbl>
-    <w:bookmarkEnd w:id="132"/>
-    <w:bookmarkStart w:id="133" w:name="definición-qué-mide-y-por-qué-importa-11"/>
+    <w:bookmarkEnd w:id="134"/>
+    <w:bookmarkStart w:id="135" w:name="definición-qué-mide-y-por-qué-importa-11"/>
     <w:p>
       <w:pPr>
         <w:pStyle w:val="Heading2"/>
@@ -15089,7 +15279,7 @@
         <w:pStyle w:val="FirstParagraph"/>
       </w:pPr>
       <w:r>
-        <w:t xml:space="preserve">Qué porcentaje de los kilómetros del plan de la Red Federal de Concesiones ya está adjudicado: el estado de cada proceso sale de CONTRAT.AR y el kilometraje por tramo de la página oficial de la RFC (16 tramos, ~9.100 km en 4 etapas).</w:t>
+        <w:t xml:space="preserve">La Tasa de Desintermediación de Planes Sociales (TDPS): qué porcentaje del devengado de Volver al Trabajo y Acompañamiento Social se paga directo al beneficiario (partida 5.1.4, ayudas sociales a personas) sobre el total transferido, según la ejecución presupuestaria real.</w:t>
       </w:r>
     </w:p>
     <w:p>
@@ -15097,7 +15287,7 @@
         <w:pStyle w:val="BodyText"/>
       </w:pPr>
       <w:r>
-        <w:t xml:space="preserve">Mide con actos administrativos —no anuncios— si el traspaso de la red vial al sector privado avanza: una etapa cuenta recién cuando su licitación figura Adjudicada en el sistema de contrataciones.</w:t>
+        <w:t xml:space="preserve">Verifica contra el presupuesto —no contra el anuncio— que el Decreto 198/2024 eliminó la intermediación de las Unidades de Gestión: en 2023 buena parte de la ayuda pasaba por organizaciones y cooperativas y el giro fue hacia el pago directo a las personas. Desintermediar y recortar son cosas distintas: esto mide solo lo primero.</w:t>
       </w:r>
     </w:p>
     <w:p>
@@ -15109,17 +15299,17 @@
           <w:bCs/>
           <w:b/>
         </w:rPr>
-        <w:t xml:space="preserve">Dimensión que integra — Privatizaciones e inversión.</w:t>
+        <w:t xml:space="preserve">Dimensión que integra — Reforma social y orden.</w:t>
       </w:r>
       <w:r>
         <w:t xml:space="preserve"> </w:t>
       </w:r>
       <w:r>
-        <w:t xml:space="preserve">Los activos del Estado y la inversión privada grande: privatizaciones, cartera del RIGI y concesiones viales.</w:t>
-      </w:r>
-    </w:p>
-    <w:bookmarkEnd w:id="133"/>
-    <w:bookmarkStart w:id="134" w:name="método-de-cómputo-11"/>
+        <w:t xml:space="preserve">La reforma social y el orden público: asistencia sin intermediarios (TDPS), protocolo antipiquetes y libertad de opción en salud.</w:t>
+      </w:r>
+    </w:p>
+    <w:bookmarkEnd w:id="135"/>
+    <w:bookmarkStart w:id="136" w:name="método-de-cómputo-11"/>
     <w:p>
       <w:pPr>
         <w:pStyle w:val="Heading2"/>
@@ -15138,7 +15328,7 @@
         <w:pStyle w:val="Compact"/>
       </w:pPr>
       <w:r>
-        <w:t xml:space="preserve">Una etapa cuenta con el 100% de sus kilómetros cuando su proceso figura adjudicado.</w:t>
+        <w:t xml:space="preserve">TDPS = 100 × devengado en «ayudas sociales a personas» / total de transferencias de los programas; el resto del inciso son fondos que llegan vía terceros (las «unidades de gestión» eliminadas por decreto en 2024).</w:t>
       </w:r>
     </w:p>
     <w:p>
@@ -15150,11 +15340,11 @@
         <w:pStyle w:val="Compact"/>
       </w:pPr>
       <w:r>
-        <w:t xml:space="preserve">La serie histórica es escalonada, por hitos de adjudicación fechados con su norma.</w:t>
-      </w:r>
-    </w:p>
-    <w:bookmarkEnd w:id="134"/>
-    <w:bookmarkStart w:id="135" w:name="Xfb29aba7f4cabebf712c4a7a435b3b78f3aa559"/>
+        <w:t xml:space="preserve">Línea de base 2023 (Potenciar Trabajo): 98,3% directo.</w:t>
+      </w:r>
+    </w:p>
+    <w:bookmarkEnd w:id="136"/>
+    <w:bookmarkStart w:id="137" w:name="X4b7f9d42ad5d49ec575647c9c43b05a66f437ec"/>
     <w:p>
       <w:pPr>
         <w:pStyle w:val="Heading2"/>
@@ -15229,7 +15419,7 @@
                 <w:sz w:val="18"/>
                 <w:color w:val="FFFFFF"/>
               </w:rPr>
-              <w:t xml:space="preserve">Rango (% de km adjudicados / km del plan (Red Federal de Concesiones))</w:t>
+              <w:t xml:space="preserve">Rango (TDPS: % del gasto social pagado directo (sin intermediación))</w:t>
             </w:r>
           </w:p>
         </w:tc>
@@ -15267,7 +15457,7 @@
               <w:rPr>
                 <w:sz w:val="18"/>
               </w:rPr>
-              <w:t xml:space="preserve">≥ 41</w:t>
+              <w:t xml:space="preserve">≥ 67</w:t>
             </w:r>
           </w:p>
         </w:tc>
@@ -15308,7 +15498,7 @@
               <w:rPr>
                 <w:sz w:val="18"/>
               </w:rPr>
-              <w:t xml:space="preserve">25 – 41</w:t>
+              <w:t xml:space="preserve">45 – 67</w:t>
             </w:r>
           </w:p>
         </w:tc>
@@ -15346,7 +15536,7 @@
               <w:rPr>
                 <w:sz w:val="18"/>
               </w:rPr>
-              <w:t xml:space="preserve">18,33 – 25</w:t>
+              <w:t xml:space="preserve">35 – 45</w:t>
             </w:r>
           </w:p>
         </w:tc>
@@ -15387,7 +15577,7 @@
               <w:rPr>
                 <w:sz w:val="18"/>
               </w:rPr>
-              <w:t xml:space="preserve">≤ 18,33</w:t>
+              <w:t xml:space="preserve">≤ 35</w:t>
             </w:r>
           </w:p>
         </w:tc>
@@ -15412,8 +15602,8 @@
         </w:tc>
       </w:tr>
     </w:tbl>
-    <w:bookmarkEnd w:id="135"/>
-    <w:bookmarkStart w:id="136" w:name="datos-concretos-detrás-del-valor-11"/>
+    <w:bookmarkEnd w:id="137"/>
+    <w:bookmarkStart w:id="138" w:name="datos-concretos-detrás-del-valor-11"/>
     <w:p>
       <w:pPr>
         <w:pStyle w:val="Heading2"/>
@@ -15440,11 +15630,11 @@
         <w:pStyle w:val="Compact"/>
       </w:pPr>
       <w:r>
-        <w:t xml:space="preserve">2.614 de 9.091 km adjudicados · I: Adjudicado · II-B: Disponible Para Adjudicar · II: Adjudicado · III: Preadjudicado</w:t>
-      </w:r>
-    </w:p>
-    <w:bookmarkEnd w:id="136"/>
-    <w:bookmarkStart w:id="137" w:name="color-vigente-y-por-qué-10"/>
+        <w:t xml:space="preserve">Devengado 2026: $ 542.901M directo a personas (5.1.4) / $ 542.901M transferido · baseline Potenciar 2023: 98,3% (con $ 17.224M vía organizaciones)</w:t>
+      </w:r>
+    </w:p>
+    <w:bookmarkEnd w:id="138"/>
+    <w:bookmarkStart w:id="139" w:name="color-vigente-y-por-qué-11"/>
     <w:p>
       <w:pPr>
         <w:pStyle w:val="Heading2"/>
@@ -15459,7 +15649,7 @@
         <w:pStyle w:val="FirstParagraph"/>
       </w:pPr>
       <w:r>
-        <w:t xml:space="preserve">Dato vigente: 28,7 % de km adjudicados / km del plan (Red Federal de Concesiones) (2026-08).</w:t>
+        <w:t xml:space="preserve">Dato vigente: 100 TDPS: % del gasto social pagado directo (sin intermediación) (2026-08).</w:t>
       </w:r>
     </w:p>
     <w:p>
@@ -15467,7 +15657,7 @@
         <w:pStyle w:val="BodyText"/>
       </w:pPr>
       <w:r>
-        <w:t xml:space="preserve">28,7 % de km adjudicados / km del plan (Red Federal de Concesiones) cae en el tramo que corresponde a Amarillo, a 3,7 del corte más cercano.</w:t>
+        <w:t xml:space="preserve">100,0 TDPS: % del gasto social pagado directo (sin intermediación) cae en el tramo que corresponde a Verde, a 33,0 del corte más cercano.</w:t>
       </w:r>
     </w:p>
     <w:p>
@@ -15479,7 +15669,7 @@
           <w:bCs/>
           <w:b/>
         </w:rPr>
-        <w:t xml:space="preserve">Color vigente: AMARILLO</w:t>
+        <w:t xml:space="preserve">Color vigente: VERDE</w:t>
       </w:r>
     </w:p>
     <w:p>
@@ -15487,11 +15677,11 @@
         <w:pStyle w:val="BodyText"/>
       </w:pPr>
       <w:r>
-        <w:t xml:space="preserve">Ponderación vigente en el ITCG: 3 % efectivo. El color es una lectura adicional — no reemplaza ni cambia esta ponderación.</w:t>
-      </w:r>
-    </w:p>
-    <w:bookmarkEnd w:id="137"/>
-    <w:bookmarkStart w:id="138" w:name="transparencia-limitaciones-declaradas-11"/>
+        <w:t xml:space="preserve">Ponderación vigente en el ITCG: 4 % efectivo. El color es una lectura adicional — no reemplaza ni cambia esta ponderación.</w:t>
+      </w:r>
+    </w:p>
+    <w:bookmarkEnd w:id="139"/>
+    <w:bookmarkStart w:id="140" w:name="transparencia-limitaciones-declaradas-11"/>
     <w:p>
       <w:pPr>
         <w:pStyle w:val="Heading2"/>
@@ -15510,7 +15700,7 @@
         <w:pStyle w:val="Compact"/>
       </w:pPr>
       <w:r>
-        <w:t xml:space="preserve">Las etapas que adjudican por renglones cuentan hoy solo al cierre total: refinamiento pendiente declarado.</w:t>
+        <w:t xml:space="preserve">Advertencia metodológica declarada: desintermediar y recortar son promesas distintas — esto mide solo la primera.</w:t>
       </w:r>
     </w:p>
     <w:p>
@@ -15522,7 +15712,7 @@
         <w:pStyle w:val="Compact"/>
       </w:pPr>
       <w:r>
-        <w:t xml:space="preserve">Binario por etapa: 0 o 100% de sus kilómetros.</w:t>
+        <w:t xml:space="preserve">La base 2023 ya era 98,3%: el salto normativo fue puntual y el indicador está saturado cerca del máximo desde 2024 (decisión de rediseño abierta con CIGOB).</w:t>
       </w:r>
     </w:p>
     <w:p>
@@ -15534,11 +15724,11 @@
         <w:pStyle w:val="Compact"/>
       </w:pPr>
       <w:r>
-        <w:t xml:space="preserve">Depende de dos lecturas de páginas oficiales: un rediseño de cualquiera de las dos interrumpe el dato hasta adaptarlo.</w:t>
-      </w:r>
-    </w:p>
-    <w:bookmarkEnd w:id="138"/>
-    <w:bookmarkStart w:id="139" w:name="X4ff462a9d09394c6f7304e0055101f0f4b71003"/>
+        <w:t xml:space="preserve">Depende de que los nombres de los programas no cambien en el presupuesto.</w:t>
+      </w:r>
+    </w:p>
+    <w:bookmarkEnd w:id="140"/>
+    <w:bookmarkStart w:id="141" w:name="X4ff462a9d09394c6f7304e0055101f0f4b71003"/>
     <w:p>
       <w:pPr>
         <w:pStyle w:val="Heading2"/>
@@ -15566,7 +15756,7 @@
         <w:t xml:space="preserve"> </w:t>
       </w:r>
       <w:r>
-        <w:t xml:space="preserve">Con los portales caídos, cae al valor de respaldo documentado con fecha; agotado eso, se mantiene el último valor disponible y los pesos se renormalizan.</w:t>
+        <w:t xml:space="preserve">Sin acceso a la API, cae al valor de respaldo documentado (el decreto de 2024); agotado eso, se mantiene el último valor disponible y los pesos se renormalizan.</w:t>
       </w:r>
     </w:p>
     <w:p>
@@ -15587,11 +15777,11 @@
         <w:t xml:space="preserve"> </w:t>
       </w:r>
       <w:r>
-        <w:t xml:space="preserve">Los kilómetros por etapa se refrescan de la página oficial en cada actualización; para las adjudicaciones manda la fecha del Boletín Oficial.</w:t>
-      </w:r>
-    </w:p>
-    <w:bookmarkEnd w:id="139"/>
-    <w:bookmarkStart w:id="140" w:name="X32af8005611dd896c50146a828f6519660aac81"/>
+        <w:t xml:space="preserve">El devengado del ejercicio corriente es acumulado en curso, revisable por definición; la base 2023 está congelada.</w:t>
+      </w:r>
+    </w:p>
+    <w:bookmarkEnd w:id="141"/>
+    <w:bookmarkStart w:id="142" w:name="X32af8005611dd896c50146a828f6519660aac81"/>
     <w:p>
       <w:pPr>
         <w:pStyle w:val="Heading2"/>
@@ -15616,7 +15806,7 @@
         <w:t xml:space="preserve"> </w:t>
       </w:r>
       <w:r>
-        <w:t xml:space="preserve">— Versión inicial como carga manual.</w:t>
+        <w:t xml:space="preserve">— Versión inicial como carga manual (porcentaje de beneficiarios que cobra directo).</w:t>
       </w:r>
     </w:p>
     <w:p>
@@ -15634,25 +15824,7 @@
         <w:t xml:space="preserve"> </w:t>
       </w:r>
       <w:r>
-        <w:t xml:space="preserve">— Automatizado: estado por CONTRAT.AR y kilometraje por la página oficial de la Red, en km.</w:t>
-      </w:r>
-    </w:p>
-    <w:p>
-      <w:pPr>
-        <w:pStyle w:val="BodyText"/>
-      </w:pPr>
-      <w:r>
-        <w:rPr>
-          <w:bCs/>
-          <w:b/>
-        </w:rPr>
-        <w:t xml:space="preserve">2026-07-03</w:t>
-      </w:r>
-      <w:r>
-        <w:t xml:space="preserve"> </w:t>
-      </w:r>
-      <w:r>
-        <w:t xml:space="preserve">— Serie escalonada por hitos fechados. Puntaje interpolado entre anclas.</w:t>
+        <w:t xml:space="preserve">— Pasa a la tasa real contra la ejecución presupuestaria, con línea de base 2023 verificada.</w:t>
       </w:r>
     </w:p>
     <w:p>
@@ -15684,16 +15856,16 @@
         <w:t xml:space="preserve">Ficha metodológica · Cinturón Gestión · Capa de semáforo (4 colores)</w:t>
       </w:r>
     </w:p>
-    <w:bookmarkEnd w:id="140"/>
-    <w:bookmarkEnd w:id="141"/>
-    <w:bookmarkStart w:id="149" w:name="asistencia-directa-tdps"/>
+    <w:bookmarkEnd w:id="142"/>
+    <w:bookmarkEnd w:id="143"/>
+    <w:bookmarkStart w:id="153" w:name="orden-público-piquetes"/>
     <w:p>
       <w:pPr>
         <w:pStyle w:val="Heading1"/>
         <w:keepNext/>
       </w:pPr>
       <w:r>
-        <w:t xml:space="preserve">Asistencia directa (TDPS)</w:t>
+        <w:t xml:space="preserve">Orden público (piquetes)</w:t>
       </w:r>
     </w:p>
     <w:p>
@@ -15701,7 +15873,7 @@
         <w:pStyle w:val="FirstParagraph"/>
       </w:pPr>
       <w:r>
-        <w:t xml:space="preserve">La Tasa de Desintermediación de Planes Sociales (TDPS): qué porcentaje del devengado de Volver al Trabajo y Acompañamiento Social se paga directo al beneficiario (partida 5.1.4, ayudas sociales a personas) sobre el total transferido, según la ejecución presupuestaria real.</w:t>
+        <w:t xml:space="preserve">En qué porcentaje se redujeron los cortes de calle por manifestación en CABA respecto de 2023 (el distrito donde actúan las fuerzas federales y aplica el protocolo).</w:t>
       </w:r>
     </w:p>
     <w:tbl>
@@ -15747,7 +15919,7 @@
                 <w:b/>
                 <w:sz w:val="18"/>
               </w:rPr>
-              <w:t xml:space="preserve">Hoy: 100 TDPS: % del gasto social pagado directo (sin intermediación)</w:t>
+              <w:t xml:space="preserve">Hoy: 74,2 % de reducción de cortes por manifestación en CABA vs 2023 (IRPC)</w:t>
             </w:r>
             <w:r>
               <w:rPr>
@@ -15759,37 +15931,41 @@
               <w:rPr>
                 <w:sz w:val="18"/>
               </w:rPr>
-              <w:t xml:space="preserve">(2026-08)</w:t>
-            </w:r>
-          </w:p>
-        </w:tc>
-        <w:tc>
-          <w:p>
-            <w:pPr>
-              <w:pStyle w:val="Compact"/>
-              <w:jc w:val="left"/>
+              <w:t xml:space="preserve">(2025-12)</w:t>
+            </w:r>
+          </w:p>
+        </w:tc>
+        <w:tc>
+          <w:tcPr>
+            <w:shd w:val="clear" w:color="auto" w:fill="DCFCE7"/>
+          </w:tcPr>
+          <w:p>
+            <w:pPr>
+              <w:pStyle w:val="Compact"/>
+              <w:jc w:val="center"/>
             </w:pPr>
             <w:r>
               <w:rPr>
                 <w:bCs/>
                 <w:b/>
                 <w:sz w:val="18"/>
-              </w:rPr>
-              <w:t xml:space="preserve">—</w:t>
-            </w:r>
-          </w:p>
-        </w:tc>
-        <w:tc>
-          <w:p>
-            <w:pPr>
-              <w:pStyle w:val="Compact"/>
-              <w:jc w:val="left"/>
-            </w:pPr>
-            <w:r>
-              <w:rPr>
-                <w:sz w:val="18"/>
-              </w:rPr>
-              <w:t xml:space="preserve">Fuera del índice</w:t>
+                <w:color w:val="14532D"/>
+              </w:rPr>
+              <w:t xml:space="preserve">VERDE</w:t>
+            </w:r>
+          </w:p>
+        </w:tc>
+        <w:tc>
+          <w:p>
+            <w:pPr>
+              <w:pStyle w:val="Compact"/>
+              <w:jc w:val="left"/>
+            </w:pPr>
+            <w:r>
+              <w:rPr>
+                <w:sz w:val="18"/>
+              </w:rPr>
+              <w:t xml:space="preserve">Peso efectivo 4 % del ITCG</w:t>
             </w:r>
           </w:p>
         </w:tc>
@@ -15809,7 +15985,7 @@
         </w:tc>
       </w:tr>
     </w:tbl>
-    <w:bookmarkStart w:id="142" w:name="identificación-12"/>
+    <w:bookmarkStart w:id="144" w:name="identificación-12"/>
     <w:p>
       <w:pPr>
         <w:pStyle w:val="Heading2"/>
@@ -15876,7 +16052,7 @@
               <w:rPr>
                 <w:sz w:val="18"/>
               </w:rPr>
-              <w:t xml:space="preserve">asistencia_directa</w:t>
+              <w:t xml:space="preserve">protocolo_antipiquetes</w:t>
             </w:r>
           </w:p>
         </w:tc>
@@ -15971,7 +16147,7 @@
               <w:rPr>
                 <w:sz w:val="18"/>
               </w:rPr>
-              <w:t xml:space="preserve">TDPS: % del gasto social pagado directo (sin intermediación)</w:t>
+              <w:t xml:space="preserve">% de reducción de cortes por manifestación en CABA vs 2023 (IRPC)</w:t>
             </w:r>
           </w:p>
         </w:tc>
@@ -16006,7 +16182,7 @@
               <w:rPr>
                 <w:sz w:val="18"/>
               </w:rPr>
-              <w:t xml:space="preserve">2023-01 → 2026-07 (40 puntos)</w:t>
+              <w:t xml:space="preserve">2024-01 → 2026-07 (31 puntos)</w:t>
             </w:r>
           </w:p>
         </w:tc>
@@ -16036,7 +16212,7 @@
               <w:rPr>
                 <w:sz w:val="18"/>
               </w:rPr>
-              <w:t xml:space="preserve">Semanas: el devengado del ejercicio corriente se carga de forma continua.</w:t>
+              <w:t xml:space="preserve">Hasta un año: los anclajes públicos de la fuente son por año cerrado.</w:t>
             </w:r>
           </w:p>
         </w:tc>
@@ -16071,7 +16247,7 @@
               <w:rPr>
                 <w:sz w:val="18"/>
               </w:rPr>
-              <w:t xml:space="preserve">Secretaría de Hacienda — Presupuesto Abierto</w:t>
+              <w:t xml:space="preserve">Diagnóstico Político (consultora; relevamiento diario de cortes sobre más de cien medios desde 2009)</w:t>
             </w:r>
           </w:p>
         </w:tc>
@@ -16101,7 +16277,7 @@
               <w:rPr>
                 <w:sz w:val="18"/>
               </w:rPr>
-              <w:t xml:space="preserve">TDPS — tasa de desintermediación de los planes sociales: porcentaje del gasto de los programas de empleo y acompañamiento pagado directo a personas, sin organizaciones intermediarias</w:t>
+              <w:t xml:space="preserve">Reducción porcentual de los cortes por manifestación en CABA contra 2023, con los anclajes anuales públicos de la fuente (2023: 931 · 2024: 440 · 2025: 240)</w:t>
             </w:r>
           </w:p>
         </w:tc>
@@ -16136,7 +16312,7 @@
               <w:rPr>
                 <w:sz w:val="18"/>
               </w:rPr>
-              <w:t xml:space="preserve">Automático: API oficial con credencial de acceso; la línea de base 2023 (ejercicio cerrado) se calculó una vez y quedó fijada.</w:t>
+              <w:t xml:space="preserve">Automático sobre un registro curado: los anclajes anuales se cargan con su fuente pública; un detector revisa la página de la consultora y avisa cuando aparece un año nuevo.</w:t>
             </w:r>
           </w:p>
         </w:tc>
@@ -16166,14 +16342,14 @@
               <w:rPr>
                 <w:sz w:val="18"/>
               </w:rPr>
-              <w:t xml:space="preserve">Dato a 2026-08 · informe generado el 2026-08-09</w:t>
+              <w:t xml:space="preserve">Dato a 2025-12 · informe generado el 2026-08-09</w:t>
             </w:r>
           </w:p>
         </w:tc>
       </w:tr>
     </w:tbl>
-    <w:bookmarkEnd w:id="142"/>
-    <w:bookmarkStart w:id="143" w:name="definición-qué-mide-y-por-qué-importa-12"/>
+    <w:bookmarkEnd w:id="144"/>
+    <w:bookmarkStart w:id="145" w:name="definición-qué-mide-y-por-qué-importa-12"/>
     <w:p>
       <w:pPr>
         <w:pStyle w:val="Heading2"/>
@@ -16188,7 +16364,7 @@
         <w:pStyle w:val="FirstParagraph"/>
       </w:pPr>
       <w:r>
-        <w:t xml:space="preserve">La Tasa de Desintermediación de Planes Sociales (TDPS): qué porcentaje del devengado de Volver al Trabajo y Acompañamiento Social se paga directo al beneficiario (partida 5.1.4, ayudas sociales a personas) sobre el total transferido, según la ejecución presupuestaria real.</w:t>
+        <w:t xml:space="preserve">En qué porcentaje se redujeron los cortes de calle por manifestación en CABA respecto de 2023 (el distrito donde actúan las fuerzas federales y aplica el protocolo).</w:t>
       </w:r>
     </w:p>
     <w:p>
@@ -16196,7 +16372,7 @@
         <w:pStyle w:val="BodyText"/>
       </w:pPr>
       <w:r>
-        <w:t xml:space="preserve">Verifica contra el presupuesto —no contra el anuncio— que el Decreto 198/2024 eliminó la intermediación de las Unidades de Gestión: en 2023 buena parte de la ayuda pasaba por organizaciones y cooperativas y el giro fue hacia el pago directo a las personas. Desintermediar y recortar son cosas distintas: esto mide solo lo primero.</w:t>
+        <w:t xml:space="preserve">Mide el restablecimiento del orden público que prometió el Gobierno, donde le es atribuible. Fuente: los monitoreos de Diagnóstico Político, cuya definición de piquete coincide con la de la Resolución 943/23.</w:t>
       </w:r>
     </w:p>
     <w:p>
@@ -16217,8 +16393,8 @@
         <w:t xml:space="preserve">La reforma social y el orden público: asistencia sin intermediarios (TDPS), protocolo antipiquetes y libertad de opción en salud.</w:t>
       </w:r>
     </w:p>
-    <w:bookmarkEnd w:id="143"/>
-    <w:bookmarkStart w:id="144" w:name="método-de-cómputo-12"/>
+    <w:bookmarkEnd w:id="145"/>
+    <w:bookmarkStart w:id="146" w:name="método-de-cómputo-12"/>
     <w:p>
       <w:pPr>
         <w:pStyle w:val="Heading2"/>
@@ -16237,7 +16413,7 @@
         <w:pStyle w:val="Compact"/>
       </w:pPr>
       <w:r>
-        <w:t xml:space="preserve">TDPS = 100 × devengado en «ayudas sociales a personas» / total de transferencias de los programas; el resto del inciso son fondos que llegan vía terceros (las «unidades de gestión» eliminadas por decreto en 2024).</w:t>
+        <w:t xml:space="preserve">Reducción = (1 − cortes del último año cerrado / cortes de 2023) × 100.</w:t>
       </w:r>
     </w:p>
     <w:p>
@@ -16249,11 +16425,270 @@
         <w:pStyle w:val="Compact"/>
       </w:pPr>
       <w:r>
-        <w:t xml:space="preserve">Línea de base 2023 (Potenciar Trabajo): 98,3% directo.</w:t>
-      </w:r>
-    </w:p>
-    <w:bookmarkEnd w:id="144"/>
-    <w:bookmarkStart w:id="145" w:name="datos-concretos-detrás-del-valor-12"/>
+        <w:t xml:space="preserve">La definición de piquete de la fuente coincide con la del protocolo oficial (Resolución 943/23).</w:t>
+      </w:r>
+    </w:p>
+    <w:bookmarkEnd w:id="146"/>
+    <w:bookmarkStart w:id="147" w:name="Xc4b49c3d9969b89bf56c0c7c0dc3d292940a05d"/>
+    <w:p>
+      <w:pPr>
+        <w:pStyle w:val="Heading2"/>
+        <w:keepNext/>
+      </w:pPr>
+      <w:r>
+        <w:t xml:space="preserve">Semáforo — valores que determinan el color</w:t>
+      </w:r>
+    </w:p>
+    <w:p>
+      <w:pPr>
+        <w:pStyle w:val="FirstParagraph"/>
+      </w:pPr>
+      <w:r>
+        <w:t xml:space="preserve">Estos son los valores concretos, en la unidad propia de este indicador, que hacen que el semáforo esté en verde, amarillo, naranja o rojo. No se muestra ninguna fórmula ni escala intermedia de 0 a 100 — solo el dato real y el color que le corresponde.</w:t>
+      </w:r>
+    </w:p>
+    <w:p>
+      <w:pPr>
+        <w:pStyle w:val="BodyText"/>
+      </w:pPr>
+      <w:r>
+        <w:rPr>
+          <w:bCs/>
+          <w:b/>
+        </w:rPr>
+        <w:t xml:space="preserve">Valores que definen cada color</w:t>
+      </w:r>
+    </w:p>
+    <w:tbl>
+      <w:tblPr>
+        <w:tblStyle w:val="Table"/>
+        <w:tblW w:type="pct" w:w="5000.0"/>
+        <w:tblLayout w:type="autofit"/>
+        <w:tblLook w:firstRow="1" w:lastRow="0" w:firstColumn="0" w:lastColumn="0" w:noHBand="0" w:noVBand="0" w:val="0020"/>
+        <w:tblBorders>
+          <w:top w:val="single" w:sz="4" w:color="D9DEDC"/>
+          <w:left w:val="single" w:sz="4" w:color="D9DEDC"/>
+          <w:bottom w:val="single" w:sz="4" w:color="D9DEDC"/>
+          <w:right w:val="single" w:sz="4" w:color="D9DEDC"/>
+          <w:insideH w:val="single" w:sz="4" w:color="D9DEDC"/>
+          <w:insideV w:val="single" w:sz="4" w:color="D9DEDC"/>
+        </w:tblBorders>
+        <w:tblCellMar>
+          <w:top w:w="80" w:type="dxa"/>
+          <w:bottom w:w="80" w:type="dxa"/>
+          <w:left w:w="140" w:type="dxa"/>
+          <w:right w:w="140" w:type="dxa"/>
+        </w:tblCellMar>
+      </w:tblPr>
+      <w:tblGrid>
+        <w:gridCol w:w="3960"/>
+        <w:gridCol w:w="3960"/>
+      </w:tblGrid>
+      <w:tr>
+        <w:trPr>
+          <w:cantSplit/>
+          <w:tblHeader/>
+        </w:trPr>
+        <w:tc>
+          <w:tcPr>
+            <w:shd w:val="clear" w:color="auto" w:fill="1F3A34"/>
+          </w:tcPr>
+          <w:p>
+            <w:pPr>
+              <w:pStyle w:val="Compact"/>
+              <w:jc w:val="left"/>
+            </w:pPr>
+            <w:r>
+              <w:rPr>
+                <w:b/>
+                <w:sz w:val="18"/>
+                <w:color w:val="FFFFFF"/>
+              </w:rPr>
+              <w:t xml:space="preserve">Rango (% de reducción de cortes por manifestación en CABA vs 2023 (IRPC))</w:t>
+            </w:r>
+          </w:p>
+        </w:tc>
+        <w:tc>
+          <w:tcPr>
+            <w:shd w:val="clear" w:color="auto" w:fill="1F3A34"/>
+          </w:tcPr>
+          <w:p>
+            <w:pPr>
+              <w:pStyle w:val="Compact"/>
+              <w:jc w:val="left"/>
+            </w:pPr>
+            <w:r>
+              <w:rPr>
+                <w:b/>
+                <w:sz w:val="18"/>
+                <w:color w:val="FFFFFF"/>
+              </w:rPr>
+              <w:t xml:space="preserve">Color</w:t>
+            </w:r>
+          </w:p>
+        </w:tc>
+      </w:tr>
+      <w:tr>
+        <w:trPr>
+          <w:cantSplit/>
+        </w:trPr>
+        <w:tc>
+          <w:p>
+            <w:pPr>
+              <w:pStyle w:val="Compact"/>
+              <w:jc w:val="left"/>
+            </w:pPr>
+            <w:r>
+              <w:rPr>
+                <w:sz w:val="18"/>
+              </w:rPr>
+              <w:t xml:space="preserve">≥ 32,5</w:t>
+            </w:r>
+          </w:p>
+        </w:tc>
+        <w:tc>
+          <w:tcPr>
+            <w:shd w:val="clear" w:color="auto" w:fill="DCFCE7"/>
+          </w:tcPr>
+          <w:p>
+            <w:pPr>
+              <w:pStyle w:val="Compact"/>
+              <w:jc w:val="center"/>
+            </w:pPr>
+            <w:r>
+              <w:rPr>
+                <w:b/>
+                <w:sz w:val="18"/>
+                <w:color w:val="14532D"/>
+              </w:rPr>
+              <w:t xml:space="preserve">VERDE</w:t>
+            </w:r>
+          </w:p>
+        </w:tc>
+      </w:tr>
+      <w:tr>
+        <w:trPr>
+          <w:cantSplit/>
+        </w:trPr>
+        <w:tc>
+          <w:tcPr>
+            <w:shd w:val="clear" w:color="auto" w:fill="F6F8F7"/>
+          </w:tcPr>
+          <w:p>
+            <w:pPr>
+              <w:pStyle w:val="Compact"/>
+              <w:jc w:val="left"/>
+            </w:pPr>
+            <w:r>
+              <w:rPr>
+                <w:sz w:val="18"/>
+              </w:rPr>
+              <w:t xml:space="preserve">12,5 – 32,5</w:t>
+            </w:r>
+          </w:p>
+        </w:tc>
+        <w:tc>
+          <w:tcPr>
+            <w:shd w:val="clear" w:color="auto" w:fill="FEF3C7"/>
+          </w:tcPr>
+          <w:p>
+            <w:pPr>
+              <w:pStyle w:val="Compact"/>
+              <w:jc w:val="center"/>
+            </w:pPr>
+            <w:r>
+              <w:rPr>
+                <w:b/>
+                <w:sz w:val="18"/>
+                <w:color w:val="713F12"/>
+              </w:rPr>
+              <w:t xml:space="preserve">AMARILLO</w:t>
+            </w:r>
+          </w:p>
+        </w:tc>
+      </w:tr>
+      <w:tr>
+        <w:trPr>
+          <w:cantSplit/>
+        </w:trPr>
+        <w:tc>
+          <w:p>
+            <w:pPr>
+              <w:pStyle w:val="Compact"/>
+              <w:jc w:val="left"/>
+            </w:pPr>
+            <w:r>
+              <w:rPr>
+                <w:sz w:val="18"/>
+              </w:rPr>
+              <w:t xml:space="preserve">4,17 – 12,5</w:t>
+            </w:r>
+          </w:p>
+        </w:tc>
+        <w:tc>
+          <w:tcPr>
+            <w:shd w:val="clear" w:color="auto" w:fill="FFEDD5"/>
+          </w:tcPr>
+          <w:p>
+            <w:pPr>
+              <w:pStyle w:val="Compact"/>
+              <w:jc w:val="center"/>
+            </w:pPr>
+            <w:r>
+              <w:rPr>
+                <w:b/>
+                <w:sz w:val="18"/>
+                <w:color w:val="7C2D12"/>
+              </w:rPr>
+              <w:t xml:space="preserve">NARANJA</w:t>
+            </w:r>
+          </w:p>
+        </w:tc>
+      </w:tr>
+      <w:tr>
+        <w:trPr>
+          <w:cantSplit/>
+        </w:trPr>
+        <w:tc>
+          <w:tcPr>
+            <w:shd w:val="clear" w:color="auto" w:fill="F6F8F7"/>
+          </w:tcPr>
+          <w:p>
+            <w:pPr>
+              <w:pStyle w:val="Compact"/>
+              <w:jc w:val="left"/>
+            </w:pPr>
+            <w:r>
+              <w:rPr>
+                <w:sz w:val="18"/>
+              </w:rPr>
+              <w:t xml:space="preserve">≤ 4,17</w:t>
+            </w:r>
+          </w:p>
+        </w:tc>
+        <w:tc>
+          <w:tcPr>
+            <w:shd w:val="clear" w:color="auto" w:fill="FEE2E2"/>
+          </w:tcPr>
+          <w:p>
+            <w:pPr>
+              <w:pStyle w:val="Compact"/>
+              <w:jc w:val="center"/>
+            </w:pPr>
+            <w:r>
+              <w:rPr>
+                <w:b/>
+                <w:sz w:val="18"/>
+                <w:color w:val="7F1D1D"/>
+              </w:rPr>
+              <w:t xml:space="preserve">ROJO</w:t>
+            </w:r>
+          </w:p>
+        </w:tc>
+      </w:tr>
+    </w:tbl>
+    <w:bookmarkEnd w:id="147"/>
+    <w:bookmarkStart w:id="148" w:name="datos-concretos-detrás-del-valor-12"/>
     <w:p>
       <w:pPr>
         <w:pStyle w:val="Heading2"/>
@@ -16280,18 +16715,54 @@
         <w:pStyle w:val="Compact"/>
       </w:pPr>
       <w:r>
-        <w:t xml:space="preserve">Devengado 2026: $ 542.901M directo a personas (5.1.4) / $ 542.901M transferido · baseline Potenciar 2023: 98,3% (con $ 17.224M vía organizaciones)</w:t>
-      </w:r>
-    </w:p>
-    <w:bookmarkEnd w:id="145"/>
-    <w:bookmarkStart w:id="146" w:name="transparencia-limitaciones-declaradas-12"/>
+        <w:t xml:space="preserve">240 cortes en CABA en 2025 vs 931 en 2023 (Diagnóstico Político; definición de piquete = Res. 943/23)</w:t>
+      </w:r>
+    </w:p>
+    <w:bookmarkEnd w:id="148"/>
+    <w:bookmarkStart w:id="149" w:name="color-vigente-y-por-qué-12"/>
     <w:p>
       <w:pPr>
         <w:pStyle w:val="Heading2"/>
         <w:keepNext/>
       </w:pPr>
       <w:r>
-        <w:t xml:space="preserve">Transparencia — limitaciones declaradas</w:t>
+        <w:t xml:space="preserve">Color vigente y por qué</w:t>
+      </w:r>
+    </w:p>
+    <w:p>
+      <w:pPr>
+        <w:pStyle w:val="FirstParagraph"/>
+      </w:pPr>
+      <w:r>
+        <w:t xml:space="preserve">Dato vigente: 74,2 % de reducción de cortes por manifestación en CABA vs 2023 (IRPC) (2025-12).</w:t>
+      </w:r>
+    </w:p>
+    <w:p>
+      <w:pPr>
+        <w:pStyle w:val="BodyText"/>
+      </w:pPr>
+      <w:r>
+        <w:t xml:space="preserve">74,2 % de reducción de cortes por manifestación en CABA vs 2023 (IRPC) cae en el tramo que corresponde a Verde, a 41,7 del corte más cercano.</w:t>
+      </w:r>
+    </w:p>
+    <w:p>
+      <w:pPr>
+        <w:pStyle w:val="BodyText"/>
+      </w:pPr>
+      <w:r>
+        <w:rPr>
+          <w:bCs/>
+          <w:b/>
+        </w:rPr>
+        <w:t xml:space="preserve">Color vigente: VERDE</w:t>
+      </w:r>
+    </w:p>
+    <w:p>
+      <w:pPr>
+        <w:pStyle w:val="BodyText"/>
+      </w:pPr>
+      <w:r>
+        <w:t xml:space="preserve">Ponderación vigente en el ITCG: 4 % efectivo. El color es una lectura adicional — no reemplaza ni cambia esta ponderación.</w:t>
       </w:r>
     </w:p>
     <w:p>
@@ -16303,42 +16774,28 @@
         <w:pStyle w:val="Compact"/>
       </w:pPr>
       <w:r>
-        <w:t xml:space="preserve">Advertencia metodológica declarada: desintermediar y recortar son promesas distintas — esto mide solo la primera.</w:t>
-      </w:r>
-    </w:p>
-    <w:p>
-      <w:pPr>
-        <w:numPr>
-          <w:ilvl w:val="0"/>
-          <w:numId w:val="1055"/>
-        </w:numPr>
-        <w:pStyle w:val="Compact"/>
-      </w:pPr>
-      <w:r>
-        <w:t xml:space="preserve">La base 2023 ya era 98,3%: el salto normativo fue puntual y el indicador está saturado cerca del máximo desde 2024 (decisión de rediseño abierta con CIGOB).</w:t>
-      </w:r>
-    </w:p>
-    <w:p>
-      <w:pPr>
-        <w:numPr>
-          <w:ilvl w:val="0"/>
-          <w:numId w:val="1055"/>
-        </w:numPr>
-        <w:pStyle w:val="Compact"/>
-      </w:pPr>
-      <w:r>
-        <w:t xml:space="preserve">Depende de que los nombres de los programas no cambien en el presupuesto.</w:t>
-      </w:r>
-    </w:p>
-    <w:bookmarkEnd w:id="146"/>
-    <w:bookmarkStart w:id="147" w:name="Xef80c7ba60ac922c16c234403633099d6fa1a96"/>
+        <w:rPr>
+          <w:bCs/>
+          <w:b/>
+        </w:rPr>
+        <w:t xml:space="preserve">Participación en otros indicadores.</w:t>
+      </w:r>
+      <w:r>
+        <w:t xml:space="preserve"> </w:t>
+      </w:r>
+      <w:r>
+        <w:t xml:space="preserve">El seguimiento interno de eventos de protesta (ACLED) que mantiene el proyecto muestra que la protesta no desapareció — se reconvirtió a marchas sin corte; ese contraste informa la lectura de este indicador aunque ya no se publique como card propia.</w:t>
+      </w:r>
+    </w:p>
+    <w:bookmarkEnd w:id="149"/>
+    <w:bookmarkStart w:id="150" w:name="transparencia-limitaciones-declaradas-12"/>
     <w:p>
       <w:pPr>
         <w:pStyle w:val="Heading2"/>
         <w:keepNext/>
       </w:pPr>
       <w:r>
-        <w:t xml:space="preserve">Si falta el dato / Política de revisiones</w:t>
+        <w:t xml:space="preserve">Transparencia — limitaciones declaradas</w:t>
       </w:r>
     </w:p>
     <w:p>
@@ -16346,6 +16803,65 @@
         <w:numPr>
           <w:ilvl w:val="0"/>
           <w:numId w:val="1056"/>
+        </w:numPr>
+        <w:pStyle w:val="Compact"/>
+      </w:pPr>
+      <w:r>
+        <w:t xml:space="preserve">Fuente privada sin microdatos abiertos: los anclajes se reconstruyen de cifras publicadas.</w:t>
+      </w:r>
+    </w:p>
+    <w:p>
+      <w:pPr>
+        <w:numPr>
+          <w:ilvl w:val="0"/>
+          <w:numId w:val="1056"/>
+        </w:numPr>
+        <w:pStyle w:val="Compact"/>
+      </w:pPr>
+      <w:r>
+        <w:t xml:space="preserve">Granularidad anual: el valor se arrastra todo el año hasta el anclaje siguiente.</w:t>
+      </w:r>
+    </w:p>
+    <w:p>
+      <w:pPr>
+        <w:numPr>
+          <w:ilvl w:val="0"/>
+          <w:numId w:val="1056"/>
+        </w:numPr>
+        <w:pStyle w:val="Compact"/>
+      </w:pPr>
+      <w:r>
+        <w:t xml:space="preserve">Estado judicial verificado: la nulidad de primera instancia fue revocada por la Cámara en lo Contencioso Administrativo Federal (marzo de 2026) — el protocolo es un acto válido y vigente.</w:t>
+      </w:r>
+    </w:p>
+    <w:p>
+      <w:pPr>
+        <w:numPr>
+          <w:ilvl w:val="0"/>
+          <w:numId w:val="1056"/>
+        </w:numPr>
+        <w:pStyle w:val="Compact"/>
+      </w:pPr>
+      <w:r>
+        <w:t xml:space="preserve">El registro histórico oficial de cortes del GCBA está fuera de servicio; el monitoreo propio de alertas de transporte acumula la serie que permitirá automatizar el dato.</w:t>
+      </w:r>
+    </w:p>
+    <w:bookmarkEnd w:id="150"/>
+    <w:bookmarkStart w:id="151" w:name="Xef80c7ba60ac922c16c234403633099d6fa1a96"/>
+    <w:p>
+      <w:pPr>
+        <w:pStyle w:val="Heading2"/>
+        <w:keepNext/>
+      </w:pPr>
+      <w:r>
+        <w:t xml:space="preserve">Si falta el dato / Política de revisiones</w:t>
+      </w:r>
+    </w:p>
+    <w:p>
+      <w:pPr>
+        <w:numPr>
+          <w:ilvl w:val="0"/>
+          <w:numId w:val="1057"/>
         </w:numPr>
       </w:pPr>
       <w:r>
@@ -16359,14 +16875,14 @@
         <w:t xml:space="preserve"> </w:t>
       </w:r>
       <w:r>
-        <w:t xml:space="preserve">Sin acceso a la API, cae al valor de respaldo documentado (el decreto de 2024); agotado eso, se mantiene el último valor disponible y los pesos se renormalizan.</w:t>
+        <w:t xml:space="preserve">Cae al valor de respaldo documentado; agotado eso, se mantiene el último valor disponible y los pesos se renormalizan.</w:t>
       </w:r>
     </w:p>
     <w:p>
       <w:pPr>
         <w:numPr>
           <w:ilvl w:val="0"/>
-          <w:numId w:val="1056"/>
+          <w:numId w:val="1057"/>
         </w:numPr>
       </w:pPr>
       <w:r>
@@ -16380,11 +16896,11 @@
         <w:t xml:space="preserve"> </w:t>
       </w:r>
       <w:r>
-        <w:t xml:space="preserve">El devengado del ejercicio corriente es acumulado en curso, revisable por definición; la base 2023 está congelada.</w:t>
-      </w:r>
-    </w:p>
-    <w:bookmarkEnd w:id="147"/>
-    <w:bookmarkStart w:id="148" w:name="X95a58e26bcd11004daa5592872527917495b2ed"/>
+        <w:t xml:space="preserve">El registro se actualiza cuando la fuente publica el año nuevo (con aviso automático del detector).</w:t>
+      </w:r>
+    </w:p>
+    <w:bookmarkEnd w:id="151"/>
+    <w:bookmarkStart w:id="152" w:name="X95a58e26bcd11004daa5592872527917495b2ed"/>
     <w:p>
       <w:pPr>
         <w:pStyle w:val="Heading2"/>
@@ -16409,7 +16925,7 @@
         <w:t xml:space="preserve"> </w:t>
       </w:r>
       <w:r>
-        <w:t xml:space="preserve">— Versión inicial como carga manual (porcentaje de beneficiarios que cobra directo).</w:t>
+        <w:t xml:space="preserve">— Versión inicial como carga manual (55%, la foto 2024).</w:t>
       </w:r>
     </w:p>
     <w:p>
@@ -16427,7 +16943,25 @@
         <w:t xml:space="preserve"> </w:t>
       </w:r>
       <w:r>
-        <w:t xml:space="preserve">— Pasa a la tasa real contra la ejecución presupuestaria, con línea de base 2023 verificada.</w:t>
+        <w:t xml:space="preserve">— Se crea el monitoreo propio de alertas de transporte como futura fuente automática.</w:t>
+      </w:r>
+    </w:p>
+    <w:p>
+      <w:pPr>
+        <w:pStyle w:val="BodyText"/>
+      </w:pPr>
+      <w:r>
+        <w:rPr>
+          <w:bCs/>
+          <w:b/>
+        </w:rPr>
+        <w:t xml:space="preserve">2026-07-03</w:t>
+      </w:r>
+      <w:r>
+        <w:t xml:space="preserve"> </w:t>
+      </w:r>
+      <w:r>
+        <w:t xml:space="preserve">— Automatizado con los anclajes anuales públicos de Diagnóstico Político; la corrección del año cerrado 2025 llevó el valor de 55% a 74,2%.</w:t>
       </w:r>
     </w:p>
     <w:p>
@@ -16459,16 +16993,16 @@
         <w:t xml:space="preserve">Ficha metodológica · Cinturón Gestión · Capa de semáforo (4 colores)</w:t>
       </w:r>
     </w:p>
-    <w:bookmarkEnd w:id="148"/>
-    <w:bookmarkEnd w:id="149"/>
-    <w:bookmarkStart w:id="159" w:name="orden-público-piquetes"/>
+    <w:bookmarkEnd w:id="152"/>
+    <w:bookmarkEnd w:id="153"/>
+    <w:bookmarkStart w:id="163" w:name="libertad-de-opción-en-salud"/>
     <w:p>
       <w:pPr>
         <w:pStyle w:val="Heading1"/>
         <w:keepNext/>
       </w:pPr>
       <w:r>
-        <w:t xml:space="preserve">Orden público (piquetes)</w:t>
+        <w:t xml:space="preserve">Libertad de opción en salud</w:t>
       </w:r>
     </w:p>
     <w:p>
@@ -16476,7 +17010,7 @@
         <w:pStyle w:val="FirstParagraph"/>
       </w:pPr>
       <w:r>
-        <w:t xml:space="preserve">En qué porcentaje se redujeron los cortes de calle por manifestación en CABA respecto de 2023 (el distrito donde actúan las fuerzas federales y aplica el protocolo).</w:t>
+        <w:t xml:space="preserve">Qué porcentaje de los usuarios de medicina prepaga tiene sus aportes derivados directo a la prepaga, inscripta como Agente del Seguro de Salud — el canal que creó el DNU 70/2023 al eliminar la triangulación obligatoria por una obra social.</w:t>
       </w:r>
     </w:p>
     <w:tbl>
@@ -16522,7 +17056,7 @@
                 <w:b/>
                 <w:sz w:val="18"/>
               </w:rPr>
-              <w:t xml:space="preserve">Hoy: 74,2 % de reducción de cortes por manifestación en CABA vs 2023 (IRPC)</w:t>
+              <w:t xml:space="preserve">Hoy: 31,8 % de usuarios de prepagas con aportes derivados directo (sin triangulación)</w:t>
             </w:r>
             <w:r>
               <w:rPr>
@@ -16534,13 +17068,13 @@
               <w:rPr>
                 <w:sz w:val="18"/>
               </w:rPr>
-              <w:t xml:space="preserve">(2025-12)</w:t>
+              <w:t xml:space="preserve">(2026-03)</w:t>
             </w:r>
           </w:p>
         </w:tc>
         <w:tc>
           <w:tcPr>
-            <w:shd w:val="clear" w:color="auto" w:fill="DCFCE7"/>
+            <w:shd w:val="clear" w:color="auto" w:fill="FEF3C7"/>
           </w:tcPr>
           <w:p>
             <w:pPr>
@@ -16552,23 +17086,23 @@
                 <w:bCs/>
                 <w:b/>
                 <w:sz w:val="18"/>
-                <w:color w:val="14532D"/>
-              </w:rPr>
-              <w:t xml:space="preserve">VERDE</w:t>
-            </w:r>
-          </w:p>
-        </w:tc>
-        <w:tc>
-          <w:p>
-            <w:pPr>
-              <w:pStyle w:val="Compact"/>
-              <w:jc w:val="left"/>
-            </w:pPr>
-            <w:r>
-              <w:rPr>
-                <w:sz w:val="18"/>
-              </w:rPr>
-              <w:t xml:space="preserve">Peso efectivo 6,7 % del ITCG</w:t>
+                <w:color w:val="713F12"/>
+              </w:rPr>
+              <w:t xml:space="preserve">AMARILLO</w:t>
+            </w:r>
+          </w:p>
+        </w:tc>
+        <w:tc>
+          <w:p>
+            <w:pPr>
+              <w:pStyle w:val="Compact"/>
+              <w:jc w:val="left"/>
+            </w:pPr>
+            <w:r>
+              <w:rPr>
+                <w:sz w:val="18"/>
+              </w:rPr>
+              <w:t xml:space="preserve">Peso efectivo 2 % del ITCG</w:t>
             </w:r>
           </w:p>
         </w:tc>
@@ -16588,7 +17122,7 @@
         </w:tc>
       </w:tr>
     </w:tbl>
-    <w:bookmarkStart w:id="150" w:name="identificación-13"/>
+    <w:bookmarkStart w:id="154" w:name="identificación-13"/>
     <w:p>
       <w:pPr>
         <w:pStyle w:val="Heading2"/>
@@ -16655,7 +17189,7 @@
               <w:rPr>
                 <w:sz w:val="18"/>
               </w:rPr>
-              <w:t xml:space="preserve">protocolo_antipiquetes</w:t>
+              <w:t xml:space="preserve">libertad_opcion_salud</w:t>
             </w:r>
           </w:p>
         </w:tc>
@@ -16750,7 +17284,7 @@
               <w:rPr>
                 <w:sz w:val="18"/>
               </w:rPr>
-              <w:t xml:space="preserve">% de reducción de cortes por manifestación en CABA vs 2023 (IRPC)</w:t>
+              <w:t xml:space="preserve">% de usuarios de prepagas con aportes derivados directo (sin triangulación)</w:t>
             </w:r>
           </w:p>
         </w:tc>
@@ -16785,7 +17319,7 @@
               <w:rPr>
                 <w:sz w:val="18"/>
               </w:rPr>
-              <w:t xml:space="preserve">2024-01 → 2026-07 (31 puntos)</w:t>
+              <w:t xml:space="preserve">2023-12 → 2026-03 (28 puntos)</w:t>
             </w:r>
           </w:p>
         </w:tc>
@@ -16815,7 +17349,7 @@
               <w:rPr>
                 <w:sz w:val="18"/>
               </w:rPr>
-              <w:t xml:space="preserve">Hasta un año: los anclajes públicos de la fuente son por año cerrado.</w:t>
+              <w:t xml:space="preserve">3-4 meses en el padrón principal; el denominador (usuarios de prepagas) corre con más rezago y se arrastra al último disponible.</w:t>
             </w:r>
           </w:p>
         </w:tc>
@@ -16850,7 +17384,7 @@
               <w:rPr>
                 <w:sz w:val="18"/>
               </w:rPr>
-              <w:t xml:space="preserve">Diagnóstico Político (consultora; relevamiento diario de cortes sobre más de cien medios desde 2009)</w:t>
+              <w:t xml:space="preserve">Superintendencia de Servicios de Salud</w:t>
             </w:r>
           </w:p>
         </w:tc>
@@ -16880,7 +17414,7 @@
               <w:rPr>
                 <w:sz w:val="18"/>
               </w:rPr>
-              <w:t xml:space="preserve">Reducción porcentual de los cortes por manifestación en CABA contra 2023, con los anclajes anuales públicos de la fuente (2023: 931 · 2024: 440 · 2025: 240)</w:t>
+              <w:t xml:space="preserve">Padrones oficiales: beneficiarios por Agente del Seguro de Salud (RNAS) y usuarios de entidades de medicina prepaga (RNEMP)</w:t>
             </w:r>
           </w:p>
         </w:tc>
@@ -16915,7 +17449,7 @@
               <w:rPr>
                 <w:sz w:val="18"/>
               </w:rPr>
-              <w:t xml:space="preserve">Automático sobre un registro curado: los anclajes anuales se cargan con su fuente pública; un detector revisa la página de la consultora y avisa cuando aparece un año nuevo.</w:t>
+              <w:t xml:space="preserve">Automático: lectura de las planillas oficiales; las prepagas inscriptas como Agentes del Seguro se identifican por su rango de código de registro (canal creado por el DNU 70/2023).</w:t>
             </w:r>
           </w:p>
         </w:tc>
@@ -16945,14 +17479,14 @@
               <w:rPr>
                 <w:sz w:val="18"/>
               </w:rPr>
-              <w:t xml:space="preserve">Dato a 2025-12 · informe generado el 2026-08-09</w:t>
+              <w:t xml:space="preserve">Dato a 2026-03 · informe generado el 2026-08-09</w:t>
             </w:r>
           </w:p>
         </w:tc>
       </w:tr>
     </w:tbl>
-    <w:bookmarkEnd w:id="150"/>
-    <w:bookmarkStart w:id="151" w:name="definición-qué-mide-y-por-qué-importa-13"/>
+    <w:bookmarkEnd w:id="154"/>
+    <w:bookmarkStart w:id="155" w:name="definición-qué-mide-y-por-qué-importa-13"/>
     <w:p>
       <w:pPr>
         <w:pStyle w:val="Heading2"/>
@@ -16967,7 +17501,7 @@
         <w:pStyle w:val="FirstParagraph"/>
       </w:pPr>
       <w:r>
-        <w:t xml:space="preserve">En qué porcentaje se redujeron los cortes de calle por manifestación en CABA respecto de 2023 (el distrito donde actúan las fuerzas federales y aplica el protocolo).</w:t>
+        <w:t xml:space="preserve">Qué porcentaje de los usuarios de medicina prepaga tiene sus aportes derivados directo a la prepaga, inscripta como Agente del Seguro de Salud — el canal que creó el DNU 70/2023 al eliminar la triangulación obligatoria por una obra social.</w:t>
       </w:r>
     </w:p>
     <w:p>
@@ -16975,7 +17509,7 @@
         <w:pStyle w:val="BodyText"/>
       </w:pPr>
       <w:r>
-        <w:t xml:space="preserve">Mide el restablecimiento del orden público que prometió el Gobierno, donde le es atribuible. Fuente: los monitoreos de Diagnóstico Político, cuya definición de piquete coincide con la de la Resolución 943/23.</w:t>
+        <w:t xml:space="preserve">Mide la adopción real de la libre elección con los padrones oficiales de la SSS (RNAS y RNEMP): antes de la reforma este canal no existía; a marzo de 2026 lo usan 2,66 millones de personas en 59 prepagas inscriptas.</w:t>
       </w:r>
     </w:p>
     <w:p>
@@ -16996,8 +17530,8 @@
         <w:t xml:space="preserve">La reforma social y el orden público: asistencia sin intermediarios (TDPS), protocolo antipiquetes y libertad de opción en salud.</w:t>
       </w:r>
     </w:p>
-    <w:bookmarkEnd w:id="151"/>
-    <w:bookmarkStart w:id="152" w:name="método-de-cómputo-13"/>
+    <w:bookmarkEnd w:id="155"/>
+    <w:bookmarkStart w:id="156" w:name="método-de-cómputo-13"/>
     <w:p>
       <w:pPr>
         <w:pStyle w:val="Heading2"/>
@@ -17011,28 +17545,16 @@
       <w:pPr>
         <w:numPr>
           <w:ilvl w:val="0"/>
-          <w:numId w:val="1057"/>
+          <w:numId w:val="1058"/>
         </w:numPr>
         <w:pStyle w:val="Compact"/>
       </w:pPr>
       <w:r>
-        <w:t xml:space="preserve">Reducción = (1 − cortes del último año cerrado / cortes de 2023) × 100.</w:t>
-      </w:r>
-    </w:p>
-    <w:p>
-      <w:pPr>
-        <w:numPr>
-          <w:ilvl w:val="0"/>
-          <w:numId w:val="1057"/>
-        </w:numPr>
-        <w:pStyle w:val="Compact"/>
-      </w:pPr>
-      <w:r>
-        <w:t xml:space="preserve">La definición de piquete de la fuente coincide con la del protocolo oficial (Resolución 943/23).</w:t>
-      </w:r>
-    </w:p>
-    <w:bookmarkEnd w:id="152"/>
-    <w:bookmarkStart w:id="153" w:name="X4b7f9d42ad5d49ec575647c9c43b05a66f437ec"/>
+        <w:t xml:space="preserve">Porcentaje = beneficiarios con aportes derivados directo a prepagas inscriptas / usuarios totales de prepagas.</w:t>
+      </w:r>
+    </w:p>
+    <w:bookmarkEnd w:id="156"/>
+    <w:bookmarkStart w:id="157" w:name="Xaab4efafd10175937bfe344609501e53d799b16"/>
     <w:p>
       <w:pPr>
         <w:pStyle w:val="Heading2"/>
@@ -17107,7 +17629,7 @@
                 <w:sz w:val="18"/>
                 <w:color w:val="FFFFFF"/>
               </w:rPr>
-              <w:t xml:space="preserve">Rango (% de reducción de cortes por manifestación en CABA vs 2023 (IRPC))</w:t>
+              <w:t xml:space="preserve">Rango (% de usuarios de prepagas con aportes derivados directo (sin triangulación))</w:t>
             </w:r>
           </w:p>
         </w:tc>
@@ -17145,7 +17667,7 @@
               <w:rPr>
                 <w:sz w:val="18"/>
               </w:rPr>
-              <w:t xml:space="preserve">≥ 32,5</w:t>
+              <w:t xml:space="preserve">≥ 36</w:t>
             </w:r>
           </w:p>
         </w:tc>
@@ -17186,7 +17708,7 @@
               <w:rPr>
                 <w:sz w:val="18"/>
               </w:rPr>
-              <w:t xml:space="preserve">12,5 – 32,5</w:t>
+              <w:t xml:space="preserve">20 – 36</w:t>
             </w:r>
           </w:p>
         </w:tc>
@@ -17224,7 +17746,7 @@
               <w:rPr>
                 <w:sz w:val="18"/>
               </w:rPr>
-              <w:t xml:space="preserve">4,17 – 12,5</w:t>
+              <w:t xml:space="preserve">13,33 – 20</w:t>
             </w:r>
           </w:p>
         </w:tc>
@@ -17265,7 +17787,7 @@
               <w:rPr>
                 <w:sz w:val="18"/>
               </w:rPr>
-              <w:t xml:space="preserve">≤ 4,17</w:t>
+              <w:t xml:space="preserve">≤ 13,33</w:t>
             </w:r>
           </w:p>
         </w:tc>
@@ -17290,8 +17812,8 @@
         </w:tc>
       </w:tr>
     </w:tbl>
-    <w:bookmarkEnd w:id="153"/>
-    <w:bookmarkStart w:id="154" w:name="datos-concretos-detrás-del-valor-13"/>
+    <w:bookmarkEnd w:id="157"/>
+    <w:bookmarkStart w:id="158" w:name="datos-concretos-detrás-del-valor-13"/>
     <w:p>
       <w:pPr>
         <w:pStyle w:val="Heading2"/>
@@ -17307,65 +17829,6 @@
       </w:pPr>
       <w:r>
         <w:t xml:space="preserve">Qué hay, específicamente, detrás del dato que define el color de este mes — o qué falta publicar para poder verificarlo con precisión.</w:t>
-      </w:r>
-    </w:p>
-    <w:p>
-      <w:pPr>
-        <w:numPr>
-          <w:ilvl w:val="0"/>
-          <w:numId w:val="1058"/>
-        </w:numPr>
-        <w:pStyle w:val="Compact"/>
-      </w:pPr>
-      <w:r>
-        <w:t xml:space="preserve">240 cortes en CABA en 2025 vs 931 en 2023 (Diagnóstico Político; definición de piquete = Res. 943/23)</w:t>
-      </w:r>
-    </w:p>
-    <w:bookmarkEnd w:id="154"/>
-    <w:bookmarkStart w:id="155" w:name="color-vigente-y-por-qué-11"/>
-    <w:p>
-      <w:pPr>
-        <w:pStyle w:val="Heading2"/>
-        <w:keepNext/>
-      </w:pPr>
-      <w:r>
-        <w:t xml:space="preserve">Color vigente y por qué</w:t>
-      </w:r>
-    </w:p>
-    <w:p>
-      <w:pPr>
-        <w:pStyle w:val="FirstParagraph"/>
-      </w:pPr>
-      <w:r>
-        <w:t xml:space="preserve">Dato vigente: 74,2 % de reducción de cortes por manifestación en CABA vs 2023 (IRPC) (2025-12).</w:t>
-      </w:r>
-    </w:p>
-    <w:p>
-      <w:pPr>
-        <w:pStyle w:val="BodyText"/>
-      </w:pPr>
-      <w:r>
-        <w:t xml:space="preserve">74,2 % de reducción de cortes por manifestación en CABA vs 2023 (IRPC) cae en el tramo que corresponde a Verde, a 41,7 del corte más cercano.</w:t>
-      </w:r>
-    </w:p>
-    <w:p>
-      <w:pPr>
-        <w:pStyle w:val="BodyText"/>
-      </w:pPr>
-      <w:r>
-        <w:rPr>
-          <w:bCs/>
-          <w:b/>
-        </w:rPr>
-        <w:t xml:space="preserve">Color vigente: VERDE</w:t>
-      </w:r>
-    </w:p>
-    <w:p>
-      <w:pPr>
-        <w:pStyle w:val="BodyText"/>
-      </w:pPr>
-      <w:r>
-        <w:t xml:space="preserve">Ponderación vigente en el ITCG: 6,7 % efectivo. El color es una lectura adicional — no reemplaza ni cambia esta ponderación.</w:t>
       </w:r>
     </w:p>
     <w:p>
@@ -17377,21 +17840,58 @@
         <w:pStyle w:val="Compact"/>
       </w:pPr>
       <w:r>
+        <w:t xml:space="preserve">2.660.767 beneficiarios derivados directo a 59 prepagas inscriptas (03/2026) / 8.369.312 usuarios de prepagas (RNEMP 01/2026); canal inexistente pre-DNU 70/23</w:t>
+      </w:r>
+    </w:p>
+    <w:bookmarkEnd w:id="158"/>
+    <w:bookmarkStart w:id="159" w:name="color-vigente-y-por-qué-13"/>
+    <w:p>
+      <w:pPr>
+        <w:pStyle w:val="Heading2"/>
+        <w:keepNext/>
+      </w:pPr>
+      <w:r>
+        <w:t xml:space="preserve">Color vigente y por qué</w:t>
+      </w:r>
+    </w:p>
+    <w:p>
+      <w:pPr>
+        <w:pStyle w:val="FirstParagraph"/>
+      </w:pPr>
+      <w:r>
+        <w:t xml:space="preserve">Dato vigente: 31,8 % de usuarios de prepagas con aportes derivados directo (sin triangulación) (2026-03).</w:t>
+      </w:r>
+    </w:p>
+    <w:p>
+      <w:pPr>
+        <w:pStyle w:val="BodyText"/>
+      </w:pPr>
+      <w:r>
+        <w:t xml:space="preserve">31,8 % de usuarios de prepagas con aportes derivados directo (sin triangulación) cae en el tramo que corresponde a Amarillo, a 4,2 del corte más cercano.</w:t>
+      </w:r>
+    </w:p>
+    <w:p>
+      <w:pPr>
+        <w:pStyle w:val="BodyText"/>
+      </w:pPr>
+      <w:r>
         <w:rPr>
           <w:bCs/>
           <w:b/>
         </w:rPr>
-        <w:t xml:space="preserve">Participación en otros indicadores.</w:t>
-      </w:r>
-      <w:r>
-        <w:t xml:space="preserve"> </w:t>
-      </w:r>
-      <w:r>
-        <w:t xml:space="preserve">El seguimiento interno de eventos de protesta (ACLED) que mantiene el proyecto muestra que la protesta no desapareció — se reconvirtió a marchas sin corte; ese contraste informa la lectura de este indicador aunque ya no se publique como card propia.</w:t>
-      </w:r>
-    </w:p>
-    <w:bookmarkEnd w:id="155"/>
-    <w:bookmarkStart w:id="156" w:name="transparencia-limitaciones-declaradas-13"/>
+        <w:t xml:space="preserve">Color vigente: AMARILLO</w:t>
+      </w:r>
+    </w:p>
+    <w:p>
+      <w:pPr>
+        <w:pStyle w:val="BodyText"/>
+      </w:pPr>
+      <w:r>
+        <w:t xml:space="preserve">Ponderación vigente en el ITCG: 2 % efectivo. El color es una lectura adicional — no reemplaza ni cambia esta ponderación.</w:t>
+      </w:r>
+    </w:p>
+    <w:bookmarkEnd w:id="159"/>
+    <w:bookmarkStart w:id="160" w:name="transparencia-limitaciones-declaradas-13"/>
     <w:p>
       <w:pPr>
         <w:pStyle w:val="Heading2"/>
@@ -17410,7 +17910,7 @@
         <w:pStyle w:val="Compact"/>
       </w:pPr>
       <w:r>
-        <w:t xml:space="preserve">Fuente privada sin microdatos abiertos: los anclajes se reconstruyen de cifras publicadas.</w:t>
+        <w:t xml:space="preserve">Numerador y denominador salen de registros distintos con rezagos distintos, declarado en el dato.</w:t>
       </w:r>
     </w:p>
     <w:p>
@@ -17422,7 +17922,7 @@
         <w:pStyle w:val="Compact"/>
       </w:pPr>
       <w:r>
-        <w:t xml:space="preserve">Granularidad anual: el valor se arrastra todo el año hasta el anclaje siguiente.</w:t>
+        <w:t xml:space="preserve">Mide la derivación directa de aportes, una parte de la «libertad de opción» — no toda la reforma del sistema.</w:t>
       </w:r>
     </w:p>
     <w:p>
@@ -17434,23 +17934,11 @@
         <w:pStyle w:val="Compact"/>
       </w:pPr>
       <w:r>
-        <w:t xml:space="preserve">Estado judicial verificado: la nulidad de primera instancia fue revocada por la Cámara en lo Contencioso Administrativo Federal (marzo de 2026) — el protocolo es un acto válido y vigente.</w:t>
-      </w:r>
-    </w:p>
-    <w:p>
-      <w:pPr>
-        <w:numPr>
-          <w:ilvl w:val="0"/>
-          <w:numId w:val="1060"/>
-        </w:numPr>
-        <w:pStyle w:val="Compact"/>
-      </w:pPr>
-      <w:r>
-        <w:t xml:space="preserve">El registro histórico oficial de cortes del GCBA está fuera de servicio; el monitoreo propio de alertas de transporte acumula la serie que permitirá automatizar el dato.</w:t>
-      </w:r>
-    </w:p>
-    <w:bookmarkEnd w:id="156"/>
-    <w:bookmarkStart w:id="157" w:name="X71e32d4ef8852d7b89f89dfb87e3c31d8c54533"/>
+        <w:t xml:space="preserve">El contador histórico de traspasos del sitio oficial sigue fuera de servicio; este indicador lo reemplaza con otra semántica.</w:t>
+      </w:r>
+    </w:p>
+    <w:bookmarkEnd w:id="160"/>
+    <w:bookmarkStart w:id="161" w:name="X71e32d4ef8852d7b89f89dfb87e3c31d8c54533"/>
     <w:p>
       <w:pPr>
         <w:pStyle w:val="Heading2"/>
@@ -17478,7 +17966,7 @@
         <w:t xml:space="preserve"> </w:t>
       </w:r>
       <w:r>
-        <w:t xml:space="preserve">Cae al valor de respaldo documentado; agotado eso, se mantiene el último valor disponible y los pesos se renormalizan.</w:t>
+        <w:t xml:space="preserve">Cae al valor de respaldo documentado con fecha; agotado eso, se mantiene el último valor disponible y los pesos se renormalizan.</w:t>
       </w:r>
     </w:p>
     <w:p>
@@ -17499,11 +17987,11 @@
         <w:t xml:space="preserve"> </w:t>
       </w:r>
       <w:r>
-        <w:t xml:space="preserve">El registro se actualiza cuando la fuente publica el año nuevo (con aviso automático del detector).</w:t>
-      </w:r>
-    </w:p>
-    <w:bookmarkEnd w:id="157"/>
-    <w:bookmarkStart w:id="158" w:name="Xe97eb45c46db1c6f0b7a9d3dad61e7d604d0a09"/>
+        <w:t xml:space="preserve">Las planillas anuales se releen completas en cada actualización (la fuente puede revisar meses hacia atrás).</w:t>
+      </w:r>
+    </w:p>
+    <w:bookmarkEnd w:id="161"/>
+    <w:bookmarkStart w:id="162" w:name="Xe97eb45c46db1c6f0b7a9d3dad61e7d604d0a09"/>
     <w:p>
       <w:pPr>
         <w:pStyle w:val="Heading2"/>
@@ -17528,7 +18016,7 @@
         <w:t xml:space="preserve"> </w:t>
       </w:r>
       <w:r>
-        <w:t xml:space="preserve">— Versión inicial como carga manual (55%, la foto 2024).</w:t>
+        <w:t xml:space="preserve">— Versión inicial como carga manual: la fuente en línea estaba bloqueada.</w:t>
       </w:r>
     </w:p>
     <w:p>
@@ -17546,1102 +18034,11 @@
         <w:t xml:space="preserve"> </w:t>
       </w:r>
       <w:r>
-        <w:t xml:space="preserve">— Se crea el monitoreo propio de alertas de transporte como futura fuente automática.</w:t>
-      </w:r>
-    </w:p>
-    <w:p>
-      <w:pPr>
-        <w:pStyle w:val="BodyText"/>
-      </w:pPr>
-      <w:r>
-        <w:rPr>
-          <w:bCs/>
-          <w:b/>
-        </w:rPr>
-        <w:t xml:space="preserve">2026-07-03</w:t>
-      </w:r>
-      <w:r>
-        <w:t xml:space="preserve"> </w:t>
-      </w:r>
-      <w:r>
-        <w:t xml:space="preserve">— Automatizado con los anclajes anuales públicos de Diagnóstico Político; la corrección del año cerrado 2025 llevó el valor de 55% a 74,2%.</w:t>
-      </w:r>
-    </w:p>
-    <w:p>
-      <w:r>
-        <w:br w:type="page"/>
-      </w:r>
-    </w:p>
-    <w:p>
-      <w:pPr>
-        <w:pStyle w:val="BodyText"/>
-      </w:pPr>
-      <w:r>
-        <w:rPr>
-          <w:bCs/>
-          <w:b/>
-        </w:rPr>
-        <w:t xml:space="preserve">CIGOB · INFORME DE COYUNTURA</w:t>
-      </w:r>
-    </w:p>
-    <w:p>
-      <w:pPr>
-        <w:pStyle w:val="BodyText"/>
-      </w:pPr>
-      <w:r>
-        <w:rPr>
-          <w:iCs/>
-          <w:i/>
-        </w:rPr>
-        <w:t xml:space="preserve">Ficha metodológica · Cinturón Gestión · Capa de semáforo (4 colores)</w:t>
-      </w:r>
-    </w:p>
-    <w:bookmarkEnd w:id="158"/>
-    <w:bookmarkEnd w:id="159"/>
-    <w:bookmarkStart w:id="169" w:name="libertad-de-opción-en-salud"/>
-    <w:p>
-      <w:pPr>
-        <w:pStyle w:val="Heading1"/>
-        <w:keepNext/>
-      </w:pPr>
-      <w:r>
-        <w:t xml:space="preserve">Libertad de opción en salud</w:t>
-      </w:r>
-    </w:p>
-    <w:p>
-      <w:pPr>
-        <w:pStyle w:val="FirstParagraph"/>
-      </w:pPr>
-      <w:r>
-        <w:t xml:space="preserve">Qué porcentaje de los usuarios de medicina prepaga tiene sus aportes derivados directo a la prepaga, inscripta como Agente del Seguro de Salud — el canal que creó el DNU 70/2023 al eliminar la triangulación obligatoria por una obra social.</w:t>
-      </w:r>
-    </w:p>
-    <w:tbl>
-      <w:tblPr>
-        <w:tblStyle w:val="Table"/>
-        <w:tblW w:type="pct" w:w="5000.0"/>
-        <w:tblLayout w:type="autofit"/>
-        <w:tblLook w:firstRow="0" w:lastRow="0" w:firstColumn="0" w:lastColumn="0" w:noHBand="0" w:noVBand="0" w:val="0000"/>
-        <w:tblBorders>
-          <w:top w:val="single" w:sz="4" w:color="D9DEDC"/>
-          <w:left w:val="single" w:sz="4" w:color="D9DEDC"/>
-          <w:bottom w:val="single" w:sz="4" w:color="D9DEDC"/>
-          <w:right w:val="single" w:sz="4" w:color="D9DEDC"/>
-          <w:insideH w:val="single" w:sz="4" w:color="D9DEDC"/>
-          <w:insideV w:val="single" w:sz="4" w:color="D9DEDC"/>
-        </w:tblBorders>
-        <w:tblCellMar>
-          <w:top w:w="80" w:type="dxa"/>
-          <w:bottom w:w="80" w:type="dxa"/>
-          <w:left w:w="140" w:type="dxa"/>
-          <w:right w:w="140" w:type="dxa"/>
-        </w:tblCellMar>
-      </w:tblPr>
-      <w:tblGrid>
-        <w:gridCol w:w="1980"/>
-        <w:gridCol w:w="1980"/>
-        <w:gridCol w:w="1980"/>
-        <w:gridCol w:w="1980"/>
-      </w:tblGrid>
-      <w:tr>
-        <w:trPr>
-          <w:cantSplit/>
-        </w:trPr>
-        <w:tc>
-          <w:p>
-            <w:pPr>
-              <w:pStyle w:val="Compact"/>
-              <w:jc w:val="left"/>
-            </w:pPr>
-            <w:r>
-              <w:rPr>
-                <w:bCs/>
-                <w:b/>
-                <w:sz w:val="18"/>
-              </w:rPr>
-              <w:t xml:space="preserve">Hoy: 31,8 % de usuarios de prepagas con aportes derivados directo (sin triangulación)</w:t>
-            </w:r>
-            <w:r>
-              <w:rPr>
-                <w:sz w:val="18"/>
-              </w:rPr>
-              <w:t xml:space="preserve"> </w:t>
-            </w:r>
-            <w:r>
-              <w:rPr>
-                <w:sz w:val="18"/>
-              </w:rPr>
-              <w:t xml:space="preserve">(2026-03)</w:t>
-            </w:r>
-          </w:p>
-        </w:tc>
-        <w:tc>
-          <w:tcPr>
-            <w:shd w:val="clear" w:color="auto" w:fill="FEF3C7"/>
-          </w:tcPr>
-          <w:p>
-            <w:pPr>
-              <w:pStyle w:val="Compact"/>
-              <w:jc w:val="center"/>
-            </w:pPr>
-            <w:r>
-              <w:rPr>
-                <w:bCs/>
-                <w:b/>
-                <w:sz w:val="18"/>
-                <w:color w:val="713F12"/>
-              </w:rPr>
-              <w:t xml:space="preserve">AMARILLO</w:t>
-            </w:r>
-          </w:p>
-        </w:tc>
-        <w:tc>
-          <w:p>
-            <w:pPr>
-              <w:pStyle w:val="Compact"/>
-              <w:jc w:val="left"/>
-            </w:pPr>
-            <w:r>
-              <w:rPr>
-                <w:sz w:val="18"/>
-              </w:rPr>
-              <w:t xml:space="preserve">Peso efectivo 3,3 % del ITCG</w:t>
-            </w:r>
-          </w:p>
-        </w:tc>
-        <w:tc>
-          <w:p>
-            <w:pPr>
-              <w:pStyle w:val="Compact"/>
-              <w:jc w:val="left"/>
-            </w:pPr>
-            <w:r>
-              <w:rPr>
-                <w:sz w:val="18"/>
-              </w:rPr>
-              <w:t xml:space="preserve">Cinturón Gestión</w:t>
-            </w:r>
-          </w:p>
-        </w:tc>
-      </w:tr>
-    </w:tbl>
-    <w:bookmarkStart w:id="160" w:name="identificación-14"/>
-    <w:p>
-      <w:pPr>
-        <w:pStyle w:val="Heading2"/>
-        <w:keepNext/>
-      </w:pPr>
-      <w:r>
-        <w:t xml:space="preserve">Identificación</w:t>
-      </w:r>
-    </w:p>
-    <w:tbl>
-      <w:tblPr>
-        <w:tblStyle w:val="Table"/>
-        <w:tblW w:type="pct" w:w="5000.0"/>
-        <w:tblLayout w:type="autofit"/>
-        <w:tblLook w:firstRow="0" w:lastRow="0" w:firstColumn="0" w:lastColumn="0" w:noHBand="0" w:noVBand="0" w:val="0000"/>
-        <w:tblBorders>
-          <w:top w:val="single" w:sz="4" w:color="D9DEDC"/>
-          <w:left w:val="single" w:sz="4" w:color="D9DEDC"/>
-          <w:bottom w:val="single" w:sz="4" w:color="D9DEDC"/>
-          <w:right w:val="single" w:sz="4" w:color="D9DEDC"/>
-          <w:insideH w:val="single" w:sz="4" w:color="D9DEDC"/>
-          <w:insideV w:val="single" w:sz="4" w:color="D9DEDC"/>
-        </w:tblBorders>
-        <w:tblCellMar>
-          <w:top w:w="80" w:type="dxa"/>
-          <w:bottom w:w="80" w:type="dxa"/>
-          <w:left w:w="140" w:type="dxa"/>
-          <w:right w:w="140" w:type="dxa"/>
-        </w:tblCellMar>
-      </w:tblPr>
-      <w:tblGrid>
-        <w:gridCol w:w="1980"/>
-        <w:gridCol w:w="1980"/>
-        <w:gridCol w:w="1980"/>
-        <w:gridCol w:w="1980"/>
-      </w:tblGrid>
-      <w:tr>
-        <w:trPr>
-          <w:cantSplit/>
-        </w:trPr>
-        <w:tc>
-          <w:p>
-            <w:pPr>
-              <w:pStyle w:val="Compact"/>
-              <w:jc w:val="left"/>
-            </w:pPr>
-            <w:r>
-              <w:rPr>
-                <w:bCs/>
-                <w:b/>
-                <w:sz w:val="18"/>
-              </w:rPr>
-              <w:t xml:space="preserve">IDENTIFICADOR TÉCNICO</w:t>
-            </w:r>
-          </w:p>
-        </w:tc>
-        <w:tc>
-          <w:p>
-            <w:pPr>
-              <w:pStyle w:val="Compact"/>
-              <w:jc w:val="left"/>
-            </w:pPr>
-            <w:r>
-              <w:rPr>
-                <w:sz w:val="18"/>
-              </w:rPr>
-              <w:t xml:space="preserve">libertad_opcion_salud</w:t>
-            </w:r>
-          </w:p>
-        </w:tc>
-        <w:tc>
-          <w:p>
-            <w:pPr>
-              <w:pStyle w:val="Compact"/>
-              <w:jc w:val="left"/>
-            </w:pPr>
-            <w:r>
-              <w:rPr>
-                <w:bCs/>
-                <w:b/>
-                <w:sz w:val="18"/>
-              </w:rPr>
-              <w:t xml:space="preserve">CINTURÓN</w:t>
-            </w:r>
-          </w:p>
-        </w:tc>
-        <w:tc>
-          <w:p>
-            <w:pPr>
-              <w:pStyle w:val="Compact"/>
-              <w:jc w:val="left"/>
-            </w:pPr>
-            <w:r>
-              <w:rPr>
-                <w:sz w:val="18"/>
-              </w:rPr>
-              <w:t xml:space="preserve">Gestión</w:t>
-            </w:r>
-          </w:p>
-        </w:tc>
-      </w:tr>
-      <w:tr>
-        <w:trPr>
-          <w:cantSplit/>
-        </w:trPr>
-        <w:tc>
-          <w:p>
-            <w:pPr>
-              <w:pStyle w:val="Compact"/>
-              <w:jc w:val="left"/>
-            </w:pPr>
-            <w:r>
-              <w:rPr>
-                <w:bCs/>
-                <w:b/>
-                <w:sz w:val="18"/>
-              </w:rPr>
-              <w:t xml:space="preserve">DIMENSIÓN EN EL ITCG</w:t>
-            </w:r>
-          </w:p>
-        </w:tc>
-        <w:tc>
-          <w:p>
-            <w:pPr>
-              <w:pStyle w:val="Compact"/>
-              <w:jc w:val="left"/>
-            </w:pPr>
-            <w:r>
-              <w:rPr>
-                <w:sz w:val="18"/>
-              </w:rPr>
-              <w:t xml:space="preserve">Reforma social y orden</w:t>
-            </w:r>
-          </w:p>
-        </w:tc>
-        <w:tc>
-          <w:p>
-            <w:pPr>
-              <w:pStyle w:val="Compact"/>
-              <w:jc w:val="left"/>
-            </w:pPr>
-            <w:r>
-              <w:rPr>
-                <w:bCs/>
-                <w:b/>
-                <w:sz w:val="18"/>
-              </w:rPr>
-              <w:t xml:space="preserve">UNIDAD DE MEDIDA</w:t>
-            </w:r>
-          </w:p>
-        </w:tc>
-        <w:tc>
-          <w:p>
-            <w:pPr>
-              <w:pStyle w:val="Compact"/>
-              <w:jc w:val="left"/>
-            </w:pPr>
-            <w:r>
-              <w:rPr>
-                <w:sz w:val="18"/>
-              </w:rPr>
-              <w:t xml:space="preserve">% de usuarios de prepagas con aportes derivados directo (sin triangulación)</w:t>
-            </w:r>
-          </w:p>
-        </w:tc>
-      </w:tr>
-      <w:tr>
-        <w:trPr>
-          <w:cantSplit/>
-        </w:trPr>
-        <w:tc>
-          <w:p>
-            <w:pPr>
-              <w:pStyle w:val="Compact"/>
-              <w:jc w:val="left"/>
-            </w:pPr>
-            <w:r>
-              <w:rPr>
-                <w:bCs/>
-                <w:b/>
-                <w:sz w:val="18"/>
-              </w:rPr>
-              <w:t xml:space="preserve">SERIE DISPONIBLE</w:t>
-            </w:r>
-          </w:p>
-        </w:tc>
-        <w:tc>
-          <w:p>
-            <w:pPr>
-              <w:pStyle w:val="Compact"/>
-              <w:jc w:val="left"/>
-            </w:pPr>
-            <w:r>
-              <w:rPr>
-                <w:sz w:val="18"/>
-              </w:rPr>
-              <w:t xml:space="preserve">2023-12 → 2026-03 (28 puntos)</w:t>
-            </w:r>
-          </w:p>
-        </w:tc>
-        <w:tc>
-          <w:p>
-            <w:pPr>
-              <w:pStyle w:val="Compact"/>
-              <w:jc w:val="left"/>
-            </w:pPr>
-            <w:r>
-              <w:rPr>
-                <w:bCs/>
-                <w:b/>
-                <w:sz w:val="18"/>
-              </w:rPr>
-              <w:t xml:space="preserve">REZAGO DE PUBLICACIÓN</w:t>
-            </w:r>
-          </w:p>
-        </w:tc>
-        <w:tc>
-          <w:p>
-            <w:pPr>
-              <w:pStyle w:val="Compact"/>
-              <w:jc w:val="left"/>
-            </w:pPr>
-            <w:r>
-              <w:rPr>
-                <w:sz w:val="18"/>
-              </w:rPr>
-              <w:t xml:space="preserve">3-4 meses en el padrón principal; el denominador (usuarios de prepagas) corre con más rezago y se arrastra al último disponible.</w:t>
-            </w:r>
-          </w:p>
-        </w:tc>
-      </w:tr>
-      <w:tr>
-        <w:trPr>
-          <w:cantSplit/>
-        </w:trPr>
-        <w:tc>
-          <w:p>
-            <w:pPr>
-              <w:pStyle w:val="Compact"/>
-              <w:jc w:val="left"/>
-            </w:pPr>
-            <w:r>
-              <w:rPr>
-                <w:bCs/>
-                <w:b/>
-                <w:sz w:val="18"/>
-              </w:rPr>
-              <w:t xml:space="preserve">PRODUCTOR DEL DATO</w:t>
-            </w:r>
-          </w:p>
-        </w:tc>
-        <w:tc>
-          <w:p>
-            <w:pPr>
-              <w:pStyle w:val="Compact"/>
-              <w:jc w:val="left"/>
-            </w:pPr>
-            <w:r>
-              <w:rPr>
-                <w:sz w:val="18"/>
-              </w:rPr>
-              <w:t xml:space="preserve">Superintendencia de Servicios de Salud</w:t>
-            </w:r>
-          </w:p>
-        </w:tc>
-        <w:tc>
-          <w:p>
-            <w:pPr>
-              <w:pStyle w:val="Compact"/>
-              <w:jc w:val="left"/>
-            </w:pPr>
-            <w:r>
-              <w:rPr>
-                <w:bCs/>
-                <w:b/>
-                <w:sz w:val="18"/>
-              </w:rPr>
-              <w:t xml:space="preserve">OPERACIÓN ESTADÍSTICA</w:t>
-            </w:r>
-          </w:p>
-        </w:tc>
-        <w:tc>
-          <w:p>
-            <w:pPr>
-              <w:pStyle w:val="Compact"/>
-              <w:jc w:val="left"/>
-            </w:pPr>
-            <w:r>
-              <w:rPr>
-                <w:sz w:val="18"/>
-              </w:rPr>
-              <w:t xml:space="preserve">Padrones oficiales: beneficiarios por Agente del Seguro de Salud (RNAS) y usuarios de entidades de medicina prepaga (RNEMP)</w:t>
-            </w:r>
-          </w:p>
-        </w:tc>
-      </w:tr>
-      <w:tr>
-        <w:trPr>
-          <w:cantSplit/>
-        </w:trPr>
-        <w:tc>
-          <w:p>
-            <w:pPr>
-              <w:pStyle w:val="Compact"/>
-              <w:jc w:val="left"/>
-            </w:pPr>
-            <w:r>
-              <w:rPr>
-                <w:bCs/>
-                <w:b/>
-                <w:sz w:val="18"/>
-              </w:rPr>
-              <w:t xml:space="preserve">MODO DE ACCESO</w:t>
-            </w:r>
-          </w:p>
-        </w:tc>
-        <w:tc>
-          <w:p>
-            <w:pPr>
-              <w:pStyle w:val="Compact"/>
-              <w:jc w:val="left"/>
-            </w:pPr>
-            <w:r>
-              <w:rPr>
-                <w:sz w:val="18"/>
-              </w:rPr>
-              <w:t xml:space="preserve">Automático: lectura de las planillas oficiales; las prepagas inscriptas como Agentes del Seguro se identifican por su rango de código de registro (canal creado por el DNU 70/2023).</w:t>
-            </w:r>
-          </w:p>
-        </w:tc>
-        <w:tc>
-          <w:p>
-            <w:pPr>
-              <w:pStyle w:val="Compact"/>
-              <w:jc w:val="left"/>
-            </w:pPr>
-            <w:r>
-              <w:rPr>
-                <w:bCs/>
-                <w:b/>
-                <w:sz w:val="18"/>
-              </w:rPr>
-              <w:t xml:space="preserve">ÚLTIMA ACTUALIZACIÓN</w:t>
-            </w:r>
-          </w:p>
-        </w:tc>
-        <w:tc>
-          <w:p>
-            <w:pPr>
-              <w:pStyle w:val="Compact"/>
-              <w:jc w:val="left"/>
-            </w:pPr>
-            <w:r>
-              <w:rPr>
-                <w:sz w:val="18"/>
-              </w:rPr>
-              <w:t xml:space="preserve">Dato a 2026-03 · informe generado el 2026-08-09</w:t>
-            </w:r>
-          </w:p>
-        </w:tc>
-      </w:tr>
-    </w:tbl>
-    <w:bookmarkEnd w:id="160"/>
-    <w:bookmarkStart w:id="161" w:name="definición-qué-mide-y-por-qué-importa-14"/>
-    <w:p>
-      <w:pPr>
-        <w:pStyle w:val="Heading2"/>
-        <w:keepNext/>
-      </w:pPr>
-      <w:r>
-        <w:t xml:space="preserve">Definición — qué mide y por qué importa</w:t>
-      </w:r>
-    </w:p>
-    <w:p>
-      <w:pPr>
-        <w:pStyle w:val="FirstParagraph"/>
-      </w:pPr>
-      <w:r>
-        <w:t xml:space="preserve">Qué porcentaje de los usuarios de medicina prepaga tiene sus aportes derivados directo a la prepaga, inscripta como Agente del Seguro de Salud — el canal que creó el DNU 70/2023 al eliminar la triangulación obligatoria por una obra social.</w:t>
-      </w:r>
-    </w:p>
-    <w:p>
-      <w:pPr>
-        <w:pStyle w:val="BodyText"/>
-      </w:pPr>
-      <w:r>
-        <w:t xml:space="preserve">Mide la adopción real de la libre elección con los padrones oficiales de la SSS (RNAS y RNEMP): antes de la reforma este canal no existía; a marzo de 2026 lo usan 2,66 millones de personas en 59 prepagas inscriptas.</w:t>
-      </w:r>
-    </w:p>
-    <w:p>
-      <w:pPr>
-        <w:pStyle w:val="BodyText"/>
-      </w:pPr>
-      <w:r>
-        <w:rPr>
-          <w:bCs/>
-          <w:b/>
-        </w:rPr>
-        <w:t xml:space="preserve">Dimensión que integra — Reforma social y orden.</w:t>
-      </w:r>
-      <w:r>
-        <w:t xml:space="preserve"> </w:t>
-      </w:r>
-      <w:r>
-        <w:t xml:space="preserve">La reforma social y el orden público: asistencia sin intermediarios (TDPS), protocolo antipiquetes y libertad de opción en salud.</w:t>
-      </w:r>
-    </w:p>
-    <w:bookmarkEnd w:id="161"/>
-    <w:bookmarkStart w:id="162" w:name="método-de-cómputo-14"/>
-    <w:p>
-      <w:pPr>
-        <w:pStyle w:val="Heading2"/>
-        <w:keepNext/>
-      </w:pPr>
-      <w:r>
-        <w:t xml:space="preserve">Método de cómputo</w:t>
-      </w:r>
-    </w:p>
-    <w:p>
-      <w:pPr>
-        <w:numPr>
-          <w:ilvl w:val="0"/>
-          <w:numId w:val="1062"/>
-        </w:numPr>
-        <w:pStyle w:val="Compact"/>
-      </w:pPr>
-      <w:r>
-        <w:t xml:space="preserve">Porcentaje = beneficiarios con aportes derivados directo a prepagas inscriptas / usuarios totales de prepagas.</w:t>
+        <w:t xml:space="preserve">— Automatizado con los padrones oficiales de beneficiarios y usuarios.</w:t>
       </w:r>
     </w:p>
     <w:bookmarkEnd w:id="162"/>
-    <w:bookmarkStart w:id="163" w:name="Xc4b49c3d9969b89bf56c0c7c0dc3d292940a05d"/>
-    <w:p>
-      <w:pPr>
-        <w:pStyle w:val="Heading2"/>
-        <w:keepNext/>
-      </w:pPr>
-      <w:r>
-        <w:t xml:space="preserve">Semáforo — valores que determinan el color</w:t>
-      </w:r>
-    </w:p>
-    <w:p>
-      <w:pPr>
-        <w:pStyle w:val="FirstParagraph"/>
-      </w:pPr>
-      <w:r>
-        <w:t xml:space="preserve">Estos son los valores concretos, en la unidad propia de este indicador, que hacen que el semáforo esté en verde, amarillo, naranja o rojo. No se muestra ninguna fórmula ni escala intermedia de 0 a 100 — solo el dato real y el color que le corresponde.</w:t>
-      </w:r>
-    </w:p>
-    <w:p>
-      <w:pPr>
-        <w:pStyle w:val="BodyText"/>
-      </w:pPr>
-      <w:r>
-        <w:rPr>
-          <w:bCs/>
-          <w:b/>
-        </w:rPr>
-        <w:t xml:space="preserve">Valores que definen cada color</w:t>
-      </w:r>
-    </w:p>
-    <w:tbl>
-      <w:tblPr>
-        <w:tblStyle w:val="Table"/>
-        <w:tblW w:type="pct" w:w="5000.0"/>
-        <w:tblLayout w:type="autofit"/>
-        <w:tblLook w:firstRow="1" w:lastRow="0" w:firstColumn="0" w:lastColumn="0" w:noHBand="0" w:noVBand="0" w:val="0020"/>
-        <w:tblBorders>
-          <w:top w:val="single" w:sz="4" w:color="D9DEDC"/>
-          <w:left w:val="single" w:sz="4" w:color="D9DEDC"/>
-          <w:bottom w:val="single" w:sz="4" w:color="D9DEDC"/>
-          <w:right w:val="single" w:sz="4" w:color="D9DEDC"/>
-          <w:insideH w:val="single" w:sz="4" w:color="D9DEDC"/>
-          <w:insideV w:val="single" w:sz="4" w:color="D9DEDC"/>
-        </w:tblBorders>
-        <w:tblCellMar>
-          <w:top w:w="80" w:type="dxa"/>
-          <w:bottom w:w="80" w:type="dxa"/>
-          <w:left w:w="140" w:type="dxa"/>
-          <w:right w:w="140" w:type="dxa"/>
-        </w:tblCellMar>
-      </w:tblPr>
-      <w:tblGrid>
-        <w:gridCol w:w="3960"/>
-        <w:gridCol w:w="3960"/>
-      </w:tblGrid>
-      <w:tr>
-        <w:trPr>
-          <w:cantSplit/>
-          <w:tblHeader/>
-        </w:trPr>
-        <w:tc>
-          <w:tcPr>
-            <w:shd w:val="clear" w:color="auto" w:fill="1F3A34"/>
-          </w:tcPr>
-          <w:p>
-            <w:pPr>
-              <w:pStyle w:val="Compact"/>
-              <w:jc w:val="left"/>
-            </w:pPr>
-            <w:r>
-              <w:rPr>
-                <w:b/>
-                <w:sz w:val="18"/>
-                <w:color w:val="FFFFFF"/>
-              </w:rPr>
-              <w:t xml:space="preserve">Rango (% de usuarios de prepagas con aportes derivados directo (sin triangulación))</w:t>
-            </w:r>
-          </w:p>
-        </w:tc>
-        <w:tc>
-          <w:tcPr>
-            <w:shd w:val="clear" w:color="auto" w:fill="1F3A34"/>
-          </w:tcPr>
-          <w:p>
-            <w:pPr>
-              <w:pStyle w:val="Compact"/>
-              <w:jc w:val="left"/>
-            </w:pPr>
-            <w:r>
-              <w:rPr>
-                <w:b/>
-                <w:sz w:val="18"/>
-                <w:color w:val="FFFFFF"/>
-              </w:rPr>
-              <w:t xml:space="preserve">Color</w:t>
-            </w:r>
-          </w:p>
-        </w:tc>
-      </w:tr>
-      <w:tr>
-        <w:trPr>
-          <w:cantSplit/>
-        </w:trPr>
-        <w:tc>
-          <w:p>
-            <w:pPr>
-              <w:pStyle w:val="Compact"/>
-              <w:jc w:val="left"/>
-            </w:pPr>
-            <w:r>
-              <w:rPr>
-                <w:sz w:val="18"/>
-              </w:rPr>
-              <w:t xml:space="preserve">≥ 36</w:t>
-            </w:r>
-          </w:p>
-        </w:tc>
-        <w:tc>
-          <w:tcPr>
-            <w:shd w:val="clear" w:color="auto" w:fill="DCFCE7"/>
-          </w:tcPr>
-          <w:p>
-            <w:pPr>
-              <w:pStyle w:val="Compact"/>
-              <w:jc w:val="center"/>
-            </w:pPr>
-            <w:r>
-              <w:rPr>
-                <w:b/>
-                <w:sz w:val="18"/>
-                <w:color w:val="14532D"/>
-              </w:rPr>
-              <w:t xml:space="preserve">VERDE</w:t>
-            </w:r>
-          </w:p>
-        </w:tc>
-      </w:tr>
-      <w:tr>
-        <w:trPr>
-          <w:cantSplit/>
-        </w:trPr>
-        <w:tc>
-          <w:tcPr>
-            <w:shd w:val="clear" w:color="auto" w:fill="F6F8F7"/>
-          </w:tcPr>
-          <w:p>
-            <w:pPr>
-              <w:pStyle w:val="Compact"/>
-              <w:jc w:val="left"/>
-            </w:pPr>
-            <w:r>
-              <w:rPr>
-                <w:sz w:val="18"/>
-              </w:rPr>
-              <w:t xml:space="preserve">20 – 36</w:t>
-            </w:r>
-          </w:p>
-        </w:tc>
-        <w:tc>
-          <w:tcPr>
-            <w:shd w:val="clear" w:color="auto" w:fill="FEF3C7"/>
-          </w:tcPr>
-          <w:p>
-            <w:pPr>
-              <w:pStyle w:val="Compact"/>
-              <w:jc w:val="center"/>
-            </w:pPr>
-            <w:r>
-              <w:rPr>
-                <w:b/>
-                <w:sz w:val="18"/>
-                <w:color w:val="713F12"/>
-              </w:rPr>
-              <w:t xml:space="preserve">AMARILLO</w:t>
-            </w:r>
-          </w:p>
-        </w:tc>
-      </w:tr>
-      <w:tr>
-        <w:trPr>
-          <w:cantSplit/>
-        </w:trPr>
-        <w:tc>
-          <w:p>
-            <w:pPr>
-              <w:pStyle w:val="Compact"/>
-              <w:jc w:val="left"/>
-            </w:pPr>
-            <w:r>
-              <w:rPr>
-                <w:sz w:val="18"/>
-              </w:rPr>
-              <w:t xml:space="preserve">13,33 – 20</w:t>
-            </w:r>
-          </w:p>
-        </w:tc>
-        <w:tc>
-          <w:tcPr>
-            <w:shd w:val="clear" w:color="auto" w:fill="FFEDD5"/>
-          </w:tcPr>
-          <w:p>
-            <w:pPr>
-              <w:pStyle w:val="Compact"/>
-              <w:jc w:val="center"/>
-            </w:pPr>
-            <w:r>
-              <w:rPr>
-                <w:b/>
-                <w:sz w:val="18"/>
-                <w:color w:val="7C2D12"/>
-              </w:rPr>
-              <w:t xml:space="preserve">NARANJA</w:t>
-            </w:r>
-          </w:p>
-        </w:tc>
-      </w:tr>
-      <w:tr>
-        <w:trPr>
-          <w:cantSplit/>
-        </w:trPr>
-        <w:tc>
-          <w:tcPr>
-            <w:shd w:val="clear" w:color="auto" w:fill="F6F8F7"/>
-          </w:tcPr>
-          <w:p>
-            <w:pPr>
-              <w:pStyle w:val="Compact"/>
-              <w:jc w:val="left"/>
-            </w:pPr>
-            <w:r>
-              <w:rPr>
-                <w:sz w:val="18"/>
-              </w:rPr>
-              <w:t xml:space="preserve">≤ 13,33</w:t>
-            </w:r>
-          </w:p>
-        </w:tc>
-        <w:tc>
-          <w:tcPr>
-            <w:shd w:val="clear" w:color="auto" w:fill="FEE2E2"/>
-          </w:tcPr>
-          <w:p>
-            <w:pPr>
-              <w:pStyle w:val="Compact"/>
-              <w:jc w:val="center"/>
-            </w:pPr>
-            <w:r>
-              <w:rPr>
-                <w:b/>
-                <w:sz w:val="18"/>
-                <w:color w:val="7F1D1D"/>
-              </w:rPr>
-              <w:t xml:space="preserve">ROJO</w:t>
-            </w:r>
-          </w:p>
-        </w:tc>
-      </w:tr>
-    </w:tbl>
     <w:bookmarkEnd w:id="163"/>
-    <w:bookmarkStart w:id="164" w:name="datos-concretos-detrás-del-valor-14"/>
-    <w:p>
-      <w:pPr>
-        <w:pStyle w:val="Heading2"/>
-        <w:keepNext/>
-      </w:pPr>
-      <w:r>
-        <w:t xml:space="preserve">Datos concretos detrás del valor</w:t>
-      </w:r>
-    </w:p>
-    <w:p>
-      <w:pPr>
-        <w:pStyle w:val="FirstParagraph"/>
-      </w:pPr>
-      <w:r>
-        <w:t xml:space="preserve">Qué hay, específicamente, detrás del dato que define el color de este mes — o qué falta publicar para poder verificarlo con precisión.</w:t>
-      </w:r>
-    </w:p>
-    <w:p>
-      <w:pPr>
-        <w:numPr>
-          <w:ilvl w:val="0"/>
-          <w:numId w:val="1063"/>
-        </w:numPr>
-        <w:pStyle w:val="Compact"/>
-      </w:pPr>
-      <w:r>
-        <w:t xml:space="preserve">2.660.767 beneficiarios derivados directo a 59 prepagas inscriptas (03/2026) / 8.369.312 usuarios de prepagas (RNEMP 01/2026); canal inexistente pre-DNU 70/23</w:t>
-      </w:r>
-    </w:p>
-    <w:bookmarkEnd w:id="164"/>
-    <w:bookmarkStart w:id="165" w:name="color-vigente-y-por-qué-12"/>
-    <w:p>
-      <w:pPr>
-        <w:pStyle w:val="Heading2"/>
-        <w:keepNext/>
-      </w:pPr>
-      <w:r>
-        <w:t xml:space="preserve">Color vigente y por qué</w:t>
-      </w:r>
-    </w:p>
-    <w:p>
-      <w:pPr>
-        <w:pStyle w:val="FirstParagraph"/>
-      </w:pPr>
-      <w:r>
-        <w:t xml:space="preserve">Dato vigente: 31,8 % de usuarios de prepagas con aportes derivados directo (sin triangulación) (2026-03).</w:t>
-      </w:r>
-    </w:p>
-    <w:p>
-      <w:pPr>
-        <w:pStyle w:val="BodyText"/>
-      </w:pPr>
-      <w:r>
-        <w:t xml:space="preserve">31,8 % de usuarios de prepagas con aportes derivados directo (sin triangulación) cae en el tramo que corresponde a Amarillo, a 4,2 del corte más cercano.</w:t>
-      </w:r>
-    </w:p>
-    <w:p>
-      <w:pPr>
-        <w:pStyle w:val="BodyText"/>
-      </w:pPr>
-      <w:r>
-        <w:rPr>
-          <w:bCs/>
-          <w:b/>
-        </w:rPr>
-        <w:t xml:space="preserve">Color vigente: AMARILLO</w:t>
-      </w:r>
-    </w:p>
-    <w:p>
-      <w:pPr>
-        <w:pStyle w:val="BodyText"/>
-      </w:pPr>
-      <w:r>
-        <w:t xml:space="preserve">Ponderación vigente en el ITCG: 3,3 % efectivo. El color es una lectura adicional — no reemplaza ni cambia esta ponderación.</w:t>
-      </w:r>
-    </w:p>
-    <w:bookmarkEnd w:id="165"/>
-    <w:bookmarkStart w:id="166" w:name="transparencia-limitaciones-declaradas-14"/>
-    <w:p>
-      <w:pPr>
-        <w:pStyle w:val="Heading2"/>
-        <w:keepNext/>
-      </w:pPr>
-      <w:r>
-        <w:t xml:space="preserve">Transparencia — limitaciones declaradas</w:t>
-      </w:r>
-    </w:p>
-    <w:p>
-      <w:pPr>
-        <w:numPr>
-          <w:ilvl w:val="0"/>
-          <w:numId w:val="1064"/>
-        </w:numPr>
-        <w:pStyle w:val="Compact"/>
-      </w:pPr>
-      <w:r>
-        <w:t xml:space="preserve">Numerador y denominador salen de registros distintos con rezagos distintos, declarado en el dato.</w:t>
-      </w:r>
-    </w:p>
-    <w:p>
-      <w:pPr>
-        <w:numPr>
-          <w:ilvl w:val="0"/>
-          <w:numId w:val="1064"/>
-        </w:numPr>
-        <w:pStyle w:val="Compact"/>
-      </w:pPr>
-      <w:r>
-        <w:t xml:space="preserve">Mide la derivación directa de aportes, una parte de la «libertad de opción» — no toda la reforma del sistema.</w:t>
-      </w:r>
-    </w:p>
-    <w:p>
-      <w:pPr>
-        <w:numPr>
-          <w:ilvl w:val="0"/>
-          <w:numId w:val="1064"/>
-        </w:numPr>
-        <w:pStyle w:val="Compact"/>
-      </w:pPr>
-      <w:r>
-        <w:t xml:space="preserve">El contador histórico de traspasos del sitio oficial sigue fuera de servicio; este indicador lo reemplaza con otra semántica.</w:t>
-      </w:r>
-    </w:p>
-    <w:bookmarkEnd w:id="166"/>
-    <w:bookmarkStart w:id="167" w:name="X02964bd421b6ce1686f5e02f1f98c7c34b51012"/>
-    <w:p>
-      <w:pPr>
-        <w:pStyle w:val="Heading2"/>
-        <w:keepNext/>
-      </w:pPr>
-      <w:r>
-        <w:t xml:space="preserve">Si falta el dato / Política de revisiones</w:t>
-      </w:r>
-    </w:p>
-    <w:p>
-      <w:pPr>
-        <w:numPr>
-          <w:ilvl w:val="0"/>
-          <w:numId w:val="1065"/>
-        </w:numPr>
-      </w:pPr>
-      <w:r>
-        <w:rPr>
-          <w:bCs/>
-          <w:b/>
-        </w:rPr>
-        <w:t xml:space="preserve">Si falta el dato:</w:t>
-      </w:r>
-      <w:r>
-        <w:t xml:space="preserve"> </w:t>
-      </w:r>
-      <w:r>
-        <w:t xml:space="preserve">Cae al valor de respaldo documentado con fecha; agotado eso, se mantiene el último valor disponible y los pesos se renormalizan.</w:t>
-      </w:r>
-    </w:p>
-    <w:p>
-      <w:pPr>
-        <w:numPr>
-          <w:ilvl w:val="0"/>
-          <w:numId w:val="1065"/>
-        </w:numPr>
-      </w:pPr>
-      <w:r>
-        <w:rPr>
-          <w:bCs/>
-          <w:b/>
-        </w:rPr>
-        <w:t xml:space="preserve">Política de revisiones:</w:t>
-      </w:r>
-      <w:r>
-        <w:t xml:space="preserve"> </w:t>
-      </w:r>
-      <w:r>
-        <w:t xml:space="preserve">Las planillas anuales se releen completas en cada actualización (la fuente puede revisar meses hacia atrás).</w:t>
-      </w:r>
-    </w:p>
-    <w:bookmarkEnd w:id="167"/>
-    <w:bookmarkStart w:id="168" w:name="Xfec2c1dec879a8614d6605057a6efcb2a0b1de1"/>
-    <w:p>
-      <w:pPr>
-        <w:pStyle w:val="Heading2"/>
-        <w:keepNext/>
-      </w:pPr>
-      <w:r>
-        <w:t xml:space="preserve">Historial — cambios metodológicos documentados</w:t>
-      </w:r>
-    </w:p>
-    <w:p>
-      <w:pPr>
-        <w:pStyle w:val="FirstParagraph"/>
-      </w:pPr>
-      <w:r>
-        <w:rPr>
-          <w:bCs/>
-          <w:b/>
-        </w:rPr>
-        <w:t xml:space="preserve">2026-05</w:t>
-      </w:r>
-      <w:r>
-        <w:t xml:space="preserve"> </w:t>
-      </w:r>
-      <w:r>
-        <w:t xml:space="preserve">— Versión inicial como carga manual: la fuente en línea estaba bloqueada.</w:t>
-      </w:r>
-    </w:p>
-    <w:p>
-      <w:pPr>
-        <w:pStyle w:val="BodyText"/>
-      </w:pPr>
-      <w:r>
-        <w:rPr>
-          <w:bCs/>
-          <w:b/>
-        </w:rPr>
-        <w:t xml:space="preserve">2026-07-02</w:t>
-      </w:r>
-      <w:r>
-        <w:t xml:space="preserve"> </w:t>
-      </w:r>
-      <w:r>
-        <w:t xml:space="preserve">— Automatizado con los padrones oficiales de beneficiarios y usuarios.</w:t>
-      </w:r>
-    </w:p>
-    <w:bookmarkEnd w:id="168"/>
-    <w:bookmarkEnd w:id="169"/>
     <w:sectPr>
       <w:headerReference r:id="rId9" w:type="default"/>
       <w:footerReference r:id="rId10" w:type="default"/>
@@ -19110,18 +18507,6 @@
     <w:abstractNumId w:val="991"/>
   </w:num>
   <w:num w:numId="1061">
-    <w:abstractNumId w:val="991"/>
-  </w:num>
-  <w:num w:numId="1062">
-    <w:abstractNumId w:val="991"/>
-  </w:num>
-  <w:num w:numId="1063">
-    <w:abstractNumId w:val="991"/>
-  </w:num>
-  <w:num w:numId="1064">
-    <w:abstractNumId w:val="991"/>
-  </w:num>
-  <w:num w:numId="1065">
     <w:abstractNumId w:val="991"/>
   </w:num>
 </w:numbering>

--- a/projects/informe_coyuntura/output/fichas/Fichas Semaforo Gestion.docx
+++ b/projects/informe_coyuntura/output/fichas/Fichas Semaforo Gestion.docx
@@ -116,7 +116,7 @@
         <w:t xml:space="preserve">CIGOB · INFORME DE COYUNTURA</w:t>
       </w:r>
     </w:p>
-    <w:bookmarkStart w:id="23" w:name="cinturón-gestión-resumen"/>
+    <w:bookmarkStart w:id="24" w:name="cinturón-gestión-resumen"/>
     <w:p>
       <w:pPr>
         <w:pStyle w:val="Heading1"/>
@@ -134,7 +134,388 @@
         <w:t xml:space="preserve">Este documento tiene una ficha por indicador — son 14 en total, y cada una arranca en página nueva. Antes de las fichas, el cinturón completo de un vistazo.</w:t>
       </w:r>
     </w:p>
-    <w:bookmarkStart w:id="20" w:name="itcg-el-índice-del-cinturón"/>
+    <w:bookmarkStart w:id="20" w:name="cómo-se-define-el-color"/>
+    <w:p>
+      <w:pPr>
+        <w:pStyle w:val="Heading2"/>
+        <w:keepNext/>
+      </w:pPr>
+      <w:r>
+        <w:t xml:space="preserve">Cómo se define el color</w:t>
+      </w:r>
+    </w:p>
+    <w:p>
+      <w:pPr>
+        <w:pStyle w:val="FirstParagraph"/>
+      </w:pPr>
+      <w:r>
+        <w:t xml:space="preserve">Todos los colores de este documento —el del índice, el de cada dimensión y el de cada indicador— salen de una sola escala: la</w:t>
+      </w:r>
+      <w:r>
+        <w:t xml:space="preserve"> </w:t>
+      </w:r>
+      <w:r>
+        <w:rPr>
+          <w:bCs/>
+          <w:b/>
+        </w:rPr>
+        <w:t xml:space="preserve">tensión de 0 a 10</w:t>
+      </w:r>
+      <w:r>
+        <w:t xml:space="preserve"> </w:t>
+      </w:r>
+      <w:r>
+        <w:t xml:space="preserve">que publica el informe. Se parte en cuatro tramos y esos tramos son los mismos para todo.</w:t>
+      </w:r>
+    </w:p>
+    <w:p>
+      <w:pPr>
+        <w:pStyle w:val="BodyText"/>
+      </w:pPr>
+      <w:r>
+        <w:t xml:space="preserve">El puntaje del ITCG y el de cada dimensión van de 0 a 100, donde 100 es la mejor situación. La tensión es su reflejo: (100 − puntaje) ÷ 10.</w:t>
+      </w:r>
+    </w:p>
+    <w:tbl>
+      <w:tblPr>
+        <w:tblStyle w:val="Table"/>
+        <w:tblW w:type="pct" w:w="0.0"/>
+        <w:tblLayout w:type="autofit"/>
+        <w:tblLook w:firstRow="1" w:lastRow="0" w:firstColumn="0" w:lastColumn="0" w:noHBand="0" w:noVBand="0" w:val="0020"/>
+        <w:tblBorders>
+          <w:top w:val="single" w:sz="4" w:color="D9DEDC"/>
+          <w:left w:val="single" w:sz="4" w:color="D9DEDC"/>
+          <w:bottom w:val="single" w:sz="4" w:color="D9DEDC"/>
+          <w:right w:val="single" w:sz="4" w:color="D9DEDC"/>
+          <w:insideH w:val="single" w:sz="4" w:color="D9DEDC"/>
+          <w:insideV w:val="single" w:sz="4" w:color="D9DEDC"/>
+        </w:tblBorders>
+        <w:tblCellMar>
+          <w:top w:w="80" w:type="dxa"/>
+          <w:bottom w:w="80" w:type="dxa"/>
+          <w:left w:w="140" w:type="dxa"/>
+          <w:right w:w="140" w:type="dxa"/>
+        </w:tblCellMar>
+      </w:tblPr>
+      <w:tblGrid/>
+      <w:tr>
+        <w:trPr>
+          <w:cantSplit/>
+          <w:tblHeader/>
+        </w:trPr>
+        <w:tc>
+          <w:tcPr>
+            <w:shd w:val="clear" w:color="auto" w:fill="1F3A34"/>
+          </w:tcPr>
+          <w:p>
+            <w:pPr>
+              <w:pStyle w:val="Compact"/>
+              <w:jc w:val="left"/>
+            </w:pPr>
+            <w:r>
+              <w:rPr>
+                <w:b/>
+                <w:sz w:val="18"/>
+                <w:color w:val="FFFFFF"/>
+              </w:rPr>
+              <w:t xml:space="preserve">Tensión</w:t>
+            </w:r>
+          </w:p>
+        </w:tc>
+        <w:tc>
+          <w:tcPr>
+            <w:shd w:val="clear" w:color="auto" w:fill="1F3A34"/>
+          </w:tcPr>
+          <w:p>
+            <w:pPr>
+              <w:pStyle w:val="Compact"/>
+              <w:jc w:val="left"/>
+            </w:pPr>
+            <w:r>
+              <w:rPr>
+                <w:b/>
+                <w:sz w:val="18"/>
+                <w:color w:val="FFFFFF"/>
+              </w:rPr>
+              <w:t xml:space="preserve">Puntaje del ITCG y de sus dimensiones (0 a 100)</w:t>
+            </w:r>
+          </w:p>
+        </w:tc>
+        <w:tc>
+          <w:tcPr>
+            <w:shd w:val="clear" w:color="auto" w:fill="1F3A34"/>
+          </w:tcPr>
+          <w:p>
+            <w:pPr>
+              <w:pStyle w:val="Compact"/>
+              <w:jc w:val="left"/>
+            </w:pPr>
+            <w:r>
+              <w:rPr>
+                <w:b/>
+                <w:sz w:val="18"/>
+                <w:color w:val="FFFFFF"/>
+              </w:rPr>
+              <w:t xml:space="preserve">Color</w:t>
+            </w:r>
+          </w:p>
+        </w:tc>
+      </w:tr>
+      <w:tr>
+        <w:trPr>
+          <w:cantSplit/>
+        </w:trPr>
+        <w:tc>
+          <w:p>
+            <w:pPr>
+              <w:pStyle w:val="Compact"/>
+              <w:jc w:val="left"/>
+            </w:pPr>
+            <w:r>
+              <w:rPr>
+                <w:sz w:val="18"/>
+              </w:rPr>
+              <w:t xml:space="preserve">hasta 4</w:t>
+            </w:r>
+          </w:p>
+        </w:tc>
+        <w:tc>
+          <w:p>
+            <w:pPr>
+              <w:pStyle w:val="Compact"/>
+              <w:jc w:val="left"/>
+            </w:pPr>
+            <w:r>
+              <w:rPr>
+                <w:sz w:val="18"/>
+              </w:rPr>
+              <w:t xml:space="preserve">60 o más</w:t>
+            </w:r>
+          </w:p>
+        </w:tc>
+        <w:tc>
+          <w:tcPr>
+            <w:shd w:val="clear" w:color="auto" w:fill="DCFCE7"/>
+          </w:tcPr>
+          <w:p>
+            <w:pPr>
+              <w:pStyle w:val="Compact"/>
+              <w:jc w:val="center"/>
+            </w:pPr>
+            <w:r>
+              <w:rPr>
+                <w:b/>
+                <w:sz w:val="18"/>
+                <w:color w:val="14532D"/>
+              </w:rPr>
+              <w:t xml:space="preserve">VERDE</w:t>
+            </w:r>
+          </w:p>
+        </w:tc>
+      </w:tr>
+      <w:tr>
+        <w:trPr>
+          <w:cantSplit/>
+        </w:trPr>
+        <w:tc>
+          <w:tcPr>
+            <w:shd w:val="clear" w:color="auto" w:fill="F6F8F7"/>
+          </w:tcPr>
+          <w:p>
+            <w:pPr>
+              <w:pStyle w:val="Compact"/>
+              <w:jc w:val="left"/>
+            </w:pPr>
+            <w:r>
+              <w:rPr>
+                <w:sz w:val="18"/>
+              </w:rPr>
+              <w:t xml:space="preserve">más de 4 y hasta 6</w:t>
+            </w:r>
+          </w:p>
+        </w:tc>
+        <w:tc>
+          <w:tcPr>
+            <w:shd w:val="clear" w:color="auto" w:fill="F6F8F7"/>
+          </w:tcPr>
+          <w:p>
+            <w:pPr>
+              <w:pStyle w:val="Compact"/>
+              <w:jc w:val="left"/>
+            </w:pPr>
+            <w:r>
+              <w:rPr>
+                <w:sz w:val="18"/>
+              </w:rPr>
+              <w:t xml:space="preserve">de 40 a 60</w:t>
+            </w:r>
+          </w:p>
+        </w:tc>
+        <w:tc>
+          <w:tcPr>
+            <w:shd w:val="clear" w:color="auto" w:fill="FEF3C7"/>
+          </w:tcPr>
+          <w:p>
+            <w:pPr>
+              <w:pStyle w:val="Compact"/>
+              <w:jc w:val="center"/>
+            </w:pPr>
+            <w:r>
+              <w:rPr>
+                <w:b/>
+                <w:sz w:val="18"/>
+                <w:color w:val="713F12"/>
+              </w:rPr>
+              <w:t xml:space="preserve">AMARILLO</w:t>
+            </w:r>
+          </w:p>
+        </w:tc>
+      </w:tr>
+      <w:tr>
+        <w:trPr>
+          <w:cantSplit/>
+        </w:trPr>
+        <w:tc>
+          <w:p>
+            <w:pPr>
+              <w:pStyle w:val="Compact"/>
+              <w:jc w:val="left"/>
+            </w:pPr>
+            <w:r>
+              <w:rPr>
+                <w:sz w:val="18"/>
+              </w:rPr>
+              <w:t xml:space="preserve">más de 6 y hasta 8</w:t>
+            </w:r>
+          </w:p>
+        </w:tc>
+        <w:tc>
+          <w:p>
+            <w:pPr>
+              <w:pStyle w:val="Compact"/>
+              <w:jc w:val="left"/>
+            </w:pPr>
+            <w:r>
+              <w:rPr>
+                <w:sz w:val="18"/>
+              </w:rPr>
+              <w:t xml:space="preserve">de 20 a 40</w:t>
+            </w:r>
+          </w:p>
+        </w:tc>
+        <w:tc>
+          <w:tcPr>
+            <w:shd w:val="clear" w:color="auto" w:fill="FFEDD5"/>
+          </w:tcPr>
+          <w:p>
+            <w:pPr>
+              <w:pStyle w:val="Compact"/>
+              <w:jc w:val="center"/>
+            </w:pPr>
+            <w:r>
+              <w:rPr>
+                <w:b/>
+                <w:sz w:val="18"/>
+                <w:color w:val="7C2D12"/>
+              </w:rPr>
+              <w:t xml:space="preserve">NARANJA</w:t>
+            </w:r>
+          </w:p>
+        </w:tc>
+      </w:tr>
+      <w:tr>
+        <w:trPr>
+          <w:cantSplit/>
+        </w:trPr>
+        <w:tc>
+          <w:tcPr>
+            <w:shd w:val="clear" w:color="auto" w:fill="F6F8F7"/>
+          </w:tcPr>
+          <w:p>
+            <w:pPr>
+              <w:pStyle w:val="Compact"/>
+              <w:jc w:val="left"/>
+            </w:pPr>
+            <w:r>
+              <w:rPr>
+                <w:sz w:val="18"/>
+              </w:rPr>
+              <w:t xml:space="preserve">más de 8</w:t>
+            </w:r>
+          </w:p>
+        </w:tc>
+        <w:tc>
+          <w:tcPr>
+            <w:shd w:val="clear" w:color="auto" w:fill="F6F8F7"/>
+          </w:tcPr>
+          <w:p>
+            <w:pPr>
+              <w:pStyle w:val="Compact"/>
+              <w:jc w:val="left"/>
+            </w:pPr>
+            <w:r>
+              <w:rPr>
+                <w:sz w:val="18"/>
+              </w:rPr>
+              <w:t xml:space="preserve">menos de 20</w:t>
+            </w:r>
+          </w:p>
+        </w:tc>
+        <w:tc>
+          <w:tcPr>
+            <w:shd w:val="clear" w:color="auto" w:fill="FEE2E2"/>
+          </w:tcPr>
+          <w:p>
+            <w:pPr>
+              <w:pStyle w:val="Compact"/>
+              <w:jc w:val="center"/>
+            </w:pPr>
+            <w:r>
+              <w:rPr>
+                <w:b/>
+                <w:sz w:val="18"/>
+                <w:color w:val="7F1D1D"/>
+              </w:rPr>
+              <w:t xml:space="preserve">ROJO</w:t>
+            </w:r>
+          </w:p>
+        </w:tc>
+      </w:tr>
+    </w:tbl>
+    <w:p>
+      <w:pPr>
+        <w:pStyle w:val="BodyText"/>
+      </w:pPr>
+      <w:r>
+        <w:rPr>
+          <w:bCs/>
+          <w:b/>
+        </w:rPr>
+        <w:t xml:space="preserve">Cada indicador tiene además su propia tabla</w:t>
+      </w:r>
+      <w:r>
+        <w:t xml:space="preserve">, en su unidad de medida —pesos, porcentaje, índice, lo que corresponda—, dentro de su ficha, bajo el título «Semáforo — valores que determinan el color». Ahí no hay ninguna escala intermedia: sólo el dato real y el color que le toca.</w:t>
+      </w:r>
+    </w:p>
+    <w:p>
+      <w:r>
+        <w:br w:type="page"/>
+      </w:r>
+    </w:p>
+    <w:p>
+      <w:pPr>
+        <w:pStyle w:val="BodyText"/>
+      </w:pPr>
+      <w:r>
+        <w:rPr>
+          <w:bCs/>
+          <w:b/>
+        </w:rPr>
+        <w:t xml:space="preserve">CIGOB · INFORME DE COYUNTURA</w:t>
+      </w:r>
+    </w:p>
+    <w:bookmarkEnd w:id="20"/>
+    <w:bookmarkStart w:id="21" w:name="itcg-el-índice-del-cinturón"/>
     <w:p>
       <w:pPr>
         <w:pStyle w:val="Heading2"/>
@@ -241,8 +622,8 @@
         </w:tc>
       </w:tr>
     </w:tbl>
-    <w:bookmarkEnd w:id="20"/>
-    <w:bookmarkStart w:id="21" w:name="dimensiones"/>
+    <w:bookmarkEnd w:id="21"/>
+    <w:bookmarkStart w:id="22" w:name="dimensiones"/>
     <w:p>
       <w:pPr>
         <w:pStyle w:val="Heading2"/>
@@ -823,8 +1204,8 @@
         <w:t xml:space="preserve">CIGOB · INFORME DE COYUNTURA</w:t>
       </w:r>
     </w:p>
-    <w:bookmarkEnd w:id="21"/>
-    <w:bookmarkStart w:id="22" w:name="todos-los-indicadores"/>
+    <w:bookmarkEnd w:id="22"/>
+    <w:bookmarkStart w:id="23" w:name="todos-los-indicadores"/>
     <w:p>
       <w:pPr>
         <w:pStyle w:val="Heading2"/>
@@ -2342,9 +2723,9 @@
         <w:t xml:space="preserve">Ficha metodológica · Cinturón Gestión · Capa de semáforo (4 colores)</w:t>
       </w:r>
     </w:p>
-    <w:bookmarkEnd w:id="22"/>
     <w:bookmarkEnd w:id="23"/>
-    <w:bookmarkStart w:id="33" w:name="brecha-cambiaria-cepo"/>
+    <w:bookmarkEnd w:id="24"/>
+    <w:bookmarkStart w:id="34" w:name="brecha-cambiaria-cepo"/>
     <w:p>
       <w:pPr>
         <w:pStyle w:val="Heading1"/>
@@ -2471,7 +2852,7 @@
         </w:tc>
       </w:tr>
     </w:tbl>
-    <w:bookmarkStart w:id="24" w:name="identificación"/>
+    <w:bookmarkStart w:id="25" w:name="identificación"/>
     <w:p>
       <w:pPr>
         <w:pStyle w:val="Heading2"/>
@@ -2834,8 +3215,8 @@
         </w:tc>
       </w:tr>
     </w:tbl>
-    <w:bookmarkEnd w:id="24"/>
-    <w:bookmarkStart w:id="25" w:name="definición-qué-mide-y-por-qué-importa"/>
+    <w:bookmarkEnd w:id="25"/>
+    <w:bookmarkStart w:id="26" w:name="definición-qué-mide-y-por-qué-importa"/>
     <w:p>
       <w:pPr>
         <w:pStyle w:val="Heading2"/>
@@ -2879,8 +3260,8 @@
         <w:t xml:space="preserve">El corazón de la promesa económica: cepo desarmado (brecha cambiaria), comercio exterior abierto (alícuota efectiva) y desregulación normativa.</w:t>
       </w:r>
     </w:p>
-    <w:bookmarkEnd w:id="25"/>
-    <w:bookmarkStart w:id="26" w:name="método-de-cómputo"/>
+    <w:bookmarkEnd w:id="26"/>
+    <w:bookmarkStart w:id="27" w:name="método-de-cómputo"/>
     <w:p>
       <w:pPr>
         <w:pStyle w:val="Heading2"/>
@@ -2926,8 +3307,8 @@
         <w:t xml:space="preserve">Cerca de 0% = mercado cambiario unificado de hecho: el cepo dejó de morder.</w:t>
       </w:r>
     </w:p>
-    <w:bookmarkEnd w:id="26"/>
-    <w:bookmarkStart w:id="27" w:name="semáforo-valores-que-determinan-el-color"/>
+    <w:bookmarkEnd w:id="27"/>
+    <w:bookmarkStart w:id="28" w:name="semáforo-valores-que-determinan-el-color"/>
     <w:p>
       <w:pPr>
         <w:pStyle w:val="Heading2"/>
@@ -3182,8 +3563,8 @@
         </w:tc>
       </w:tr>
     </w:tbl>
-    <w:bookmarkEnd w:id="27"/>
-    <w:bookmarkStart w:id="28" w:name="datos-concretos-detrás-del-valor"/>
+    <w:bookmarkEnd w:id="28"/>
+    <w:bookmarkStart w:id="29" w:name="datos-concretos-detrás-del-valor"/>
     <w:p>
       <w:pPr>
         <w:pStyle w:val="Heading2"/>
@@ -3213,8 +3594,8 @@
         <w:t xml:space="preserve">El informe publica el valor (5,49 % de brecha CCL/mayorista) pero no los números que lo componen: la fuente entrega la serie ya calculada. Para auditar el dato hay que ir a la operación estadística citada más arriba.</w:t>
       </w:r>
     </w:p>
-    <w:bookmarkEnd w:id="28"/>
-    <w:bookmarkStart w:id="29" w:name="color-vigente-y-por-qué"/>
+    <w:bookmarkEnd w:id="29"/>
+    <w:bookmarkStart w:id="30" w:name="color-vigente-y-por-qué"/>
     <w:p>
       <w:pPr>
         <w:pStyle w:val="Heading2"/>
@@ -3260,8 +3641,8 @@
         <w:t xml:space="preserve">Ponderación vigente en el ITCG: 14 % efectivo. El color es una lectura adicional — no reemplaza ni cambia esta ponderación.</w:t>
       </w:r>
     </w:p>
-    <w:bookmarkEnd w:id="29"/>
-    <w:bookmarkStart w:id="30" w:name="transparencia-limitaciones-declaradas"/>
+    <w:bookmarkEnd w:id="30"/>
+    <w:bookmarkStart w:id="31" w:name="transparencia-limitaciones-declaradas"/>
     <w:p>
       <w:pPr>
         <w:pStyle w:val="Heading2"/>
@@ -3307,8 +3688,8 @@
         <w:t xml:space="preserve">El valor de la card es el spot del día; la serie usa promedios mensuales — difieren de forma inmaterial, declarado.</w:t>
       </w:r>
     </w:p>
-    <w:bookmarkEnd w:id="30"/>
-    <w:bookmarkStart w:id="31" w:name="si-falta-el-dato-política-de-revisiones"/>
+    <w:bookmarkEnd w:id="31"/>
+    <w:bookmarkStart w:id="32" w:name="si-falta-el-dato-política-de-revisiones"/>
     <w:p>
       <w:pPr>
         <w:pStyle w:val="Heading2"/>
@@ -3360,8 +3741,8 @@
         <w:t xml:space="preserve">Cotizaciones cerradas, sin revisión; el punto del mes corriente se recalcula a diario.</w:t>
       </w:r>
     </w:p>
-    <w:bookmarkEnd w:id="31"/>
-    <w:bookmarkStart w:id="32" w:name="Xa4c99cad3d412932a0237e958bf70f8f0cdbe7e"/>
+    <w:bookmarkEnd w:id="32"/>
+    <w:bookmarkStart w:id="33" w:name="Xa4c99cad3d412932a0237e958bf70f8f0cdbe7e"/>
     <w:p>
       <w:pPr>
         <w:pStyle w:val="Heading2"/>
@@ -3454,9 +3835,9 @@
         <w:t xml:space="preserve">Ficha metodológica · Cinturón Gestión · Capa de semáforo (4 colores)</w:t>
       </w:r>
     </w:p>
-    <w:bookmarkEnd w:id="32"/>
     <w:bookmarkEnd w:id="33"/>
-    <w:bookmarkStart w:id="43" w:name="apertura-comercial-alícuota"/>
+    <w:bookmarkEnd w:id="34"/>
+    <w:bookmarkStart w:id="44" w:name="apertura-comercial-alícuota"/>
     <w:p>
       <w:pPr>
         <w:pStyle w:val="Heading1"/>
@@ -3583,7 +3964,7 @@
         </w:tc>
       </w:tr>
     </w:tbl>
-    <w:bookmarkStart w:id="34" w:name="identificación-1"/>
+    <w:bookmarkStart w:id="35" w:name="identificación-1"/>
     <w:p>
       <w:pPr>
         <w:pStyle w:val="Heading2"/>
@@ -3946,8 +4327,8 @@
         </w:tc>
       </w:tr>
     </w:tbl>
-    <w:bookmarkEnd w:id="34"/>
-    <w:bookmarkStart w:id="35" w:name="definición-qué-mide-y-por-qué-importa-1"/>
+    <w:bookmarkEnd w:id="35"/>
+    <w:bookmarkStart w:id="36" w:name="definición-qué-mide-y-por-qué-importa-1"/>
     <w:p>
       <w:pPr>
         <w:pStyle w:val="Heading2"/>
@@ -3991,8 +4372,8 @@
         <w:t xml:space="preserve">El corazón de la promesa económica: cepo desarmado (brecha cambiaria), comercio exterior abierto (alícuota efectiva) y desregulación normativa.</w:t>
       </w:r>
     </w:p>
-    <w:bookmarkEnd w:id="35"/>
-    <w:bookmarkStart w:id="36" w:name="método-de-cómputo-1"/>
+    <w:bookmarkEnd w:id="36"/>
+    <w:bookmarkStart w:id="37" w:name="método-de-cómputo-1"/>
     <w:p>
       <w:pPr>
         <w:pStyle w:val="Heading2"/>
@@ -4026,8 +4407,8 @@
         <w:t xml:space="preserve">Lectura llana: cuántos centavos de impuesto paga cada dólar comerciado. 0% = libre comercio; 15% del intercambio ≈ cierre comercial de hecho.</w:t>
       </w:r>
     </w:p>
-    <w:bookmarkEnd w:id="36"/>
-    <w:bookmarkStart w:id="37" w:name="Xb12ddc46376972206f8477b880174f9cd0b3196"/>
+    <w:bookmarkEnd w:id="37"/>
+    <w:bookmarkStart w:id="38" w:name="Xb12ddc46376972206f8477b880174f9cd0b3196"/>
     <w:p>
       <w:pPr>
         <w:pStyle w:val="Heading2"/>
@@ -4282,8 +4663,8 @@
         </w:tc>
       </w:tr>
     </w:tbl>
-    <w:bookmarkEnd w:id="37"/>
-    <w:bookmarkStart w:id="38" w:name="datos-concretos-detrás-del-valor-1"/>
+    <w:bookmarkEnd w:id="38"/>
+    <w:bookmarkStart w:id="39" w:name="datos-concretos-detrás-del-valor-1"/>
     <w:p>
       <w:pPr>
         <w:pStyle w:val="Heading2"/>
@@ -4313,8 +4694,8 @@
         <w:t xml:space="preserve">US$ 984 M recaudados por derechos de impo+expo sobre US$ 15.916 M de intercambio (2026-06) · canal aduanero sin fuente pública</w:t>
       </w:r>
     </w:p>
-    <w:bookmarkEnd w:id="38"/>
-    <w:bookmarkStart w:id="39" w:name="color-vigente-y-por-qué-1"/>
+    <w:bookmarkEnd w:id="39"/>
+    <w:bookmarkStart w:id="40" w:name="color-vigente-y-por-qué-1"/>
     <w:p>
       <w:pPr>
         <w:pStyle w:val="Heading2"/>
@@ -4360,8 +4741,8 @@
         <w:t xml:space="preserve">Ponderación vigente en el ITCG: 14 % efectivo. El color es una lectura adicional — no reemplaza ni cambia esta ponderación.</w:t>
       </w:r>
     </w:p>
-    <w:bookmarkEnd w:id="39"/>
-    <w:bookmarkStart w:id="40" w:name="transparencia-limitaciones-declaradas-1"/>
+    <w:bookmarkEnd w:id="40"/>
+    <w:bookmarkStart w:id="41" w:name="transparencia-limitaciones-declaradas-1"/>
     <w:p>
       <w:pPr>
         <w:pStyle w:val="Heading2"/>
@@ -4407,8 +4788,8 @@
         <w:t xml:space="preserve">Depende del mes común entre cinco series con rezagos distintos.</w:t>
       </w:r>
     </w:p>
-    <w:bookmarkEnd w:id="40"/>
-    <w:bookmarkStart w:id="41" w:name="X5bd7fb7e3de0539204b5af8f15d14927966600e"/>
+    <w:bookmarkEnd w:id="41"/>
+    <w:bookmarkStart w:id="42" w:name="X5bd7fb7e3de0539204b5af8f15d14927966600e"/>
     <w:p>
       <w:pPr>
         <w:pStyle w:val="Heading2"/>
@@ -4460,8 +4841,8 @@
         <w:t xml:space="preserve">Las series oficiales pueden revisarse; la serie propia se recalcula completa en cada actualización.</w:t>
       </w:r>
     </w:p>
-    <w:bookmarkEnd w:id="41"/>
-    <w:bookmarkStart w:id="42" w:name="X96d65d75de98372a532c7c1fba300d7558b9e4c"/>
+    <w:bookmarkEnd w:id="42"/>
+    <w:bookmarkStart w:id="43" w:name="X96d65d75de98372a532c7c1fba300d7558b9e4c"/>
     <w:p>
       <w:pPr>
         <w:pStyle w:val="Heading2"/>
@@ -4554,9 +4935,9 @@
         <w:t xml:space="preserve">Ficha metodológica · Cinturón Gestión · Capa de semáforo (4 colores)</w:t>
       </w:r>
     </w:p>
-    <w:bookmarkEnd w:id="42"/>
     <w:bookmarkEnd w:id="43"/>
-    <w:bookmarkStart w:id="53" w:name="desregulación-normativa"/>
+    <w:bookmarkEnd w:id="44"/>
+    <w:bookmarkStart w:id="54" w:name="desregulación-normativa"/>
     <w:p>
       <w:pPr>
         <w:pStyle w:val="Heading1"/>
@@ -4683,7 +5064,7 @@
         </w:tc>
       </w:tr>
     </w:tbl>
-    <w:bookmarkStart w:id="44" w:name="identificación-2"/>
+    <w:bookmarkStart w:id="45" w:name="identificación-2"/>
     <w:p>
       <w:pPr>
         <w:pStyle w:val="Heading2"/>
@@ -5046,8 +5427,8 @@
         </w:tc>
       </w:tr>
     </w:tbl>
-    <w:bookmarkEnd w:id="44"/>
-    <w:bookmarkStart w:id="45" w:name="definición-qué-mide-y-por-qué-importa-2"/>
+    <w:bookmarkEnd w:id="45"/>
+    <w:bookmarkStart w:id="46" w:name="definición-qué-mide-y-por-qué-importa-2"/>
     <w:p>
       <w:pPr>
         <w:pStyle w:val="Heading2"/>
@@ -5091,8 +5472,8 @@
         <w:t xml:space="preserve">El corazón de la promesa económica: cepo desarmado (brecha cambiaria), comercio exterior abierto (alícuota efectiva) y desregulación normativa.</w:t>
       </w:r>
     </w:p>
-    <w:bookmarkEnd w:id="45"/>
-    <w:bookmarkStart w:id="46" w:name="método-de-cómputo-2"/>
+    <w:bookmarkEnd w:id="46"/>
+    <w:bookmarkStart w:id="47" w:name="método-de-cómputo-2"/>
     <w:p>
       <w:pPr>
         <w:pStyle w:val="Heading2"/>
@@ -5162,8 +5543,8 @@
         <w:t xml:space="preserve">La serie histórica hasta abril de 2026 se reconstruyó midiendo las barras del gráfico de artículos acumulados que publica el informe, porque ese gráfico es la única fuente oficial con detalle mes a mes desde diciembre de 2023. La medición se calibró con la cifra del mismo informe y se contrastó contra los otros nueve informes, que son independientes de ese gráfico.</w:t>
       </w:r>
     </w:p>
-    <w:bookmarkEnd w:id="46"/>
-    <w:bookmarkStart w:id="47" w:name="Xeaceac25dc22f621ad8bee78d29eedd39b8dc62"/>
+    <w:bookmarkEnd w:id="47"/>
+    <w:bookmarkStart w:id="48" w:name="Xeaceac25dc22f621ad8bee78d29eedd39b8dc62"/>
     <w:p>
       <w:pPr>
         <w:pStyle w:val="Heading2"/>
@@ -5380,8 +5761,8 @@
         </w:tc>
       </w:tr>
     </w:tbl>
-    <w:bookmarkEnd w:id="47"/>
-    <w:bookmarkStart w:id="48" w:name="datos-concretos-detrás-del-valor-2"/>
+    <w:bookmarkEnd w:id="48"/>
+    <w:bookmarkStart w:id="49" w:name="datos-concretos-detrás-del-valor-2"/>
     <w:p>
       <w:pPr>
         <w:pStyle w:val="Heading2"/>
@@ -5411,8 +5792,8 @@
         <w:t xml:space="preserve">16.178 artículos modificados o eliminados desde el 10 de diciembre de 2023 (+671 en el mes) · los produjeron 689 normas de desregulación, que modificaron o eliminaron 2699 normas anteriores</w:t>
       </w:r>
     </w:p>
-    <w:bookmarkEnd w:id="48"/>
-    <w:bookmarkStart w:id="49" w:name="color-vigente-y-por-qué-2"/>
+    <w:bookmarkEnd w:id="49"/>
+    <w:bookmarkStart w:id="50" w:name="color-vigente-y-por-qué-2"/>
     <w:p>
       <w:pPr>
         <w:pStyle w:val="Heading2"/>
@@ -5458,8 +5839,8 @@
         <w:t xml:space="preserve">Ponderación vigente en el ITCG: 7 % efectivo. El color es una lectura adicional — no reemplaza ni cambia esta ponderación.</w:t>
       </w:r>
     </w:p>
-    <w:bookmarkEnd w:id="49"/>
-    <w:bookmarkStart w:id="50" w:name="transparencia-limitaciones-declaradas-2"/>
+    <w:bookmarkEnd w:id="50"/>
+    <w:bookmarkStart w:id="51" w:name="transparencia-limitaciones-declaradas-2"/>
     <w:p>
       <w:pPr>
         <w:pStyle w:val="Heading2"/>
@@ -5541,8 +5922,8 @@
         <w:t xml:space="preserve">Es un recuento normativo, no una auditoría del efecto económico de lo desregulado.</w:t>
       </w:r>
     </w:p>
-    <w:bookmarkEnd w:id="50"/>
-    <w:bookmarkStart w:id="51" w:name="Xef0254494c8cbb948c0e61c654d5e9b1983623c"/>
+    <w:bookmarkEnd w:id="51"/>
+    <w:bookmarkStart w:id="52" w:name="Xef0254494c8cbb948c0e61c654d5e9b1983623c"/>
     <w:p>
       <w:pPr>
         <w:pStyle w:val="Heading2"/>
@@ -5594,8 +5975,8 @@
         <w:t xml:space="preserve">El ministerio revisa su serie hacia atrás. El informe conserva cada publicación y toma siempre la última cifra oficial de cada mes.</w:t>
       </w:r>
     </w:p>
-    <w:bookmarkEnd w:id="51"/>
-    <w:bookmarkStart w:id="52" w:name="X26b91c30c62ddbbdbd672bb193ae636df8c7ae1"/>
+    <w:bookmarkEnd w:id="52"/>
+    <w:bookmarkStart w:id="53" w:name="X26b91c30c62ddbbdbd672bb193ae636df8c7ae1"/>
     <w:p>
       <w:pPr>
         <w:pStyle w:val="Heading2"/>
@@ -5724,9 +6105,9 @@
         <w:t xml:space="preserve">Ficha metodológica · Cinturón Gestión · Capa de semáforo (4 colores)</w:t>
       </w:r>
     </w:p>
-    <w:bookmarkEnd w:id="52"/>
     <w:bookmarkEnd w:id="53"/>
-    <w:bookmarkStart w:id="63" w:name="dotación-del-estado-apn"/>
+    <w:bookmarkEnd w:id="54"/>
+    <w:bookmarkStart w:id="64" w:name="dotación-del-estado-apn"/>
     <w:p>
       <w:pPr>
         <w:pStyle w:val="Heading1"/>
@@ -5853,7 +6234,7 @@
         </w:tc>
       </w:tr>
     </w:tbl>
-    <w:bookmarkStart w:id="54" w:name="identificación-3"/>
+    <w:bookmarkStart w:id="55" w:name="identificación-3"/>
     <w:p>
       <w:pPr>
         <w:pStyle w:val="Heading2"/>
@@ -6216,8 +6597,8 @@
         </w:tc>
       </w:tr>
     </w:tbl>
-    <w:bookmarkEnd w:id="54"/>
-    <w:bookmarkStart w:id="55" w:name="definición-qué-mide-y-por-qué-importa-3"/>
+    <w:bookmarkEnd w:id="55"/>
+    <w:bookmarkStart w:id="56" w:name="definición-qué-mide-y-por-qué-importa-3"/>
     <w:p>
       <w:pPr>
         <w:pStyle w:val="Heading2"/>
@@ -6261,8 +6642,8 @@
         <w:t xml:space="preserve">El achicamiento del Estado en cuatro medidas que se controlan entre sí: dotación de personal, gasto de funcionamiento real, masa salarial real y reestructuración de organismos.</w:t>
       </w:r>
     </w:p>
-    <w:bookmarkEnd w:id="55"/>
-    <w:bookmarkStart w:id="56" w:name="método-de-cómputo-3"/>
+    <w:bookmarkEnd w:id="56"/>
+    <w:bookmarkStart w:id="57" w:name="método-de-cómputo-3"/>
     <w:p>
       <w:pPr>
         <w:pStyle w:val="Heading2"/>
@@ -6320,8 +6701,8 @@
         <w:t xml:space="preserve">Sí incluye a las fuerzas armadas y de seguridad. Siete entidades informan su dotación dentro de la Administración Pública Nacional: los estados mayores del Ejército, la Armada, la Fuerza Aérea y el Estado Mayor Conjunto, más Gendarmería, Prefectura y la Policía de Seguridad Aeroportuaria. Representan alrededor del diez por ciento del total y se redujeron menos que el resto, de modo que su presencia atenúa levemente el ajuste medido: a febrero de 2026 el conjunto cae 18,6% y la planta civil sola 19,0%. No se las descuenta —son parte del Estado y sostener sus dotaciones también es una decisión de gobierno—, pero el desglose se publica en la card para que cada lector pueda hacer la cuenta que prefiera.</w:t>
       </w:r>
     </w:p>
-    <w:bookmarkEnd w:id="56"/>
-    <w:bookmarkStart w:id="57" w:name="X884d325e79d6de86b403bfd00b9257f415af6f1"/>
+    <w:bookmarkEnd w:id="57"/>
+    <w:bookmarkStart w:id="58" w:name="X884d325e79d6de86b403bfd00b9257f415af6f1"/>
     <w:p>
       <w:pPr>
         <w:pStyle w:val="Heading2"/>
@@ -6576,8 +6957,8 @@
         </w:tc>
       </w:tr>
     </w:tbl>
-    <w:bookmarkEnd w:id="57"/>
-    <w:bookmarkStart w:id="58" w:name="datos-concretos-detrás-del-valor-3"/>
+    <w:bookmarkEnd w:id="58"/>
+    <w:bookmarkStart w:id="59" w:name="datos-concretos-detrás-del-valor-3"/>
     <w:p>
       <w:pPr>
         <w:pStyle w:val="Heading2"/>
@@ -6607,8 +6988,8 @@
         <w:t xml:space="preserve">184.202 agentes (2026-06) vs 231.305 en dic-2023 · universo: Administración Pública Nacional, INCLUYE fuerzas armadas y de seguridad (~10% de la dotación), NO incluye empresas del Estado · fuerzas armadas y de seguridad se redujeron menos (-15,24%): sin ellas, la planta civil varía -19,0% (a 2026-02) · empresas del Estado varían -20,58% aparte; el universo completo varía -20,43%</w:t>
       </w:r>
     </w:p>
-    <w:bookmarkEnd w:id="58"/>
-    <w:bookmarkStart w:id="59" w:name="color-vigente-y-por-qué-3"/>
+    <w:bookmarkEnd w:id="59"/>
+    <w:bookmarkStart w:id="60" w:name="color-vigente-y-por-qué-3"/>
     <w:p>
       <w:pPr>
         <w:pStyle w:val="Heading2"/>
@@ -6676,8 +7057,8 @@
         <w:t xml:space="preserve">Mide personas; el costo de la nómina lo miden por separado el gasto de funcionamiento y la masa salarial — tres patas complementarias declaradas de la misma dimensión.</w:t>
       </w:r>
     </w:p>
-    <w:bookmarkEnd w:id="59"/>
-    <w:bookmarkStart w:id="60" w:name="transparencia-limitaciones-declaradas-3"/>
+    <w:bookmarkEnd w:id="60"/>
+    <w:bookmarkStart w:id="61" w:name="transparencia-limitaciones-declaradas-3"/>
     <w:p>
       <w:pPr>
         <w:pStyle w:val="Heading2"/>
@@ -6723,8 +7104,8 @@
         <w:t xml:space="preserve">Mide personas, no costo. La reducción de la planta puede convivir con un gasto salarial que no baje en la misma proporción, y por eso el cinturón sigue ambas cosas por separado.</w:t>
       </w:r>
     </w:p>
-    <w:bookmarkEnd w:id="60"/>
-    <w:bookmarkStart w:id="61" w:name="X70e697facfb18692fa01ac9fd893f095e78dfba"/>
+    <w:bookmarkEnd w:id="61"/>
+    <w:bookmarkStart w:id="62" w:name="X70e697facfb18692fa01ac9fd893f095e78dfba"/>
     <w:p>
       <w:pPr>
         <w:pStyle w:val="Heading2"/>
@@ -6776,8 +7157,8 @@
         <w:t xml:space="preserve">La fuente revisa los meses imputados en cada publicación; la serie propia se relee completa en cada actualización.</w:t>
       </w:r>
     </w:p>
-    <w:bookmarkEnd w:id="61"/>
-    <w:bookmarkStart w:id="62" w:name="X57c472e6153e0a3a54ac23c7ee61d844b37a3be"/>
+    <w:bookmarkEnd w:id="62"/>
+    <w:bookmarkStart w:id="63" w:name="X57c472e6153e0a3a54ac23c7ee61d844b37a3be"/>
     <w:p>
       <w:pPr>
         <w:pStyle w:val="Heading2"/>
@@ -6870,9 +7251,9 @@
         <w:t xml:space="preserve">Ficha metodológica · Cinturón Gestión · Capa de semáforo (4 colores)</w:t>
       </w:r>
     </w:p>
-    <w:bookmarkEnd w:id="62"/>
     <w:bookmarkEnd w:id="63"/>
-    <w:bookmarkStart w:id="73" w:name="gasto-de-funcionamiento"/>
+    <w:bookmarkEnd w:id="64"/>
+    <w:bookmarkStart w:id="74" w:name="gasto-de-funcionamiento"/>
     <w:p>
       <w:pPr>
         <w:pStyle w:val="Heading1"/>
@@ -6999,7 +7380,7 @@
         </w:tc>
       </w:tr>
     </w:tbl>
-    <w:bookmarkStart w:id="64" w:name="identificación-4"/>
+    <w:bookmarkStart w:id="65" w:name="identificación-4"/>
     <w:p>
       <w:pPr>
         <w:pStyle w:val="Heading2"/>
@@ -7362,8 +7743,8 @@
         </w:tc>
       </w:tr>
     </w:tbl>
-    <w:bookmarkEnd w:id="64"/>
-    <w:bookmarkStart w:id="65" w:name="definición-qué-mide-y-por-qué-importa-4"/>
+    <w:bookmarkEnd w:id="65"/>
+    <w:bookmarkStart w:id="66" w:name="definición-qué-mide-y-por-qué-importa-4"/>
     <w:p>
       <w:pPr>
         <w:pStyle w:val="Heading2"/>
@@ -7407,8 +7788,8 @@
         <w:t xml:space="preserve">El achicamiento del Estado en cuatro medidas que se controlan entre sí: dotación de personal, gasto de funcionamiento real, masa salarial real y reestructuración de organismos.</w:t>
       </w:r>
     </w:p>
-    <w:bookmarkEnd w:id="65"/>
-    <w:bookmarkStart w:id="66" w:name="método-de-cómputo-4"/>
+    <w:bookmarkEnd w:id="66"/>
+    <w:bookmarkStart w:id="67" w:name="método-de-cómputo-4"/>
     <w:p>
       <w:pPr>
         <w:pStyle w:val="Heading2"/>
@@ -7442,8 +7823,8 @@
         <w:t xml:space="preserve">Variación real del último mes contra el mismo mes de 2023, deflactada por IPC: comparar el mismo mes aísla a la vez la inflación y la estacionalidad de los aguinaldos.</w:t>
       </w:r>
     </w:p>
-    <w:bookmarkEnd w:id="66"/>
-    <w:bookmarkStart w:id="67" w:name="X645ca3b02a92b2e30ea8c7e8d98b73de6b8b70c"/>
+    <w:bookmarkEnd w:id="67"/>
+    <w:bookmarkStart w:id="68" w:name="X645ca3b02a92b2e30ea8c7e8d98b73de6b8b70c"/>
     <w:p>
       <w:pPr>
         <w:pStyle w:val="Heading2"/>
@@ -7698,8 +8079,8 @@
         </w:tc>
       </w:tr>
     </w:tbl>
-    <w:bookmarkEnd w:id="67"/>
-    <w:bookmarkStart w:id="68" w:name="datos-concretos-detrás-del-valor-4"/>
+    <w:bookmarkEnd w:id="68"/>
+    <w:bookmarkStart w:id="69" w:name="datos-concretos-detrás-del-valor-4"/>
     <w:p>
       <w:pPr>
         <w:pStyle w:val="Heading2"/>
@@ -7729,8 +8110,8 @@
         <w:t xml:space="preserve">$ 2,11 bn devengados (2026-06) vs $ 0,44 bn (2023-06) · inflación del período ×6,9</w:t>
       </w:r>
     </w:p>
-    <w:bookmarkEnd w:id="68"/>
-    <w:bookmarkStart w:id="69" w:name="color-vigente-y-por-qué-4"/>
+    <w:bookmarkEnd w:id="69"/>
+    <w:bookmarkStart w:id="70" w:name="color-vigente-y-por-qué-4"/>
     <w:p>
       <w:pPr>
         <w:pStyle w:val="Heading2"/>
@@ -7798,8 +8179,8 @@
         <w:t xml:space="preserve">Su componente de salarios se solapa conceptualmente con la masa salarial (fuente distinta): el marco las trata como patas complementarias — ninguna sola alcanza.</w:t>
       </w:r>
     </w:p>
-    <w:bookmarkEnd w:id="69"/>
-    <w:bookmarkStart w:id="70" w:name="transparencia-limitaciones-declaradas-4"/>
+    <w:bookmarkEnd w:id="70"/>
+    <w:bookmarkStart w:id="71" w:name="transparencia-limitaciones-declaradas-4"/>
     <w:p>
       <w:pPr>
         <w:pStyle w:val="Heading2"/>
@@ -7833,8 +8214,8 @@
         <w:t xml:space="preserve">La base caja/devengado de Hacienda está sujeta a reclasificaciones presupuestarias.</w:t>
       </w:r>
     </w:p>
-    <w:bookmarkEnd w:id="70"/>
-    <w:bookmarkStart w:id="71" w:name="X61b77bf27a7482596b8c47f1ea71e4d36077bf4"/>
+    <w:bookmarkEnd w:id="71"/>
+    <w:bookmarkStart w:id="72" w:name="X61b77bf27a7482596b8c47f1ea71e4d36077bf4"/>
     <w:p>
       <w:pPr>
         <w:pStyle w:val="Heading2"/>
@@ -7886,8 +8267,8 @@
         <w:t xml:space="preserve">Series revisables por el publicador; la serie propia se recalcula entera en cada actualización.</w:t>
       </w:r>
     </w:p>
-    <w:bookmarkEnd w:id="71"/>
-    <w:bookmarkStart w:id="72" w:name="X2689a8f17fd66d16ab78fd446a4f0208d24d005"/>
+    <w:bookmarkEnd w:id="72"/>
+    <w:bookmarkStart w:id="73" w:name="X2689a8f17fd66d16ab78fd446a4f0208d24d005"/>
     <w:p>
       <w:pPr>
         <w:pStyle w:val="Heading2"/>
@@ -7962,9 +8343,9 @@
         <w:t xml:space="preserve">Ficha metodológica · Cinturón Gestión · Capa de semáforo (4 colores)</w:t>
       </w:r>
     </w:p>
-    <w:bookmarkEnd w:id="72"/>
     <w:bookmarkEnd w:id="73"/>
-    <w:bookmarkStart w:id="83" w:name="reestructuración-de-organismos"/>
+    <w:bookmarkEnd w:id="74"/>
+    <w:bookmarkStart w:id="84" w:name="reestructuración-de-organismos"/>
     <w:p>
       <w:pPr>
         <w:pStyle w:val="Heading1"/>
@@ -8091,7 +8472,7 @@
         </w:tc>
       </w:tr>
     </w:tbl>
-    <w:bookmarkStart w:id="74" w:name="identificación-5"/>
+    <w:bookmarkStart w:id="75" w:name="identificación-5"/>
     <w:p>
       <w:pPr>
         <w:pStyle w:val="Heading2"/>
@@ -8454,8 +8835,8 @@
         </w:tc>
       </w:tr>
     </w:tbl>
-    <w:bookmarkEnd w:id="74"/>
-    <w:bookmarkStart w:id="75" w:name="definición-qué-mide-y-por-qué-importa-5"/>
+    <w:bookmarkEnd w:id="75"/>
+    <w:bookmarkStart w:id="76" w:name="definición-qué-mide-y-por-qué-importa-5"/>
     <w:p>
       <w:pPr>
         <w:pStyle w:val="Heading2"/>
@@ -8499,8 +8880,8 @@
         <w:t xml:space="preserve">El achicamiento del Estado en cuatro medidas que se controlan entre sí: dotación de personal, gasto de funcionamiento real, masa salarial real y reestructuración de organismos.</w:t>
       </w:r>
     </w:p>
-    <w:bookmarkEnd w:id="75"/>
-    <w:bookmarkStart w:id="76" w:name="método-de-cómputo-5"/>
+    <w:bookmarkEnd w:id="76"/>
+    <w:bookmarkStart w:id="77" w:name="método-de-cómputo-5"/>
     <w:p>
       <w:pPr>
         <w:pStyle w:val="Heading2"/>
@@ -8522,8 +8903,8 @@
         <w:t xml:space="preserve">Avance = actos de disolución o cierre VIGENTES de organismos públicos, sobre un plan de 45 (calibración declarada). No cuenta fusiones, transformaciones ni centralizaciones —difíciles de verificar caso por caso, CIGOB pidió (ago-2026) hablar solo de disolución o cierre— y desde agosto de 2026 tampoco cuenta un hallazgo de texto que no sea, caso por caso, el cierre vigente de un organismo público (ADR-0188): de los 18 documentos que la búsqueda encontraba, 11 pasan el filtro (24,4% de avance); los otros 7 quedan excluidos con su motivo documentado.</w:t>
       </w:r>
     </w:p>
-    <w:bookmarkEnd w:id="76"/>
-    <w:bookmarkStart w:id="77" w:name="Xb1931c6abcbcf859f1adda48bf40e4d48635f98"/>
+    <w:bookmarkEnd w:id="77"/>
+    <w:bookmarkStart w:id="78" w:name="Xb1931c6abcbcf859f1adda48bf40e4d48635f98"/>
     <w:p>
       <w:pPr>
         <w:pStyle w:val="Heading2"/>
@@ -8778,8 +9159,8 @@
         </w:tc>
       </w:tr>
     </w:tbl>
-    <w:bookmarkEnd w:id="77"/>
-    <w:bookmarkStart w:id="78" w:name="datos-concretos-detrás-del-valor-5"/>
+    <w:bookmarkEnd w:id="78"/>
+    <w:bookmarkStart w:id="79" w:name="datos-concretos-detrás-del-valor-5"/>
     <w:p>
       <w:pPr>
         <w:pStyle w:val="Heading2"/>
@@ -8809,8 +9190,8 @@
         <w:t xml:space="preserve">11 actos de disolución o cierre de organismos desde dic-2023 (45 = plan completo) · 7 excluidos por falso positivo o por revertidos por el Congreso</w:t>
       </w:r>
     </w:p>
-    <w:bookmarkEnd w:id="78"/>
-    <w:bookmarkStart w:id="79" w:name="color-vigente-y-por-qué-5"/>
+    <w:bookmarkEnd w:id="79"/>
+    <w:bookmarkStart w:id="80" w:name="color-vigente-y-por-qué-5"/>
     <w:p>
       <w:pPr>
         <w:pStyle w:val="Heading2"/>
@@ -8856,8 +9237,8 @@
         <w:t xml:space="preserve">Ponderación vigente en el ITCG: 6,2 % efectivo. El color es una lectura adicional — no reemplaza ni cambia esta ponderación.</w:t>
       </w:r>
     </w:p>
-    <w:bookmarkEnd w:id="79"/>
-    <w:bookmarkStart w:id="80" w:name="transparencia-limitaciones-declaradas-5"/>
+    <w:bookmarkEnd w:id="80"/>
+    <w:bookmarkStart w:id="81" w:name="transparencia-limitaciones-declaradas-5"/>
     <w:p>
       <w:pPr>
         <w:pStyle w:val="Heading2"/>
@@ -8996,8 +9377,8 @@
         <w:t xml:space="preserve">que todavía nadie clasificó caso por caso, esa norma NO se suma al avance: la corrida la deja afuera y lo avisa, en vez de contarla sin revisar (que es exactamente el defecto que corrigió agosto de 2026) o descartarla en silencio.</w:t>
       </w:r>
     </w:p>
-    <w:bookmarkEnd w:id="80"/>
-    <w:bookmarkStart w:id="81" w:name="Xc57e4cc3a18d396728e74304c5ee81f44a4293b"/>
+    <w:bookmarkEnd w:id="81"/>
+    <w:bookmarkStart w:id="82" w:name="Xc57e4cc3a18d396728e74304c5ee81f44a4293b"/>
     <w:p>
       <w:pPr>
         <w:pStyle w:val="Heading2"/>
@@ -9049,8 +9430,8 @@
         <w:t xml:space="preserve">El acumulado se reevalúa completo en cada actualización.</w:t>
       </w:r>
     </w:p>
-    <w:bookmarkEnd w:id="81"/>
-    <w:bookmarkStart w:id="82" w:name="X01eece54c25544211d0d4e1d54c663892ca44aa"/>
+    <w:bookmarkEnd w:id="82"/>
+    <w:bookmarkStart w:id="83" w:name="X01eece54c25544211d0d4e1d54c663892ca44aa"/>
     <w:p>
       <w:pPr>
         <w:pStyle w:val="Heading2"/>
@@ -9197,9 +9578,9 @@
         <w:t xml:space="preserve">Ficha metodológica · Cinturón Gestión · Capa de semáforo (4 colores)</w:t>
       </w:r>
     </w:p>
-    <w:bookmarkEnd w:id="82"/>
     <w:bookmarkEnd w:id="83"/>
-    <w:bookmarkStart w:id="93" w:name="fondo-de-asistencia-laboral"/>
+    <w:bookmarkEnd w:id="84"/>
+    <w:bookmarkStart w:id="94" w:name="fondo-de-asistencia-laboral"/>
     <w:p>
       <w:pPr>
         <w:pStyle w:val="Heading1"/>
@@ -9326,7 +9707,7 @@
         </w:tc>
       </w:tr>
     </w:tbl>
-    <w:bookmarkStart w:id="84" w:name="identificación-6"/>
+    <w:bookmarkStart w:id="85" w:name="identificación-6"/>
     <w:p>
       <w:pPr>
         <w:pStyle w:val="Heading2"/>
@@ -9689,8 +10070,8 @@
         </w:tc>
       </w:tr>
     </w:tbl>
-    <w:bookmarkEnd w:id="84"/>
-    <w:bookmarkStart w:id="85" w:name="definición-qué-mide-y-por-qué-importa-6"/>
+    <w:bookmarkEnd w:id="85"/>
+    <w:bookmarkStart w:id="86" w:name="definición-qué-mide-y-por-qué-importa-6"/>
     <w:p>
       <w:pPr>
         <w:pStyle w:val="Heading2"/>
@@ -9734,8 +10115,8 @@
         <w:t xml:space="preserve">Instrumento y resultado: la adopción del Fondo de Asistencia Laboral (el reemplazo del canal indemnizatorio) y la litigiosidad laboral (la industria del juicio que la reforma promete enfriar).</w:t>
       </w:r>
     </w:p>
-    <w:bookmarkEnd w:id="85"/>
-    <w:bookmarkStart w:id="86" w:name="método-de-cómputo-6"/>
+    <w:bookmarkEnd w:id="86"/>
+    <w:bookmarkStart w:id="87" w:name="método-de-cómputo-6"/>
     <w:p>
       <w:pPr>
         <w:pStyle w:val="Heading2"/>
@@ -9781,8 +10162,8 @@
         <w:t xml:space="preserve">La serie mensual se reconstruye con la misma regla desde diciembre de 2023: cero hasta febrero de 2026, cincuenta desde marzo cuando se sanciona la ley, cien desde junio cuando se publica la reglamentación.</w:t>
       </w:r>
     </w:p>
-    <w:bookmarkEnd w:id="86"/>
-    <w:bookmarkStart w:id="87" w:name="X6f1889a6c9c1eaefb3e4c5719eab82ff8c71647"/>
+    <w:bookmarkEnd w:id="87"/>
+    <w:bookmarkStart w:id="88" w:name="X6f1889a6c9c1eaefb3e4c5719eab82ff8c71647"/>
     <w:p>
       <w:pPr>
         <w:pStyle w:val="Heading2"/>
@@ -10040,8 +10421,8 @@
         </w:tc>
       </w:tr>
     </w:tbl>
-    <w:bookmarkEnd w:id="87"/>
-    <w:bookmarkStart w:id="88" w:name="datos-concretos-detrás-del-valor-6"/>
+    <w:bookmarkEnd w:id="88"/>
+    <w:bookmarkStart w:id="89" w:name="datos-concretos-detrás-del-valor-6"/>
     <w:p>
       <w:pPr>
         <w:pStyle w:val="Heading2"/>
@@ -10071,8 +10452,8 @@
         <w:t xml:space="preserve">2 de 2 actos fundamentales cumplidos (Ley 27.802 2026-03-06 · Decreto 408/2026 2026-06-01) · el régimen entra en vigencia el 2026-11-01 · contexto: 0 fondos registrados en CNV · 3 menciones del FAL en el BO desde mar-2026</w:t>
       </w:r>
     </w:p>
-    <w:bookmarkEnd w:id="88"/>
-    <w:bookmarkStart w:id="89" w:name="color-vigente-y-por-qué-6"/>
+    <w:bookmarkEnd w:id="89"/>
+    <w:bookmarkStart w:id="90" w:name="color-vigente-y-por-qué-6"/>
     <w:p>
       <w:pPr>
         <w:pStyle w:val="Heading2"/>
@@ -10140,8 +10521,8 @@
         <w:t xml:space="preserve">La litigiosidad laboral puntúa como indicador aparte de la misma dimensión: par instrumento (este) / resultado (aquella), sin doble conteo.</w:t>
       </w:r>
     </w:p>
-    <w:bookmarkEnd w:id="89"/>
-    <w:bookmarkStart w:id="90" w:name="transparencia-limitaciones-declaradas-6"/>
+    <w:bookmarkEnd w:id="90"/>
+    <w:bookmarkStart w:id="91" w:name="transparencia-limitaciones-declaradas-6"/>
     <w:p>
       <w:pPr>
         <w:pStyle w:val="Heading2"/>
@@ -10187,8 +10568,8 @@
         <w:t xml:space="preserve">Es una medida de cumplimiento formal de la promesa, no de su efecto. La versión anterior componía construcción, vigencia y adopción para mantener recorrido; se reemplazó por decisión editorial, a propuesta de la revisión externa del cinturón, y el cambio mejoró el puntaje del indicador. Queda dicho para que se pueda discutir.</w:t>
       </w:r>
     </w:p>
-    <w:bookmarkEnd w:id="90"/>
-    <w:bookmarkStart w:id="91" w:name="Xda21666f7a2dd83c88faf8de956a46075edab32"/>
+    <w:bookmarkEnd w:id="91"/>
+    <w:bookmarkStart w:id="92" w:name="Xda21666f7a2dd83c88faf8de956a46075edab32"/>
     <w:p>
       <w:pPr>
         <w:pStyle w:val="Heading2"/>
@@ -10240,8 +10621,8 @@
         <w:t xml:space="preserve">El registro de hitos se reverifica contra InfoLeg por número de norma; la serie se reconstruye entera en cada corrida.</w:t>
       </w:r>
     </w:p>
-    <w:bookmarkEnd w:id="91"/>
-    <w:bookmarkStart w:id="92" w:name="X78b6541d61e709752066d9872c28a219573eb10"/>
+    <w:bookmarkEnd w:id="92"/>
+    <w:bookmarkStart w:id="93" w:name="X78b6541d61e709752066d9872c28a219573eb10"/>
     <w:p>
       <w:pPr>
         <w:pStyle w:val="Heading2"/>
@@ -10388,9 +10769,9 @@
         <w:t xml:space="preserve">Ficha metodológica · Cinturón Gestión · Capa de semáforo (4 colores)</w:t>
       </w:r>
     </w:p>
-    <w:bookmarkEnd w:id="92"/>
     <w:bookmarkEnd w:id="93"/>
-    <w:bookmarkStart w:id="103" w:name="litigiosidad-laboral-srt"/>
+    <w:bookmarkEnd w:id="94"/>
+    <w:bookmarkStart w:id="104" w:name="litigiosidad-laboral-srt"/>
     <w:p>
       <w:pPr>
         <w:pStyle w:val="Heading1"/>
@@ -10517,7 +10898,7 @@
         </w:tc>
       </w:tr>
     </w:tbl>
-    <w:bookmarkStart w:id="94" w:name="identificación-7"/>
+    <w:bookmarkStart w:id="95" w:name="identificación-7"/>
     <w:p>
       <w:pPr>
         <w:pStyle w:val="Heading2"/>
@@ -10880,8 +11261,8 @@
         </w:tc>
       </w:tr>
     </w:tbl>
-    <w:bookmarkEnd w:id="94"/>
-    <w:bookmarkStart w:id="95" w:name="definición-qué-mide-y-por-qué-importa-7"/>
+    <w:bookmarkEnd w:id="95"/>
+    <w:bookmarkStart w:id="96" w:name="definición-qué-mide-y-por-qué-importa-7"/>
     <w:p>
       <w:pPr>
         <w:pStyle w:val="Heading2"/>
@@ -10925,8 +11306,8 @@
         <w:t xml:space="preserve">Instrumento y resultado: la adopción del Fondo de Asistencia Laboral (el reemplazo del canal indemnizatorio) y la litigiosidad laboral (la industria del juicio que la reforma promete enfriar).</w:t>
       </w:r>
     </w:p>
-    <w:bookmarkEnd w:id="95"/>
-    <w:bookmarkStart w:id="96" w:name="método-de-cómputo-7"/>
+    <w:bookmarkEnd w:id="96"/>
+    <w:bookmarkStart w:id="97" w:name="método-de-cómputo-7"/>
     <w:p>
       <w:pPr>
         <w:pStyle w:val="Heading2"/>
@@ -10948,8 +11329,8 @@
         <w:t xml:space="preserve">Variación porcentual del acumulado de 12 meses contra los 12 meses previos: si la industria del juicio se enfría, la variación se hace negativa.</w:t>
       </w:r>
     </w:p>
-    <w:bookmarkEnd w:id="96"/>
-    <w:bookmarkStart w:id="97" w:name="X580c6ce917b2a709ea8e3c85d9f137a942d26a4"/>
+    <w:bookmarkEnd w:id="97"/>
+    <w:bookmarkStart w:id="98" w:name="X580c6ce917b2a709ea8e3c85d9f137a942d26a4"/>
     <w:p>
       <w:pPr>
         <w:pStyle w:val="Heading2"/>
@@ -11204,8 +11585,8 @@
         </w:tc>
       </w:tr>
     </w:tbl>
-    <w:bookmarkEnd w:id="97"/>
-    <w:bookmarkStart w:id="98" w:name="datos-concretos-detrás-del-valor-7"/>
+    <w:bookmarkEnd w:id="98"/>
+    <w:bookmarkStart w:id="99" w:name="datos-concretos-detrás-del-valor-7"/>
     <w:p>
       <w:pPr>
         <w:pStyle w:val="Heading2"/>
@@ -11235,8 +11616,8 @@
         <w:t xml:space="preserve">128.619 juicios en 12m (hasta 2026-04) vs 125.153 previos</w:t>
       </w:r>
     </w:p>
-    <w:bookmarkEnd w:id="98"/>
-    <w:bookmarkStart w:id="99" w:name="color-vigente-y-por-qué-7"/>
+    <w:bookmarkEnd w:id="99"/>
+    <w:bookmarkStart w:id="100" w:name="color-vigente-y-por-qué-7"/>
     <w:p>
       <w:pPr>
         <w:pStyle w:val="Heading2"/>
@@ -11304,8 +11685,8 @@
         <w:t xml:space="preserve">Es el «resultado» que complementa al «instrumento» (Fondo de Asistencia Laboral) dentro de la dimensión de reforma laboral.</w:t>
       </w:r>
     </w:p>
-    <w:bookmarkEnd w:id="99"/>
-    <w:bookmarkStart w:id="100" w:name="transparencia-limitaciones-declaradas-7"/>
+    <w:bookmarkEnd w:id="100"/>
+    <w:bookmarkStart w:id="101" w:name="transparencia-limitaciones-declaradas-7"/>
     <w:p>
       <w:pPr>
         <w:pStyle w:val="Heading2"/>
@@ -11339,8 +11720,8 @@
         <w:t xml:space="preserve">La ventana de 12 contra 12 meses reacciona lento a los quiebres.</w:t>
       </w:r>
     </w:p>
-    <w:bookmarkEnd w:id="100"/>
-    <w:bookmarkStart w:id="101" w:name="X5157a7f3dd1b7c5618784c262e1db635d54cbee"/>
+    <w:bookmarkEnd w:id="101"/>
+    <w:bookmarkStart w:id="102" w:name="X5157a7f3dd1b7c5618784c262e1db635d54cbee"/>
     <w:p>
       <w:pPr>
         <w:pStyle w:val="Heading2"/>
@@ -11392,8 +11773,8 @@
         <w:t xml:space="preserve">La fuente puede revisar meses; la planilla completa se relee en cada actualización.</w:t>
       </w:r>
     </w:p>
-    <w:bookmarkEnd w:id="101"/>
-    <w:bookmarkStart w:id="102" w:name="X132198e4afb37dac2ae05929110b05dce5f3da0"/>
+    <w:bookmarkEnd w:id="102"/>
+    <w:bookmarkStart w:id="103" w:name="X132198e4afb37dac2ae05929110b05dce5f3da0"/>
     <w:p>
       <w:pPr>
         <w:pStyle w:val="Heading2"/>
@@ -11468,9 +11849,9 @@
         <w:t xml:space="preserve">Ficha metodológica · Cinturón Gestión · Capa de semáforo (4 colores)</w:t>
       </w:r>
     </w:p>
-    <w:bookmarkEnd w:id="102"/>
     <w:bookmarkEnd w:id="103"/>
-    <w:bookmarkStart w:id="113" w:name="privatizaciones-etapas"/>
+    <w:bookmarkEnd w:id="104"/>
+    <w:bookmarkStart w:id="114" w:name="privatizaciones-etapas"/>
     <w:p>
       <w:pPr>
         <w:pStyle w:val="Heading1"/>
@@ -11597,7 +11978,7 @@
         </w:tc>
       </w:tr>
     </w:tbl>
-    <w:bookmarkStart w:id="104" w:name="identificación-8"/>
+    <w:bookmarkStart w:id="105" w:name="identificación-8"/>
     <w:p>
       <w:pPr>
         <w:pStyle w:val="Heading2"/>
@@ -11960,8 +12341,8 @@
         </w:tc>
       </w:tr>
     </w:tbl>
-    <w:bookmarkEnd w:id="104"/>
-    <w:bookmarkStart w:id="105" w:name="definición-qué-mide-y-por-qué-importa-8"/>
+    <w:bookmarkEnd w:id="105"/>
+    <w:bookmarkStart w:id="106" w:name="definición-qué-mide-y-por-qué-importa-8"/>
     <w:p>
       <w:pPr>
         <w:pStyle w:val="Heading2"/>
@@ -12005,8 +12386,8 @@
         <w:t xml:space="preserve">Los activos del Estado y la inversión privada grande: privatizaciones, cartera del RIGI y concesiones viales.</w:t>
       </w:r>
     </w:p>
-    <w:bookmarkEnd w:id="105"/>
-    <w:bookmarkStart w:id="106" w:name="método-de-cómputo-8"/>
+    <w:bookmarkEnd w:id="106"/>
+    <w:bookmarkStart w:id="107" w:name="método-de-cómputo-8"/>
     <w:p>
       <w:pPr>
         <w:pStyle w:val="Heading2"/>
@@ -12040,8 +12421,8 @@
         <w:t xml:space="preserve">La serie histórica se reconstruye con las transiciones de etapa fechadas por su norma del Boletín Oficial.</w:t>
       </w:r>
     </w:p>
-    <w:bookmarkEnd w:id="106"/>
-    <w:bookmarkStart w:id="107" w:name="X87b3987c06539a9299ed64e1a1888a4d5564dfd"/>
+    <w:bookmarkEnd w:id="107"/>
+    <w:bookmarkStart w:id="108" w:name="X87b3987c06539a9299ed64e1a1888a4d5564dfd"/>
     <w:p>
       <w:pPr>
         <w:pStyle w:val="Heading2"/>
@@ -12296,8 +12677,8 @@
         </w:tc>
       </w:tr>
     </w:tbl>
-    <w:bookmarkEnd w:id="107"/>
-    <w:bookmarkStart w:id="108" w:name="datos-concretos-detrás-del-valor-8"/>
+    <w:bookmarkEnd w:id="108"/>
+    <w:bookmarkStart w:id="109" w:name="datos-concretos-detrás-del-valor-8"/>
     <w:p>
       <w:pPr>
         <w:pStyle w:val="Heading2"/>
@@ -12327,8 +12708,8 @@
         <w:t xml:space="preserve">9 empresas · etapa promedio 2,06/4 · cerradas: Transener · 18 norma(s) nueva(s) del Boletín Oficial sin revisar</w:t>
       </w:r>
     </w:p>
-    <w:bookmarkEnd w:id="108"/>
-    <w:bookmarkStart w:id="109" w:name="color-vigente-y-por-qué-8"/>
+    <w:bookmarkEnd w:id="109"/>
+    <w:bookmarkStart w:id="110" w:name="color-vigente-y-por-qué-8"/>
     <w:p>
       <w:pPr>
         <w:pStyle w:val="Heading2"/>
@@ -12374,8 +12755,8 @@
         <w:t xml:space="preserve">Ponderación vigente en el ITCG: 6 % efectivo. El color es una lectura adicional — no reemplaza ni cambia esta ponderación.</w:t>
       </w:r>
     </w:p>
-    <w:bookmarkEnd w:id="109"/>
-    <w:bookmarkStart w:id="110" w:name="transparencia-limitaciones-declaradas-8"/>
+    <w:bookmarkEnd w:id="110"/>
+    <w:bookmarkStart w:id="111" w:name="transparencia-limitaciones-declaradas-8"/>
     <w:p>
       <w:pPr>
         <w:pStyle w:val="Heading2"/>
@@ -12409,8 +12790,8 @@
         <w:t xml:space="preserve">La escala 0-4 discretiza procesos continuos.</w:t>
       </w:r>
     </w:p>
-    <w:bookmarkEnd w:id="110"/>
-    <w:bookmarkStart w:id="111" w:name="Xa8ce648c431bea43f551f3baf6efe2b68743848"/>
+    <w:bookmarkEnd w:id="111"/>
+    <w:bookmarkStart w:id="112" w:name="Xa8ce648c431bea43f551f3baf6efe2b68743848"/>
     <w:p>
       <w:pPr>
         <w:pStyle w:val="Heading2"/>
@@ -12462,8 +12843,8 @@
         <w:t xml:space="preserve">Seguimiento quincenal declarado; la serie avisa si el estado vivo no reconcilia con las transiciones fechadas.</w:t>
       </w:r>
     </w:p>
-    <w:bookmarkEnd w:id="111"/>
-    <w:bookmarkStart w:id="112" w:name="X7377c6d2efe561e453f620dd5fcb89b652fe35d"/>
+    <w:bookmarkEnd w:id="112"/>
+    <w:bookmarkStart w:id="113" w:name="X7377c6d2efe561e453f620dd5fcb89b652fe35d"/>
     <w:p>
       <w:pPr>
         <w:pStyle w:val="Heading2"/>
@@ -12556,9 +12937,9 @@
         <w:t xml:space="preserve">Ficha metodológica · Cinturón Gestión · Capa de semáforo (4 colores)</w:t>
       </w:r>
     </w:p>
-    <w:bookmarkEnd w:id="112"/>
     <w:bookmarkEnd w:id="113"/>
-    <w:bookmarkStart w:id="123" w:name="inversiones-rigi"/>
+    <w:bookmarkEnd w:id="114"/>
+    <w:bookmarkStart w:id="124" w:name="inversiones-rigi"/>
     <w:p>
       <w:pPr>
         <w:pStyle w:val="Heading1"/>
@@ -12685,7 +13066,7 @@
         </w:tc>
       </w:tr>
     </w:tbl>
-    <w:bookmarkStart w:id="114" w:name="identificación-9"/>
+    <w:bookmarkStart w:id="115" w:name="identificación-9"/>
     <w:p>
       <w:pPr>
         <w:pStyle w:val="Heading2"/>
@@ -13048,8 +13429,8 @@
         </w:tc>
       </w:tr>
     </w:tbl>
-    <w:bookmarkEnd w:id="114"/>
-    <w:bookmarkStart w:id="115" w:name="definición-qué-mide-y-por-qué-importa-9"/>
+    <w:bookmarkEnd w:id="115"/>
+    <w:bookmarkStart w:id="116" w:name="definición-qué-mide-y-por-qué-importa-9"/>
     <w:p>
       <w:pPr>
         <w:pStyle w:val="Heading2"/>
@@ -13093,8 +13474,8 @@
         <w:t xml:space="preserve">Los activos del Estado y la inversión privada grande: privatizaciones, cartera del RIGI y concesiones viales.</w:t>
       </w:r>
     </w:p>
-    <w:bookmarkEnd w:id="115"/>
-    <w:bookmarkStart w:id="116" w:name="método-de-cómputo-9"/>
+    <w:bookmarkEnd w:id="116"/>
+    <w:bookmarkStart w:id="117" w:name="método-de-cómputo-9"/>
     <w:p>
       <w:pPr>
         <w:pStyle w:val="Heading2"/>
@@ -13140,8 +13521,8 @@
         <w:t xml:space="preserve">La serie histórica es la inversión aprobada acumulada, fechada por la norma de aprobación de cada proyecto.</w:t>
       </w:r>
     </w:p>
-    <w:bookmarkEnd w:id="116"/>
-    <w:bookmarkStart w:id="117" w:name="X7cebc61645757546f8524c030baae18d065141e"/>
+    <w:bookmarkEnd w:id="117"/>
+    <w:bookmarkStart w:id="118" w:name="X7cebc61645757546f8524c030baae18d065141e"/>
     <w:p>
       <w:pPr>
         <w:pStyle w:val="Heading2"/>
@@ -13396,8 +13777,8 @@
         </w:tc>
       </w:tr>
     </w:tbl>
-    <w:bookmarkEnd w:id="117"/>
-    <w:bookmarkStart w:id="118" w:name="datos-concretos-detrás-del-valor-9"/>
+    <w:bookmarkEnd w:id="118"/>
+    <w:bookmarkStart w:id="119" w:name="datos-concretos-detrás-del-valor-9"/>
     <w:p>
       <w:pPr>
         <w:pStyle w:val="Heading2"/>
@@ -13427,8 +13808,8 @@
         <w:t xml:space="preserve">21 proyectos aprobados (US$ 46.708M) / 22 en evaluación (US$ 101.241M) → 31,6% de la inversión total ya aprobada</w:t>
       </w:r>
     </w:p>
-    <w:bookmarkEnd w:id="118"/>
-    <w:bookmarkStart w:id="119" w:name="color-vigente-y-por-qué-9"/>
+    <w:bookmarkEnd w:id="119"/>
+    <w:bookmarkStart w:id="120" w:name="color-vigente-y-por-qué-9"/>
     <w:p>
       <w:pPr>
         <w:pStyle w:val="Heading2"/>
@@ -13474,8 +13855,8 @@
         <w:t xml:space="preserve">Ponderación vigente en el ITCG: 6 % efectivo. El color es una lectura adicional — no reemplaza ni cambia esta ponderación.</w:t>
       </w:r>
     </w:p>
-    <w:bookmarkEnd w:id="119"/>
-    <w:bookmarkStart w:id="120" w:name="transparencia-limitaciones-declaradas-9"/>
+    <w:bookmarkEnd w:id="120"/>
+    <w:bookmarkStart w:id="121" w:name="transparencia-limitaciones-declaradas-9"/>
     <w:p>
       <w:pPr>
         <w:pStyle w:val="Heading2"/>
@@ -13521,8 +13902,8 @@
         <w:t xml:space="preserve">Depende de que la planilla oficial siga pública y con el mismo esquema (ya cambió una vez y la lectura se adaptó).</w:t>
       </w:r>
     </w:p>
-    <w:bookmarkEnd w:id="120"/>
-    <w:bookmarkStart w:id="121" w:name="X0ca14a0d10aa77334bfd7717b8d9d79e39debb4"/>
+    <w:bookmarkEnd w:id="121"/>
+    <w:bookmarkStart w:id="122" w:name="X0ca14a0d10aa77334bfd7717b8d9d79e39debb4"/>
     <w:p>
       <w:pPr>
         <w:pStyle w:val="Heading2"/>
@@ -13574,8 +13955,8 @@
         <w:t xml:space="preserve">La plataforma se actualiza sin registro de cambios; las fechas de aprobación quedan fijadas con su norma.</w:t>
       </w:r>
     </w:p>
-    <w:bookmarkEnd w:id="121"/>
-    <w:bookmarkStart w:id="122" w:name="Xc4c5e47252ec9282a3f09a2ac20eb324c30e392"/>
+    <w:bookmarkEnd w:id="122"/>
+    <w:bookmarkStart w:id="123" w:name="Xc4c5e47252ec9282a3f09a2ac20eb324c30e392"/>
     <w:p>
       <w:pPr>
         <w:pStyle w:val="Heading2"/>
@@ -13668,9 +14049,9 @@
         <w:t xml:space="preserve">Ficha metodológica · Cinturón Gestión · Capa de semáforo (4 colores)</w:t>
       </w:r>
     </w:p>
-    <w:bookmarkEnd w:id="122"/>
     <w:bookmarkEnd w:id="123"/>
-    <w:bookmarkStart w:id="133" w:name="concesiones-viales"/>
+    <w:bookmarkEnd w:id="124"/>
+    <w:bookmarkStart w:id="134" w:name="concesiones-viales"/>
     <w:p>
       <w:pPr>
         <w:pStyle w:val="Heading1"/>
@@ -13797,7 +14178,7 @@
         </w:tc>
       </w:tr>
     </w:tbl>
-    <w:bookmarkStart w:id="124" w:name="identificación-10"/>
+    <w:bookmarkStart w:id="125" w:name="identificación-10"/>
     <w:p>
       <w:pPr>
         <w:pStyle w:val="Heading2"/>
@@ -14160,8 +14541,8 @@
         </w:tc>
       </w:tr>
     </w:tbl>
-    <w:bookmarkEnd w:id="124"/>
-    <w:bookmarkStart w:id="125" w:name="definición-qué-mide-y-por-qué-importa-10"/>
+    <w:bookmarkEnd w:id="125"/>
+    <w:bookmarkStart w:id="126" w:name="definición-qué-mide-y-por-qué-importa-10"/>
     <w:p>
       <w:pPr>
         <w:pStyle w:val="Heading2"/>
@@ -14205,8 +14586,8 @@
         <w:t xml:space="preserve">Los activos del Estado y la inversión privada grande: privatizaciones, cartera del RIGI y concesiones viales.</w:t>
       </w:r>
     </w:p>
-    <w:bookmarkEnd w:id="125"/>
-    <w:bookmarkStart w:id="126" w:name="método-de-cómputo-10"/>
+    <w:bookmarkEnd w:id="126"/>
+    <w:bookmarkStart w:id="127" w:name="método-de-cómputo-10"/>
     <w:p>
       <w:pPr>
         <w:pStyle w:val="Heading2"/>
@@ -14240,8 +14621,8 @@
         <w:t xml:space="preserve">La serie histórica es escalonada, por hitos de adjudicación fechados con su norma.</w:t>
       </w:r>
     </w:p>
-    <w:bookmarkEnd w:id="126"/>
-    <w:bookmarkStart w:id="127" w:name="Xfb29aba7f4cabebf712c4a7a435b3b78f3aa559"/>
+    <w:bookmarkEnd w:id="127"/>
+    <w:bookmarkStart w:id="128" w:name="Xfb29aba7f4cabebf712c4a7a435b3b78f3aa559"/>
     <w:p>
       <w:pPr>
         <w:pStyle w:val="Heading2"/>
@@ -14499,8 +14880,8 @@
         </w:tc>
       </w:tr>
     </w:tbl>
-    <w:bookmarkEnd w:id="127"/>
-    <w:bookmarkStart w:id="128" w:name="datos-concretos-detrás-del-valor-10"/>
+    <w:bookmarkEnd w:id="128"/>
+    <w:bookmarkStart w:id="129" w:name="datos-concretos-detrás-del-valor-10"/>
     <w:p>
       <w:pPr>
         <w:pStyle w:val="Heading2"/>
@@ -14530,8 +14911,8 @@
         <w:t xml:space="preserve">2.614 de 9.091 km adjudicados · I: Adjudicado · II-B: Disponible Para Adjudicar · II: Adjudicado · III: Preadjudicado</w:t>
       </w:r>
     </w:p>
-    <w:bookmarkEnd w:id="128"/>
-    <w:bookmarkStart w:id="129" w:name="color-vigente-y-por-qué-10"/>
+    <w:bookmarkEnd w:id="129"/>
+    <w:bookmarkStart w:id="130" w:name="color-vigente-y-por-qué-10"/>
     <w:p>
       <w:pPr>
         <w:pStyle w:val="Heading2"/>
@@ -14577,8 +14958,8 @@
         <w:t xml:space="preserve">Ponderación vigente en el ITCG: 3 % efectivo. El color es una lectura adicional — no reemplaza ni cambia esta ponderación.</w:t>
       </w:r>
     </w:p>
-    <w:bookmarkEnd w:id="129"/>
-    <w:bookmarkStart w:id="130" w:name="transparencia-limitaciones-declaradas-10"/>
+    <w:bookmarkEnd w:id="130"/>
+    <w:bookmarkStart w:id="131" w:name="transparencia-limitaciones-declaradas-10"/>
     <w:p>
       <w:pPr>
         <w:pStyle w:val="Heading2"/>
@@ -14624,8 +15005,8 @@
         <w:t xml:space="preserve">Depende de dos lecturas de páginas oficiales: un rediseño de cualquiera de las dos interrumpe el dato hasta adaptarlo.</w:t>
       </w:r>
     </w:p>
-    <w:bookmarkEnd w:id="130"/>
-    <w:bookmarkStart w:id="131" w:name="Xf65b40f3e12a517bfafe6b61886253a31c0106d"/>
+    <w:bookmarkEnd w:id="131"/>
+    <w:bookmarkStart w:id="132" w:name="Xf65b40f3e12a517bfafe6b61886253a31c0106d"/>
     <w:p>
       <w:pPr>
         <w:pStyle w:val="Heading2"/>
@@ -14677,8 +15058,8 @@
         <w:t xml:space="preserve">Los kilómetros por etapa se refrescan de la página oficial en cada actualización; para las adjudicaciones manda la fecha del Boletín Oficial.</w:t>
       </w:r>
     </w:p>
-    <w:bookmarkEnd w:id="131"/>
-    <w:bookmarkStart w:id="132" w:name="Xc507494f83e44c325b7cca217ae571956777eab"/>
+    <w:bookmarkEnd w:id="132"/>
+    <w:bookmarkStart w:id="133" w:name="Xc507494f83e44c325b7cca217ae571956777eab"/>
     <w:p>
       <w:pPr>
         <w:pStyle w:val="Heading2"/>
@@ -14771,9 +15152,9 @@
         <w:t xml:space="preserve">Ficha metodológica · Cinturón Gestión · Capa de semáforo (4 colores)</w:t>
       </w:r>
     </w:p>
-    <w:bookmarkEnd w:id="132"/>
     <w:bookmarkEnd w:id="133"/>
-    <w:bookmarkStart w:id="143" w:name="asistencia-directa-tdps"/>
+    <w:bookmarkEnd w:id="134"/>
+    <w:bookmarkStart w:id="144" w:name="asistencia-directa-tdps"/>
     <w:p>
       <w:pPr>
         <w:pStyle w:val="Heading1"/>
@@ -14900,7 +15281,7 @@
         </w:tc>
       </w:tr>
     </w:tbl>
-    <w:bookmarkStart w:id="134" w:name="identificación-11"/>
+    <w:bookmarkStart w:id="135" w:name="identificación-11"/>
     <w:p>
       <w:pPr>
         <w:pStyle w:val="Heading2"/>
@@ -15263,8 +15644,8 @@
         </w:tc>
       </w:tr>
     </w:tbl>
-    <w:bookmarkEnd w:id="134"/>
-    <w:bookmarkStart w:id="135" w:name="definición-qué-mide-y-por-qué-importa-11"/>
+    <w:bookmarkEnd w:id="135"/>
+    <w:bookmarkStart w:id="136" w:name="definición-qué-mide-y-por-qué-importa-11"/>
     <w:p>
       <w:pPr>
         <w:pStyle w:val="Heading2"/>
@@ -15308,8 +15689,8 @@
         <w:t xml:space="preserve">La reforma social y el orden público: asistencia sin intermediarios (TDPS), protocolo antipiquetes y libertad de opción en salud.</w:t>
       </w:r>
     </w:p>
-    <w:bookmarkEnd w:id="135"/>
-    <w:bookmarkStart w:id="136" w:name="método-de-cómputo-11"/>
+    <w:bookmarkEnd w:id="136"/>
+    <w:bookmarkStart w:id="137" w:name="método-de-cómputo-11"/>
     <w:p>
       <w:pPr>
         <w:pStyle w:val="Heading2"/>
@@ -15343,8 +15724,8 @@
         <w:t xml:space="preserve">Línea de base 2023 (Potenciar Trabajo): 98,3% directo.</w:t>
       </w:r>
     </w:p>
-    <w:bookmarkEnd w:id="136"/>
-    <w:bookmarkStart w:id="137" w:name="X4b7f9d42ad5d49ec575647c9c43b05a66f437ec"/>
+    <w:bookmarkEnd w:id="137"/>
+    <w:bookmarkStart w:id="138" w:name="X4b7f9d42ad5d49ec575647c9c43b05a66f437ec"/>
     <w:p>
       <w:pPr>
         <w:pStyle w:val="Heading2"/>
@@ -15602,8 +15983,8 @@
         </w:tc>
       </w:tr>
     </w:tbl>
-    <w:bookmarkEnd w:id="137"/>
-    <w:bookmarkStart w:id="138" w:name="datos-concretos-detrás-del-valor-11"/>
+    <w:bookmarkEnd w:id="138"/>
+    <w:bookmarkStart w:id="139" w:name="datos-concretos-detrás-del-valor-11"/>
     <w:p>
       <w:pPr>
         <w:pStyle w:val="Heading2"/>
@@ -15633,8 +16014,8 @@
         <w:t xml:space="preserve">Devengado 2026: $ 542.901M directo a personas (5.1.4) / $ 542.901M transferido · baseline Potenciar 2023: 98,3% (con $ 17.224M vía organizaciones)</w:t>
       </w:r>
     </w:p>
-    <w:bookmarkEnd w:id="138"/>
-    <w:bookmarkStart w:id="139" w:name="color-vigente-y-por-qué-11"/>
+    <w:bookmarkEnd w:id="139"/>
+    <w:bookmarkStart w:id="140" w:name="color-vigente-y-por-qué-11"/>
     <w:p>
       <w:pPr>
         <w:pStyle w:val="Heading2"/>
@@ -15680,8 +16061,8 @@
         <w:t xml:space="preserve">Ponderación vigente en el ITCG: 4 % efectivo. El color es una lectura adicional — no reemplaza ni cambia esta ponderación.</w:t>
       </w:r>
     </w:p>
-    <w:bookmarkEnd w:id="139"/>
-    <w:bookmarkStart w:id="140" w:name="transparencia-limitaciones-declaradas-11"/>
+    <w:bookmarkEnd w:id="140"/>
+    <w:bookmarkStart w:id="141" w:name="transparencia-limitaciones-declaradas-11"/>
     <w:p>
       <w:pPr>
         <w:pStyle w:val="Heading2"/>
@@ -15727,8 +16108,8 @@
         <w:t xml:space="preserve">Depende de que los nombres de los programas no cambien en el presupuesto.</w:t>
       </w:r>
     </w:p>
-    <w:bookmarkEnd w:id="140"/>
-    <w:bookmarkStart w:id="141" w:name="X4ff462a9d09394c6f7304e0055101f0f4b71003"/>
+    <w:bookmarkEnd w:id="141"/>
+    <w:bookmarkStart w:id="142" w:name="X4ff462a9d09394c6f7304e0055101f0f4b71003"/>
     <w:p>
       <w:pPr>
         <w:pStyle w:val="Heading2"/>
@@ -15780,8 +16161,8 @@
         <w:t xml:space="preserve">El devengado del ejercicio corriente es acumulado en curso, revisable por definición; la base 2023 está congelada.</w:t>
       </w:r>
     </w:p>
-    <w:bookmarkEnd w:id="141"/>
-    <w:bookmarkStart w:id="142" w:name="X32af8005611dd896c50146a828f6519660aac81"/>
+    <w:bookmarkEnd w:id="142"/>
+    <w:bookmarkStart w:id="143" w:name="X32af8005611dd896c50146a828f6519660aac81"/>
     <w:p>
       <w:pPr>
         <w:pStyle w:val="Heading2"/>
@@ -15856,9 +16237,9 @@
         <w:t xml:space="preserve">Ficha metodológica · Cinturón Gestión · Capa de semáforo (4 colores)</w:t>
       </w:r>
     </w:p>
-    <w:bookmarkEnd w:id="142"/>
     <w:bookmarkEnd w:id="143"/>
-    <w:bookmarkStart w:id="153" w:name="orden-público-piquetes"/>
+    <w:bookmarkEnd w:id="144"/>
+    <w:bookmarkStart w:id="154" w:name="orden-público-piquetes"/>
     <w:p>
       <w:pPr>
         <w:pStyle w:val="Heading1"/>
@@ -15985,7 +16366,7 @@
         </w:tc>
       </w:tr>
     </w:tbl>
-    <w:bookmarkStart w:id="144" w:name="identificación-12"/>
+    <w:bookmarkStart w:id="145" w:name="identificación-12"/>
     <w:p>
       <w:pPr>
         <w:pStyle w:val="Heading2"/>
@@ -16348,8 +16729,8 @@
         </w:tc>
       </w:tr>
     </w:tbl>
-    <w:bookmarkEnd w:id="144"/>
-    <w:bookmarkStart w:id="145" w:name="definición-qué-mide-y-por-qué-importa-12"/>
+    <w:bookmarkEnd w:id="145"/>
+    <w:bookmarkStart w:id="146" w:name="definición-qué-mide-y-por-qué-importa-12"/>
     <w:p>
       <w:pPr>
         <w:pStyle w:val="Heading2"/>
@@ -16393,8 +16774,8 @@
         <w:t xml:space="preserve">La reforma social y el orden público: asistencia sin intermediarios (TDPS), protocolo antipiquetes y libertad de opción en salud.</w:t>
       </w:r>
     </w:p>
-    <w:bookmarkEnd w:id="145"/>
-    <w:bookmarkStart w:id="146" w:name="método-de-cómputo-12"/>
+    <w:bookmarkEnd w:id="146"/>
+    <w:bookmarkStart w:id="147" w:name="método-de-cómputo-12"/>
     <w:p>
       <w:pPr>
         <w:pStyle w:val="Heading2"/>
@@ -16428,8 +16809,8 @@
         <w:t xml:space="preserve">La definición de piquete de la fuente coincide con la del protocolo oficial (Resolución 943/23).</w:t>
       </w:r>
     </w:p>
-    <w:bookmarkEnd w:id="146"/>
-    <w:bookmarkStart w:id="147" w:name="Xc4b49c3d9969b89bf56c0c7c0dc3d292940a05d"/>
+    <w:bookmarkEnd w:id="147"/>
+    <w:bookmarkStart w:id="148" w:name="Xc4b49c3d9969b89bf56c0c7c0dc3d292940a05d"/>
     <w:p>
       <w:pPr>
         <w:pStyle w:val="Heading2"/>
@@ -16687,8 +17068,8 @@
         </w:tc>
       </w:tr>
     </w:tbl>
-    <w:bookmarkEnd w:id="147"/>
-    <w:bookmarkStart w:id="148" w:name="datos-concretos-detrás-del-valor-12"/>
+    <w:bookmarkEnd w:id="148"/>
+    <w:bookmarkStart w:id="149" w:name="datos-concretos-detrás-del-valor-12"/>
     <w:p>
       <w:pPr>
         <w:pStyle w:val="Heading2"/>
@@ -16718,8 +17099,8 @@
         <w:t xml:space="preserve">240 cortes en CABA en 2025 vs 931 en 2023 (Diagnóstico Político; definición de piquete = Res. 943/23)</w:t>
       </w:r>
     </w:p>
-    <w:bookmarkEnd w:id="148"/>
-    <w:bookmarkStart w:id="149" w:name="color-vigente-y-por-qué-12"/>
+    <w:bookmarkEnd w:id="149"/>
+    <w:bookmarkStart w:id="150" w:name="color-vigente-y-por-qué-12"/>
     <w:p>
       <w:pPr>
         <w:pStyle w:val="Heading2"/>
@@ -16787,8 +17168,8 @@
         <w:t xml:space="preserve">El seguimiento interno de eventos de protesta (ACLED) que mantiene el proyecto muestra que la protesta no desapareció — se reconvirtió a marchas sin corte; ese contraste informa la lectura de este indicador aunque ya no se publique como card propia.</w:t>
       </w:r>
     </w:p>
-    <w:bookmarkEnd w:id="149"/>
-    <w:bookmarkStart w:id="150" w:name="transparencia-limitaciones-declaradas-12"/>
+    <w:bookmarkEnd w:id="150"/>
+    <w:bookmarkStart w:id="151" w:name="transparencia-limitaciones-declaradas-12"/>
     <w:p>
       <w:pPr>
         <w:pStyle w:val="Heading2"/>
@@ -16846,8 +17227,8 @@
         <w:t xml:space="preserve">El registro histórico oficial de cortes del GCBA está fuera de servicio; el monitoreo propio de alertas de transporte acumula la serie que permitirá automatizar el dato.</w:t>
       </w:r>
     </w:p>
-    <w:bookmarkEnd w:id="150"/>
-    <w:bookmarkStart w:id="151" w:name="Xef80c7ba60ac922c16c234403633099d6fa1a96"/>
+    <w:bookmarkEnd w:id="151"/>
+    <w:bookmarkStart w:id="152" w:name="Xef80c7ba60ac922c16c234403633099d6fa1a96"/>
     <w:p>
       <w:pPr>
         <w:pStyle w:val="Heading2"/>
@@ -16899,8 +17280,8 @@
         <w:t xml:space="preserve">El registro se actualiza cuando la fuente publica el año nuevo (con aviso automático del detector).</w:t>
       </w:r>
     </w:p>
-    <w:bookmarkEnd w:id="151"/>
-    <w:bookmarkStart w:id="152" w:name="X95a58e26bcd11004daa5592872527917495b2ed"/>
+    <w:bookmarkEnd w:id="152"/>
+    <w:bookmarkStart w:id="153" w:name="X95a58e26bcd11004daa5592872527917495b2ed"/>
     <w:p>
       <w:pPr>
         <w:pStyle w:val="Heading2"/>
@@ -16993,9 +17374,9 @@
         <w:t xml:space="preserve">Ficha metodológica · Cinturón Gestión · Capa de semáforo (4 colores)</w:t>
       </w:r>
     </w:p>
-    <w:bookmarkEnd w:id="152"/>
     <w:bookmarkEnd w:id="153"/>
-    <w:bookmarkStart w:id="163" w:name="libertad-de-opción-en-salud"/>
+    <w:bookmarkEnd w:id="154"/>
+    <w:bookmarkStart w:id="164" w:name="libertad-de-opción-en-salud"/>
     <w:p>
       <w:pPr>
         <w:pStyle w:val="Heading1"/>
@@ -17122,7 +17503,7 @@
         </w:tc>
       </w:tr>
     </w:tbl>
-    <w:bookmarkStart w:id="154" w:name="identificación-13"/>
+    <w:bookmarkStart w:id="155" w:name="identificación-13"/>
     <w:p>
       <w:pPr>
         <w:pStyle w:val="Heading2"/>
@@ -17485,8 +17866,8 @@
         </w:tc>
       </w:tr>
     </w:tbl>
-    <w:bookmarkEnd w:id="154"/>
-    <w:bookmarkStart w:id="155" w:name="definición-qué-mide-y-por-qué-importa-13"/>
+    <w:bookmarkEnd w:id="155"/>
+    <w:bookmarkStart w:id="156" w:name="definición-qué-mide-y-por-qué-importa-13"/>
     <w:p>
       <w:pPr>
         <w:pStyle w:val="Heading2"/>
@@ -17530,8 +17911,8 @@
         <w:t xml:space="preserve">La reforma social y el orden público: asistencia sin intermediarios (TDPS), protocolo antipiquetes y libertad de opción en salud.</w:t>
       </w:r>
     </w:p>
-    <w:bookmarkEnd w:id="155"/>
-    <w:bookmarkStart w:id="156" w:name="método-de-cómputo-13"/>
+    <w:bookmarkEnd w:id="156"/>
+    <w:bookmarkStart w:id="157" w:name="método-de-cómputo-13"/>
     <w:p>
       <w:pPr>
         <w:pStyle w:val="Heading2"/>
@@ -17553,8 +17934,8 @@
         <w:t xml:space="preserve">Porcentaje = beneficiarios con aportes derivados directo a prepagas inscriptas / usuarios totales de prepagas.</w:t>
       </w:r>
     </w:p>
-    <w:bookmarkEnd w:id="156"/>
-    <w:bookmarkStart w:id="157" w:name="Xaab4efafd10175937bfe344609501e53d799b16"/>
+    <w:bookmarkEnd w:id="157"/>
+    <w:bookmarkStart w:id="158" w:name="Xaab4efafd10175937bfe344609501e53d799b16"/>
     <w:p>
       <w:pPr>
         <w:pStyle w:val="Heading2"/>
@@ -17812,8 +18193,8 @@
         </w:tc>
       </w:tr>
     </w:tbl>
-    <w:bookmarkEnd w:id="157"/>
-    <w:bookmarkStart w:id="158" w:name="datos-concretos-detrás-del-valor-13"/>
+    <w:bookmarkEnd w:id="158"/>
+    <w:bookmarkStart w:id="159" w:name="datos-concretos-detrás-del-valor-13"/>
     <w:p>
       <w:pPr>
         <w:pStyle w:val="Heading2"/>
@@ -17843,8 +18224,8 @@
         <w:t xml:space="preserve">2.660.767 beneficiarios derivados directo a 59 prepagas inscriptas (03/2026) / 8.369.312 usuarios de prepagas (RNEMP 01/2026); canal inexistente pre-DNU 70/23</w:t>
       </w:r>
     </w:p>
-    <w:bookmarkEnd w:id="158"/>
-    <w:bookmarkStart w:id="159" w:name="color-vigente-y-por-qué-13"/>
+    <w:bookmarkEnd w:id="159"/>
+    <w:bookmarkStart w:id="160" w:name="color-vigente-y-por-qué-13"/>
     <w:p>
       <w:pPr>
         <w:pStyle w:val="Heading2"/>
@@ -17890,8 +18271,8 @@
         <w:t xml:space="preserve">Ponderación vigente en el ITCG: 2 % efectivo. El color es una lectura adicional — no reemplaza ni cambia esta ponderación.</w:t>
       </w:r>
     </w:p>
-    <w:bookmarkEnd w:id="159"/>
-    <w:bookmarkStart w:id="160" w:name="transparencia-limitaciones-declaradas-13"/>
+    <w:bookmarkEnd w:id="160"/>
+    <w:bookmarkStart w:id="161" w:name="transparencia-limitaciones-declaradas-13"/>
     <w:p>
       <w:pPr>
         <w:pStyle w:val="Heading2"/>
@@ -17937,8 +18318,8 @@
         <w:t xml:space="preserve">El contador histórico de traspasos del sitio oficial sigue fuera de servicio; este indicador lo reemplaza con otra semántica.</w:t>
       </w:r>
     </w:p>
-    <w:bookmarkEnd w:id="160"/>
-    <w:bookmarkStart w:id="161" w:name="X71e32d4ef8852d7b89f89dfb87e3c31d8c54533"/>
+    <w:bookmarkEnd w:id="161"/>
+    <w:bookmarkStart w:id="162" w:name="X71e32d4ef8852d7b89f89dfb87e3c31d8c54533"/>
     <w:p>
       <w:pPr>
         <w:pStyle w:val="Heading2"/>
@@ -17990,8 +18371,8 @@
         <w:t xml:space="preserve">Las planillas anuales se releen completas en cada actualización (la fuente puede revisar meses hacia atrás).</w:t>
       </w:r>
     </w:p>
-    <w:bookmarkEnd w:id="161"/>
-    <w:bookmarkStart w:id="162" w:name="Xe97eb45c46db1c6f0b7a9d3dad61e7d604d0a09"/>
+    <w:bookmarkEnd w:id="162"/>
+    <w:bookmarkStart w:id="163" w:name="Xe97eb45c46db1c6f0b7a9d3dad61e7d604d0a09"/>
     <w:p>
       <w:pPr>
         <w:pStyle w:val="Heading2"/>
@@ -18037,8 +18418,8 @@
         <w:t xml:space="preserve">— Automatizado con los padrones oficiales de beneficiarios y usuarios.</w:t>
       </w:r>
     </w:p>
-    <w:bookmarkEnd w:id="162"/>
     <w:bookmarkEnd w:id="163"/>
+    <w:bookmarkEnd w:id="164"/>
     <w:sectPr>
       <w:headerReference r:id="rId9" w:type="default"/>
       <w:footerReference r:id="rId10" w:type="default"/>

--- a/projects/informe_coyuntura/output/fichas/Fichas Semaforo Gestion.docx
+++ b/projects/informe_coyuntura/output/fichas/Fichas Semaforo Gestion.docx
@@ -171,6 +171,7 @@
     <w:p>
       <w:pPr>
         <w:pStyle w:val="BodyText"/>
+        <w:spacing w:after="160"/>
       </w:pPr>
       <w:r>
         <w:t xml:space="preserve">El puntaje del ITCG y el de cada dimensión van de 0 a 100, donde 100 es la mejor situación. La tensión es su reflejo: (100 − puntaje) ÷ 10.</w:t>
@@ -179,8 +180,6 @@
     <w:tbl>
       <w:tblPr>
         <w:tblStyle w:val="Table"/>
-        <w:tblW w:type="pct" w:w="0.0"/>
-        <w:tblLayout w:type="autofit"/>
         <w:tblLook w:firstRow="1" w:lastRow="0" w:firstColumn="0" w:lastColumn="0" w:noHBand="0" w:noVBand="0" w:val="0020"/>
         <w:tblBorders>
           <w:top w:val="single" w:sz="4" w:color="D9DEDC"/>
@@ -196,8 +195,14 @@
           <w:left w:w="140" w:type="dxa"/>
           <w:right w:w="140" w:type="dxa"/>
         </w:tblCellMar>
+        <w:tblW w:w="9072" w:type="dxa"/>
+        <w:tblLayout w:type="fixed"/>
       </w:tblPr>
-      <w:tblGrid/>
+      <w:tblGrid>
+        <w:gridCol w:w="3178"/>
+        <w:gridCol w:w="3740"/>
+        <w:gridCol w:w="2154"/>
+      </w:tblGrid>
       <w:tr>
         <w:trPr>
           <w:cantSplit/>
@@ -205,6 +210,7 @@
         </w:trPr>
         <w:tc>
           <w:tcPr>
+            <w:tcW w:w="3178" w:type="dxa"/>
             <w:shd w:val="clear" w:color="auto" w:fill="1F3A34"/>
           </w:tcPr>
           <w:p>
@@ -224,6 +230,7 @@
         </w:tc>
         <w:tc>
           <w:tcPr>
+            <w:tcW w:w="3740" w:type="dxa"/>
             <w:shd w:val="clear" w:color="auto" w:fill="1F3A34"/>
           </w:tcPr>
           <w:p>
@@ -243,6 +250,7 @@
         </w:tc>
         <w:tc>
           <w:tcPr>
+            <w:tcW w:w="2154" w:type="dxa"/>
             <w:shd w:val="clear" w:color="auto" w:fill="1F3A34"/>
           </w:tcPr>
           <w:p>
@@ -266,6 +274,9 @@
           <w:cantSplit/>
         </w:trPr>
         <w:tc>
+          <w:tcPr>
+            <w:tcW w:w="3178" w:type="dxa"/>
+          </w:tcPr>
           <w:p>
             <w:pPr>
               <w:pStyle w:val="Compact"/>
@@ -280,6 +291,9 @@
           </w:p>
         </w:tc>
         <w:tc>
+          <w:tcPr>
+            <w:tcW w:w="3740" w:type="dxa"/>
+          </w:tcPr>
           <w:p>
             <w:pPr>
               <w:pStyle w:val="Compact"/>
@@ -295,6 +309,7 @@
         </w:tc>
         <w:tc>
           <w:tcPr>
+            <w:tcW w:w="2154" w:type="dxa"/>
             <w:shd w:val="clear" w:color="auto" w:fill="DCFCE7"/>
           </w:tcPr>
           <w:p>
@@ -319,6 +334,7 @@
         </w:trPr>
         <w:tc>
           <w:tcPr>
+            <w:tcW w:w="3178" w:type="dxa"/>
             <w:shd w:val="clear" w:color="auto" w:fill="F6F8F7"/>
           </w:tcPr>
           <w:p>
@@ -336,6 +352,7 @@
         </w:tc>
         <w:tc>
           <w:tcPr>
+            <w:tcW w:w="3740" w:type="dxa"/>
             <w:shd w:val="clear" w:color="auto" w:fill="F6F8F7"/>
           </w:tcPr>
           <w:p>
@@ -353,6 +370,7 @@
         </w:tc>
         <w:tc>
           <w:tcPr>
+            <w:tcW w:w="2154" w:type="dxa"/>
             <w:shd w:val="clear" w:color="auto" w:fill="FEF3C7"/>
           </w:tcPr>
           <w:p>
@@ -376,6 +394,9 @@
           <w:cantSplit/>
         </w:trPr>
         <w:tc>
+          <w:tcPr>
+            <w:tcW w:w="3178" w:type="dxa"/>
+          </w:tcPr>
           <w:p>
             <w:pPr>
               <w:pStyle w:val="Compact"/>
@@ -390,6 +411,9 @@
           </w:p>
         </w:tc>
         <w:tc>
+          <w:tcPr>
+            <w:tcW w:w="3740" w:type="dxa"/>
+          </w:tcPr>
           <w:p>
             <w:pPr>
               <w:pStyle w:val="Compact"/>
@@ -405,6 +429,7 @@
         </w:tc>
         <w:tc>
           <w:tcPr>
+            <w:tcW w:w="2154" w:type="dxa"/>
             <w:shd w:val="clear" w:color="auto" w:fill="FFEDD5"/>
           </w:tcPr>
           <w:p>
@@ -429,6 +454,7 @@
         </w:trPr>
         <w:tc>
           <w:tcPr>
+            <w:tcW w:w="3178" w:type="dxa"/>
             <w:shd w:val="clear" w:color="auto" w:fill="F6F8F7"/>
           </w:tcPr>
           <w:p>
@@ -446,6 +472,7 @@
         </w:tc>
         <w:tc>
           <w:tcPr>
+            <w:tcW w:w="3740" w:type="dxa"/>
             <w:shd w:val="clear" w:color="auto" w:fill="F6F8F7"/>
           </w:tcPr>
           <w:p>
@@ -463,6 +490,7 @@
         </w:tc>
         <w:tc>
           <w:tcPr>
+            <w:tcW w:w="2154" w:type="dxa"/>
             <w:shd w:val="clear" w:color="auto" w:fill="FEE2E2"/>
           </w:tcPr>
           <w:p>
@@ -485,6 +513,7 @@
     <w:p>
       <w:pPr>
         <w:pStyle w:val="BodyText"/>
+        <w:spacing w:before="200"/>
       </w:pPr>
       <w:r>
         <w:rPr>
@@ -520,6 +549,7 @@
       <w:pPr>
         <w:pStyle w:val="Heading2"/>
         <w:keepNext/>
+        <w:spacing w:after="160"/>
       </w:pPr>
       <w:r>
         <w:t xml:space="preserve">ITCG — el índice del cinturón</w:t>
@@ -528,8 +558,6 @@
     <w:tbl>
       <w:tblPr>
         <w:tblStyle w:val="Table"/>
-        <w:tblW w:type="pct" w:w="5000.0"/>
-        <w:tblLayout w:type="autofit"/>
         <w:tblLook w:firstRow="0" w:lastRow="0" w:firstColumn="0" w:lastColumn="0" w:noHBand="0" w:noVBand="0" w:val="0000"/>
         <w:tblBorders>
           <w:top w:val="single" w:sz="4" w:color="D9DEDC"/>
@@ -545,18 +573,23 @@
           <w:left w:w="140" w:type="dxa"/>
           <w:right w:w="140" w:type="dxa"/>
         </w:tblCellMar>
+        <w:tblW w:w="9072" w:type="dxa"/>
+        <w:tblLayout w:type="fixed"/>
       </w:tblPr>
       <w:tblGrid>
-        <w:gridCol w:w="1980"/>
-        <w:gridCol w:w="1980"/>
-        <w:gridCol w:w="1980"/>
-        <w:gridCol w:w="1980"/>
+        <w:gridCol w:w="1701"/>
+        <w:gridCol w:w="1100"/>
+        <w:gridCol w:w="2482"/>
+        <w:gridCol w:w="3789"/>
       </w:tblGrid>
       <w:tr>
         <w:trPr>
           <w:cantSplit/>
         </w:trPr>
         <w:tc>
+          <w:tcPr>
+            <w:tcW w:w="1701" w:type="dxa"/>
+          </w:tcPr>
           <w:p>
             <w:pPr>
               <w:pStyle w:val="Compact"/>
@@ -574,6 +607,7 @@
         </w:tc>
         <w:tc>
           <w:tcPr>
+            <w:tcW w:w="1100" w:type="dxa"/>
             <w:shd w:val="clear" w:color="auto" w:fill="DCFCE7"/>
           </w:tcPr>
           <w:p>
@@ -593,6 +627,9 @@
           </w:p>
         </w:tc>
         <w:tc>
+          <w:tcPr>
+            <w:tcW w:w="2482" w:type="dxa"/>
+          </w:tcPr>
           <w:p>
             <w:pPr>
               <w:pStyle w:val="Compact"/>
@@ -607,6 +644,9 @@
           </w:p>
         </w:tc>
         <w:tc>
+          <w:tcPr>
+            <w:tcW w:w="3789" w:type="dxa"/>
+          </w:tcPr>
           <w:p>
             <w:pPr>
               <w:pStyle w:val="Compact"/>
@@ -628,6 +668,7 @@
       <w:pPr>
         <w:pStyle w:val="Heading2"/>
         <w:keepNext/>
+        <w:spacing w:after="160"/>
       </w:pPr>
       <w:r>
         <w:t xml:space="preserve">Dimensiones</w:t>
@@ -636,8 +677,6 @@
     <w:tbl>
       <w:tblPr>
         <w:tblStyle w:val="Table"/>
-        <w:tblW w:type="pct" w:w="5000.0"/>
-        <w:tblLayout w:type="autofit"/>
         <w:tblLook w:firstRow="1" w:lastRow="0" w:firstColumn="0" w:lastColumn="0" w:noHBand="0" w:noVBand="0" w:val="0020"/>
         <w:tblBorders>
           <w:top w:val="single" w:sz="4" w:color="D9DEDC"/>
@@ -653,13 +692,15 @@
           <w:left w:w="140" w:type="dxa"/>
           <w:right w:w="140" w:type="dxa"/>
         </w:tblCellMar>
+        <w:tblW w:w="9072" w:type="dxa"/>
+        <w:tblLayout w:type="fixed"/>
       </w:tblPr>
       <w:tblGrid>
-        <w:gridCol w:w="1584"/>
-        <w:gridCol w:w="1584"/>
-        <w:gridCol w:w="1584"/>
-        <w:gridCol w:w="1584"/>
-        <w:gridCol w:w="1584"/>
+        <w:gridCol w:w="2266"/>
+        <w:gridCol w:w="3785"/>
+        <w:gridCol w:w="1089"/>
+        <w:gridCol w:w="906"/>
+        <w:gridCol w:w="1026"/>
       </w:tblGrid>
       <w:tr>
         <w:trPr>
@@ -668,6 +709,7 @@
         </w:trPr>
         <w:tc>
           <w:tcPr>
+            <w:tcW w:w="2266" w:type="dxa"/>
             <w:shd w:val="clear" w:color="auto" w:fill="1F3A34"/>
           </w:tcPr>
           <w:p>
@@ -687,6 +729,7 @@
         </w:tc>
         <w:tc>
           <w:tcPr>
+            <w:tcW w:w="3785" w:type="dxa"/>
             <w:shd w:val="clear" w:color="auto" w:fill="1F3A34"/>
           </w:tcPr>
           <w:p>
@@ -706,6 +749,7 @@
         </w:tc>
         <w:tc>
           <w:tcPr>
+            <w:tcW w:w="1089" w:type="dxa"/>
             <w:shd w:val="clear" w:color="auto" w:fill="1F3A34"/>
           </w:tcPr>
           <w:p>
@@ -725,6 +769,7 @@
         </w:tc>
         <w:tc>
           <w:tcPr>
+            <w:tcW w:w="906" w:type="dxa"/>
             <w:shd w:val="clear" w:color="auto" w:fill="1F3A34"/>
           </w:tcPr>
           <w:p>
@@ -744,6 +789,7 @@
         </w:tc>
         <w:tc>
           <w:tcPr>
+            <w:tcW w:w="1026" w:type="dxa"/>
             <w:shd w:val="clear" w:color="auto" w:fill="1F3A34"/>
           </w:tcPr>
           <w:p>
@@ -767,6 +813,9 @@
           <w:cantSplit/>
         </w:trPr>
         <w:tc>
+          <w:tcPr>
+            <w:tcW w:w="2266" w:type="dxa"/>
+          </w:tcPr>
           <w:p>
             <w:pPr>
               <w:pStyle w:val="Compact"/>
@@ -781,6 +830,9 @@
           </w:p>
         </w:tc>
         <w:tc>
+          <w:tcPr>
+            <w:tcW w:w="3785" w:type="dxa"/>
+          </w:tcPr>
           <w:p>
             <w:pPr>
               <w:pStyle w:val="Compact"/>
@@ -795,6 +847,9 @@
           </w:p>
         </w:tc>
         <w:tc>
+          <w:tcPr>
+            <w:tcW w:w="1089" w:type="dxa"/>
+          </w:tcPr>
           <w:p>
             <w:pPr>
               <w:pStyle w:val="Compact"/>
@@ -810,6 +865,7 @@
         </w:tc>
         <w:tc>
           <w:tcPr>
+            <w:tcW w:w="906" w:type="dxa"/>
             <w:shd w:val="clear" w:color="auto" w:fill="DCFCE7"/>
           </w:tcPr>
           <w:p>
@@ -828,6 +884,9 @@
           </w:p>
         </w:tc>
         <w:tc>
+          <w:tcPr>
+            <w:tcW w:w="1026" w:type="dxa"/>
+          </w:tcPr>
           <w:p>
             <w:pPr>
               <w:pStyle w:val="Compact"/>
@@ -848,6 +907,7 @@
         </w:trPr>
         <w:tc>
           <w:tcPr>
+            <w:tcW w:w="2266" w:type="dxa"/>
             <w:shd w:val="clear" w:color="auto" w:fill="F6F8F7"/>
           </w:tcPr>
           <w:p>
@@ -865,6 +925,7 @@
         </w:tc>
         <w:tc>
           <w:tcPr>
+            <w:tcW w:w="3785" w:type="dxa"/>
             <w:shd w:val="clear" w:color="auto" w:fill="F6F8F7"/>
           </w:tcPr>
           <w:p>
@@ -882,6 +943,7 @@
         </w:tc>
         <w:tc>
           <w:tcPr>
+            <w:tcW w:w="1089" w:type="dxa"/>
             <w:shd w:val="clear" w:color="auto" w:fill="F6F8F7"/>
           </w:tcPr>
           <w:p>
@@ -899,6 +961,7 @@
         </w:tc>
         <w:tc>
           <w:tcPr>
+            <w:tcW w:w="906" w:type="dxa"/>
             <w:shd w:val="clear" w:color="auto" w:fill="DCFCE7"/>
           </w:tcPr>
           <w:p>
@@ -918,6 +981,7 @@
         </w:tc>
         <w:tc>
           <w:tcPr>
+            <w:tcW w:w="1026" w:type="dxa"/>
             <w:shd w:val="clear" w:color="auto" w:fill="F6F8F7"/>
           </w:tcPr>
           <w:p>
@@ -939,6 +1003,9 @@
           <w:cantSplit/>
         </w:trPr>
         <w:tc>
+          <w:tcPr>
+            <w:tcW w:w="2266" w:type="dxa"/>
+          </w:tcPr>
           <w:p>
             <w:pPr>
               <w:pStyle w:val="Compact"/>
@@ -953,6 +1020,9 @@
           </w:p>
         </w:tc>
         <w:tc>
+          <w:tcPr>
+            <w:tcW w:w="3785" w:type="dxa"/>
+          </w:tcPr>
           <w:p>
             <w:pPr>
               <w:pStyle w:val="Compact"/>
@@ -967,6 +1037,9 @@
           </w:p>
         </w:tc>
         <w:tc>
+          <w:tcPr>
+            <w:tcW w:w="1089" w:type="dxa"/>
+          </w:tcPr>
           <w:p>
             <w:pPr>
               <w:pStyle w:val="Compact"/>
@@ -982,6 +1055,7 @@
         </w:tc>
         <w:tc>
           <w:tcPr>
+            <w:tcW w:w="906" w:type="dxa"/>
             <w:shd w:val="clear" w:color="auto" w:fill="DCFCE7"/>
           </w:tcPr>
           <w:p>
@@ -1000,6 +1074,9 @@
           </w:p>
         </w:tc>
         <w:tc>
+          <w:tcPr>
+            <w:tcW w:w="1026" w:type="dxa"/>
+          </w:tcPr>
           <w:p>
             <w:pPr>
               <w:pStyle w:val="Compact"/>
@@ -1020,6 +1097,7 @@
         </w:trPr>
         <w:tc>
           <w:tcPr>
+            <w:tcW w:w="2266" w:type="dxa"/>
             <w:shd w:val="clear" w:color="auto" w:fill="F6F8F7"/>
           </w:tcPr>
           <w:p>
@@ -1037,6 +1115,7 @@
         </w:tc>
         <w:tc>
           <w:tcPr>
+            <w:tcW w:w="3785" w:type="dxa"/>
             <w:shd w:val="clear" w:color="auto" w:fill="F6F8F7"/>
           </w:tcPr>
           <w:p>
@@ -1054,6 +1133,7 @@
         </w:tc>
         <w:tc>
           <w:tcPr>
+            <w:tcW w:w="1089" w:type="dxa"/>
             <w:shd w:val="clear" w:color="auto" w:fill="F6F8F7"/>
           </w:tcPr>
           <w:p>
@@ -1071,6 +1151,7 @@
         </w:tc>
         <w:tc>
           <w:tcPr>
+            <w:tcW w:w="906" w:type="dxa"/>
             <w:shd w:val="clear" w:color="auto" w:fill="DCFCE7"/>
           </w:tcPr>
           <w:p>
@@ -1090,6 +1171,7 @@
         </w:tc>
         <w:tc>
           <w:tcPr>
+            <w:tcW w:w="1026" w:type="dxa"/>
             <w:shd w:val="clear" w:color="auto" w:fill="F6F8F7"/>
           </w:tcPr>
           <w:p>
@@ -1111,6 +1193,9 @@
           <w:cantSplit/>
         </w:trPr>
         <w:tc>
+          <w:tcPr>
+            <w:tcW w:w="2266" w:type="dxa"/>
+          </w:tcPr>
           <w:p>
             <w:pPr>
               <w:pStyle w:val="Compact"/>
@@ -1125,6 +1210,9 @@
           </w:p>
         </w:tc>
         <w:tc>
+          <w:tcPr>
+            <w:tcW w:w="3785" w:type="dxa"/>
+          </w:tcPr>
           <w:p>
             <w:pPr>
               <w:pStyle w:val="Compact"/>
@@ -1139,6 +1227,9 @@
           </w:p>
         </w:tc>
         <w:tc>
+          <w:tcPr>
+            <w:tcW w:w="1089" w:type="dxa"/>
+          </w:tcPr>
           <w:p>
             <w:pPr>
               <w:pStyle w:val="Compact"/>
@@ -1154,6 +1245,7 @@
         </w:tc>
         <w:tc>
           <w:tcPr>
+            <w:tcW w:w="906" w:type="dxa"/>
             <w:shd w:val="clear" w:color="auto" w:fill="DCFCE7"/>
           </w:tcPr>
           <w:p>
@@ -1172,6 +1264,9 @@
           </w:p>
         </w:tc>
         <w:tc>
+          <w:tcPr>
+            <w:tcW w:w="1026" w:type="dxa"/>
+          </w:tcPr>
           <w:p>
             <w:pPr>
               <w:pStyle w:val="Compact"/>
@@ -1188,6 +1283,9 @@
       </w:tr>
     </w:tbl>
     <w:p>
+      <w:pPr>
+        <w:spacing w:before="200"/>
+      </w:pPr>
       <w:r>
         <w:br w:type="page"/>
       </w:r>
@@ -1218,6 +1316,7 @@
     <w:p>
       <w:pPr>
         <w:pStyle w:val="FirstParagraph"/>
+        <w:spacing w:after="160"/>
       </w:pPr>
       <w:r>
         <w:t xml:space="preserve">Agrupados por dimensión. La columna de peso dice cuánto mueve cada indicador el índice del cinturón; el color es el del semáforo de este mes.</w:t>
@@ -1226,8 +1325,6 @@
     <w:tbl>
       <w:tblPr>
         <w:tblStyle w:val="Table"/>
-        <w:tblW w:type="pct" w:w="5000.0"/>
-        <w:tblLayout w:type="autofit"/>
         <w:tblLook w:firstRow="1" w:lastRow="0" w:firstColumn="0" w:lastColumn="0" w:noHBand="0" w:noVBand="0" w:val="0020"/>
         <w:tblBorders>
           <w:top w:val="single" w:sz="4" w:color="D9DEDC"/>
@@ -1243,13 +1340,15 @@
           <w:left w:w="140" w:type="dxa"/>
           <w:right w:w="140" w:type="dxa"/>
         </w:tblCellMar>
+        <w:tblW w:w="9072" w:type="dxa"/>
+        <w:tblLayout w:type="fixed"/>
       </w:tblPr>
       <w:tblGrid>
-        <w:gridCol w:w="1584"/>
-        <w:gridCol w:w="1584"/>
-        <w:gridCol w:w="1584"/>
-        <w:gridCol w:w="1584"/>
-        <w:gridCol w:w="1584"/>
+        <w:gridCol w:w="2148"/>
+        <w:gridCol w:w="2659"/>
+        <w:gridCol w:w="2184"/>
+        <w:gridCol w:w="1141"/>
+        <w:gridCol w:w="940"/>
       </w:tblGrid>
       <w:tr>
         <w:trPr>
@@ -1258,6 +1357,7 @@
         </w:trPr>
         <w:tc>
           <w:tcPr>
+            <w:tcW w:w="2148" w:type="dxa"/>
             <w:shd w:val="clear" w:color="auto" w:fill="1F3A34"/>
           </w:tcPr>
           <w:p>
@@ -1277,6 +1377,7 @@
         </w:tc>
         <w:tc>
           <w:tcPr>
+            <w:tcW w:w="2659" w:type="dxa"/>
             <w:shd w:val="clear" w:color="auto" w:fill="1F3A34"/>
           </w:tcPr>
           <w:p>
@@ -1296,6 +1397,7 @@
         </w:tc>
         <w:tc>
           <w:tcPr>
+            <w:tcW w:w="2184" w:type="dxa"/>
             <w:shd w:val="clear" w:color="auto" w:fill="1F3A34"/>
           </w:tcPr>
           <w:p>
@@ -1315,6 +1417,7 @@
         </w:tc>
         <w:tc>
           <w:tcPr>
+            <w:tcW w:w="1141" w:type="dxa"/>
             <w:shd w:val="clear" w:color="auto" w:fill="1F3A34"/>
           </w:tcPr>
           <w:p>
@@ -1334,6 +1437,7 @@
         </w:tc>
         <w:tc>
           <w:tcPr>
+            <w:tcW w:w="940" w:type="dxa"/>
             <w:shd w:val="clear" w:color="auto" w:fill="1F3A34"/>
           </w:tcPr>
           <w:p>
@@ -1358,6 +1462,7 @@
         </w:trPr>
         <w:tc>
           <w:tcPr>
+            <w:tcW w:w="9072" w:type="dxa"/>
             <w:gridSpan w:val="5"/>
             <w:shd w:val="clear" w:color="auto" w:fill="E8EDEB"/>
           </w:tcPr>
@@ -1383,6 +1488,7 @@
         </w:trPr>
         <w:tc>
           <w:tcPr>
+            <w:tcW w:w="2148" w:type="dxa"/>
             <w:shd w:val="clear" w:color="auto" w:fill="F6F8F7"/>
           </w:tcPr>
           <w:p>
@@ -1400,6 +1506,7 @@
         </w:tc>
         <w:tc>
           <w:tcPr>
+            <w:tcW w:w="2659" w:type="dxa"/>
             <w:shd w:val="clear" w:color="auto" w:fill="F6F8F7"/>
           </w:tcPr>
           <w:p>
@@ -1417,6 +1524,7 @@
         </w:tc>
         <w:tc>
           <w:tcPr>
+            <w:tcW w:w="2184" w:type="dxa"/>
             <w:shd w:val="clear" w:color="auto" w:fill="F6F8F7"/>
           </w:tcPr>
           <w:p>
@@ -1434,6 +1542,7 @@
         </w:tc>
         <w:tc>
           <w:tcPr>
+            <w:tcW w:w="1141" w:type="dxa"/>
             <w:shd w:val="clear" w:color="auto" w:fill="DCFCE7"/>
           </w:tcPr>
           <w:p>
@@ -1453,6 +1562,7 @@
         </w:tc>
         <w:tc>
           <w:tcPr>
+            <w:tcW w:w="940" w:type="dxa"/>
             <w:shd w:val="clear" w:color="auto" w:fill="F6F8F7"/>
           </w:tcPr>
           <w:p>
@@ -1474,6 +1584,9 @@
           <w:cantSplit/>
         </w:trPr>
         <w:tc>
+          <w:tcPr>
+            <w:tcW w:w="2148" w:type="dxa"/>
+          </w:tcPr>
           <w:p>
             <w:pPr>
               <w:pStyle w:val="Compact"/>
@@ -1488,6 +1601,9 @@
           </w:p>
         </w:tc>
         <w:tc>
+          <w:tcPr>
+            <w:tcW w:w="2659" w:type="dxa"/>
+          </w:tcPr>
           <w:p>
             <w:pPr>
               <w:pStyle w:val="Compact"/>
@@ -1502,6 +1618,9 @@
           </w:p>
         </w:tc>
         <w:tc>
+          <w:tcPr>
+            <w:tcW w:w="2184" w:type="dxa"/>
+          </w:tcPr>
           <w:p>
             <w:pPr>
               <w:pStyle w:val="Compact"/>
@@ -1517,6 +1636,7 @@
         </w:tc>
         <w:tc>
           <w:tcPr>
+            <w:tcW w:w="1141" w:type="dxa"/>
             <w:shd w:val="clear" w:color="auto" w:fill="FEF3C7"/>
           </w:tcPr>
           <w:p>
@@ -1535,6 +1655,9 @@
           </w:p>
         </w:tc>
         <w:tc>
+          <w:tcPr>
+            <w:tcW w:w="940" w:type="dxa"/>
+          </w:tcPr>
           <w:p>
             <w:pPr>
               <w:pStyle w:val="Compact"/>
@@ -1555,6 +1678,7 @@
         </w:trPr>
         <w:tc>
           <w:tcPr>
+            <w:tcW w:w="2148" w:type="dxa"/>
             <w:shd w:val="clear" w:color="auto" w:fill="F6F8F7"/>
           </w:tcPr>
           <w:p>
@@ -1572,6 +1696,7 @@
         </w:tc>
         <w:tc>
           <w:tcPr>
+            <w:tcW w:w="2659" w:type="dxa"/>
             <w:shd w:val="clear" w:color="auto" w:fill="F6F8F7"/>
           </w:tcPr>
           <w:p>
@@ -1589,6 +1714,7 @@
         </w:tc>
         <w:tc>
           <w:tcPr>
+            <w:tcW w:w="2184" w:type="dxa"/>
             <w:shd w:val="clear" w:color="auto" w:fill="F6F8F7"/>
           </w:tcPr>
           <w:p>
@@ -1606,6 +1732,7 @@
         </w:tc>
         <w:tc>
           <w:tcPr>
+            <w:tcW w:w="1141" w:type="dxa"/>
             <w:shd w:val="clear" w:color="auto" w:fill="DCFCE7"/>
           </w:tcPr>
           <w:p>
@@ -1625,6 +1752,7 @@
         </w:tc>
         <w:tc>
           <w:tcPr>
+            <w:tcW w:w="940" w:type="dxa"/>
             <w:shd w:val="clear" w:color="auto" w:fill="F6F8F7"/>
           </w:tcPr>
           <w:p>
@@ -1647,6 +1775,7 @@
         </w:trPr>
         <w:tc>
           <w:tcPr>
+            <w:tcW w:w="9072" w:type="dxa"/>
             <w:gridSpan w:val="5"/>
             <w:shd w:val="clear" w:color="auto" w:fill="E8EDEB"/>
           </w:tcPr>
@@ -1672,6 +1801,7 @@
         </w:trPr>
         <w:tc>
           <w:tcPr>
+            <w:tcW w:w="2148" w:type="dxa"/>
             <w:shd w:val="clear" w:color="auto" w:fill="F6F8F7"/>
           </w:tcPr>
           <w:p>
@@ -1689,6 +1819,7 @@
         </w:tc>
         <w:tc>
           <w:tcPr>
+            <w:tcW w:w="2659" w:type="dxa"/>
             <w:shd w:val="clear" w:color="auto" w:fill="F6F8F7"/>
           </w:tcPr>
           <w:p>
@@ -1706,6 +1837,7 @@
         </w:tc>
         <w:tc>
           <w:tcPr>
+            <w:tcW w:w="2184" w:type="dxa"/>
             <w:shd w:val="clear" w:color="auto" w:fill="F6F8F7"/>
           </w:tcPr>
           <w:p>
@@ -1723,6 +1855,7 @@
         </w:tc>
         <w:tc>
           <w:tcPr>
+            <w:tcW w:w="1141" w:type="dxa"/>
             <w:shd w:val="clear" w:color="auto" w:fill="DCFCE7"/>
           </w:tcPr>
           <w:p>
@@ -1742,6 +1875,7 @@
         </w:tc>
         <w:tc>
           <w:tcPr>
+            <w:tcW w:w="940" w:type="dxa"/>
             <w:shd w:val="clear" w:color="auto" w:fill="F6F8F7"/>
           </w:tcPr>
           <w:p>
@@ -1763,6 +1897,9 @@
           <w:cantSplit/>
         </w:trPr>
         <w:tc>
+          <w:tcPr>
+            <w:tcW w:w="2148" w:type="dxa"/>
+          </w:tcPr>
           <w:p>
             <w:pPr>
               <w:pStyle w:val="Compact"/>
@@ -1777,6 +1914,9 @@
           </w:p>
         </w:tc>
         <w:tc>
+          <w:tcPr>
+            <w:tcW w:w="2659" w:type="dxa"/>
+          </w:tcPr>
           <w:p>
             <w:pPr>
               <w:pStyle w:val="Compact"/>
@@ -1791,6 +1931,9 @@
           </w:p>
         </w:tc>
         <w:tc>
+          <w:tcPr>
+            <w:tcW w:w="2184" w:type="dxa"/>
+          </w:tcPr>
           <w:p>
             <w:pPr>
               <w:pStyle w:val="Compact"/>
@@ -1806,6 +1949,7 @@
         </w:tc>
         <w:tc>
           <w:tcPr>
+            <w:tcW w:w="1141" w:type="dxa"/>
             <w:shd w:val="clear" w:color="auto" w:fill="DCFCE7"/>
           </w:tcPr>
           <w:p>
@@ -1824,6 +1968,9 @@
           </w:p>
         </w:tc>
         <w:tc>
+          <w:tcPr>
+            <w:tcW w:w="940" w:type="dxa"/>
+          </w:tcPr>
           <w:p>
             <w:pPr>
               <w:pStyle w:val="Compact"/>
@@ -1844,6 +1991,7 @@
         </w:trPr>
         <w:tc>
           <w:tcPr>
+            <w:tcW w:w="2148" w:type="dxa"/>
             <w:shd w:val="clear" w:color="auto" w:fill="F6F8F7"/>
           </w:tcPr>
           <w:p>
@@ -1861,6 +2009,7 @@
         </w:tc>
         <w:tc>
           <w:tcPr>
+            <w:tcW w:w="2659" w:type="dxa"/>
             <w:shd w:val="clear" w:color="auto" w:fill="F6F8F7"/>
           </w:tcPr>
           <w:p>
@@ -1878,6 +2027,7 @@
         </w:tc>
         <w:tc>
           <w:tcPr>
+            <w:tcW w:w="2184" w:type="dxa"/>
             <w:shd w:val="clear" w:color="auto" w:fill="F6F8F7"/>
           </w:tcPr>
           <w:p>
@@ -1895,6 +2045,7 @@
         </w:tc>
         <w:tc>
           <w:tcPr>
+            <w:tcW w:w="1141" w:type="dxa"/>
             <w:shd w:val="clear" w:color="auto" w:fill="FFEDD5"/>
           </w:tcPr>
           <w:p>
@@ -1914,6 +2065,7 @@
         </w:tc>
         <w:tc>
           <w:tcPr>
+            <w:tcW w:w="940" w:type="dxa"/>
             <w:shd w:val="clear" w:color="auto" w:fill="F6F8F7"/>
           </w:tcPr>
           <w:p>
@@ -1936,6 +2088,7 @@
         </w:trPr>
         <w:tc>
           <w:tcPr>
+            <w:tcW w:w="9072" w:type="dxa"/>
             <w:gridSpan w:val="5"/>
             <w:shd w:val="clear" w:color="auto" w:fill="E8EDEB"/>
           </w:tcPr>
@@ -1961,6 +2114,7 @@
         </w:trPr>
         <w:tc>
           <w:tcPr>
+            <w:tcW w:w="2148" w:type="dxa"/>
             <w:shd w:val="clear" w:color="auto" w:fill="F6F8F7"/>
           </w:tcPr>
           <w:p>
@@ -1978,6 +2132,7 @@
         </w:tc>
         <w:tc>
           <w:tcPr>
+            <w:tcW w:w="2659" w:type="dxa"/>
             <w:shd w:val="clear" w:color="auto" w:fill="F6F8F7"/>
           </w:tcPr>
           <w:p>
@@ -1995,6 +2150,7 @@
         </w:tc>
         <w:tc>
           <w:tcPr>
+            <w:tcW w:w="2184" w:type="dxa"/>
             <w:shd w:val="clear" w:color="auto" w:fill="F6F8F7"/>
           </w:tcPr>
           <w:p>
@@ -2012,6 +2168,7 @@
         </w:tc>
         <w:tc>
           <w:tcPr>
+            <w:tcW w:w="1141" w:type="dxa"/>
             <w:shd w:val="clear" w:color="auto" w:fill="DCFCE7"/>
           </w:tcPr>
           <w:p>
@@ -2031,6 +2188,7 @@
         </w:tc>
         <w:tc>
           <w:tcPr>
+            <w:tcW w:w="940" w:type="dxa"/>
             <w:shd w:val="clear" w:color="auto" w:fill="F6F8F7"/>
           </w:tcPr>
           <w:p>
@@ -2052,6 +2210,9 @@
           <w:cantSplit/>
         </w:trPr>
         <w:tc>
+          <w:tcPr>
+            <w:tcW w:w="2148" w:type="dxa"/>
+          </w:tcPr>
           <w:p>
             <w:pPr>
               <w:pStyle w:val="Compact"/>
@@ -2066,6 +2227,9 @@
           </w:p>
         </w:tc>
         <w:tc>
+          <w:tcPr>
+            <w:tcW w:w="2659" w:type="dxa"/>
+          </w:tcPr>
           <w:p>
             <w:pPr>
               <w:pStyle w:val="Compact"/>
@@ -2080,6 +2244,9 @@
           </w:p>
         </w:tc>
         <w:tc>
+          <w:tcPr>
+            <w:tcW w:w="2184" w:type="dxa"/>
+          </w:tcPr>
           <w:p>
             <w:pPr>
               <w:pStyle w:val="Compact"/>
@@ -2095,6 +2262,7 @@
         </w:tc>
         <w:tc>
           <w:tcPr>
+            <w:tcW w:w="1141" w:type="dxa"/>
             <w:shd w:val="clear" w:color="auto" w:fill="FEF3C7"/>
           </w:tcPr>
           <w:p>
@@ -2113,6 +2281,9 @@
           </w:p>
         </w:tc>
         <w:tc>
+          <w:tcPr>
+            <w:tcW w:w="940" w:type="dxa"/>
+          </w:tcPr>
           <w:p>
             <w:pPr>
               <w:pStyle w:val="Compact"/>
@@ -2133,6 +2304,7 @@
         </w:trPr>
         <w:tc>
           <w:tcPr>
+            <w:tcW w:w="9072" w:type="dxa"/>
             <w:gridSpan w:val="5"/>
             <w:shd w:val="clear" w:color="auto" w:fill="E8EDEB"/>
           </w:tcPr>
@@ -2157,6 +2329,9 @@
           <w:cantSplit/>
         </w:trPr>
         <w:tc>
+          <w:tcPr>
+            <w:tcW w:w="2148" w:type="dxa"/>
+          </w:tcPr>
           <w:p>
             <w:pPr>
               <w:pStyle w:val="Compact"/>
@@ -2171,6 +2346,9 @@
           </w:p>
         </w:tc>
         <w:tc>
+          <w:tcPr>
+            <w:tcW w:w="2659" w:type="dxa"/>
+          </w:tcPr>
           <w:p>
             <w:pPr>
               <w:pStyle w:val="Compact"/>
@@ -2185,6 +2363,9 @@
           </w:p>
         </w:tc>
         <w:tc>
+          <w:tcPr>
+            <w:tcW w:w="2184" w:type="dxa"/>
+          </w:tcPr>
           <w:p>
             <w:pPr>
               <w:pStyle w:val="Compact"/>
@@ -2200,6 +2381,7 @@
         </w:tc>
         <w:tc>
           <w:tcPr>
+            <w:tcW w:w="1141" w:type="dxa"/>
             <w:shd w:val="clear" w:color="auto" w:fill="DCFCE7"/>
           </w:tcPr>
           <w:p>
@@ -2218,6 +2400,9 @@
           </w:p>
         </w:tc>
         <w:tc>
+          <w:tcPr>
+            <w:tcW w:w="940" w:type="dxa"/>
+          </w:tcPr>
           <w:p>
             <w:pPr>
               <w:pStyle w:val="Compact"/>
@@ -2238,6 +2423,7 @@
         </w:trPr>
         <w:tc>
           <w:tcPr>
+            <w:tcW w:w="2148" w:type="dxa"/>
             <w:shd w:val="clear" w:color="auto" w:fill="F6F8F7"/>
           </w:tcPr>
           <w:p>
@@ -2255,6 +2441,7 @@
         </w:tc>
         <w:tc>
           <w:tcPr>
+            <w:tcW w:w="2659" w:type="dxa"/>
             <w:shd w:val="clear" w:color="auto" w:fill="F6F8F7"/>
           </w:tcPr>
           <w:p>
@@ -2272,6 +2459,7 @@
         </w:tc>
         <w:tc>
           <w:tcPr>
+            <w:tcW w:w="2184" w:type="dxa"/>
             <w:shd w:val="clear" w:color="auto" w:fill="F6F8F7"/>
           </w:tcPr>
           <w:p>
@@ -2289,6 +2477,7 @@
         </w:tc>
         <w:tc>
           <w:tcPr>
+            <w:tcW w:w="1141" w:type="dxa"/>
             <w:shd w:val="clear" w:color="auto" w:fill="DCFCE7"/>
           </w:tcPr>
           <w:p>
@@ -2308,6 +2497,7 @@
         </w:tc>
         <w:tc>
           <w:tcPr>
+            <w:tcW w:w="940" w:type="dxa"/>
             <w:shd w:val="clear" w:color="auto" w:fill="F6F8F7"/>
           </w:tcPr>
           <w:p>
@@ -2329,6 +2519,9 @@
           <w:cantSplit/>
         </w:trPr>
         <w:tc>
+          <w:tcPr>
+            <w:tcW w:w="2148" w:type="dxa"/>
+          </w:tcPr>
           <w:p>
             <w:pPr>
               <w:pStyle w:val="Compact"/>
@@ -2343,6 +2536,9 @@
           </w:p>
         </w:tc>
         <w:tc>
+          <w:tcPr>
+            <w:tcW w:w="2659" w:type="dxa"/>
+          </w:tcPr>
           <w:p>
             <w:pPr>
               <w:pStyle w:val="Compact"/>
@@ -2357,6 +2553,9 @@
           </w:p>
         </w:tc>
         <w:tc>
+          <w:tcPr>
+            <w:tcW w:w="2184" w:type="dxa"/>
+          </w:tcPr>
           <w:p>
             <w:pPr>
               <w:pStyle w:val="Compact"/>
@@ -2372,6 +2571,7 @@
         </w:tc>
         <w:tc>
           <w:tcPr>
+            <w:tcW w:w="1141" w:type="dxa"/>
             <w:shd w:val="clear" w:color="auto" w:fill="FEF3C7"/>
           </w:tcPr>
           <w:p>
@@ -2390,6 +2590,9 @@
           </w:p>
         </w:tc>
         <w:tc>
+          <w:tcPr>
+            <w:tcW w:w="940" w:type="dxa"/>
+          </w:tcPr>
           <w:p>
             <w:pPr>
               <w:pStyle w:val="Compact"/>
@@ -2410,6 +2613,7 @@
         </w:trPr>
         <w:tc>
           <w:tcPr>
+            <w:tcW w:w="9072" w:type="dxa"/>
             <w:gridSpan w:val="5"/>
             <w:shd w:val="clear" w:color="auto" w:fill="E8EDEB"/>
           </w:tcPr>
@@ -2434,6 +2638,9 @@
           <w:cantSplit/>
         </w:trPr>
         <w:tc>
+          <w:tcPr>
+            <w:tcW w:w="2148" w:type="dxa"/>
+          </w:tcPr>
           <w:p>
             <w:pPr>
               <w:pStyle w:val="Compact"/>
@@ -2448,6 +2655,9 @@
           </w:p>
         </w:tc>
         <w:tc>
+          <w:tcPr>
+            <w:tcW w:w="2659" w:type="dxa"/>
+          </w:tcPr>
           <w:p>
             <w:pPr>
               <w:pStyle w:val="Compact"/>
@@ -2462,6 +2672,9 @@
           </w:p>
         </w:tc>
         <w:tc>
+          <w:tcPr>
+            <w:tcW w:w="2184" w:type="dxa"/>
+          </w:tcPr>
           <w:p>
             <w:pPr>
               <w:pStyle w:val="Compact"/>
@@ -2477,6 +2690,7 @@
         </w:tc>
         <w:tc>
           <w:tcPr>
+            <w:tcW w:w="1141" w:type="dxa"/>
             <w:shd w:val="clear" w:color="auto" w:fill="DCFCE7"/>
           </w:tcPr>
           <w:p>
@@ -2495,6 +2709,9 @@
           </w:p>
         </w:tc>
         <w:tc>
+          <w:tcPr>
+            <w:tcW w:w="940" w:type="dxa"/>
+          </w:tcPr>
           <w:p>
             <w:pPr>
               <w:pStyle w:val="Compact"/>
@@ -2515,6 +2732,7 @@
         </w:trPr>
         <w:tc>
           <w:tcPr>
+            <w:tcW w:w="2148" w:type="dxa"/>
             <w:shd w:val="clear" w:color="auto" w:fill="F6F8F7"/>
           </w:tcPr>
           <w:p>
@@ -2532,6 +2750,7 @@
         </w:tc>
         <w:tc>
           <w:tcPr>
+            <w:tcW w:w="2659" w:type="dxa"/>
             <w:shd w:val="clear" w:color="auto" w:fill="F6F8F7"/>
           </w:tcPr>
           <w:p>
@@ -2549,6 +2768,7 @@
         </w:tc>
         <w:tc>
           <w:tcPr>
+            <w:tcW w:w="2184" w:type="dxa"/>
             <w:shd w:val="clear" w:color="auto" w:fill="F6F8F7"/>
           </w:tcPr>
           <w:p>
@@ -2566,6 +2786,7 @@
         </w:tc>
         <w:tc>
           <w:tcPr>
+            <w:tcW w:w="1141" w:type="dxa"/>
             <w:shd w:val="clear" w:color="auto" w:fill="DCFCE7"/>
           </w:tcPr>
           <w:p>
@@ -2585,6 +2806,7 @@
         </w:tc>
         <w:tc>
           <w:tcPr>
+            <w:tcW w:w="940" w:type="dxa"/>
             <w:shd w:val="clear" w:color="auto" w:fill="F6F8F7"/>
           </w:tcPr>
           <w:p>
@@ -2606,6 +2828,9 @@
           <w:cantSplit/>
         </w:trPr>
         <w:tc>
+          <w:tcPr>
+            <w:tcW w:w="2148" w:type="dxa"/>
+          </w:tcPr>
           <w:p>
             <w:pPr>
               <w:pStyle w:val="Compact"/>
@@ -2620,6 +2845,9 @@
           </w:p>
         </w:tc>
         <w:tc>
+          <w:tcPr>
+            <w:tcW w:w="2659" w:type="dxa"/>
+          </w:tcPr>
           <w:p>
             <w:pPr>
               <w:pStyle w:val="Compact"/>
@@ -2634,6 +2862,9 @@
           </w:p>
         </w:tc>
         <w:tc>
+          <w:tcPr>
+            <w:tcW w:w="2184" w:type="dxa"/>
+          </w:tcPr>
           <w:p>
             <w:pPr>
               <w:pStyle w:val="Compact"/>
@@ -2649,6 +2880,7 @@
         </w:tc>
         <w:tc>
           <w:tcPr>
+            <w:tcW w:w="1141" w:type="dxa"/>
             <w:shd w:val="clear" w:color="auto" w:fill="FEF3C7"/>
           </w:tcPr>
           <w:p>
@@ -2667,6 +2899,9 @@
           </w:p>
         </w:tc>
         <w:tc>
+          <w:tcPr>
+            <w:tcW w:w="940" w:type="dxa"/>
+          </w:tcPr>
           <w:p>
             <w:pPr>
               <w:pStyle w:val="Compact"/>
@@ -2685,6 +2920,7 @@
     <w:p>
       <w:pPr>
         <w:pStyle w:val="BodyText"/>
+        <w:spacing w:before="200"/>
       </w:pPr>
       <w:r>
         <w:rPr>
@@ -2738,6 +2974,7 @@
     <w:p>
       <w:pPr>
         <w:pStyle w:val="FirstParagraph"/>
+        <w:spacing w:after="160"/>
       </w:pPr>
       <w:r>
         <w:t xml:space="preserve">Cuánto se separa el dólar financiero (CCL) del dólar mayorista de referencia: la brecha cambiaria.</w:t>
@@ -2746,8 +2983,6 @@
     <w:tbl>
       <w:tblPr>
         <w:tblStyle w:val="Table"/>
-        <w:tblW w:type="pct" w:w="5000.0"/>
-        <w:tblLayout w:type="autofit"/>
         <w:tblLook w:firstRow="0" w:lastRow="0" w:firstColumn="0" w:lastColumn="0" w:noHBand="0" w:noVBand="0" w:val="0000"/>
         <w:tblBorders>
           <w:top w:val="single" w:sz="4" w:color="D9DEDC"/>
@@ -2763,18 +2998,23 @@
           <w:left w:w="140" w:type="dxa"/>
           <w:right w:w="140" w:type="dxa"/>
         </w:tblCellMar>
+        <w:tblW w:w="9072" w:type="dxa"/>
+        <w:tblLayout w:type="fixed"/>
       </w:tblPr>
       <w:tblGrid>
-        <w:gridCol w:w="1980"/>
-        <w:gridCol w:w="1980"/>
-        <w:gridCol w:w="1980"/>
-        <w:gridCol w:w="1980"/>
+        <w:gridCol w:w="3707"/>
+        <w:gridCol w:w="1151"/>
+        <w:gridCol w:w="2364"/>
+        <w:gridCol w:w="1850"/>
       </w:tblGrid>
       <w:tr>
         <w:trPr>
           <w:cantSplit/>
         </w:trPr>
         <w:tc>
+          <w:tcPr>
+            <w:tcW w:w="3707" w:type="dxa"/>
+          </w:tcPr>
           <w:p>
             <w:pPr>
               <w:pStyle w:val="Compact"/>
@@ -2804,6 +3044,7 @@
         </w:tc>
         <w:tc>
           <w:tcPr>
+            <w:tcW w:w="1151" w:type="dxa"/>
             <w:shd w:val="clear" w:color="auto" w:fill="DCFCE7"/>
           </w:tcPr>
           <w:p>
@@ -2823,6 +3064,9 @@
           </w:p>
         </w:tc>
         <w:tc>
+          <w:tcPr>
+            <w:tcW w:w="2364" w:type="dxa"/>
+          </w:tcPr>
           <w:p>
             <w:pPr>
               <w:pStyle w:val="Compact"/>
@@ -2837,6 +3081,9 @@
           </w:p>
         </w:tc>
         <w:tc>
+          <w:tcPr>
+            <w:tcW w:w="1850" w:type="dxa"/>
+          </w:tcPr>
           <w:p>
             <w:pPr>
               <w:pStyle w:val="Compact"/>
@@ -2857,6 +3104,7 @@
       <w:pPr>
         <w:pStyle w:val="Heading2"/>
         <w:keepNext/>
+        <w:spacing w:after="160"/>
       </w:pPr>
       <w:r>
         <w:t xml:space="preserve">Identificación</w:t>
@@ -2865,8 +3113,6 @@
     <w:tbl>
       <w:tblPr>
         <w:tblStyle w:val="Table"/>
-        <w:tblW w:type="pct" w:w="5000.0"/>
-        <w:tblLayout w:type="autofit"/>
         <w:tblLook w:firstRow="0" w:lastRow="0" w:firstColumn="0" w:lastColumn="0" w:noHBand="0" w:noVBand="0" w:val="0000"/>
         <w:tblBorders>
           <w:top w:val="single" w:sz="4" w:color="D9DEDC"/>
@@ -2882,18 +3128,23 @@
           <w:left w:w="140" w:type="dxa"/>
           <w:right w:w="140" w:type="dxa"/>
         </w:tblCellMar>
+        <w:tblW w:w="9072" w:type="dxa"/>
+        <w:tblLayout w:type="fixed"/>
       </w:tblPr>
       <w:tblGrid>
-        <w:gridCol w:w="1980"/>
-        <w:gridCol w:w="1980"/>
-        <w:gridCol w:w="1980"/>
-        <w:gridCol w:w="1980"/>
+        <w:gridCol w:w="1895"/>
+        <w:gridCol w:w="2741"/>
+        <w:gridCol w:w="1913"/>
+        <w:gridCol w:w="2523"/>
       </w:tblGrid>
       <w:tr>
         <w:trPr>
           <w:cantSplit/>
         </w:trPr>
         <w:tc>
+          <w:tcPr>
+            <w:tcW w:w="1895" w:type="dxa"/>
+          </w:tcPr>
           <w:p>
             <w:pPr>
               <w:pStyle w:val="Compact"/>
@@ -2910,6 +3161,9 @@
           </w:p>
         </w:tc>
         <w:tc>
+          <w:tcPr>
+            <w:tcW w:w="2741" w:type="dxa"/>
+          </w:tcPr>
           <w:p>
             <w:pPr>
               <w:pStyle w:val="Compact"/>
@@ -2924,6 +3178,9 @@
           </w:p>
         </w:tc>
         <w:tc>
+          <w:tcPr>
+            <w:tcW w:w="1913" w:type="dxa"/>
+          </w:tcPr>
           <w:p>
             <w:pPr>
               <w:pStyle w:val="Compact"/>
@@ -2940,6 +3197,9 @@
           </w:p>
         </w:tc>
         <w:tc>
+          <w:tcPr>
+            <w:tcW w:w="2523" w:type="dxa"/>
+          </w:tcPr>
           <w:p>
             <w:pPr>
               <w:pStyle w:val="Compact"/>
@@ -2959,6 +3219,9 @@
           <w:cantSplit/>
         </w:trPr>
         <w:tc>
+          <w:tcPr>
+            <w:tcW w:w="1895" w:type="dxa"/>
+          </w:tcPr>
           <w:p>
             <w:pPr>
               <w:pStyle w:val="Compact"/>
@@ -2975,6 +3238,9 @@
           </w:p>
         </w:tc>
         <w:tc>
+          <w:tcPr>
+            <w:tcW w:w="2741" w:type="dxa"/>
+          </w:tcPr>
           <w:p>
             <w:pPr>
               <w:pStyle w:val="Compact"/>
@@ -2989,6 +3255,9 @@
           </w:p>
         </w:tc>
         <w:tc>
+          <w:tcPr>
+            <w:tcW w:w="1913" w:type="dxa"/>
+          </w:tcPr>
           <w:p>
             <w:pPr>
               <w:pStyle w:val="Compact"/>
@@ -3005,6 +3274,9 @@
           </w:p>
         </w:tc>
         <w:tc>
+          <w:tcPr>
+            <w:tcW w:w="2523" w:type="dxa"/>
+          </w:tcPr>
           <w:p>
             <w:pPr>
               <w:pStyle w:val="Compact"/>
@@ -3024,6 +3296,9 @@
           <w:cantSplit/>
         </w:trPr>
         <w:tc>
+          <w:tcPr>
+            <w:tcW w:w="1895" w:type="dxa"/>
+          </w:tcPr>
           <w:p>
             <w:pPr>
               <w:pStyle w:val="Compact"/>
@@ -3040,6 +3315,9 @@
           </w:p>
         </w:tc>
         <w:tc>
+          <w:tcPr>
+            <w:tcW w:w="2741" w:type="dxa"/>
+          </w:tcPr>
           <w:p>
             <w:pPr>
               <w:pStyle w:val="Compact"/>
@@ -3054,6 +3332,9 @@
           </w:p>
         </w:tc>
         <w:tc>
+          <w:tcPr>
+            <w:tcW w:w="1913" w:type="dxa"/>
+          </w:tcPr>
           <w:p>
             <w:pPr>
               <w:pStyle w:val="Compact"/>
@@ -3070,6 +3351,9 @@
           </w:p>
         </w:tc>
         <w:tc>
+          <w:tcPr>
+            <w:tcW w:w="2523" w:type="dxa"/>
+          </w:tcPr>
           <w:p>
             <w:pPr>
               <w:pStyle w:val="Compact"/>
@@ -3089,6 +3373,9 @@
           <w:cantSplit/>
         </w:trPr>
         <w:tc>
+          <w:tcPr>
+            <w:tcW w:w="1895" w:type="dxa"/>
+          </w:tcPr>
           <w:p>
             <w:pPr>
               <w:pStyle w:val="Compact"/>
@@ -3105,6 +3392,9 @@
           </w:p>
         </w:tc>
         <w:tc>
+          <w:tcPr>
+            <w:tcW w:w="2741" w:type="dxa"/>
+          </w:tcPr>
           <w:p>
             <w:pPr>
               <w:pStyle w:val="Compact"/>
@@ -3119,6 +3409,9 @@
           </w:p>
         </w:tc>
         <w:tc>
+          <w:tcPr>
+            <w:tcW w:w="1913" w:type="dxa"/>
+          </w:tcPr>
           <w:p>
             <w:pPr>
               <w:pStyle w:val="Compact"/>
@@ -3135,6 +3428,9 @@
           </w:p>
         </w:tc>
         <w:tc>
+          <w:tcPr>
+            <w:tcW w:w="2523" w:type="dxa"/>
+          </w:tcPr>
           <w:p>
             <w:pPr>
               <w:pStyle w:val="Compact"/>
@@ -3154,6 +3450,9 @@
           <w:cantSplit/>
         </w:trPr>
         <w:tc>
+          <w:tcPr>
+            <w:tcW w:w="1895" w:type="dxa"/>
+          </w:tcPr>
           <w:p>
             <w:pPr>
               <w:pStyle w:val="Compact"/>
@@ -3170,6 +3469,9 @@
           </w:p>
         </w:tc>
         <w:tc>
+          <w:tcPr>
+            <w:tcW w:w="2741" w:type="dxa"/>
+          </w:tcPr>
           <w:p>
             <w:pPr>
               <w:pStyle w:val="Compact"/>
@@ -3184,6 +3486,9 @@
           </w:p>
         </w:tc>
         <w:tc>
+          <w:tcPr>
+            <w:tcW w:w="1913" w:type="dxa"/>
+          </w:tcPr>
           <w:p>
             <w:pPr>
               <w:pStyle w:val="Compact"/>
@@ -3200,6 +3505,9 @@
           </w:p>
         </w:tc>
         <w:tc>
+          <w:tcPr>
+            <w:tcW w:w="2523" w:type="dxa"/>
+          </w:tcPr>
           <w:p>
             <w:pPr>
               <w:pStyle w:val="Compact"/>
@@ -3329,6 +3637,7 @@
     <w:p>
       <w:pPr>
         <w:pStyle w:val="BodyText"/>
+        <w:spacing w:after="160"/>
       </w:pPr>
       <w:r>
         <w:rPr>
@@ -3341,8 +3650,6 @@
     <w:tbl>
       <w:tblPr>
         <w:tblStyle w:val="Table"/>
-        <w:tblW w:type="pct" w:w="0.0"/>
-        <w:tblLayout w:type="autofit"/>
         <w:tblLook w:firstRow="1" w:lastRow="0" w:firstColumn="0" w:lastColumn="0" w:noHBand="0" w:noVBand="0" w:val="0020"/>
         <w:tblBorders>
           <w:top w:val="single" w:sz="4" w:color="D9DEDC"/>
@@ -3358,8 +3665,13 @@
           <w:left w:w="140" w:type="dxa"/>
           <w:right w:w="140" w:type="dxa"/>
         </w:tblCellMar>
+        <w:tblW w:w="9072" w:type="dxa"/>
+        <w:tblLayout w:type="fixed"/>
       </w:tblPr>
-      <w:tblGrid/>
+      <w:tblGrid>
+        <w:gridCol w:w="5545"/>
+        <w:gridCol w:w="3527"/>
+      </w:tblGrid>
       <w:tr>
         <w:trPr>
           <w:cantSplit/>
@@ -3367,6 +3679,7 @@
         </w:trPr>
         <w:tc>
           <w:tcPr>
+            <w:tcW w:w="5545" w:type="dxa"/>
             <w:shd w:val="clear" w:color="auto" w:fill="1F3A34"/>
           </w:tcPr>
           <w:p>
@@ -3386,6 +3699,7 @@
         </w:tc>
         <w:tc>
           <w:tcPr>
+            <w:tcW w:w="3527" w:type="dxa"/>
             <w:shd w:val="clear" w:color="auto" w:fill="1F3A34"/>
           </w:tcPr>
           <w:p>
@@ -3409,6 +3723,9 @@
           <w:cantSplit/>
         </w:trPr>
         <w:tc>
+          <w:tcPr>
+            <w:tcW w:w="5545" w:type="dxa"/>
+          </w:tcPr>
           <w:p>
             <w:pPr>
               <w:pStyle w:val="Compact"/>
@@ -3424,6 +3741,7 @@
         </w:tc>
         <w:tc>
           <w:tcPr>
+            <w:tcW w:w="3527" w:type="dxa"/>
             <w:shd w:val="clear" w:color="auto" w:fill="DCFCE7"/>
           </w:tcPr>
           <w:p>
@@ -3448,6 +3766,7 @@
         </w:trPr>
         <w:tc>
           <w:tcPr>
+            <w:tcW w:w="5545" w:type="dxa"/>
             <w:shd w:val="clear" w:color="auto" w:fill="F6F8F7"/>
           </w:tcPr>
           <w:p>
@@ -3465,6 +3784,7 @@
         </w:tc>
         <w:tc>
           <w:tcPr>
+            <w:tcW w:w="3527" w:type="dxa"/>
             <w:shd w:val="clear" w:color="auto" w:fill="FEF3C7"/>
           </w:tcPr>
           <w:p>
@@ -3488,6 +3808,9 @@
           <w:cantSplit/>
         </w:trPr>
         <w:tc>
+          <w:tcPr>
+            <w:tcW w:w="5545" w:type="dxa"/>
+          </w:tcPr>
           <w:p>
             <w:pPr>
               <w:pStyle w:val="Compact"/>
@@ -3503,6 +3826,7 @@
         </w:tc>
         <w:tc>
           <w:tcPr>
+            <w:tcW w:w="3527" w:type="dxa"/>
             <w:shd w:val="clear" w:color="auto" w:fill="FFEDD5"/>
           </w:tcPr>
           <w:p>
@@ -3527,6 +3851,7 @@
         </w:trPr>
         <w:tc>
           <w:tcPr>
+            <w:tcW w:w="5545" w:type="dxa"/>
             <w:shd w:val="clear" w:color="auto" w:fill="F6F8F7"/>
           </w:tcPr>
           <w:p>
@@ -3544,6 +3869,7 @@
         </w:tc>
         <w:tc>
           <w:tcPr>
+            <w:tcW w:w="3527" w:type="dxa"/>
             <w:shd w:val="clear" w:color="auto" w:fill="FEE2E2"/>
           </w:tcPr>
           <w:p>
@@ -3850,6 +4176,7 @@
     <w:p>
       <w:pPr>
         <w:pStyle w:val="FirstParagraph"/>
+        <w:spacing w:after="160"/>
       </w:pPr>
       <w:r>
         <w:t xml:space="preserve">La alícuota efectiva del comercio exterior: cuántos impuestos (derechos de importación + exportación, ARCA) paga en promedio cada dólar de intercambio (expo+impo del ICA). 0% = comercio libre de fricción arancelaria; 15% o más = cierre de hecho.</w:t>
@@ -3858,8 +4185,6 @@
     <w:tbl>
       <w:tblPr>
         <w:tblStyle w:val="Table"/>
-        <w:tblW w:type="pct" w:w="5000.0"/>
-        <w:tblLayout w:type="autofit"/>
         <w:tblLook w:firstRow="0" w:lastRow="0" w:firstColumn="0" w:lastColumn="0" w:noHBand="0" w:noVBand="0" w:val="0000"/>
         <w:tblBorders>
           <w:top w:val="single" w:sz="4" w:color="D9DEDC"/>
@@ -3875,18 +4200,23 @@
           <w:left w:w="140" w:type="dxa"/>
           <w:right w:w="140" w:type="dxa"/>
         </w:tblCellMar>
+        <w:tblW w:w="9072" w:type="dxa"/>
+        <w:tblLayout w:type="fixed"/>
       </w:tblPr>
       <w:tblGrid>
-        <w:gridCol w:w="1980"/>
-        <w:gridCol w:w="1980"/>
-        <w:gridCol w:w="1980"/>
-        <w:gridCol w:w="1980"/>
+        <w:gridCol w:w="3707"/>
+        <w:gridCol w:w="1423"/>
+        <w:gridCol w:w="2193"/>
+        <w:gridCol w:w="1749"/>
       </w:tblGrid>
       <w:tr>
         <w:trPr>
           <w:cantSplit/>
         </w:trPr>
         <w:tc>
+          <w:tcPr>
+            <w:tcW w:w="3707" w:type="dxa"/>
+          </w:tcPr>
           <w:p>
             <w:pPr>
               <w:pStyle w:val="Compact"/>
@@ -3916,6 +4246,7 @@
         </w:tc>
         <w:tc>
           <w:tcPr>
+            <w:tcW w:w="1423" w:type="dxa"/>
             <w:shd w:val="clear" w:color="auto" w:fill="FEF3C7"/>
           </w:tcPr>
           <w:p>
@@ -3935,6 +4266,9 @@
           </w:p>
         </w:tc>
         <w:tc>
+          <w:tcPr>
+            <w:tcW w:w="2193" w:type="dxa"/>
+          </w:tcPr>
           <w:p>
             <w:pPr>
               <w:pStyle w:val="Compact"/>
@@ -3949,6 +4283,9 @@
           </w:p>
         </w:tc>
         <w:tc>
+          <w:tcPr>
+            <w:tcW w:w="1749" w:type="dxa"/>
+          </w:tcPr>
           <w:p>
             <w:pPr>
               <w:pStyle w:val="Compact"/>
@@ -3969,6 +4306,7 @@
       <w:pPr>
         <w:pStyle w:val="Heading2"/>
         <w:keepNext/>
+        <w:spacing w:after="160"/>
       </w:pPr>
       <w:r>
         <w:t xml:space="preserve">Identificación</w:t>
@@ -3977,8 +4315,6 @@
     <w:tbl>
       <w:tblPr>
         <w:tblStyle w:val="Table"/>
-        <w:tblW w:type="pct" w:w="5000.0"/>
-        <w:tblLayout w:type="autofit"/>
         <w:tblLook w:firstRow="0" w:lastRow="0" w:firstColumn="0" w:lastColumn="0" w:noHBand="0" w:noVBand="0" w:val="0000"/>
         <w:tblBorders>
           <w:top w:val="single" w:sz="4" w:color="D9DEDC"/>
@@ -3994,18 +4330,23 @@
           <w:left w:w="140" w:type="dxa"/>
           <w:right w:w="140" w:type="dxa"/>
         </w:tblCellMar>
+        <w:tblW w:w="9072" w:type="dxa"/>
+        <w:tblLayout w:type="fixed"/>
       </w:tblPr>
       <w:tblGrid>
-        <w:gridCol w:w="1980"/>
-        <w:gridCol w:w="1980"/>
-        <w:gridCol w:w="1980"/>
-        <w:gridCol w:w="1980"/>
+        <w:gridCol w:w="1871"/>
+        <w:gridCol w:w="2852"/>
+        <w:gridCol w:w="1888"/>
+        <w:gridCol w:w="2461"/>
       </w:tblGrid>
       <w:tr>
         <w:trPr>
           <w:cantSplit/>
         </w:trPr>
         <w:tc>
+          <w:tcPr>
+            <w:tcW w:w="1871" w:type="dxa"/>
+          </w:tcPr>
           <w:p>
             <w:pPr>
               <w:pStyle w:val="Compact"/>
@@ -4022,6 +4363,9 @@
           </w:p>
         </w:tc>
         <w:tc>
+          <w:tcPr>
+            <w:tcW w:w="2852" w:type="dxa"/>
+          </w:tcPr>
           <w:p>
             <w:pPr>
               <w:pStyle w:val="Compact"/>
@@ -4036,6 +4380,9 @@
           </w:p>
         </w:tc>
         <w:tc>
+          <w:tcPr>
+            <w:tcW w:w="1888" w:type="dxa"/>
+          </w:tcPr>
           <w:p>
             <w:pPr>
               <w:pStyle w:val="Compact"/>
@@ -4052,6 +4399,9 @@
           </w:p>
         </w:tc>
         <w:tc>
+          <w:tcPr>
+            <w:tcW w:w="2461" w:type="dxa"/>
+          </w:tcPr>
           <w:p>
             <w:pPr>
               <w:pStyle w:val="Compact"/>
@@ -4071,6 +4421,9 @@
           <w:cantSplit/>
         </w:trPr>
         <w:tc>
+          <w:tcPr>
+            <w:tcW w:w="1871" w:type="dxa"/>
+          </w:tcPr>
           <w:p>
             <w:pPr>
               <w:pStyle w:val="Compact"/>
@@ -4087,6 +4440,9 @@
           </w:p>
         </w:tc>
         <w:tc>
+          <w:tcPr>
+            <w:tcW w:w="2852" w:type="dxa"/>
+          </w:tcPr>
           <w:p>
             <w:pPr>
               <w:pStyle w:val="Compact"/>
@@ -4101,6 +4457,9 @@
           </w:p>
         </w:tc>
         <w:tc>
+          <w:tcPr>
+            <w:tcW w:w="1888" w:type="dxa"/>
+          </w:tcPr>
           <w:p>
             <w:pPr>
               <w:pStyle w:val="Compact"/>
@@ -4117,6 +4476,9 @@
           </w:p>
         </w:tc>
         <w:tc>
+          <w:tcPr>
+            <w:tcW w:w="2461" w:type="dxa"/>
+          </w:tcPr>
           <w:p>
             <w:pPr>
               <w:pStyle w:val="Compact"/>
@@ -4136,6 +4498,9 @@
           <w:cantSplit/>
         </w:trPr>
         <w:tc>
+          <w:tcPr>
+            <w:tcW w:w="1871" w:type="dxa"/>
+          </w:tcPr>
           <w:p>
             <w:pPr>
               <w:pStyle w:val="Compact"/>
@@ -4152,6 +4517,9 @@
           </w:p>
         </w:tc>
         <w:tc>
+          <w:tcPr>
+            <w:tcW w:w="2852" w:type="dxa"/>
+          </w:tcPr>
           <w:p>
             <w:pPr>
               <w:pStyle w:val="Compact"/>
@@ -4166,6 +4534,9 @@
           </w:p>
         </w:tc>
         <w:tc>
+          <w:tcPr>
+            <w:tcW w:w="1888" w:type="dxa"/>
+          </w:tcPr>
           <w:p>
             <w:pPr>
               <w:pStyle w:val="Compact"/>
@@ -4182,6 +4553,9 @@
           </w:p>
         </w:tc>
         <w:tc>
+          <w:tcPr>
+            <w:tcW w:w="2461" w:type="dxa"/>
+          </w:tcPr>
           <w:p>
             <w:pPr>
               <w:pStyle w:val="Compact"/>
@@ -4201,6 +4575,9 @@
           <w:cantSplit/>
         </w:trPr>
         <w:tc>
+          <w:tcPr>
+            <w:tcW w:w="1871" w:type="dxa"/>
+          </w:tcPr>
           <w:p>
             <w:pPr>
               <w:pStyle w:val="Compact"/>
@@ -4217,6 +4594,9 @@
           </w:p>
         </w:tc>
         <w:tc>
+          <w:tcPr>
+            <w:tcW w:w="2852" w:type="dxa"/>
+          </w:tcPr>
           <w:p>
             <w:pPr>
               <w:pStyle w:val="Compact"/>
@@ -4231,6 +4611,9 @@
           </w:p>
         </w:tc>
         <w:tc>
+          <w:tcPr>
+            <w:tcW w:w="1888" w:type="dxa"/>
+          </w:tcPr>
           <w:p>
             <w:pPr>
               <w:pStyle w:val="Compact"/>
@@ -4247,6 +4630,9 @@
           </w:p>
         </w:tc>
         <w:tc>
+          <w:tcPr>
+            <w:tcW w:w="2461" w:type="dxa"/>
+          </w:tcPr>
           <w:p>
             <w:pPr>
               <w:pStyle w:val="Compact"/>
@@ -4266,6 +4652,9 @@
           <w:cantSplit/>
         </w:trPr>
         <w:tc>
+          <w:tcPr>
+            <w:tcW w:w="1871" w:type="dxa"/>
+          </w:tcPr>
           <w:p>
             <w:pPr>
               <w:pStyle w:val="Compact"/>
@@ -4282,6 +4671,9 @@
           </w:p>
         </w:tc>
         <w:tc>
+          <w:tcPr>
+            <w:tcW w:w="2852" w:type="dxa"/>
+          </w:tcPr>
           <w:p>
             <w:pPr>
               <w:pStyle w:val="Compact"/>
@@ -4296,6 +4688,9 @@
           </w:p>
         </w:tc>
         <w:tc>
+          <w:tcPr>
+            <w:tcW w:w="1888" w:type="dxa"/>
+          </w:tcPr>
           <w:p>
             <w:pPr>
               <w:pStyle w:val="Compact"/>
@@ -4312,6 +4707,9 @@
           </w:p>
         </w:tc>
         <w:tc>
+          <w:tcPr>
+            <w:tcW w:w="2461" w:type="dxa"/>
+          </w:tcPr>
           <w:p>
             <w:pPr>
               <w:pStyle w:val="Compact"/>
@@ -4429,6 +4827,7 @@
     <w:p>
       <w:pPr>
         <w:pStyle w:val="BodyText"/>
+        <w:spacing w:after="160"/>
       </w:pPr>
       <w:r>
         <w:rPr>
@@ -4441,8 +4840,6 @@
     <w:tbl>
       <w:tblPr>
         <w:tblStyle w:val="Table"/>
-        <w:tblW w:type="pct" w:w="0.0"/>
-        <w:tblLayout w:type="autofit"/>
         <w:tblLook w:firstRow="1" w:lastRow="0" w:firstColumn="0" w:lastColumn="0" w:noHBand="0" w:noVBand="0" w:val="0020"/>
         <w:tblBorders>
           <w:top w:val="single" w:sz="4" w:color="D9DEDC"/>
@@ -4458,8 +4855,13 @@
           <w:left w:w="140" w:type="dxa"/>
           <w:right w:w="140" w:type="dxa"/>
         </w:tblCellMar>
+        <w:tblW w:w="9072" w:type="dxa"/>
+        <w:tblLayout w:type="fixed"/>
       </w:tblPr>
-      <w:tblGrid/>
+      <w:tblGrid>
+        <w:gridCol w:w="5459"/>
+        <w:gridCol w:w="3613"/>
+      </w:tblGrid>
       <w:tr>
         <w:trPr>
           <w:cantSplit/>
@@ -4467,6 +4869,7 @@
         </w:trPr>
         <w:tc>
           <w:tcPr>
+            <w:tcW w:w="5459" w:type="dxa"/>
             <w:shd w:val="clear" w:color="auto" w:fill="1F3A34"/>
           </w:tcPr>
           <w:p>
@@ -4486,6 +4889,7 @@
         </w:tc>
         <w:tc>
           <w:tcPr>
+            <w:tcW w:w="3613" w:type="dxa"/>
             <w:shd w:val="clear" w:color="auto" w:fill="1F3A34"/>
           </w:tcPr>
           <w:p>
@@ -4509,6 +4913,9 @@
           <w:cantSplit/>
         </w:trPr>
         <w:tc>
+          <w:tcPr>
+            <w:tcW w:w="5459" w:type="dxa"/>
+          </w:tcPr>
           <w:p>
             <w:pPr>
               <w:pStyle w:val="Compact"/>
@@ -4524,6 +4931,7 @@
         </w:tc>
         <w:tc>
           <w:tcPr>
+            <w:tcW w:w="3613" w:type="dxa"/>
             <w:shd w:val="clear" w:color="auto" w:fill="DCFCE7"/>
           </w:tcPr>
           <w:p>
@@ -4548,6 +4956,7 @@
         </w:trPr>
         <w:tc>
           <w:tcPr>
+            <w:tcW w:w="5459" w:type="dxa"/>
             <w:shd w:val="clear" w:color="auto" w:fill="F6F8F7"/>
           </w:tcPr>
           <w:p>
@@ -4565,6 +4974,7 @@
         </w:tc>
         <w:tc>
           <w:tcPr>
+            <w:tcW w:w="3613" w:type="dxa"/>
             <w:shd w:val="clear" w:color="auto" w:fill="FEF3C7"/>
           </w:tcPr>
           <w:p>
@@ -4588,6 +4998,9 @@
           <w:cantSplit/>
         </w:trPr>
         <w:tc>
+          <w:tcPr>
+            <w:tcW w:w="5459" w:type="dxa"/>
+          </w:tcPr>
           <w:p>
             <w:pPr>
               <w:pStyle w:val="Compact"/>
@@ -4603,6 +5016,7 @@
         </w:tc>
         <w:tc>
           <w:tcPr>
+            <w:tcW w:w="3613" w:type="dxa"/>
             <w:shd w:val="clear" w:color="auto" w:fill="FFEDD5"/>
           </w:tcPr>
           <w:p>
@@ -4627,6 +5041,7 @@
         </w:trPr>
         <w:tc>
           <w:tcPr>
+            <w:tcW w:w="5459" w:type="dxa"/>
             <w:shd w:val="clear" w:color="auto" w:fill="F6F8F7"/>
           </w:tcPr>
           <w:p>
@@ -4644,6 +5059,7 @@
         </w:tc>
         <w:tc>
           <w:tcPr>
+            <w:tcW w:w="3613" w:type="dxa"/>
             <w:shd w:val="clear" w:color="auto" w:fill="FEE2E2"/>
           </w:tcPr>
           <w:p>
@@ -4950,6 +5366,7 @@
     <w:p>
       <w:pPr>
         <w:pStyle w:val="FirstParagraph"/>
+        <w:spacing w:after="160"/>
       </w:pPr>
       <w:r>
         <w:t xml:space="preserve">Cuántos artículos de normas quedaron modificados o eliminados por el programa desregulador desde el 10 de diciembre de 2023, según el conteo oficial del Ministerio de Desregulación y Transformación del Estado.</w:t>
@@ -4958,8 +5375,6 @@
     <w:tbl>
       <w:tblPr>
         <w:tblStyle w:val="Table"/>
-        <w:tblW w:type="pct" w:w="5000.0"/>
-        <w:tblLayout w:type="autofit"/>
         <w:tblLook w:firstRow="0" w:lastRow="0" w:firstColumn="0" w:lastColumn="0" w:noHBand="0" w:noVBand="0" w:val="0000"/>
         <w:tblBorders>
           <w:top w:val="single" w:sz="4" w:color="D9DEDC"/>
@@ -4975,18 +5390,23 @@
           <w:left w:w="140" w:type="dxa"/>
           <w:right w:w="140" w:type="dxa"/>
         </w:tblCellMar>
+        <w:tblW w:w="9072" w:type="dxa"/>
+        <w:tblLayout w:type="fixed"/>
       </w:tblPr>
       <w:tblGrid>
-        <w:gridCol w:w="1980"/>
-        <w:gridCol w:w="1980"/>
-        <w:gridCol w:w="1980"/>
-        <w:gridCol w:w="1980"/>
+        <w:gridCol w:w="4449"/>
+        <w:gridCol w:w="1045"/>
+        <w:gridCol w:w="1952"/>
+        <w:gridCol w:w="1626"/>
       </w:tblGrid>
       <w:tr>
         <w:trPr>
           <w:cantSplit/>
         </w:trPr>
         <w:tc>
+          <w:tcPr>
+            <w:tcW w:w="4449" w:type="dxa"/>
+          </w:tcPr>
           <w:p>
             <w:pPr>
               <w:pStyle w:val="Compact"/>
@@ -5016,6 +5436,7 @@
         </w:tc>
         <w:tc>
           <w:tcPr>
+            <w:tcW w:w="1045" w:type="dxa"/>
             <w:shd w:val="clear" w:color="auto" w:fill="DCFCE7"/>
           </w:tcPr>
           <w:p>
@@ -5035,6 +5456,9 @@
           </w:p>
         </w:tc>
         <w:tc>
+          <w:tcPr>
+            <w:tcW w:w="1952" w:type="dxa"/>
+          </w:tcPr>
           <w:p>
             <w:pPr>
               <w:pStyle w:val="Compact"/>
@@ -5049,6 +5473,9 @@
           </w:p>
         </w:tc>
         <w:tc>
+          <w:tcPr>
+            <w:tcW w:w="1626" w:type="dxa"/>
+          </w:tcPr>
           <w:p>
             <w:pPr>
               <w:pStyle w:val="Compact"/>
@@ -5069,6 +5496,7 @@
       <w:pPr>
         <w:pStyle w:val="Heading2"/>
         <w:keepNext/>
+        <w:spacing w:after="160"/>
       </w:pPr>
       <w:r>
         <w:t xml:space="preserve">Identificación</w:t>
@@ -5077,8 +5505,6 @@
     <w:tbl>
       <w:tblPr>
         <w:tblStyle w:val="Table"/>
-        <w:tblW w:type="pct" w:w="5000.0"/>
-        <w:tblLayout w:type="autofit"/>
         <w:tblLook w:firstRow="0" w:lastRow="0" w:firstColumn="0" w:lastColumn="0" w:noHBand="0" w:noVBand="0" w:val="0000"/>
         <w:tblBorders>
           <w:top w:val="single" w:sz="4" w:color="D9DEDC"/>
@@ -5094,18 +5520,23 @@
           <w:left w:w="140" w:type="dxa"/>
           <w:right w:w="140" w:type="dxa"/>
         </w:tblCellMar>
+        <w:tblW w:w="9072" w:type="dxa"/>
+        <w:tblLayout w:type="fixed"/>
       </w:tblPr>
       <w:tblGrid>
-        <w:gridCol w:w="1980"/>
-        <w:gridCol w:w="1980"/>
-        <w:gridCol w:w="1980"/>
-        <w:gridCol w:w="1980"/>
+        <w:gridCol w:w="1730"/>
+        <w:gridCol w:w="3376"/>
+        <w:gridCol w:w="1738"/>
+        <w:gridCol w:w="2228"/>
       </w:tblGrid>
       <w:tr>
         <w:trPr>
           <w:cantSplit/>
         </w:trPr>
         <w:tc>
+          <w:tcPr>
+            <w:tcW w:w="1730" w:type="dxa"/>
+          </w:tcPr>
           <w:p>
             <w:pPr>
               <w:pStyle w:val="Compact"/>
@@ -5122,6 +5553,9 @@
           </w:p>
         </w:tc>
         <w:tc>
+          <w:tcPr>
+            <w:tcW w:w="3376" w:type="dxa"/>
+          </w:tcPr>
           <w:p>
             <w:pPr>
               <w:pStyle w:val="Compact"/>
@@ -5136,6 +5570,9 @@
           </w:p>
         </w:tc>
         <w:tc>
+          <w:tcPr>
+            <w:tcW w:w="1738" w:type="dxa"/>
+          </w:tcPr>
           <w:p>
             <w:pPr>
               <w:pStyle w:val="Compact"/>
@@ -5152,6 +5589,9 @@
           </w:p>
         </w:tc>
         <w:tc>
+          <w:tcPr>
+            <w:tcW w:w="2228" w:type="dxa"/>
+          </w:tcPr>
           <w:p>
             <w:pPr>
               <w:pStyle w:val="Compact"/>
@@ -5171,6 +5611,9 @@
           <w:cantSplit/>
         </w:trPr>
         <w:tc>
+          <w:tcPr>
+            <w:tcW w:w="1730" w:type="dxa"/>
+          </w:tcPr>
           <w:p>
             <w:pPr>
               <w:pStyle w:val="Compact"/>
@@ -5187,6 +5630,9 @@
           </w:p>
         </w:tc>
         <w:tc>
+          <w:tcPr>
+            <w:tcW w:w="3376" w:type="dxa"/>
+          </w:tcPr>
           <w:p>
             <w:pPr>
               <w:pStyle w:val="Compact"/>
@@ -5201,6 +5647,9 @@
           </w:p>
         </w:tc>
         <w:tc>
+          <w:tcPr>
+            <w:tcW w:w="1738" w:type="dxa"/>
+          </w:tcPr>
           <w:p>
             <w:pPr>
               <w:pStyle w:val="Compact"/>
@@ -5217,6 +5666,9 @@
           </w:p>
         </w:tc>
         <w:tc>
+          <w:tcPr>
+            <w:tcW w:w="2228" w:type="dxa"/>
+          </w:tcPr>
           <w:p>
             <w:pPr>
               <w:pStyle w:val="Compact"/>
@@ -5236,6 +5688,9 @@
           <w:cantSplit/>
         </w:trPr>
         <w:tc>
+          <w:tcPr>
+            <w:tcW w:w="1730" w:type="dxa"/>
+          </w:tcPr>
           <w:p>
             <w:pPr>
               <w:pStyle w:val="Compact"/>
@@ -5252,6 +5707,9 @@
           </w:p>
         </w:tc>
         <w:tc>
+          <w:tcPr>
+            <w:tcW w:w="3376" w:type="dxa"/>
+          </w:tcPr>
           <w:p>
             <w:pPr>
               <w:pStyle w:val="Compact"/>
@@ -5266,6 +5724,9 @@
           </w:p>
         </w:tc>
         <w:tc>
+          <w:tcPr>
+            <w:tcW w:w="1738" w:type="dxa"/>
+          </w:tcPr>
           <w:p>
             <w:pPr>
               <w:pStyle w:val="Compact"/>
@@ -5282,6 +5743,9 @@
           </w:p>
         </w:tc>
         <w:tc>
+          <w:tcPr>
+            <w:tcW w:w="2228" w:type="dxa"/>
+          </w:tcPr>
           <w:p>
             <w:pPr>
               <w:pStyle w:val="Compact"/>
@@ -5301,6 +5765,9 @@
           <w:cantSplit/>
         </w:trPr>
         <w:tc>
+          <w:tcPr>
+            <w:tcW w:w="1730" w:type="dxa"/>
+          </w:tcPr>
           <w:p>
             <w:pPr>
               <w:pStyle w:val="Compact"/>
@@ -5317,6 +5784,9 @@
           </w:p>
         </w:tc>
         <w:tc>
+          <w:tcPr>
+            <w:tcW w:w="3376" w:type="dxa"/>
+          </w:tcPr>
           <w:p>
             <w:pPr>
               <w:pStyle w:val="Compact"/>
@@ -5331,6 +5801,9 @@
           </w:p>
         </w:tc>
         <w:tc>
+          <w:tcPr>
+            <w:tcW w:w="1738" w:type="dxa"/>
+          </w:tcPr>
           <w:p>
             <w:pPr>
               <w:pStyle w:val="Compact"/>
@@ -5347,6 +5820,9 @@
           </w:p>
         </w:tc>
         <w:tc>
+          <w:tcPr>
+            <w:tcW w:w="2228" w:type="dxa"/>
+          </w:tcPr>
           <w:p>
             <w:pPr>
               <w:pStyle w:val="Compact"/>
@@ -5366,6 +5842,9 @@
           <w:cantSplit/>
         </w:trPr>
         <w:tc>
+          <w:tcPr>
+            <w:tcW w:w="1730" w:type="dxa"/>
+          </w:tcPr>
           <w:p>
             <w:pPr>
               <w:pStyle w:val="Compact"/>
@@ -5382,6 +5861,9 @@
           </w:p>
         </w:tc>
         <w:tc>
+          <w:tcPr>
+            <w:tcW w:w="3376" w:type="dxa"/>
+          </w:tcPr>
           <w:p>
             <w:pPr>
               <w:pStyle w:val="Compact"/>
@@ -5396,6 +5878,9 @@
           </w:p>
         </w:tc>
         <w:tc>
+          <w:tcPr>
+            <w:tcW w:w="1738" w:type="dxa"/>
+          </w:tcPr>
           <w:p>
             <w:pPr>
               <w:pStyle w:val="Compact"/>
@@ -5412,6 +5897,9 @@
           </w:p>
         </w:tc>
         <w:tc>
+          <w:tcPr>
+            <w:tcW w:w="2228" w:type="dxa"/>
+          </w:tcPr>
           <w:p>
             <w:pPr>
               <w:pStyle w:val="Compact"/>
@@ -5565,6 +6053,7 @@
     <w:p>
       <w:pPr>
         <w:pStyle w:val="BodyText"/>
+        <w:spacing w:after="160"/>
       </w:pPr>
       <w:r>
         <w:rPr>
@@ -5577,8 +6066,6 @@
     <w:tbl>
       <w:tblPr>
         <w:tblStyle w:val="Table"/>
-        <w:tblW w:type="pct" w:w="5000.0"/>
-        <w:tblLayout w:type="autofit"/>
         <w:tblLook w:firstRow="1" w:lastRow="0" w:firstColumn="0" w:lastColumn="0" w:noHBand="0" w:noVBand="0" w:val="0020"/>
         <w:tblBorders>
           <w:top w:val="single" w:sz="4" w:color="D9DEDC"/>
@@ -5594,10 +6081,12 @@
           <w:left w:w="140" w:type="dxa"/>
           <w:right w:w="140" w:type="dxa"/>
         </w:tblCellMar>
+        <w:tblW w:w="9072" w:type="dxa"/>
+        <w:tblLayout w:type="fixed"/>
       </w:tblPr>
       <w:tblGrid>
-        <w:gridCol w:w="3960"/>
-        <w:gridCol w:w="3960"/>
+        <w:gridCol w:w="6221"/>
+        <w:gridCol w:w="2851"/>
       </w:tblGrid>
       <w:tr>
         <w:trPr>
@@ -5606,6 +6095,7 @@
         </w:trPr>
         <w:tc>
           <w:tcPr>
+            <w:tcW w:w="6221" w:type="dxa"/>
             <w:shd w:val="clear" w:color="auto" w:fill="1F3A34"/>
           </w:tcPr>
           <w:p>
@@ -5625,6 +6115,7 @@
         </w:tc>
         <w:tc>
           <w:tcPr>
+            <w:tcW w:w="2851" w:type="dxa"/>
             <w:shd w:val="clear" w:color="auto" w:fill="1F3A34"/>
           </w:tcPr>
           <w:p>
@@ -5648,6 +6139,9 @@
           <w:cantSplit/>
         </w:trPr>
         <w:tc>
+          <w:tcPr>
+            <w:tcW w:w="6221" w:type="dxa"/>
+          </w:tcPr>
           <w:p>
             <w:pPr>
               <w:pStyle w:val="Compact"/>
@@ -5663,6 +6157,7 @@
         </w:tc>
         <w:tc>
           <w:tcPr>
+            <w:tcW w:w="2851" w:type="dxa"/>
             <w:shd w:val="clear" w:color="auto" w:fill="DCFCE7"/>
           </w:tcPr>
           <w:p>
@@ -5687,6 +6182,7 @@
         </w:trPr>
         <w:tc>
           <w:tcPr>
+            <w:tcW w:w="6221" w:type="dxa"/>
             <w:shd w:val="clear" w:color="auto" w:fill="F6F8F7"/>
           </w:tcPr>
           <w:p>
@@ -5704,6 +6200,7 @@
         </w:tc>
         <w:tc>
           <w:tcPr>
+            <w:tcW w:w="2851" w:type="dxa"/>
             <w:shd w:val="clear" w:color="auto" w:fill="FEF3C7"/>
           </w:tcPr>
           <w:p>
@@ -5727,6 +6224,9 @@
           <w:cantSplit/>
         </w:trPr>
         <w:tc>
+          <w:tcPr>
+            <w:tcW w:w="6221" w:type="dxa"/>
+          </w:tcPr>
           <w:p>
             <w:pPr>
               <w:pStyle w:val="Compact"/>
@@ -5742,6 +6242,7 @@
         </w:tc>
         <w:tc>
           <w:tcPr>
+            <w:tcW w:w="2851" w:type="dxa"/>
             <w:shd w:val="clear" w:color="auto" w:fill="FFEDD5"/>
           </w:tcPr>
           <w:p>
@@ -6120,6 +6621,7 @@
     <w:p>
       <w:pPr>
         <w:pStyle w:val="FirstParagraph"/>
+        <w:spacing w:after="160"/>
       </w:pPr>
       <w:r>
         <w:t xml:space="preserve">Cuánto varía la dotación de personal de la Administración Pública Nacional respecto de diciembre de 2023 (inicio del mandato), según la serie mensual oficial del INDEC.</w:t>
@@ -6128,8 +6630,6 @@
     <w:tbl>
       <w:tblPr>
         <w:tblStyle w:val="Table"/>
-        <w:tblW w:type="pct" w:w="5000.0"/>
-        <w:tblLayout w:type="autofit"/>
         <w:tblLook w:firstRow="0" w:lastRow="0" w:firstColumn="0" w:lastColumn="0" w:noHBand="0" w:noVBand="0" w:val="0000"/>
         <w:tblBorders>
           <w:top w:val="single" w:sz="4" w:color="D9DEDC"/>
@@ -6145,18 +6645,23 @@
           <w:left w:w="140" w:type="dxa"/>
           <w:right w:w="140" w:type="dxa"/>
         </w:tblCellMar>
+        <w:tblW w:w="9072" w:type="dxa"/>
+        <w:tblLayout w:type="fixed"/>
       </w:tblPr>
       <w:tblGrid>
-        <w:gridCol w:w="1980"/>
-        <w:gridCol w:w="1980"/>
-        <w:gridCol w:w="1980"/>
-        <w:gridCol w:w="1980"/>
+        <w:gridCol w:w="3857"/>
+        <w:gridCol w:w="1116"/>
+        <w:gridCol w:w="2323"/>
+        <w:gridCol w:w="1776"/>
       </w:tblGrid>
       <w:tr>
         <w:trPr>
           <w:cantSplit/>
         </w:trPr>
         <w:tc>
+          <w:tcPr>
+            <w:tcW w:w="3857" w:type="dxa"/>
+          </w:tcPr>
           <w:p>
             <w:pPr>
               <w:pStyle w:val="Compact"/>
@@ -6186,6 +6691,7 @@
         </w:tc>
         <w:tc>
           <w:tcPr>
+            <w:tcW w:w="1116" w:type="dxa"/>
             <w:shd w:val="clear" w:color="auto" w:fill="DCFCE7"/>
           </w:tcPr>
           <w:p>
@@ -6205,6 +6711,9 @@
           </w:p>
         </w:tc>
         <w:tc>
+          <w:tcPr>
+            <w:tcW w:w="2323" w:type="dxa"/>
+          </w:tcPr>
           <w:p>
             <w:pPr>
               <w:pStyle w:val="Compact"/>
@@ -6219,6 +6728,9 @@
           </w:p>
         </w:tc>
         <w:tc>
+          <w:tcPr>
+            <w:tcW w:w="1776" w:type="dxa"/>
+          </w:tcPr>
           <w:p>
             <w:pPr>
               <w:pStyle w:val="Compact"/>
@@ -6239,6 +6751,7 @@
       <w:pPr>
         <w:pStyle w:val="Heading2"/>
         <w:keepNext/>
+        <w:spacing w:after="160"/>
       </w:pPr>
       <w:r>
         <w:t xml:space="preserve">Identificación</w:t>
@@ -6247,8 +6760,6 @@
     <w:tbl>
       <w:tblPr>
         <w:tblStyle w:val="Table"/>
-        <w:tblW w:type="pct" w:w="5000.0"/>
-        <w:tblLayout w:type="autofit"/>
         <w:tblLook w:firstRow="0" w:lastRow="0" w:firstColumn="0" w:lastColumn="0" w:noHBand="0" w:noVBand="0" w:val="0000"/>
         <w:tblBorders>
           <w:top w:val="single" w:sz="4" w:color="D9DEDC"/>
@@ -6264,18 +6775,23 @@
           <w:left w:w="140" w:type="dxa"/>
           <w:right w:w="140" w:type="dxa"/>
         </w:tblCellMar>
+        <w:tblW w:w="9072" w:type="dxa"/>
+        <w:tblLayout w:type="fixed"/>
       </w:tblPr>
       <w:tblGrid>
-        <w:gridCol w:w="1980"/>
-        <w:gridCol w:w="1980"/>
-        <w:gridCol w:w="1980"/>
-        <w:gridCol w:w="1980"/>
+        <w:gridCol w:w="1846"/>
+        <w:gridCol w:w="2362"/>
+        <w:gridCol w:w="1862"/>
+        <w:gridCol w:w="3002"/>
       </w:tblGrid>
       <w:tr>
         <w:trPr>
           <w:cantSplit/>
         </w:trPr>
         <w:tc>
+          <w:tcPr>
+            <w:tcW w:w="1846" w:type="dxa"/>
+          </w:tcPr>
           <w:p>
             <w:pPr>
               <w:pStyle w:val="Compact"/>
@@ -6292,6 +6808,9 @@
           </w:p>
         </w:tc>
         <w:tc>
+          <w:tcPr>
+            <w:tcW w:w="2362" w:type="dxa"/>
+          </w:tcPr>
           <w:p>
             <w:pPr>
               <w:pStyle w:val="Compact"/>
@@ -6306,6 +6825,9 @@
           </w:p>
         </w:tc>
         <w:tc>
+          <w:tcPr>
+            <w:tcW w:w="1862" w:type="dxa"/>
+          </w:tcPr>
           <w:p>
             <w:pPr>
               <w:pStyle w:val="Compact"/>
@@ -6322,6 +6844,9 @@
           </w:p>
         </w:tc>
         <w:tc>
+          <w:tcPr>
+            <w:tcW w:w="3002" w:type="dxa"/>
+          </w:tcPr>
           <w:p>
             <w:pPr>
               <w:pStyle w:val="Compact"/>
@@ -6341,6 +6866,9 @@
           <w:cantSplit/>
         </w:trPr>
         <w:tc>
+          <w:tcPr>
+            <w:tcW w:w="1846" w:type="dxa"/>
+          </w:tcPr>
           <w:p>
             <w:pPr>
               <w:pStyle w:val="Compact"/>
@@ -6357,6 +6885,9 @@
           </w:p>
         </w:tc>
         <w:tc>
+          <w:tcPr>
+            <w:tcW w:w="2362" w:type="dxa"/>
+          </w:tcPr>
           <w:p>
             <w:pPr>
               <w:pStyle w:val="Compact"/>
@@ -6371,6 +6902,9 @@
           </w:p>
         </w:tc>
         <w:tc>
+          <w:tcPr>
+            <w:tcW w:w="1862" w:type="dxa"/>
+          </w:tcPr>
           <w:p>
             <w:pPr>
               <w:pStyle w:val="Compact"/>
@@ -6387,6 +6921,9 @@
           </w:p>
         </w:tc>
         <w:tc>
+          <w:tcPr>
+            <w:tcW w:w="3002" w:type="dxa"/>
+          </w:tcPr>
           <w:p>
             <w:pPr>
               <w:pStyle w:val="Compact"/>
@@ -6406,6 +6943,9 @@
           <w:cantSplit/>
         </w:trPr>
         <w:tc>
+          <w:tcPr>
+            <w:tcW w:w="1846" w:type="dxa"/>
+          </w:tcPr>
           <w:p>
             <w:pPr>
               <w:pStyle w:val="Compact"/>
@@ -6422,6 +6962,9 @@
           </w:p>
         </w:tc>
         <w:tc>
+          <w:tcPr>
+            <w:tcW w:w="2362" w:type="dxa"/>
+          </w:tcPr>
           <w:p>
             <w:pPr>
               <w:pStyle w:val="Compact"/>
@@ -6436,6 +6979,9 @@
           </w:p>
         </w:tc>
         <w:tc>
+          <w:tcPr>
+            <w:tcW w:w="1862" w:type="dxa"/>
+          </w:tcPr>
           <w:p>
             <w:pPr>
               <w:pStyle w:val="Compact"/>
@@ -6452,6 +6998,9 @@
           </w:p>
         </w:tc>
         <w:tc>
+          <w:tcPr>
+            <w:tcW w:w="3002" w:type="dxa"/>
+          </w:tcPr>
           <w:p>
             <w:pPr>
               <w:pStyle w:val="Compact"/>
@@ -6471,6 +7020,9 @@
           <w:cantSplit/>
         </w:trPr>
         <w:tc>
+          <w:tcPr>
+            <w:tcW w:w="1846" w:type="dxa"/>
+          </w:tcPr>
           <w:p>
             <w:pPr>
               <w:pStyle w:val="Compact"/>
@@ -6487,6 +7039,9 @@
           </w:p>
         </w:tc>
         <w:tc>
+          <w:tcPr>
+            <w:tcW w:w="2362" w:type="dxa"/>
+          </w:tcPr>
           <w:p>
             <w:pPr>
               <w:pStyle w:val="Compact"/>
@@ -6501,6 +7056,9 @@
           </w:p>
         </w:tc>
         <w:tc>
+          <w:tcPr>
+            <w:tcW w:w="1862" w:type="dxa"/>
+          </w:tcPr>
           <w:p>
             <w:pPr>
               <w:pStyle w:val="Compact"/>
@@ -6517,6 +7075,9 @@
           </w:p>
         </w:tc>
         <w:tc>
+          <w:tcPr>
+            <w:tcW w:w="3002" w:type="dxa"/>
+          </w:tcPr>
           <w:p>
             <w:pPr>
               <w:pStyle w:val="Compact"/>
@@ -6536,6 +7097,9 @@
           <w:cantSplit/>
         </w:trPr>
         <w:tc>
+          <w:tcPr>
+            <w:tcW w:w="1846" w:type="dxa"/>
+          </w:tcPr>
           <w:p>
             <w:pPr>
               <w:pStyle w:val="Compact"/>
@@ -6552,6 +7116,9 @@
           </w:p>
         </w:tc>
         <w:tc>
+          <w:tcPr>
+            <w:tcW w:w="2362" w:type="dxa"/>
+          </w:tcPr>
           <w:p>
             <w:pPr>
               <w:pStyle w:val="Compact"/>
@@ -6566,6 +7133,9 @@
           </w:p>
         </w:tc>
         <w:tc>
+          <w:tcPr>
+            <w:tcW w:w="1862" w:type="dxa"/>
+          </w:tcPr>
           <w:p>
             <w:pPr>
               <w:pStyle w:val="Compact"/>
@@ -6582,6 +7152,9 @@
           </w:p>
         </w:tc>
         <w:tc>
+          <w:tcPr>
+            <w:tcW w:w="3002" w:type="dxa"/>
+          </w:tcPr>
           <w:p>
             <w:pPr>
               <w:pStyle w:val="Compact"/>
@@ -6723,6 +7296,7 @@
     <w:p>
       <w:pPr>
         <w:pStyle w:val="BodyText"/>
+        <w:spacing w:after="160"/>
       </w:pPr>
       <w:r>
         <w:rPr>
@@ -6735,8 +7309,6 @@
     <w:tbl>
       <w:tblPr>
         <w:tblStyle w:val="Table"/>
-        <w:tblW w:type="pct" w:w="0.0"/>
-        <w:tblLayout w:type="autofit"/>
         <w:tblLook w:firstRow="1" w:lastRow="0" w:firstColumn="0" w:lastColumn="0" w:noHBand="0" w:noVBand="0" w:val="0020"/>
         <w:tblBorders>
           <w:top w:val="single" w:sz="4" w:color="D9DEDC"/>
@@ -6752,8 +7324,13 @@
           <w:left w:w="140" w:type="dxa"/>
           <w:right w:w="140" w:type="dxa"/>
         </w:tblCellMar>
+        <w:tblW w:w="9072" w:type="dxa"/>
+        <w:tblLayout w:type="fixed"/>
       </w:tblPr>
-      <w:tblGrid/>
+      <w:tblGrid>
+        <w:gridCol w:w="5703"/>
+        <w:gridCol w:w="3369"/>
+      </w:tblGrid>
       <w:tr>
         <w:trPr>
           <w:cantSplit/>
@@ -6761,6 +7338,7 @@
         </w:trPr>
         <w:tc>
           <w:tcPr>
+            <w:tcW w:w="5703" w:type="dxa"/>
             <w:shd w:val="clear" w:color="auto" w:fill="1F3A34"/>
           </w:tcPr>
           <w:p>
@@ -6780,6 +7358,7 @@
         </w:tc>
         <w:tc>
           <w:tcPr>
+            <w:tcW w:w="3369" w:type="dxa"/>
             <w:shd w:val="clear" w:color="auto" w:fill="1F3A34"/>
           </w:tcPr>
           <w:p>
@@ -6803,6 +7382,9 @@
           <w:cantSplit/>
         </w:trPr>
         <w:tc>
+          <w:tcPr>
+            <w:tcW w:w="5703" w:type="dxa"/>
+          </w:tcPr>
           <w:p>
             <w:pPr>
               <w:pStyle w:val="Compact"/>
@@ -6818,6 +7400,7 @@
         </w:tc>
         <w:tc>
           <w:tcPr>
+            <w:tcW w:w="3369" w:type="dxa"/>
             <w:shd w:val="clear" w:color="auto" w:fill="DCFCE7"/>
           </w:tcPr>
           <w:p>
@@ -6842,6 +7425,7 @@
         </w:trPr>
         <w:tc>
           <w:tcPr>
+            <w:tcW w:w="5703" w:type="dxa"/>
             <w:shd w:val="clear" w:color="auto" w:fill="F6F8F7"/>
           </w:tcPr>
           <w:p>
@@ -6859,6 +7443,7 @@
         </w:tc>
         <w:tc>
           <w:tcPr>
+            <w:tcW w:w="3369" w:type="dxa"/>
             <w:shd w:val="clear" w:color="auto" w:fill="FEF3C7"/>
           </w:tcPr>
           <w:p>
@@ -6882,6 +7467,9 @@
           <w:cantSplit/>
         </w:trPr>
         <w:tc>
+          <w:tcPr>
+            <w:tcW w:w="5703" w:type="dxa"/>
+          </w:tcPr>
           <w:p>
             <w:pPr>
               <w:pStyle w:val="Compact"/>
@@ -6897,6 +7485,7 @@
         </w:tc>
         <w:tc>
           <w:tcPr>
+            <w:tcW w:w="3369" w:type="dxa"/>
             <w:shd w:val="clear" w:color="auto" w:fill="FFEDD5"/>
           </w:tcPr>
           <w:p>
@@ -6921,6 +7510,7 @@
         </w:trPr>
         <w:tc>
           <w:tcPr>
+            <w:tcW w:w="5703" w:type="dxa"/>
             <w:shd w:val="clear" w:color="auto" w:fill="F6F8F7"/>
           </w:tcPr>
           <w:p>
@@ -6938,6 +7528,7 @@
         </w:tc>
         <w:tc>
           <w:tcPr>
+            <w:tcW w:w="3369" w:type="dxa"/>
             <w:shd w:val="clear" w:color="auto" w:fill="FEE2E2"/>
           </w:tcPr>
           <w:p>
@@ -7266,6 +7857,7 @@
     <w:p>
       <w:pPr>
         <w:pStyle w:val="FirstParagraph"/>
+        <w:spacing w:after="160"/>
       </w:pPr>
       <w:r>
         <w:t xml:space="preserve">Cuánto varía en términos reales el gasto de funcionamiento del Estado nacional respecto de 2023.</w:t>
@@ -7274,8 +7866,6 @@
     <w:tbl>
       <w:tblPr>
         <w:tblStyle w:val="Table"/>
-        <w:tblW w:type="pct" w:w="5000.0"/>
-        <w:tblLayout w:type="autofit"/>
         <w:tblLook w:firstRow="0" w:lastRow="0" w:firstColumn="0" w:lastColumn="0" w:noHBand="0" w:noVBand="0" w:val="0000"/>
         <w:tblBorders>
           <w:top w:val="single" w:sz="4" w:color="D9DEDC"/>
@@ -7291,18 +7881,23 @@
           <w:left w:w="140" w:type="dxa"/>
           <w:right w:w="140" w:type="dxa"/>
         </w:tblCellMar>
+        <w:tblW w:w="9072" w:type="dxa"/>
+        <w:tblLayout w:type="fixed"/>
       </w:tblPr>
       <w:tblGrid>
-        <w:gridCol w:w="1980"/>
-        <w:gridCol w:w="1980"/>
-        <w:gridCol w:w="1980"/>
-        <w:gridCol w:w="1980"/>
+        <w:gridCol w:w="4318"/>
+        <w:gridCol w:w="1055"/>
+        <w:gridCol w:w="2053"/>
+        <w:gridCol w:w="1646"/>
       </w:tblGrid>
       <w:tr>
         <w:trPr>
           <w:cantSplit/>
         </w:trPr>
         <w:tc>
+          <w:tcPr>
+            <w:tcW w:w="4318" w:type="dxa"/>
+          </w:tcPr>
           <w:p>
             <w:pPr>
               <w:pStyle w:val="Compact"/>
@@ -7332,6 +7927,7 @@
         </w:tc>
         <w:tc>
           <w:tcPr>
+            <w:tcW w:w="1055" w:type="dxa"/>
             <w:shd w:val="clear" w:color="auto" w:fill="DCFCE7"/>
           </w:tcPr>
           <w:p>
@@ -7351,6 +7947,9 @@
           </w:p>
         </w:tc>
         <w:tc>
+          <w:tcPr>
+            <w:tcW w:w="2053" w:type="dxa"/>
+          </w:tcPr>
           <w:p>
             <w:pPr>
               <w:pStyle w:val="Compact"/>
@@ -7365,6 +7964,9 @@
           </w:p>
         </w:tc>
         <w:tc>
+          <w:tcPr>
+            <w:tcW w:w="1646" w:type="dxa"/>
+          </w:tcPr>
           <w:p>
             <w:pPr>
               <w:pStyle w:val="Compact"/>
@@ -7385,6 +7987,7 @@
       <w:pPr>
         <w:pStyle w:val="Heading2"/>
         <w:keepNext/>
+        <w:spacing w:after="160"/>
       </w:pPr>
       <w:r>
         <w:t xml:space="preserve">Identificación</w:t>
@@ -7393,8 +7996,6 @@
     <w:tbl>
       <w:tblPr>
         <w:tblStyle w:val="Table"/>
-        <w:tblW w:type="pct" w:w="5000.0"/>
-        <w:tblLayout w:type="autofit"/>
         <w:tblLook w:firstRow="0" w:lastRow="0" w:firstColumn="0" w:lastColumn="0" w:noHBand="0" w:noVBand="0" w:val="0000"/>
         <w:tblBorders>
           <w:top w:val="single" w:sz="4" w:color="D9DEDC"/>
@@ -7410,18 +8011,23 @@
           <w:left w:w="140" w:type="dxa"/>
           <w:right w:w="140" w:type="dxa"/>
         </w:tblCellMar>
+        <w:tblW w:w="9072" w:type="dxa"/>
+        <w:tblLayout w:type="fixed"/>
       </w:tblPr>
       <w:tblGrid>
-        <w:gridCol w:w="1980"/>
-        <w:gridCol w:w="1980"/>
-        <w:gridCol w:w="1980"/>
-        <w:gridCol w:w="1980"/>
+        <w:gridCol w:w="1838"/>
+        <w:gridCol w:w="2734"/>
+        <w:gridCol w:w="1853"/>
+        <w:gridCol w:w="2647"/>
       </w:tblGrid>
       <w:tr>
         <w:trPr>
           <w:cantSplit/>
         </w:trPr>
         <w:tc>
+          <w:tcPr>
+            <w:tcW w:w="1838" w:type="dxa"/>
+          </w:tcPr>
           <w:p>
             <w:pPr>
               <w:pStyle w:val="Compact"/>
@@ -7438,6 +8044,9 @@
           </w:p>
         </w:tc>
         <w:tc>
+          <w:tcPr>
+            <w:tcW w:w="2734" w:type="dxa"/>
+          </w:tcPr>
           <w:p>
             <w:pPr>
               <w:pStyle w:val="Compact"/>
@@ -7452,6 +8061,9 @@
           </w:p>
         </w:tc>
         <w:tc>
+          <w:tcPr>
+            <w:tcW w:w="1853" w:type="dxa"/>
+          </w:tcPr>
           <w:p>
             <w:pPr>
               <w:pStyle w:val="Compact"/>
@@ -7468,6 +8080,9 @@
           </w:p>
         </w:tc>
         <w:tc>
+          <w:tcPr>
+            <w:tcW w:w="2647" w:type="dxa"/>
+          </w:tcPr>
           <w:p>
             <w:pPr>
               <w:pStyle w:val="Compact"/>
@@ -7487,6 +8102,9 @@
           <w:cantSplit/>
         </w:trPr>
         <w:tc>
+          <w:tcPr>
+            <w:tcW w:w="1838" w:type="dxa"/>
+          </w:tcPr>
           <w:p>
             <w:pPr>
               <w:pStyle w:val="Compact"/>
@@ -7503,6 +8121,9 @@
           </w:p>
         </w:tc>
         <w:tc>
+          <w:tcPr>
+            <w:tcW w:w="2734" w:type="dxa"/>
+          </w:tcPr>
           <w:p>
             <w:pPr>
               <w:pStyle w:val="Compact"/>
@@ -7517,6 +8138,9 @@
           </w:p>
         </w:tc>
         <w:tc>
+          <w:tcPr>
+            <w:tcW w:w="1853" w:type="dxa"/>
+          </w:tcPr>
           <w:p>
             <w:pPr>
               <w:pStyle w:val="Compact"/>
@@ -7533,6 +8157,9 @@
           </w:p>
         </w:tc>
         <w:tc>
+          <w:tcPr>
+            <w:tcW w:w="2647" w:type="dxa"/>
+          </w:tcPr>
           <w:p>
             <w:pPr>
               <w:pStyle w:val="Compact"/>
@@ -7552,6 +8179,9 @@
           <w:cantSplit/>
         </w:trPr>
         <w:tc>
+          <w:tcPr>
+            <w:tcW w:w="1838" w:type="dxa"/>
+          </w:tcPr>
           <w:p>
             <w:pPr>
               <w:pStyle w:val="Compact"/>
@@ -7568,6 +8198,9 @@
           </w:p>
         </w:tc>
         <w:tc>
+          <w:tcPr>
+            <w:tcW w:w="2734" w:type="dxa"/>
+          </w:tcPr>
           <w:p>
             <w:pPr>
               <w:pStyle w:val="Compact"/>
@@ -7582,6 +8215,9 @@
           </w:p>
         </w:tc>
         <w:tc>
+          <w:tcPr>
+            <w:tcW w:w="1853" w:type="dxa"/>
+          </w:tcPr>
           <w:p>
             <w:pPr>
               <w:pStyle w:val="Compact"/>
@@ -7598,6 +8234,9 @@
           </w:p>
         </w:tc>
         <w:tc>
+          <w:tcPr>
+            <w:tcW w:w="2647" w:type="dxa"/>
+          </w:tcPr>
           <w:p>
             <w:pPr>
               <w:pStyle w:val="Compact"/>
@@ -7617,6 +8256,9 @@
           <w:cantSplit/>
         </w:trPr>
         <w:tc>
+          <w:tcPr>
+            <w:tcW w:w="1838" w:type="dxa"/>
+          </w:tcPr>
           <w:p>
             <w:pPr>
               <w:pStyle w:val="Compact"/>
@@ -7633,6 +8275,9 @@
           </w:p>
         </w:tc>
         <w:tc>
+          <w:tcPr>
+            <w:tcW w:w="2734" w:type="dxa"/>
+          </w:tcPr>
           <w:p>
             <w:pPr>
               <w:pStyle w:val="Compact"/>
@@ -7647,6 +8292,9 @@
           </w:p>
         </w:tc>
         <w:tc>
+          <w:tcPr>
+            <w:tcW w:w="1853" w:type="dxa"/>
+          </w:tcPr>
           <w:p>
             <w:pPr>
               <w:pStyle w:val="Compact"/>
@@ -7663,6 +8311,9 @@
           </w:p>
         </w:tc>
         <w:tc>
+          <w:tcPr>
+            <w:tcW w:w="2647" w:type="dxa"/>
+          </w:tcPr>
           <w:p>
             <w:pPr>
               <w:pStyle w:val="Compact"/>
@@ -7682,6 +8333,9 @@
           <w:cantSplit/>
         </w:trPr>
         <w:tc>
+          <w:tcPr>
+            <w:tcW w:w="1838" w:type="dxa"/>
+          </w:tcPr>
           <w:p>
             <w:pPr>
               <w:pStyle w:val="Compact"/>
@@ -7698,6 +8352,9 @@
           </w:p>
         </w:tc>
         <w:tc>
+          <w:tcPr>
+            <w:tcW w:w="2734" w:type="dxa"/>
+          </w:tcPr>
           <w:p>
             <w:pPr>
               <w:pStyle w:val="Compact"/>
@@ -7712,6 +8369,9 @@
           </w:p>
         </w:tc>
         <w:tc>
+          <w:tcPr>
+            <w:tcW w:w="1853" w:type="dxa"/>
+          </w:tcPr>
           <w:p>
             <w:pPr>
               <w:pStyle w:val="Compact"/>
@@ -7728,6 +8388,9 @@
           </w:p>
         </w:tc>
         <w:tc>
+          <w:tcPr>
+            <w:tcW w:w="2647" w:type="dxa"/>
+          </w:tcPr>
           <w:p>
             <w:pPr>
               <w:pStyle w:val="Compact"/>
@@ -7845,6 +8508,7 @@
     <w:p>
       <w:pPr>
         <w:pStyle w:val="BodyText"/>
+        <w:spacing w:after="160"/>
       </w:pPr>
       <w:r>
         <w:rPr>
@@ -7857,8 +8521,6 @@
     <w:tbl>
       <w:tblPr>
         <w:tblStyle w:val="Table"/>
-        <w:tblW w:type="pct" w:w="0.0"/>
-        <w:tblLayout w:type="autofit"/>
         <w:tblLook w:firstRow="1" w:lastRow="0" w:firstColumn="0" w:lastColumn="0" w:noHBand="0" w:noVBand="0" w:val="0020"/>
         <w:tblBorders>
           <w:top w:val="single" w:sz="4" w:color="D9DEDC"/>
@@ -7874,8 +8536,13 @@
           <w:left w:w="140" w:type="dxa"/>
           <w:right w:w="140" w:type="dxa"/>
         </w:tblCellMar>
+        <w:tblW w:w="9072" w:type="dxa"/>
+        <w:tblLayout w:type="fixed"/>
       </w:tblPr>
-      <w:tblGrid/>
+      <w:tblGrid>
+        <w:gridCol w:w="6136"/>
+        <w:gridCol w:w="2936"/>
+      </w:tblGrid>
       <w:tr>
         <w:trPr>
           <w:cantSplit/>
@@ -7883,6 +8550,7 @@
         </w:trPr>
         <w:tc>
           <w:tcPr>
+            <w:tcW w:w="6136" w:type="dxa"/>
             <w:shd w:val="clear" w:color="auto" w:fill="1F3A34"/>
           </w:tcPr>
           <w:p>
@@ -7902,6 +8570,7 @@
         </w:tc>
         <w:tc>
           <w:tcPr>
+            <w:tcW w:w="2936" w:type="dxa"/>
             <w:shd w:val="clear" w:color="auto" w:fill="1F3A34"/>
           </w:tcPr>
           <w:p>
@@ -7925,6 +8594,9 @@
           <w:cantSplit/>
         </w:trPr>
         <w:tc>
+          <w:tcPr>
+            <w:tcW w:w="6136" w:type="dxa"/>
+          </w:tcPr>
           <w:p>
             <w:pPr>
               <w:pStyle w:val="Compact"/>
@@ -7940,6 +8612,7 @@
         </w:tc>
         <w:tc>
           <w:tcPr>
+            <w:tcW w:w="2936" w:type="dxa"/>
             <w:shd w:val="clear" w:color="auto" w:fill="DCFCE7"/>
           </w:tcPr>
           <w:p>
@@ -7964,6 +8637,7 @@
         </w:trPr>
         <w:tc>
           <w:tcPr>
+            <w:tcW w:w="6136" w:type="dxa"/>
             <w:shd w:val="clear" w:color="auto" w:fill="F6F8F7"/>
           </w:tcPr>
           <w:p>
@@ -7981,6 +8655,7 @@
         </w:tc>
         <w:tc>
           <w:tcPr>
+            <w:tcW w:w="2936" w:type="dxa"/>
             <w:shd w:val="clear" w:color="auto" w:fill="FEF3C7"/>
           </w:tcPr>
           <w:p>
@@ -8004,6 +8679,9 @@
           <w:cantSplit/>
         </w:trPr>
         <w:tc>
+          <w:tcPr>
+            <w:tcW w:w="6136" w:type="dxa"/>
+          </w:tcPr>
           <w:p>
             <w:pPr>
               <w:pStyle w:val="Compact"/>
@@ -8019,6 +8697,7 @@
         </w:tc>
         <w:tc>
           <w:tcPr>
+            <w:tcW w:w="2936" w:type="dxa"/>
             <w:shd w:val="clear" w:color="auto" w:fill="FFEDD5"/>
           </w:tcPr>
           <w:p>
@@ -8043,6 +8722,7 @@
         </w:trPr>
         <w:tc>
           <w:tcPr>
+            <w:tcW w:w="6136" w:type="dxa"/>
             <w:shd w:val="clear" w:color="auto" w:fill="F6F8F7"/>
           </w:tcPr>
           <w:p>
@@ -8060,6 +8740,7 @@
         </w:tc>
         <w:tc>
           <w:tcPr>
+            <w:tcW w:w="2936" w:type="dxa"/>
             <w:shd w:val="clear" w:color="auto" w:fill="FEE2E2"/>
           </w:tcPr>
           <w:p>
@@ -8358,6 +9039,7 @@
     <w:p>
       <w:pPr>
         <w:pStyle w:val="FirstParagraph"/>
+        <w:spacing w:after="160"/>
       </w:pPr>
       <w:r>
         <w:t xml:space="preserve">Cuántos organismos públicos se disolvieron o cerraron desde diciembre de 2023, con ese cierre todavía vigente.</w:t>
@@ -8366,8 +9048,6 @@
     <w:tbl>
       <w:tblPr>
         <w:tblStyle w:val="Table"/>
-        <w:tblW w:type="pct" w:w="5000.0"/>
-        <w:tblLayout w:type="autofit"/>
         <w:tblLook w:firstRow="0" w:lastRow="0" w:firstColumn="0" w:lastColumn="0" w:noHBand="0" w:noVBand="0" w:val="0000"/>
         <w:tblBorders>
           <w:top w:val="single" w:sz="4" w:color="D9DEDC"/>
@@ -8383,18 +9063,23 @@
           <w:left w:w="140" w:type="dxa"/>
           <w:right w:w="140" w:type="dxa"/>
         </w:tblCellMar>
+        <w:tblW w:w="9072" w:type="dxa"/>
+        <w:tblLayout w:type="fixed"/>
       </w:tblPr>
       <w:tblGrid>
-        <w:gridCol w:w="1980"/>
-        <w:gridCol w:w="1980"/>
-        <w:gridCol w:w="1980"/>
-        <w:gridCol w:w="1980"/>
+        <w:gridCol w:w="3752"/>
+        <w:gridCol w:w="1308"/>
+        <w:gridCol w:w="2252"/>
+        <w:gridCol w:w="1760"/>
       </w:tblGrid>
       <w:tr>
         <w:trPr>
           <w:cantSplit/>
         </w:trPr>
         <w:tc>
+          <w:tcPr>
+            <w:tcW w:w="3752" w:type="dxa"/>
+          </w:tcPr>
           <w:p>
             <w:pPr>
               <w:pStyle w:val="Compact"/>
@@ -8424,6 +9109,7 @@
         </w:tc>
         <w:tc>
           <w:tcPr>
+            <w:tcW w:w="1308" w:type="dxa"/>
             <w:shd w:val="clear" w:color="auto" w:fill="FFEDD5"/>
           </w:tcPr>
           <w:p>
@@ -8443,6 +9129,9 @@
           </w:p>
         </w:tc>
         <w:tc>
+          <w:tcPr>
+            <w:tcW w:w="2252" w:type="dxa"/>
+          </w:tcPr>
           <w:p>
             <w:pPr>
               <w:pStyle w:val="Compact"/>
@@ -8457,6 +9146,9 @@
           </w:p>
         </w:tc>
         <w:tc>
+          <w:tcPr>
+            <w:tcW w:w="1760" w:type="dxa"/>
+          </w:tcPr>
           <w:p>
             <w:pPr>
               <w:pStyle w:val="Compact"/>
@@ -8477,6 +9169,7 @@
       <w:pPr>
         <w:pStyle w:val="Heading2"/>
         <w:keepNext/>
+        <w:spacing w:after="160"/>
       </w:pPr>
       <w:r>
         <w:t xml:space="preserve">Identificación</w:t>
@@ -8485,8 +9178,6 @@
     <w:tbl>
       <w:tblPr>
         <w:tblStyle w:val="Table"/>
-        <w:tblW w:type="pct" w:w="5000.0"/>
-        <w:tblLayout w:type="autofit"/>
         <w:tblLook w:firstRow="0" w:lastRow="0" w:firstColumn="0" w:lastColumn="0" w:noHBand="0" w:noVBand="0" w:val="0000"/>
         <w:tblBorders>
           <w:top w:val="single" w:sz="4" w:color="D9DEDC"/>
@@ -8502,18 +9193,23 @@
           <w:left w:w="140" w:type="dxa"/>
           <w:right w:w="140" w:type="dxa"/>
         </w:tblCellMar>
+        <w:tblW w:w="9072" w:type="dxa"/>
+        <w:tblLayout w:type="fixed"/>
       </w:tblPr>
       <w:tblGrid>
-        <w:gridCol w:w="1980"/>
-        <w:gridCol w:w="1980"/>
-        <w:gridCol w:w="1980"/>
-        <w:gridCol w:w="1980"/>
+        <w:gridCol w:w="1720"/>
+        <w:gridCol w:w="3474"/>
+        <w:gridCol w:w="1728"/>
+        <w:gridCol w:w="2150"/>
       </w:tblGrid>
       <w:tr>
         <w:trPr>
           <w:cantSplit/>
         </w:trPr>
         <w:tc>
+          <w:tcPr>
+            <w:tcW w:w="1720" w:type="dxa"/>
+          </w:tcPr>
           <w:p>
             <w:pPr>
               <w:pStyle w:val="Compact"/>
@@ -8530,6 +9226,9 @@
           </w:p>
         </w:tc>
         <w:tc>
+          <w:tcPr>
+            <w:tcW w:w="3474" w:type="dxa"/>
+          </w:tcPr>
           <w:p>
             <w:pPr>
               <w:pStyle w:val="Compact"/>
@@ -8544,6 +9243,9 @@
           </w:p>
         </w:tc>
         <w:tc>
+          <w:tcPr>
+            <w:tcW w:w="1728" w:type="dxa"/>
+          </w:tcPr>
           <w:p>
             <w:pPr>
               <w:pStyle w:val="Compact"/>
@@ -8560,6 +9262,9 @@
           </w:p>
         </w:tc>
         <w:tc>
+          <w:tcPr>
+            <w:tcW w:w="2150" w:type="dxa"/>
+          </w:tcPr>
           <w:p>
             <w:pPr>
               <w:pStyle w:val="Compact"/>
@@ -8579,6 +9284,9 @@
           <w:cantSplit/>
         </w:trPr>
         <w:tc>
+          <w:tcPr>
+            <w:tcW w:w="1720" w:type="dxa"/>
+          </w:tcPr>
           <w:p>
             <w:pPr>
               <w:pStyle w:val="Compact"/>
@@ -8595,6 +9303,9 @@
           </w:p>
         </w:tc>
         <w:tc>
+          <w:tcPr>
+            <w:tcW w:w="3474" w:type="dxa"/>
+          </w:tcPr>
           <w:p>
             <w:pPr>
               <w:pStyle w:val="Compact"/>
@@ -8609,6 +9320,9 @@
           </w:p>
         </w:tc>
         <w:tc>
+          <w:tcPr>
+            <w:tcW w:w="1728" w:type="dxa"/>
+          </w:tcPr>
           <w:p>
             <w:pPr>
               <w:pStyle w:val="Compact"/>
@@ -8625,6 +9339,9 @@
           </w:p>
         </w:tc>
         <w:tc>
+          <w:tcPr>
+            <w:tcW w:w="2150" w:type="dxa"/>
+          </w:tcPr>
           <w:p>
             <w:pPr>
               <w:pStyle w:val="Compact"/>
@@ -8644,6 +9361,9 @@
           <w:cantSplit/>
         </w:trPr>
         <w:tc>
+          <w:tcPr>
+            <w:tcW w:w="1720" w:type="dxa"/>
+          </w:tcPr>
           <w:p>
             <w:pPr>
               <w:pStyle w:val="Compact"/>
@@ -8660,6 +9380,9 @@
           </w:p>
         </w:tc>
         <w:tc>
+          <w:tcPr>
+            <w:tcW w:w="3474" w:type="dxa"/>
+          </w:tcPr>
           <w:p>
             <w:pPr>
               <w:pStyle w:val="Compact"/>
@@ -8674,6 +9397,9 @@
           </w:p>
         </w:tc>
         <w:tc>
+          <w:tcPr>
+            <w:tcW w:w="1728" w:type="dxa"/>
+          </w:tcPr>
           <w:p>
             <w:pPr>
               <w:pStyle w:val="Compact"/>
@@ -8690,6 +9416,9 @@
           </w:p>
         </w:tc>
         <w:tc>
+          <w:tcPr>
+            <w:tcW w:w="2150" w:type="dxa"/>
+          </w:tcPr>
           <w:p>
             <w:pPr>
               <w:pStyle w:val="Compact"/>
@@ -8709,6 +9438,9 @@
           <w:cantSplit/>
         </w:trPr>
         <w:tc>
+          <w:tcPr>
+            <w:tcW w:w="1720" w:type="dxa"/>
+          </w:tcPr>
           <w:p>
             <w:pPr>
               <w:pStyle w:val="Compact"/>
@@ -8725,6 +9457,9 @@
           </w:p>
         </w:tc>
         <w:tc>
+          <w:tcPr>
+            <w:tcW w:w="3474" w:type="dxa"/>
+          </w:tcPr>
           <w:p>
             <w:pPr>
               <w:pStyle w:val="Compact"/>
@@ -8739,6 +9474,9 @@
           </w:p>
         </w:tc>
         <w:tc>
+          <w:tcPr>
+            <w:tcW w:w="1728" w:type="dxa"/>
+          </w:tcPr>
           <w:p>
             <w:pPr>
               <w:pStyle w:val="Compact"/>
@@ -8755,6 +9493,9 @@
           </w:p>
         </w:tc>
         <w:tc>
+          <w:tcPr>
+            <w:tcW w:w="2150" w:type="dxa"/>
+          </w:tcPr>
           <w:p>
             <w:pPr>
               <w:pStyle w:val="Compact"/>
@@ -8774,6 +9515,9 @@
           <w:cantSplit/>
         </w:trPr>
         <w:tc>
+          <w:tcPr>
+            <w:tcW w:w="1720" w:type="dxa"/>
+          </w:tcPr>
           <w:p>
             <w:pPr>
               <w:pStyle w:val="Compact"/>
@@ -8790,6 +9534,9 @@
           </w:p>
         </w:tc>
         <w:tc>
+          <w:tcPr>
+            <w:tcW w:w="3474" w:type="dxa"/>
+          </w:tcPr>
           <w:p>
             <w:pPr>
               <w:pStyle w:val="Compact"/>
@@ -8804,6 +9551,9 @@
           </w:p>
         </w:tc>
         <w:tc>
+          <w:tcPr>
+            <w:tcW w:w="1728" w:type="dxa"/>
+          </w:tcPr>
           <w:p>
             <w:pPr>
               <w:pStyle w:val="Compact"/>
@@ -8820,6 +9570,9 @@
           </w:p>
         </w:tc>
         <w:tc>
+          <w:tcPr>
+            <w:tcW w:w="2150" w:type="dxa"/>
+          </w:tcPr>
           <w:p>
             <w:pPr>
               <w:pStyle w:val="Compact"/>
@@ -8925,6 +9678,7 @@
     <w:p>
       <w:pPr>
         <w:pStyle w:val="BodyText"/>
+        <w:spacing w:after="160"/>
       </w:pPr>
       <w:r>
         <w:rPr>
@@ -8937,8 +9691,6 @@
     <w:tbl>
       <w:tblPr>
         <w:tblStyle w:val="Table"/>
-        <w:tblW w:type="pct" w:w="0.0"/>
-        <w:tblLayout w:type="autofit"/>
         <w:tblLook w:firstRow="1" w:lastRow="0" w:firstColumn="0" w:lastColumn="0" w:noHBand="0" w:noVBand="0" w:val="0020"/>
         <w:tblBorders>
           <w:top w:val="single" w:sz="4" w:color="D9DEDC"/>
@@ -8954,8 +9706,13 @@
           <w:left w:w="140" w:type="dxa"/>
           <w:right w:w="140" w:type="dxa"/>
         </w:tblCellMar>
+        <w:tblW w:w="9072" w:type="dxa"/>
+        <w:tblLayout w:type="fixed"/>
       </w:tblPr>
-      <w:tblGrid/>
+      <w:tblGrid>
+        <w:gridCol w:w="5557"/>
+        <w:gridCol w:w="3515"/>
+      </w:tblGrid>
       <w:tr>
         <w:trPr>
           <w:cantSplit/>
@@ -8963,6 +9720,7 @@
         </w:trPr>
         <w:tc>
           <w:tcPr>
+            <w:tcW w:w="5557" w:type="dxa"/>
             <w:shd w:val="clear" w:color="auto" w:fill="1F3A34"/>
           </w:tcPr>
           <w:p>
@@ -8982,6 +9740,7 @@
         </w:tc>
         <w:tc>
           <w:tcPr>
+            <w:tcW w:w="3515" w:type="dxa"/>
             <w:shd w:val="clear" w:color="auto" w:fill="1F3A34"/>
           </w:tcPr>
           <w:p>
@@ -9005,6 +9764,9 @@
           <w:cantSplit/>
         </w:trPr>
         <w:tc>
+          <w:tcPr>
+            <w:tcW w:w="5557" w:type="dxa"/>
+          </w:tcPr>
           <w:p>
             <w:pPr>
               <w:pStyle w:val="Compact"/>
@@ -9020,6 +9782,7 @@
         </w:tc>
         <w:tc>
           <w:tcPr>
+            <w:tcW w:w="3515" w:type="dxa"/>
             <w:shd w:val="clear" w:color="auto" w:fill="DCFCE7"/>
           </w:tcPr>
           <w:p>
@@ -9044,6 +9807,7 @@
         </w:trPr>
         <w:tc>
           <w:tcPr>
+            <w:tcW w:w="5557" w:type="dxa"/>
             <w:shd w:val="clear" w:color="auto" w:fill="F6F8F7"/>
           </w:tcPr>
           <w:p>
@@ -9061,6 +9825,7 @@
         </w:tc>
         <w:tc>
           <w:tcPr>
+            <w:tcW w:w="3515" w:type="dxa"/>
             <w:shd w:val="clear" w:color="auto" w:fill="FEF3C7"/>
           </w:tcPr>
           <w:p>
@@ -9084,6 +9849,9 @@
           <w:cantSplit/>
         </w:trPr>
         <w:tc>
+          <w:tcPr>
+            <w:tcW w:w="5557" w:type="dxa"/>
+          </w:tcPr>
           <w:p>
             <w:pPr>
               <w:pStyle w:val="Compact"/>
@@ -9099,6 +9867,7 @@
         </w:tc>
         <w:tc>
           <w:tcPr>
+            <w:tcW w:w="3515" w:type="dxa"/>
             <w:shd w:val="clear" w:color="auto" w:fill="FFEDD5"/>
           </w:tcPr>
           <w:p>
@@ -9123,6 +9892,7 @@
         </w:trPr>
         <w:tc>
           <w:tcPr>
+            <w:tcW w:w="5557" w:type="dxa"/>
             <w:shd w:val="clear" w:color="auto" w:fill="F6F8F7"/>
           </w:tcPr>
           <w:p>
@@ -9140,6 +9910,7 @@
         </w:tc>
         <w:tc>
           <w:tcPr>
+            <w:tcW w:w="3515" w:type="dxa"/>
             <w:shd w:val="clear" w:color="auto" w:fill="FEE2E2"/>
           </w:tcPr>
           <w:p>
@@ -9593,6 +10364,7 @@
     <w:p>
       <w:pPr>
         <w:pStyle w:val="FirstParagraph"/>
+        <w:spacing w:after="160"/>
       </w:pPr>
       <w:r>
         <w:t xml:space="preserve">Si están dados los dos actos que ponen en pie al Fondo de Asistencia Laboral, el mecanismo para financiar las indemnizaciones por despido que creó la Ley de Modernización Laboral: la sanción de la Ley 27.802 por el Congreso y su reglamentación por el Poder Ejecutivo mediante el Decreto 408/2026. Cada uno vale la mitad del indicador.</w:t>
@@ -9601,8 +10373,6 @@
     <w:tbl>
       <w:tblPr>
         <w:tblStyle w:val="Table"/>
-        <w:tblW w:type="pct" w:w="5000.0"/>
-        <w:tblLayout w:type="autofit"/>
         <w:tblLook w:firstRow="0" w:lastRow="0" w:firstColumn="0" w:lastColumn="0" w:noHBand="0" w:noVBand="0" w:val="0000"/>
         <w:tblBorders>
           <w:top w:val="single" w:sz="4" w:color="D9DEDC"/>
@@ -9618,18 +10388,23 @@
           <w:left w:w="140" w:type="dxa"/>
           <w:right w:w="140" w:type="dxa"/>
         </w:tblCellMar>
+        <w:tblW w:w="9072" w:type="dxa"/>
+        <w:tblLayout w:type="fixed"/>
       </w:tblPr>
       <w:tblGrid>
-        <w:gridCol w:w="1980"/>
-        <w:gridCol w:w="1980"/>
-        <w:gridCol w:w="1980"/>
-        <w:gridCol w:w="1980"/>
+        <w:gridCol w:w="4436"/>
+        <w:gridCol w:w="1038"/>
+        <w:gridCol w:w="1989"/>
+        <w:gridCol w:w="1609"/>
       </w:tblGrid>
       <w:tr>
         <w:trPr>
           <w:cantSplit/>
         </w:trPr>
         <w:tc>
+          <w:tcPr>
+            <w:tcW w:w="4436" w:type="dxa"/>
+          </w:tcPr>
           <w:p>
             <w:pPr>
               <w:pStyle w:val="Compact"/>
@@ -9659,6 +10434,7 @@
         </w:tc>
         <w:tc>
           <w:tcPr>
+            <w:tcW w:w="1038" w:type="dxa"/>
             <w:shd w:val="clear" w:color="auto" w:fill="DCFCE7"/>
           </w:tcPr>
           <w:p>
@@ -9678,6 +10454,9 @@
           </w:p>
         </w:tc>
         <w:tc>
+          <w:tcPr>
+            <w:tcW w:w="1989" w:type="dxa"/>
+          </w:tcPr>
           <w:p>
             <w:pPr>
               <w:pStyle w:val="Compact"/>
@@ -9692,6 +10471,9 @@
           </w:p>
         </w:tc>
         <w:tc>
+          <w:tcPr>
+            <w:tcW w:w="1609" w:type="dxa"/>
+          </w:tcPr>
           <w:p>
             <w:pPr>
               <w:pStyle w:val="Compact"/>
@@ -9712,6 +10494,7 @@
       <w:pPr>
         <w:pStyle w:val="Heading2"/>
         <w:keepNext/>
+        <w:spacing w:after="160"/>
       </w:pPr>
       <w:r>
         <w:t xml:space="preserve">Identificación</w:t>
@@ -9720,8 +10503,6 @@
     <w:tbl>
       <w:tblPr>
         <w:tblStyle w:val="Table"/>
-        <w:tblW w:type="pct" w:w="5000.0"/>
-        <w:tblLayout w:type="autofit"/>
         <w:tblLook w:firstRow="0" w:lastRow="0" w:firstColumn="0" w:lastColumn="0" w:noHBand="0" w:noVBand="0" w:val="0000"/>
         <w:tblBorders>
           <w:top w:val="single" w:sz="4" w:color="D9DEDC"/>
@@ -9737,18 +10518,23 @@
           <w:left w:w="140" w:type="dxa"/>
           <w:right w:w="140" w:type="dxa"/>
         </w:tblCellMar>
+        <w:tblW w:w="9072" w:type="dxa"/>
+        <w:tblLayout w:type="fixed"/>
       </w:tblPr>
       <w:tblGrid>
-        <w:gridCol w:w="1980"/>
-        <w:gridCol w:w="1980"/>
-        <w:gridCol w:w="1980"/>
-        <w:gridCol w:w="1980"/>
+        <w:gridCol w:w="1709"/>
+        <w:gridCol w:w="3434"/>
+        <w:gridCol w:w="1716"/>
+        <w:gridCol w:w="2213"/>
       </w:tblGrid>
       <w:tr>
         <w:trPr>
           <w:cantSplit/>
         </w:trPr>
         <w:tc>
+          <w:tcPr>
+            <w:tcW w:w="1709" w:type="dxa"/>
+          </w:tcPr>
           <w:p>
             <w:pPr>
               <w:pStyle w:val="Compact"/>
@@ -9765,6 +10551,9 @@
           </w:p>
         </w:tc>
         <w:tc>
+          <w:tcPr>
+            <w:tcW w:w="3434" w:type="dxa"/>
+          </w:tcPr>
           <w:p>
             <w:pPr>
               <w:pStyle w:val="Compact"/>
@@ -9779,6 +10568,9 @@
           </w:p>
         </w:tc>
         <w:tc>
+          <w:tcPr>
+            <w:tcW w:w="1716" w:type="dxa"/>
+          </w:tcPr>
           <w:p>
             <w:pPr>
               <w:pStyle w:val="Compact"/>
@@ -9795,6 +10587,9 @@
           </w:p>
         </w:tc>
         <w:tc>
+          <w:tcPr>
+            <w:tcW w:w="2213" w:type="dxa"/>
+          </w:tcPr>
           <w:p>
             <w:pPr>
               <w:pStyle w:val="Compact"/>
@@ -9814,6 +10609,9 @@
           <w:cantSplit/>
         </w:trPr>
         <w:tc>
+          <w:tcPr>
+            <w:tcW w:w="1709" w:type="dxa"/>
+          </w:tcPr>
           <w:p>
             <w:pPr>
               <w:pStyle w:val="Compact"/>
@@ -9830,6 +10628,9 @@
           </w:p>
         </w:tc>
         <w:tc>
+          <w:tcPr>
+            <w:tcW w:w="3434" w:type="dxa"/>
+          </w:tcPr>
           <w:p>
             <w:pPr>
               <w:pStyle w:val="Compact"/>
@@ -9844,6 +10645,9 @@
           </w:p>
         </w:tc>
         <w:tc>
+          <w:tcPr>
+            <w:tcW w:w="1716" w:type="dxa"/>
+          </w:tcPr>
           <w:p>
             <w:pPr>
               <w:pStyle w:val="Compact"/>
@@ -9860,6 +10664,9 @@
           </w:p>
         </w:tc>
         <w:tc>
+          <w:tcPr>
+            <w:tcW w:w="2213" w:type="dxa"/>
+          </w:tcPr>
           <w:p>
             <w:pPr>
               <w:pStyle w:val="Compact"/>
@@ -9879,6 +10686,9 @@
           <w:cantSplit/>
         </w:trPr>
         <w:tc>
+          <w:tcPr>
+            <w:tcW w:w="1709" w:type="dxa"/>
+          </w:tcPr>
           <w:p>
             <w:pPr>
               <w:pStyle w:val="Compact"/>
@@ -9895,6 +10705,9 @@
           </w:p>
         </w:tc>
         <w:tc>
+          <w:tcPr>
+            <w:tcW w:w="3434" w:type="dxa"/>
+          </w:tcPr>
           <w:p>
             <w:pPr>
               <w:pStyle w:val="Compact"/>
@@ -9909,6 +10722,9 @@
           </w:p>
         </w:tc>
         <w:tc>
+          <w:tcPr>
+            <w:tcW w:w="1716" w:type="dxa"/>
+          </w:tcPr>
           <w:p>
             <w:pPr>
               <w:pStyle w:val="Compact"/>
@@ -9925,6 +10741,9 @@
           </w:p>
         </w:tc>
         <w:tc>
+          <w:tcPr>
+            <w:tcW w:w="2213" w:type="dxa"/>
+          </w:tcPr>
           <w:p>
             <w:pPr>
               <w:pStyle w:val="Compact"/>
@@ -9944,6 +10763,9 @@
           <w:cantSplit/>
         </w:trPr>
         <w:tc>
+          <w:tcPr>
+            <w:tcW w:w="1709" w:type="dxa"/>
+          </w:tcPr>
           <w:p>
             <w:pPr>
               <w:pStyle w:val="Compact"/>
@@ -9960,6 +10782,9 @@
           </w:p>
         </w:tc>
         <w:tc>
+          <w:tcPr>
+            <w:tcW w:w="3434" w:type="dxa"/>
+          </w:tcPr>
           <w:p>
             <w:pPr>
               <w:pStyle w:val="Compact"/>
@@ -9974,6 +10799,9 @@
           </w:p>
         </w:tc>
         <w:tc>
+          <w:tcPr>
+            <w:tcW w:w="1716" w:type="dxa"/>
+          </w:tcPr>
           <w:p>
             <w:pPr>
               <w:pStyle w:val="Compact"/>
@@ -9990,6 +10818,9 @@
           </w:p>
         </w:tc>
         <w:tc>
+          <w:tcPr>
+            <w:tcW w:w="2213" w:type="dxa"/>
+          </w:tcPr>
           <w:p>
             <w:pPr>
               <w:pStyle w:val="Compact"/>
@@ -10009,6 +10840,9 @@
           <w:cantSplit/>
         </w:trPr>
         <w:tc>
+          <w:tcPr>
+            <w:tcW w:w="1709" w:type="dxa"/>
+          </w:tcPr>
           <w:p>
             <w:pPr>
               <w:pStyle w:val="Compact"/>
@@ -10025,6 +10859,9 @@
           </w:p>
         </w:tc>
         <w:tc>
+          <w:tcPr>
+            <w:tcW w:w="3434" w:type="dxa"/>
+          </w:tcPr>
           <w:p>
             <w:pPr>
               <w:pStyle w:val="Compact"/>
@@ -10039,6 +10876,9 @@
           </w:p>
         </w:tc>
         <w:tc>
+          <w:tcPr>
+            <w:tcW w:w="1716" w:type="dxa"/>
+          </w:tcPr>
           <w:p>
             <w:pPr>
               <w:pStyle w:val="Compact"/>
@@ -10055,6 +10895,9 @@
           </w:p>
         </w:tc>
         <w:tc>
+          <w:tcPr>
+            <w:tcW w:w="2213" w:type="dxa"/>
+          </w:tcPr>
           <w:p>
             <w:pPr>
               <w:pStyle w:val="Compact"/>
@@ -10184,6 +11027,7 @@
     <w:p>
       <w:pPr>
         <w:pStyle w:val="BodyText"/>
+        <w:spacing w:after="160"/>
       </w:pPr>
       <w:r>
         <w:rPr>
@@ -10196,8 +11040,6 @@
     <w:tbl>
       <w:tblPr>
         <w:tblStyle w:val="Table"/>
-        <w:tblW w:type="pct" w:w="5000.0"/>
-        <w:tblLayout w:type="autofit"/>
         <w:tblLook w:firstRow="1" w:lastRow="0" w:firstColumn="0" w:lastColumn="0" w:noHBand="0" w:noVBand="0" w:val="0020"/>
         <w:tblBorders>
           <w:top w:val="single" w:sz="4" w:color="D9DEDC"/>
@@ -10213,10 +11055,12 @@
           <w:left w:w="140" w:type="dxa"/>
           <w:right w:w="140" w:type="dxa"/>
         </w:tblCellMar>
+        <w:tblW w:w="9072" w:type="dxa"/>
+        <w:tblLayout w:type="fixed"/>
       </w:tblPr>
       <w:tblGrid>
-        <w:gridCol w:w="3960"/>
-        <w:gridCol w:w="3960"/>
+        <w:gridCol w:w="6194"/>
+        <w:gridCol w:w="2878"/>
       </w:tblGrid>
       <w:tr>
         <w:trPr>
@@ -10225,6 +11069,7 @@
         </w:trPr>
         <w:tc>
           <w:tcPr>
+            <w:tcW w:w="6194" w:type="dxa"/>
             <w:shd w:val="clear" w:color="auto" w:fill="1F3A34"/>
           </w:tcPr>
           <w:p>
@@ -10244,6 +11089,7 @@
         </w:tc>
         <w:tc>
           <w:tcPr>
+            <w:tcW w:w="2878" w:type="dxa"/>
             <w:shd w:val="clear" w:color="auto" w:fill="1F3A34"/>
           </w:tcPr>
           <w:p>
@@ -10267,6 +11113,9 @@
           <w:cantSplit/>
         </w:trPr>
         <w:tc>
+          <w:tcPr>
+            <w:tcW w:w="6194" w:type="dxa"/>
+          </w:tcPr>
           <w:p>
             <w:pPr>
               <w:pStyle w:val="Compact"/>
@@ -10282,6 +11131,7 @@
         </w:tc>
         <w:tc>
           <w:tcPr>
+            <w:tcW w:w="2878" w:type="dxa"/>
             <w:shd w:val="clear" w:color="auto" w:fill="DCFCE7"/>
           </w:tcPr>
           <w:p>
@@ -10306,6 +11156,7 @@
         </w:trPr>
         <w:tc>
           <w:tcPr>
+            <w:tcW w:w="6194" w:type="dxa"/>
             <w:shd w:val="clear" w:color="auto" w:fill="F6F8F7"/>
           </w:tcPr>
           <w:p>
@@ -10323,6 +11174,7 @@
         </w:tc>
         <w:tc>
           <w:tcPr>
+            <w:tcW w:w="2878" w:type="dxa"/>
             <w:shd w:val="clear" w:color="auto" w:fill="FEF3C7"/>
           </w:tcPr>
           <w:p>
@@ -10346,6 +11198,9 @@
           <w:cantSplit/>
         </w:trPr>
         <w:tc>
+          <w:tcPr>
+            <w:tcW w:w="6194" w:type="dxa"/>
+          </w:tcPr>
           <w:p>
             <w:pPr>
               <w:pStyle w:val="Compact"/>
@@ -10361,6 +11216,7 @@
         </w:tc>
         <w:tc>
           <w:tcPr>
+            <w:tcW w:w="2878" w:type="dxa"/>
             <w:shd w:val="clear" w:color="auto" w:fill="FFEDD5"/>
           </w:tcPr>
           <w:p>
@@ -10385,6 +11241,7 @@
         </w:trPr>
         <w:tc>
           <w:tcPr>
+            <w:tcW w:w="6194" w:type="dxa"/>
             <w:shd w:val="clear" w:color="auto" w:fill="F6F8F7"/>
           </w:tcPr>
           <w:p>
@@ -10402,6 +11259,7 @@
         </w:tc>
         <w:tc>
           <w:tcPr>
+            <w:tcW w:w="2878" w:type="dxa"/>
             <w:shd w:val="clear" w:color="auto" w:fill="FEE2E2"/>
           </w:tcPr>
           <w:p>
@@ -10784,6 +11642,7 @@
     <w:p>
       <w:pPr>
         <w:pStyle w:val="FirstParagraph"/>
+        <w:spacing w:after="160"/>
       </w:pPr>
       <w:r>
         <w:t xml:space="preserve">Cuánto varían los juicios laborales del sistema de riesgos del trabajo (SRT): acumulado de los últimos 12 meses contra los 12 previos.</w:t>
@@ -10792,8 +11651,6 @@
     <w:tbl>
       <w:tblPr>
         <w:tblStyle w:val="Table"/>
-        <w:tblW w:type="pct" w:w="5000.0"/>
-        <w:tblLayout w:type="autofit"/>
         <w:tblLook w:firstRow="0" w:lastRow="0" w:firstColumn="0" w:lastColumn="0" w:noHBand="0" w:noVBand="0" w:val="0000"/>
         <w:tblBorders>
           <w:top w:val="single" w:sz="4" w:color="D9DEDC"/>
@@ -10809,18 +11666,23 @@
           <w:left w:w="140" w:type="dxa"/>
           <w:right w:w="140" w:type="dxa"/>
         </w:tblCellMar>
+        <w:tblW w:w="9072" w:type="dxa"/>
+        <w:tblLayout w:type="fixed"/>
       </w:tblPr>
       <w:tblGrid>
-        <w:gridCol w:w="1980"/>
-        <w:gridCol w:w="1980"/>
-        <w:gridCol w:w="1980"/>
-        <w:gridCol w:w="1980"/>
+        <w:gridCol w:w="3704"/>
+        <w:gridCol w:w="1418"/>
+        <w:gridCol w:w="2213"/>
+        <w:gridCol w:w="1737"/>
       </w:tblGrid>
       <w:tr>
         <w:trPr>
           <w:cantSplit/>
         </w:trPr>
         <w:tc>
+          <w:tcPr>
+            <w:tcW w:w="3704" w:type="dxa"/>
+          </w:tcPr>
           <w:p>
             <w:pPr>
               <w:pStyle w:val="Compact"/>
@@ -10850,6 +11712,7 @@
         </w:tc>
         <w:tc>
           <w:tcPr>
+            <w:tcW w:w="1418" w:type="dxa"/>
             <w:shd w:val="clear" w:color="auto" w:fill="FEF3C7"/>
           </w:tcPr>
           <w:p>
@@ -10869,6 +11732,9 @@
           </w:p>
         </w:tc>
         <w:tc>
+          <w:tcPr>
+            <w:tcW w:w="2213" w:type="dxa"/>
+          </w:tcPr>
           <w:p>
             <w:pPr>
               <w:pStyle w:val="Compact"/>
@@ -10883,6 +11749,9 @@
           </w:p>
         </w:tc>
         <w:tc>
+          <w:tcPr>
+            <w:tcW w:w="1737" w:type="dxa"/>
+          </w:tcPr>
           <w:p>
             <w:pPr>
               <w:pStyle w:val="Compact"/>
@@ -10903,6 +11772,7 @@
       <w:pPr>
         <w:pStyle w:val="Heading2"/>
         <w:keepNext/>
+        <w:spacing w:after="160"/>
       </w:pPr>
       <w:r>
         <w:t xml:space="preserve">Identificación</w:t>
@@ -10911,8 +11781,6 @@
     <w:tbl>
       <w:tblPr>
         <w:tblStyle w:val="Table"/>
-        <w:tblW w:type="pct" w:w="5000.0"/>
-        <w:tblLayout w:type="autofit"/>
         <w:tblLook w:firstRow="0" w:lastRow="0" w:firstColumn="0" w:lastColumn="0" w:noHBand="0" w:noVBand="0" w:val="0000"/>
         <w:tblBorders>
           <w:top w:val="single" w:sz="4" w:color="D9DEDC"/>
@@ -10928,18 +11796,23 @@
           <w:left w:w="140" w:type="dxa"/>
           <w:right w:w="140" w:type="dxa"/>
         </w:tblCellMar>
+        <w:tblW w:w="9072" w:type="dxa"/>
+        <w:tblLayout w:type="fixed"/>
       </w:tblPr>
       <w:tblGrid>
-        <w:gridCol w:w="1980"/>
-        <w:gridCol w:w="1980"/>
-        <w:gridCol w:w="1980"/>
-        <w:gridCol w:w="1980"/>
+        <w:gridCol w:w="1870"/>
+        <w:gridCol w:w="2796"/>
+        <w:gridCol w:w="1887"/>
+        <w:gridCol w:w="2519"/>
       </w:tblGrid>
       <w:tr>
         <w:trPr>
           <w:cantSplit/>
         </w:trPr>
         <w:tc>
+          <w:tcPr>
+            <w:tcW w:w="1870" w:type="dxa"/>
+          </w:tcPr>
           <w:p>
             <w:pPr>
               <w:pStyle w:val="Compact"/>
@@ -10956,6 +11829,9 @@
           </w:p>
         </w:tc>
         <w:tc>
+          <w:tcPr>
+            <w:tcW w:w="2796" w:type="dxa"/>
+          </w:tcPr>
           <w:p>
             <w:pPr>
               <w:pStyle w:val="Compact"/>
@@ -10970,6 +11846,9 @@
           </w:p>
         </w:tc>
         <w:tc>
+          <w:tcPr>
+            <w:tcW w:w="1887" w:type="dxa"/>
+          </w:tcPr>
           <w:p>
             <w:pPr>
               <w:pStyle w:val="Compact"/>
@@ -10986,6 +11865,9 @@
           </w:p>
         </w:tc>
         <w:tc>
+          <w:tcPr>
+            <w:tcW w:w="2519" w:type="dxa"/>
+          </w:tcPr>
           <w:p>
             <w:pPr>
               <w:pStyle w:val="Compact"/>
@@ -11005,6 +11887,9 @@
           <w:cantSplit/>
         </w:trPr>
         <w:tc>
+          <w:tcPr>
+            <w:tcW w:w="1870" w:type="dxa"/>
+          </w:tcPr>
           <w:p>
             <w:pPr>
               <w:pStyle w:val="Compact"/>
@@ -11021,6 +11906,9 @@
           </w:p>
         </w:tc>
         <w:tc>
+          <w:tcPr>
+            <w:tcW w:w="2796" w:type="dxa"/>
+          </w:tcPr>
           <w:p>
             <w:pPr>
               <w:pStyle w:val="Compact"/>
@@ -11035,6 +11923,9 @@
           </w:p>
         </w:tc>
         <w:tc>
+          <w:tcPr>
+            <w:tcW w:w="1887" w:type="dxa"/>
+          </w:tcPr>
           <w:p>
             <w:pPr>
               <w:pStyle w:val="Compact"/>
@@ -11051,6 +11942,9 @@
           </w:p>
         </w:tc>
         <w:tc>
+          <w:tcPr>
+            <w:tcW w:w="2519" w:type="dxa"/>
+          </w:tcPr>
           <w:p>
             <w:pPr>
               <w:pStyle w:val="Compact"/>
@@ -11070,6 +11964,9 @@
           <w:cantSplit/>
         </w:trPr>
         <w:tc>
+          <w:tcPr>
+            <w:tcW w:w="1870" w:type="dxa"/>
+          </w:tcPr>
           <w:p>
             <w:pPr>
               <w:pStyle w:val="Compact"/>
@@ -11086,6 +11983,9 @@
           </w:p>
         </w:tc>
         <w:tc>
+          <w:tcPr>
+            <w:tcW w:w="2796" w:type="dxa"/>
+          </w:tcPr>
           <w:p>
             <w:pPr>
               <w:pStyle w:val="Compact"/>
@@ -11100,6 +12000,9 @@
           </w:p>
         </w:tc>
         <w:tc>
+          <w:tcPr>
+            <w:tcW w:w="1887" w:type="dxa"/>
+          </w:tcPr>
           <w:p>
             <w:pPr>
               <w:pStyle w:val="Compact"/>
@@ -11116,6 +12019,9 @@
           </w:p>
         </w:tc>
         <w:tc>
+          <w:tcPr>
+            <w:tcW w:w="2519" w:type="dxa"/>
+          </w:tcPr>
           <w:p>
             <w:pPr>
               <w:pStyle w:val="Compact"/>
@@ -11135,6 +12041,9 @@
           <w:cantSplit/>
         </w:trPr>
         <w:tc>
+          <w:tcPr>
+            <w:tcW w:w="1870" w:type="dxa"/>
+          </w:tcPr>
           <w:p>
             <w:pPr>
               <w:pStyle w:val="Compact"/>
@@ -11151,6 +12060,9 @@
           </w:p>
         </w:tc>
         <w:tc>
+          <w:tcPr>
+            <w:tcW w:w="2796" w:type="dxa"/>
+          </w:tcPr>
           <w:p>
             <w:pPr>
               <w:pStyle w:val="Compact"/>
@@ -11165,6 +12077,9 @@
           </w:p>
         </w:tc>
         <w:tc>
+          <w:tcPr>
+            <w:tcW w:w="1887" w:type="dxa"/>
+          </w:tcPr>
           <w:p>
             <w:pPr>
               <w:pStyle w:val="Compact"/>
@@ -11181,6 +12096,9 @@
           </w:p>
         </w:tc>
         <w:tc>
+          <w:tcPr>
+            <w:tcW w:w="2519" w:type="dxa"/>
+          </w:tcPr>
           <w:p>
             <w:pPr>
               <w:pStyle w:val="Compact"/>
@@ -11200,6 +12118,9 @@
           <w:cantSplit/>
         </w:trPr>
         <w:tc>
+          <w:tcPr>
+            <w:tcW w:w="1870" w:type="dxa"/>
+          </w:tcPr>
           <w:p>
             <w:pPr>
               <w:pStyle w:val="Compact"/>
@@ -11216,6 +12137,9 @@
           </w:p>
         </w:tc>
         <w:tc>
+          <w:tcPr>
+            <w:tcW w:w="2796" w:type="dxa"/>
+          </w:tcPr>
           <w:p>
             <w:pPr>
               <w:pStyle w:val="Compact"/>
@@ -11230,6 +12154,9 @@
           </w:p>
         </w:tc>
         <w:tc>
+          <w:tcPr>
+            <w:tcW w:w="1887" w:type="dxa"/>
+          </w:tcPr>
           <w:p>
             <w:pPr>
               <w:pStyle w:val="Compact"/>
@@ -11246,6 +12173,9 @@
           </w:p>
         </w:tc>
         <w:tc>
+          <w:tcPr>
+            <w:tcW w:w="2519" w:type="dxa"/>
+          </w:tcPr>
           <w:p>
             <w:pPr>
               <w:pStyle w:val="Compact"/>
@@ -11351,6 +12281,7 @@
     <w:p>
       <w:pPr>
         <w:pStyle w:val="BodyText"/>
+        <w:spacing w:after="160"/>
       </w:pPr>
       <w:r>
         <w:rPr>
@@ -11363,8 +12294,6 @@
     <w:tbl>
       <w:tblPr>
         <w:tblStyle w:val="Table"/>
-        <w:tblW w:type="pct" w:w="0.0"/>
-        <w:tblLayout w:type="autofit"/>
         <w:tblLook w:firstRow="1" w:lastRow="0" w:firstColumn="0" w:lastColumn="0" w:noHBand="0" w:noVBand="0" w:val="0020"/>
         <w:tblBorders>
           <w:top w:val="single" w:sz="4" w:color="D9DEDC"/>
@@ -11380,8 +12309,13 @@
           <w:left w:w="140" w:type="dxa"/>
           <w:right w:w="140" w:type="dxa"/>
         </w:tblCellMar>
+        <w:tblW w:w="9072" w:type="dxa"/>
+        <w:tblLayout w:type="fixed"/>
       </w:tblPr>
-      <w:tblGrid/>
+      <w:tblGrid>
+        <w:gridCol w:w="5737"/>
+        <w:gridCol w:w="3335"/>
+      </w:tblGrid>
       <w:tr>
         <w:trPr>
           <w:cantSplit/>
@@ -11389,6 +12323,7 @@
         </w:trPr>
         <w:tc>
           <w:tcPr>
+            <w:tcW w:w="5737" w:type="dxa"/>
             <w:shd w:val="clear" w:color="auto" w:fill="1F3A34"/>
           </w:tcPr>
           <w:p>
@@ -11408,6 +12343,7 @@
         </w:tc>
         <w:tc>
           <w:tcPr>
+            <w:tcW w:w="3335" w:type="dxa"/>
             <w:shd w:val="clear" w:color="auto" w:fill="1F3A34"/>
           </w:tcPr>
           <w:p>
@@ -11431,6 +12367,9 @@
           <w:cantSplit/>
         </w:trPr>
         <w:tc>
+          <w:tcPr>
+            <w:tcW w:w="5737" w:type="dxa"/>
+          </w:tcPr>
           <w:p>
             <w:pPr>
               <w:pStyle w:val="Compact"/>
@@ -11446,6 +12385,7 @@
         </w:tc>
         <w:tc>
           <w:tcPr>
+            <w:tcW w:w="3335" w:type="dxa"/>
             <w:shd w:val="clear" w:color="auto" w:fill="DCFCE7"/>
           </w:tcPr>
           <w:p>
@@ -11470,6 +12410,7 @@
         </w:trPr>
         <w:tc>
           <w:tcPr>
+            <w:tcW w:w="5737" w:type="dxa"/>
             <w:shd w:val="clear" w:color="auto" w:fill="F6F8F7"/>
           </w:tcPr>
           <w:p>
@@ -11487,6 +12428,7 @@
         </w:tc>
         <w:tc>
           <w:tcPr>
+            <w:tcW w:w="3335" w:type="dxa"/>
             <w:shd w:val="clear" w:color="auto" w:fill="FEF3C7"/>
           </w:tcPr>
           <w:p>
@@ -11510,6 +12452,9 @@
           <w:cantSplit/>
         </w:trPr>
         <w:tc>
+          <w:tcPr>
+            <w:tcW w:w="5737" w:type="dxa"/>
+          </w:tcPr>
           <w:p>
             <w:pPr>
               <w:pStyle w:val="Compact"/>
@@ -11525,6 +12470,7 @@
         </w:tc>
         <w:tc>
           <w:tcPr>
+            <w:tcW w:w="3335" w:type="dxa"/>
             <w:shd w:val="clear" w:color="auto" w:fill="FFEDD5"/>
           </w:tcPr>
           <w:p>
@@ -11549,6 +12495,7 @@
         </w:trPr>
         <w:tc>
           <w:tcPr>
+            <w:tcW w:w="5737" w:type="dxa"/>
             <w:shd w:val="clear" w:color="auto" w:fill="F6F8F7"/>
           </w:tcPr>
           <w:p>
@@ -11566,6 +12513,7 @@
         </w:tc>
         <w:tc>
           <w:tcPr>
+            <w:tcW w:w="3335" w:type="dxa"/>
             <w:shd w:val="clear" w:color="auto" w:fill="FEE2E2"/>
           </w:tcPr>
           <w:p>
@@ -11864,6 +12812,7 @@
     <w:p>
       <w:pPr>
         <w:pStyle w:val="FirstParagraph"/>
+        <w:spacing w:after="160"/>
       </w:pPr>
       <w:r>
         <w:t xml:space="preserve">Cuánto avanza la privatización de la cartera de empresas públicas habilitada por la Ley Bases, medida por etapas verificables: 0 sin definir · 1 preparatoria · 2 pliegos · 3 licitación/adjudicación · 4 operación cerrada.</w:t>
@@ -11872,8 +12821,6 @@
     <w:tbl>
       <w:tblPr>
         <w:tblStyle w:val="Table"/>
-        <w:tblW w:type="pct" w:w="5000.0"/>
-        <w:tblLayout w:type="autofit"/>
         <w:tblLook w:firstRow="0" w:lastRow="0" w:firstColumn="0" w:lastColumn="0" w:noHBand="0" w:noVBand="0" w:val="0000"/>
         <w:tblBorders>
           <w:top w:val="single" w:sz="4" w:color="D9DEDC"/>
@@ -11889,18 +12836,23 @@
           <w:left w:w="140" w:type="dxa"/>
           <w:right w:w="140" w:type="dxa"/>
         </w:tblCellMar>
+        <w:tblW w:w="9072" w:type="dxa"/>
+        <w:tblLayout w:type="fixed"/>
       </w:tblPr>
       <w:tblGrid>
-        <w:gridCol w:w="1980"/>
-        <w:gridCol w:w="1980"/>
-        <w:gridCol w:w="1980"/>
-        <w:gridCol w:w="1980"/>
+        <w:gridCol w:w="3928"/>
+        <w:gridCol w:w="1124"/>
+        <w:gridCol w:w="2225"/>
+        <w:gridCol w:w="1795"/>
       </w:tblGrid>
       <w:tr>
         <w:trPr>
           <w:cantSplit/>
         </w:trPr>
         <w:tc>
+          <w:tcPr>
+            <w:tcW w:w="3928" w:type="dxa"/>
+          </w:tcPr>
           <w:p>
             <w:pPr>
               <w:pStyle w:val="Compact"/>
@@ -11930,6 +12882,7 @@
         </w:tc>
         <w:tc>
           <w:tcPr>
+            <w:tcW w:w="1124" w:type="dxa"/>
             <w:shd w:val="clear" w:color="auto" w:fill="DCFCE7"/>
           </w:tcPr>
           <w:p>
@@ -11949,6 +12902,9 @@
           </w:p>
         </w:tc>
         <w:tc>
+          <w:tcPr>
+            <w:tcW w:w="2225" w:type="dxa"/>
+          </w:tcPr>
           <w:p>
             <w:pPr>
               <w:pStyle w:val="Compact"/>
@@ -11963,6 +12919,9 @@
           </w:p>
         </w:tc>
         <w:tc>
+          <w:tcPr>
+            <w:tcW w:w="1795" w:type="dxa"/>
+          </w:tcPr>
           <w:p>
             <w:pPr>
               <w:pStyle w:val="Compact"/>
@@ -11983,6 +12942,7 @@
       <w:pPr>
         <w:pStyle w:val="Heading2"/>
         <w:keepNext/>
+        <w:spacing w:after="160"/>
       </w:pPr>
       <w:r>
         <w:t xml:space="preserve">Identificación</w:t>
@@ -11991,8 +12951,6 @@
     <w:tbl>
       <w:tblPr>
         <w:tblStyle w:val="Table"/>
-        <w:tblW w:type="pct" w:w="5000.0"/>
-        <w:tblLayout w:type="autofit"/>
         <w:tblLook w:firstRow="0" w:lastRow="0" w:firstColumn="0" w:lastColumn="0" w:noHBand="0" w:noVBand="0" w:val="0000"/>
         <w:tblBorders>
           <w:top w:val="single" w:sz="4" w:color="D9DEDC"/>
@@ -12008,18 +12966,23 @@
           <w:left w:w="140" w:type="dxa"/>
           <w:right w:w="140" w:type="dxa"/>
         </w:tblCellMar>
+        <w:tblW w:w="9072" w:type="dxa"/>
+        <w:tblLayout w:type="fixed"/>
       </w:tblPr>
       <w:tblGrid>
-        <w:gridCol w:w="1980"/>
-        <w:gridCol w:w="1980"/>
-        <w:gridCol w:w="1980"/>
-        <w:gridCol w:w="1980"/>
+        <w:gridCol w:w="1736"/>
+        <w:gridCol w:w="2357"/>
+        <w:gridCol w:w="1744"/>
+        <w:gridCol w:w="3235"/>
       </w:tblGrid>
       <w:tr>
         <w:trPr>
           <w:cantSplit/>
         </w:trPr>
         <w:tc>
+          <w:tcPr>
+            <w:tcW w:w="1736" w:type="dxa"/>
+          </w:tcPr>
           <w:p>
             <w:pPr>
               <w:pStyle w:val="Compact"/>
@@ -12036,6 +12999,9 @@
           </w:p>
         </w:tc>
         <w:tc>
+          <w:tcPr>
+            <w:tcW w:w="2357" w:type="dxa"/>
+          </w:tcPr>
           <w:p>
             <w:pPr>
               <w:pStyle w:val="Compact"/>
@@ -12050,6 +13016,9 @@
           </w:p>
         </w:tc>
         <w:tc>
+          <w:tcPr>
+            <w:tcW w:w="1744" w:type="dxa"/>
+          </w:tcPr>
           <w:p>
             <w:pPr>
               <w:pStyle w:val="Compact"/>
@@ -12066,6 +13035,9 @@
           </w:p>
         </w:tc>
         <w:tc>
+          <w:tcPr>
+            <w:tcW w:w="3235" w:type="dxa"/>
+          </w:tcPr>
           <w:p>
             <w:pPr>
               <w:pStyle w:val="Compact"/>
@@ -12085,6 +13057,9 @@
           <w:cantSplit/>
         </w:trPr>
         <w:tc>
+          <w:tcPr>
+            <w:tcW w:w="1736" w:type="dxa"/>
+          </w:tcPr>
           <w:p>
             <w:pPr>
               <w:pStyle w:val="Compact"/>
@@ -12101,6 +13076,9 @@
           </w:p>
         </w:tc>
         <w:tc>
+          <w:tcPr>
+            <w:tcW w:w="2357" w:type="dxa"/>
+          </w:tcPr>
           <w:p>
             <w:pPr>
               <w:pStyle w:val="Compact"/>
@@ -12115,6 +13093,9 @@
           </w:p>
         </w:tc>
         <w:tc>
+          <w:tcPr>
+            <w:tcW w:w="1744" w:type="dxa"/>
+          </w:tcPr>
           <w:p>
             <w:pPr>
               <w:pStyle w:val="Compact"/>
@@ -12131,6 +13112,9 @@
           </w:p>
         </w:tc>
         <w:tc>
+          <w:tcPr>
+            <w:tcW w:w="3235" w:type="dxa"/>
+          </w:tcPr>
           <w:p>
             <w:pPr>
               <w:pStyle w:val="Compact"/>
@@ -12150,6 +13134,9 @@
           <w:cantSplit/>
         </w:trPr>
         <w:tc>
+          <w:tcPr>
+            <w:tcW w:w="1736" w:type="dxa"/>
+          </w:tcPr>
           <w:p>
             <w:pPr>
               <w:pStyle w:val="Compact"/>
@@ -12166,6 +13153,9 @@
           </w:p>
         </w:tc>
         <w:tc>
+          <w:tcPr>
+            <w:tcW w:w="2357" w:type="dxa"/>
+          </w:tcPr>
           <w:p>
             <w:pPr>
               <w:pStyle w:val="Compact"/>
@@ -12180,6 +13170,9 @@
           </w:p>
         </w:tc>
         <w:tc>
+          <w:tcPr>
+            <w:tcW w:w="1744" w:type="dxa"/>
+          </w:tcPr>
           <w:p>
             <w:pPr>
               <w:pStyle w:val="Compact"/>
@@ -12196,6 +13189,9 @@
           </w:p>
         </w:tc>
         <w:tc>
+          <w:tcPr>
+            <w:tcW w:w="3235" w:type="dxa"/>
+          </w:tcPr>
           <w:p>
             <w:pPr>
               <w:pStyle w:val="Compact"/>
@@ -12215,6 +13211,9 @@
           <w:cantSplit/>
         </w:trPr>
         <w:tc>
+          <w:tcPr>
+            <w:tcW w:w="1736" w:type="dxa"/>
+          </w:tcPr>
           <w:p>
             <w:pPr>
               <w:pStyle w:val="Compact"/>
@@ -12231,6 +13230,9 @@
           </w:p>
         </w:tc>
         <w:tc>
+          <w:tcPr>
+            <w:tcW w:w="2357" w:type="dxa"/>
+          </w:tcPr>
           <w:p>
             <w:pPr>
               <w:pStyle w:val="Compact"/>
@@ -12245,6 +13247,9 @@
           </w:p>
         </w:tc>
         <w:tc>
+          <w:tcPr>
+            <w:tcW w:w="1744" w:type="dxa"/>
+          </w:tcPr>
           <w:p>
             <w:pPr>
               <w:pStyle w:val="Compact"/>
@@ -12261,6 +13266,9 @@
           </w:p>
         </w:tc>
         <w:tc>
+          <w:tcPr>
+            <w:tcW w:w="3235" w:type="dxa"/>
+          </w:tcPr>
           <w:p>
             <w:pPr>
               <w:pStyle w:val="Compact"/>
@@ -12280,6 +13288,9 @@
           <w:cantSplit/>
         </w:trPr>
         <w:tc>
+          <w:tcPr>
+            <w:tcW w:w="1736" w:type="dxa"/>
+          </w:tcPr>
           <w:p>
             <w:pPr>
               <w:pStyle w:val="Compact"/>
@@ -12296,6 +13307,9 @@
           </w:p>
         </w:tc>
         <w:tc>
+          <w:tcPr>
+            <w:tcW w:w="2357" w:type="dxa"/>
+          </w:tcPr>
           <w:p>
             <w:pPr>
               <w:pStyle w:val="Compact"/>
@@ -12310,6 +13324,9 @@
           </w:p>
         </w:tc>
         <w:tc>
+          <w:tcPr>
+            <w:tcW w:w="1744" w:type="dxa"/>
+          </w:tcPr>
           <w:p>
             <w:pPr>
               <w:pStyle w:val="Compact"/>
@@ -12326,6 +13343,9 @@
           </w:p>
         </w:tc>
         <w:tc>
+          <w:tcPr>
+            <w:tcW w:w="3235" w:type="dxa"/>
+          </w:tcPr>
           <w:p>
             <w:pPr>
               <w:pStyle w:val="Compact"/>
@@ -12443,6 +13463,7 @@
     <w:p>
       <w:pPr>
         <w:pStyle w:val="BodyText"/>
+        <w:spacing w:after="160"/>
       </w:pPr>
       <w:r>
         <w:rPr>
@@ -12455,8 +13476,6 @@
     <w:tbl>
       <w:tblPr>
         <w:tblStyle w:val="Table"/>
-        <w:tblW w:type="pct" w:w="0.0"/>
-        <w:tblLayout w:type="autofit"/>
         <w:tblLook w:firstRow="1" w:lastRow="0" w:firstColumn="0" w:lastColumn="0" w:noHBand="0" w:noVBand="0" w:val="0020"/>
         <w:tblBorders>
           <w:top w:val="single" w:sz="4" w:color="D9DEDC"/>
@@ -12472,8 +13491,13 @@
           <w:left w:w="140" w:type="dxa"/>
           <w:right w:w="140" w:type="dxa"/>
         </w:tblCellMar>
+        <w:tblW w:w="9072" w:type="dxa"/>
+        <w:tblLayout w:type="fixed"/>
       </w:tblPr>
-      <w:tblGrid/>
+      <w:tblGrid>
+        <w:gridCol w:w="5535"/>
+        <w:gridCol w:w="3537"/>
+      </w:tblGrid>
       <w:tr>
         <w:trPr>
           <w:cantSplit/>
@@ -12481,6 +13505,7 @@
         </w:trPr>
         <w:tc>
           <w:tcPr>
+            <w:tcW w:w="5535" w:type="dxa"/>
             <w:shd w:val="clear" w:color="auto" w:fill="1F3A34"/>
           </w:tcPr>
           <w:p>
@@ -12500,6 +13525,7 @@
         </w:tc>
         <w:tc>
           <w:tcPr>
+            <w:tcW w:w="3537" w:type="dxa"/>
             <w:shd w:val="clear" w:color="auto" w:fill="1F3A34"/>
           </w:tcPr>
           <w:p>
@@ -12523,6 +13549,9 @@
           <w:cantSplit/>
         </w:trPr>
         <w:tc>
+          <w:tcPr>
+            <w:tcW w:w="5535" w:type="dxa"/>
+          </w:tcPr>
           <w:p>
             <w:pPr>
               <w:pStyle w:val="Compact"/>
@@ -12538,6 +13567,7 @@
         </w:tc>
         <w:tc>
           <w:tcPr>
+            <w:tcW w:w="3537" w:type="dxa"/>
             <w:shd w:val="clear" w:color="auto" w:fill="DCFCE7"/>
           </w:tcPr>
           <w:p>
@@ -12562,6 +13592,7 @@
         </w:trPr>
         <w:tc>
           <w:tcPr>
+            <w:tcW w:w="5535" w:type="dxa"/>
             <w:shd w:val="clear" w:color="auto" w:fill="F6F8F7"/>
           </w:tcPr>
           <w:p>
@@ -12579,6 +13610,7 @@
         </w:tc>
         <w:tc>
           <w:tcPr>
+            <w:tcW w:w="3537" w:type="dxa"/>
             <w:shd w:val="clear" w:color="auto" w:fill="FEF3C7"/>
           </w:tcPr>
           <w:p>
@@ -12602,6 +13634,9 @@
           <w:cantSplit/>
         </w:trPr>
         <w:tc>
+          <w:tcPr>
+            <w:tcW w:w="5535" w:type="dxa"/>
+          </w:tcPr>
           <w:p>
             <w:pPr>
               <w:pStyle w:val="Compact"/>
@@ -12617,6 +13652,7 @@
         </w:tc>
         <w:tc>
           <w:tcPr>
+            <w:tcW w:w="3537" w:type="dxa"/>
             <w:shd w:val="clear" w:color="auto" w:fill="FFEDD5"/>
           </w:tcPr>
           <w:p>
@@ -12641,6 +13677,7 @@
         </w:trPr>
         <w:tc>
           <w:tcPr>
+            <w:tcW w:w="5535" w:type="dxa"/>
             <w:shd w:val="clear" w:color="auto" w:fill="F6F8F7"/>
           </w:tcPr>
           <w:p>
@@ -12658,6 +13695,7 @@
         </w:tc>
         <w:tc>
           <w:tcPr>
+            <w:tcW w:w="3537" w:type="dxa"/>
             <w:shd w:val="clear" w:color="auto" w:fill="FEE2E2"/>
           </w:tcPr>
           <w:p>
@@ -12952,6 +13990,7 @@
     <w:p>
       <w:pPr>
         <w:pStyle w:val="FirstParagraph"/>
+        <w:spacing w:after="160"/>
       </w:pPr>
       <w:r>
         <w:t xml:space="preserve">Cuánto de la inversión del Régimen de Incentivo a Grandes Inversiones (RIGI) ya está aprobada: el monto aprobado por resolución sobre el total de la cartera (aprobados + en evaluación).</w:t>
@@ -12960,8 +13999,6 @@
     <w:tbl>
       <w:tblPr>
         <w:tblStyle w:val="Table"/>
-        <w:tblW w:type="pct" w:w="5000.0"/>
-        <w:tblLayout w:type="autofit"/>
         <w:tblLook w:firstRow="0" w:lastRow="0" w:firstColumn="0" w:lastColumn="0" w:noHBand="0" w:noVBand="0" w:val="0000"/>
         <w:tblBorders>
           <w:top w:val="single" w:sz="4" w:color="D9DEDC"/>
@@ -12977,18 +14014,23 @@
           <w:left w:w="140" w:type="dxa"/>
           <w:right w:w="140" w:type="dxa"/>
         </w:tblCellMar>
+        <w:tblW w:w="9072" w:type="dxa"/>
+        <w:tblLayout w:type="fixed"/>
       </w:tblPr>
       <w:tblGrid>
-        <w:gridCol w:w="1980"/>
-        <w:gridCol w:w="1980"/>
-        <w:gridCol w:w="1980"/>
-        <w:gridCol w:w="1980"/>
+        <w:gridCol w:w="3889"/>
+        <w:gridCol w:w="1130"/>
+        <w:gridCol w:w="2246"/>
+        <w:gridCol w:w="1807"/>
       </w:tblGrid>
       <w:tr>
         <w:trPr>
           <w:cantSplit/>
         </w:trPr>
         <w:tc>
+          <w:tcPr>
+            <w:tcW w:w="3889" w:type="dxa"/>
+          </w:tcPr>
           <w:p>
             <w:pPr>
               <w:pStyle w:val="Compact"/>
@@ -13018,6 +14060,7 @@
         </w:tc>
         <w:tc>
           <w:tcPr>
+            <w:tcW w:w="1130" w:type="dxa"/>
             <w:shd w:val="clear" w:color="auto" w:fill="DCFCE7"/>
           </w:tcPr>
           <w:p>
@@ -13037,6 +14080,9 @@
           </w:p>
         </w:tc>
         <w:tc>
+          <w:tcPr>
+            <w:tcW w:w="2246" w:type="dxa"/>
+          </w:tcPr>
           <w:p>
             <w:pPr>
               <w:pStyle w:val="Compact"/>
@@ -13051,6 +14097,9 @@
           </w:p>
         </w:tc>
         <w:tc>
+          <w:tcPr>
+            <w:tcW w:w="1807" w:type="dxa"/>
+          </w:tcPr>
           <w:p>
             <w:pPr>
               <w:pStyle w:val="Compact"/>
@@ -13071,6 +14120,7 @@
       <w:pPr>
         <w:pStyle w:val="Heading2"/>
         <w:keepNext/>
+        <w:spacing w:after="160"/>
       </w:pPr>
       <w:r>
         <w:t xml:space="preserve">Identificación</w:t>
@@ -13079,8 +14129,6 @@
     <w:tbl>
       <w:tblPr>
         <w:tblStyle w:val="Table"/>
-        <w:tblW w:type="pct" w:w="5000.0"/>
-        <w:tblLayout w:type="autofit"/>
         <w:tblLook w:firstRow="0" w:lastRow="0" w:firstColumn="0" w:lastColumn="0" w:noHBand="0" w:noVBand="0" w:val="0000"/>
         <w:tblBorders>
           <w:top w:val="single" w:sz="4" w:color="D9DEDC"/>
@@ -13096,18 +14144,23 @@
           <w:left w:w="140" w:type="dxa"/>
           <w:right w:w="140" w:type="dxa"/>
         </w:tblCellMar>
+        <w:tblW w:w="9072" w:type="dxa"/>
+        <w:tblLayout w:type="fixed"/>
       </w:tblPr>
       <w:tblGrid>
-        <w:gridCol w:w="1980"/>
-        <w:gridCol w:w="1980"/>
-        <w:gridCol w:w="1980"/>
-        <w:gridCol w:w="1980"/>
+        <w:gridCol w:w="1843"/>
+        <w:gridCol w:w="2743"/>
+        <w:gridCol w:w="1859"/>
+        <w:gridCol w:w="2627"/>
       </w:tblGrid>
       <w:tr>
         <w:trPr>
           <w:cantSplit/>
         </w:trPr>
         <w:tc>
+          <w:tcPr>
+            <w:tcW w:w="1843" w:type="dxa"/>
+          </w:tcPr>
           <w:p>
             <w:pPr>
               <w:pStyle w:val="Compact"/>
@@ -13124,6 +14177,9 @@
           </w:p>
         </w:tc>
         <w:tc>
+          <w:tcPr>
+            <w:tcW w:w="2743" w:type="dxa"/>
+          </w:tcPr>
           <w:p>
             <w:pPr>
               <w:pStyle w:val="Compact"/>
@@ -13138,6 +14194,9 @@
           </w:p>
         </w:tc>
         <w:tc>
+          <w:tcPr>
+            <w:tcW w:w="1859" w:type="dxa"/>
+          </w:tcPr>
           <w:p>
             <w:pPr>
               <w:pStyle w:val="Compact"/>
@@ -13154,6 +14213,9 @@
           </w:p>
         </w:tc>
         <w:tc>
+          <w:tcPr>
+            <w:tcW w:w="2627" w:type="dxa"/>
+          </w:tcPr>
           <w:p>
             <w:pPr>
               <w:pStyle w:val="Compact"/>
@@ -13173,6 +14235,9 @@
           <w:cantSplit/>
         </w:trPr>
         <w:tc>
+          <w:tcPr>
+            <w:tcW w:w="1843" w:type="dxa"/>
+          </w:tcPr>
           <w:p>
             <w:pPr>
               <w:pStyle w:val="Compact"/>
@@ -13189,6 +14254,9 @@
           </w:p>
         </w:tc>
         <w:tc>
+          <w:tcPr>
+            <w:tcW w:w="2743" w:type="dxa"/>
+          </w:tcPr>
           <w:p>
             <w:pPr>
               <w:pStyle w:val="Compact"/>
@@ -13203,6 +14271,9 @@
           </w:p>
         </w:tc>
         <w:tc>
+          <w:tcPr>
+            <w:tcW w:w="1859" w:type="dxa"/>
+          </w:tcPr>
           <w:p>
             <w:pPr>
               <w:pStyle w:val="Compact"/>
@@ -13219,6 +14290,9 @@
           </w:p>
         </w:tc>
         <w:tc>
+          <w:tcPr>
+            <w:tcW w:w="2627" w:type="dxa"/>
+          </w:tcPr>
           <w:p>
             <w:pPr>
               <w:pStyle w:val="Compact"/>
@@ -13238,6 +14312,9 @@
           <w:cantSplit/>
         </w:trPr>
         <w:tc>
+          <w:tcPr>
+            <w:tcW w:w="1843" w:type="dxa"/>
+          </w:tcPr>
           <w:p>
             <w:pPr>
               <w:pStyle w:val="Compact"/>
@@ -13254,6 +14331,9 @@
           </w:p>
         </w:tc>
         <w:tc>
+          <w:tcPr>
+            <w:tcW w:w="2743" w:type="dxa"/>
+          </w:tcPr>
           <w:p>
             <w:pPr>
               <w:pStyle w:val="Compact"/>
@@ -13268,6 +14348,9 @@
           </w:p>
         </w:tc>
         <w:tc>
+          <w:tcPr>
+            <w:tcW w:w="1859" w:type="dxa"/>
+          </w:tcPr>
           <w:p>
             <w:pPr>
               <w:pStyle w:val="Compact"/>
@@ -13284,6 +14367,9 @@
           </w:p>
         </w:tc>
         <w:tc>
+          <w:tcPr>
+            <w:tcW w:w="2627" w:type="dxa"/>
+          </w:tcPr>
           <w:p>
             <w:pPr>
               <w:pStyle w:val="Compact"/>
@@ -13303,6 +14389,9 @@
           <w:cantSplit/>
         </w:trPr>
         <w:tc>
+          <w:tcPr>
+            <w:tcW w:w="1843" w:type="dxa"/>
+          </w:tcPr>
           <w:p>
             <w:pPr>
               <w:pStyle w:val="Compact"/>
@@ -13319,6 +14408,9 @@
           </w:p>
         </w:tc>
         <w:tc>
+          <w:tcPr>
+            <w:tcW w:w="2743" w:type="dxa"/>
+          </w:tcPr>
           <w:p>
             <w:pPr>
               <w:pStyle w:val="Compact"/>
@@ -13333,6 +14425,9 @@
           </w:p>
         </w:tc>
         <w:tc>
+          <w:tcPr>
+            <w:tcW w:w="1859" w:type="dxa"/>
+          </w:tcPr>
           <w:p>
             <w:pPr>
               <w:pStyle w:val="Compact"/>
@@ -13349,6 +14444,9 @@
           </w:p>
         </w:tc>
         <w:tc>
+          <w:tcPr>
+            <w:tcW w:w="2627" w:type="dxa"/>
+          </w:tcPr>
           <w:p>
             <w:pPr>
               <w:pStyle w:val="Compact"/>
@@ -13368,6 +14466,9 @@
           <w:cantSplit/>
         </w:trPr>
         <w:tc>
+          <w:tcPr>
+            <w:tcW w:w="1843" w:type="dxa"/>
+          </w:tcPr>
           <w:p>
             <w:pPr>
               <w:pStyle w:val="Compact"/>
@@ -13384,6 +14485,9 @@
           </w:p>
         </w:tc>
         <w:tc>
+          <w:tcPr>
+            <w:tcW w:w="2743" w:type="dxa"/>
+          </w:tcPr>
           <w:p>
             <w:pPr>
               <w:pStyle w:val="Compact"/>
@@ -13398,6 +14502,9 @@
           </w:p>
         </w:tc>
         <w:tc>
+          <w:tcPr>
+            <w:tcW w:w="1859" w:type="dxa"/>
+          </w:tcPr>
           <w:p>
             <w:pPr>
               <w:pStyle w:val="Compact"/>
@@ -13414,6 +14521,9 @@
           </w:p>
         </w:tc>
         <w:tc>
+          <w:tcPr>
+            <w:tcW w:w="2627" w:type="dxa"/>
+          </w:tcPr>
           <w:p>
             <w:pPr>
               <w:pStyle w:val="Compact"/>
@@ -13543,6 +14653,7 @@
     <w:p>
       <w:pPr>
         <w:pStyle w:val="BodyText"/>
+        <w:spacing w:after="160"/>
       </w:pPr>
       <w:r>
         <w:rPr>
@@ -13555,8 +14666,6 @@
     <w:tbl>
       <w:tblPr>
         <w:tblStyle w:val="Table"/>
-        <w:tblW w:type="pct" w:w="0.0"/>
-        <w:tblLayout w:type="autofit"/>
         <w:tblLook w:firstRow="1" w:lastRow="0" w:firstColumn="0" w:lastColumn="0" w:noHBand="0" w:noVBand="0" w:val="0020"/>
         <w:tblBorders>
           <w:top w:val="single" w:sz="4" w:color="D9DEDC"/>
@@ -13572,8 +14681,13 @@
           <w:left w:w="140" w:type="dxa"/>
           <w:right w:w="140" w:type="dxa"/>
         </w:tblCellMar>
+        <w:tblW w:w="9072" w:type="dxa"/>
+        <w:tblLayout w:type="fixed"/>
       </w:tblPr>
-      <w:tblGrid/>
+      <w:tblGrid>
+        <w:gridCol w:w="5760"/>
+        <w:gridCol w:w="3312"/>
+      </w:tblGrid>
       <w:tr>
         <w:trPr>
           <w:cantSplit/>
@@ -13581,6 +14695,7 @@
         </w:trPr>
         <w:tc>
           <w:tcPr>
+            <w:tcW w:w="5760" w:type="dxa"/>
             <w:shd w:val="clear" w:color="auto" w:fill="1F3A34"/>
           </w:tcPr>
           <w:p>
@@ -13600,6 +14715,7 @@
         </w:tc>
         <w:tc>
           <w:tcPr>
+            <w:tcW w:w="3312" w:type="dxa"/>
             <w:shd w:val="clear" w:color="auto" w:fill="1F3A34"/>
           </w:tcPr>
           <w:p>
@@ -13623,6 +14739,9 @@
           <w:cantSplit/>
         </w:trPr>
         <w:tc>
+          <w:tcPr>
+            <w:tcW w:w="5760" w:type="dxa"/>
+          </w:tcPr>
           <w:p>
             <w:pPr>
               <w:pStyle w:val="Compact"/>
@@ -13638,6 +14757,7 @@
         </w:tc>
         <w:tc>
           <w:tcPr>
+            <w:tcW w:w="3312" w:type="dxa"/>
             <w:shd w:val="clear" w:color="auto" w:fill="DCFCE7"/>
           </w:tcPr>
           <w:p>
@@ -13662,6 +14782,7 @@
         </w:trPr>
         <w:tc>
           <w:tcPr>
+            <w:tcW w:w="5760" w:type="dxa"/>
             <w:shd w:val="clear" w:color="auto" w:fill="F6F8F7"/>
           </w:tcPr>
           <w:p>
@@ -13679,6 +14800,7 @@
         </w:tc>
         <w:tc>
           <w:tcPr>
+            <w:tcW w:w="3312" w:type="dxa"/>
             <w:shd w:val="clear" w:color="auto" w:fill="FEF3C7"/>
           </w:tcPr>
           <w:p>
@@ -13702,6 +14824,9 @@
           <w:cantSplit/>
         </w:trPr>
         <w:tc>
+          <w:tcPr>
+            <w:tcW w:w="5760" w:type="dxa"/>
+          </w:tcPr>
           <w:p>
             <w:pPr>
               <w:pStyle w:val="Compact"/>
@@ -13717,6 +14842,7 @@
         </w:tc>
         <w:tc>
           <w:tcPr>
+            <w:tcW w:w="3312" w:type="dxa"/>
             <w:shd w:val="clear" w:color="auto" w:fill="FFEDD5"/>
           </w:tcPr>
           <w:p>
@@ -13741,6 +14867,7 @@
         </w:trPr>
         <w:tc>
           <w:tcPr>
+            <w:tcW w:w="5760" w:type="dxa"/>
             <w:shd w:val="clear" w:color="auto" w:fill="F6F8F7"/>
           </w:tcPr>
           <w:p>
@@ -13758,6 +14885,7 @@
         </w:tc>
         <w:tc>
           <w:tcPr>
+            <w:tcW w:w="3312" w:type="dxa"/>
             <w:shd w:val="clear" w:color="auto" w:fill="FEE2E2"/>
           </w:tcPr>
           <w:p>
@@ -14064,6 +15192,7 @@
     <w:p>
       <w:pPr>
         <w:pStyle w:val="FirstParagraph"/>
+        <w:spacing w:after="160"/>
       </w:pPr>
       <w:r>
         <w:t xml:space="preserve">Qué porcentaje de los kilómetros del plan de la Red Federal de Concesiones ya está adjudicado: el estado de cada proceso sale de CONTRAT.AR y el kilometraje por tramo de la página oficial de la RFC (16 tramos, ~9.100 km en 4 etapas).</w:t>
@@ -14072,8 +15201,6 @@
     <w:tbl>
       <w:tblPr>
         <w:tblStyle w:val="Table"/>
-        <w:tblW w:type="pct" w:w="5000.0"/>
-        <w:tblLayout w:type="autofit"/>
         <w:tblLook w:firstRow="0" w:lastRow="0" w:firstColumn="0" w:lastColumn="0" w:noHBand="0" w:noVBand="0" w:val="0000"/>
         <w:tblBorders>
           <w:top w:val="single" w:sz="4" w:color="D9DEDC"/>
@@ -14089,18 +15216,23 @@
           <w:left w:w="140" w:type="dxa"/>
           <w:right w:w="140" w:type="dxa"/>
         </w:tblCellMar>
+        <w:tblW w:w="9072" w:type="dxa"/>
+        <w:tblLayout w:type="fixed"/>
       </w:tblPr>
       <w:tblGrid>
-        <w:gridCol w:w="1980"/>
-        <w:gridCol w:w="1980"/>
-        <w:gridCol w:w="1980"/>
-        <w:gridCol w:w="1980"/>
+        <w:gridCol w:w="4153"/>
+        <w:gridCol w:w="1358"/>
+        <w:gridCol w:w="1941"/>
+        <w:gridCol w:w="1620"/>
       </w:tblGrid>
       <w:tr>
         <w:trPr>
           <w:cantSplit/>
         </w:trPr>
         <w:tc>
+          <w:tcPr>
+            <w:tcW w:w="4153" w:type="dxa"/>
+          </w:tcPr>
           <w:p>
             <w:pPr>
               <w:pStyle w:val="Compact"/>
@@ -14130,6 +15262,7 @@
         </w:tc>
         <w:tc>
           <w:tcPr>
+            <w:tcW w:w="1358" w:type="dxa"/>
             <w:shd w:val="clear" w:color="auto" w:fill="FEF3C7"/>
           </w:tcPr>
           <w:p>
@@ -14149,6 +15282,9 @@
           </w:p>
         </w:tc>
         <w:tc>
+          <w:tcPr>
+            <w:tcW w:w="1941" w:type="dxa"/>
+          </w:tcPr>
           <w:p>
             <w:pPr>
               <w:pStyle w:val="Compact"/>
@@ -14163,6 +15299,9 @@
           </w:p>
         </w:tc>
         <w:tc>
+          <w:tcPr>
+            <w:tcW w:w="1620" w:type="dxa"/>
+          </w:tcPr>
           <w:p>
             <w:pPr>
               <w:pStyle w:val="Compact"/>
@@ -14183,6 +15322,7 @@
       <w:pPr>
         <w:pStyle w:val="Heading2"/>
         <w:keepNext/>
+        <w:spacing w:after="160"/>
       </w:pPr>
       <w:r>
         <w:t xml:space="preserve">Identificación</w:t>
@@ -14191,8 +15331,6 @@
     <w:tbl>
       <w:tblPr>
         <w:tblStyle w:val="Table"/>
-        <w:tblW w:type="pct" w:w="5000.0"/>
-        <w:tblLayout w:type="autofit"/>
         <w:tblLook w:firstRow="0" w:lastRow="0" w:firstColumn="0" w:lastColumn="0" w:noHBand="0" w:noVBand="0" w:val="0000"/>
         <w:tblBorders>
           <w:top w:val="single" w:sz="4" w:color="D9DEDC"/>
@@ -14208,18 +15346,23 @@
           <w:left w:w="140" w:type="dxa"/>
           <w:right w:w="140" w:type="dxa"/>
         </w:tblCellMar>
+        <w:tblW w:w="9072" w:type="dxa"/>
+        <w:tblLayout w:type="fixed"/>
       </w:tblPr>
       <w:tblGrid>
-        <w:gridCol w:w="1980"/>
-        <w:gridCol w:w="1980"/>
-        <w:gridCol w:w="1980"/>
-        <w:gridCol w:w="1980"/>
+        <w:gridCol w:w="1711"/>
+        <w:gridCol w:w="3488"/>
+        <w:gridCol w:w="1718"/>
+        <w:gridCol w:w="2155"/>
       </w:tblGrid>
       <w:tr>
         <w:trPr>
           <w:cantSplit/>
         </w:trPr>
         <w:tc>
+          <w:tcPr>
+            <w:tcW w:w="1711" w:type="dxa"/>
+          </w:tcPr>
           <w:p>
             <w:pPr>
               <w:pStyle w:val="Compact"/>
@@ -14236,6 +15379,9 @@
           </w:p>
         </w:tc>
         <w:tc>
+          <w:tcPr>
+            <w:tcW w:w="3488" w:type="dxa"/>
+          </w:tcPr>
           <w:p>
             <w:pPr>
               <w:pStyle w:val="Compact"/>
@@ -14250,6 +15396,9 @@
           </w:p>
         </w:tc>
         <w:tc>
+          <w:tcPr>
+            <w:tcW w:w="1718" w:type="dxa"/>
+          </w:tcPr>
           <w:p>
             <w:pPr>
               <w:pStyle w:val="Compact"/>
@@ -14266,6 +15415,9 @@
           </w:p>
         </w:tc>
         <w:tc>
+          <w:tcPr>
+            <w:tcW w:w="2155" w:type="dxa"/>
+          </w:tcPr>
           <w:p>
             <w:pPr>
               <w:pStyle w:val="Compact"/>
@@ -14285,6 +15437,9 @@
           <w:cantSplit/>
         </w:trPr>
         <w:tc>
+          <w:tcPr>
+            <w:tcW w:w="1711" w:type="dxa"/>
+          </w:tcPr>
           <w:p>
             <w:pPr>
               <w:pStyle w:val="Compact"/>
@@ -14301,6 +15456,9 @@
           </w:p>
         </w:tc>
         <w:tc>
+          <w:tcPr>
+            <w:tcW w:w="3488" w:type="dxa"/>
+          </w:tcPr>
           <w:p>
             <w:pPr>
               <w:pStyle w:val="Compact"/>
@@ -14315,6 +15473,9 @@
           </w:p>
         </w:tc>
         <w:tc>
+          <w:tcPr>
+            <w:tcW w:w="1718" w:type="dxa"/>
+          </w:tcPr>
           <w:p>
             <w:pPr>
               <w:pStyle w:val="Compact"/>
@@ -14331,6 +15492,9 @@
           </w:p>
         </w:tc>
         <w:tc>
+          <w:tcPr>
+            <w:tcW w:w="2155" w:type="dxa"/>
+          </w:tcPr>
           <w:p>
             <w:pPr>
               <w:pStyle w:val="Compact"/>
@@ -14350,6 +15514,9 @@
           <w:cantSplit/>
         </w:trPr>
         <w:tc>
+          <w:tcPr>
+            <w:tcW w:w="1711" w:type="dxa"/>
+          </w:tcPr>
           <w:p>
             <w:pPr>
               <w:pStyle w:val="Compact"/>
@@ -14366,6 +15533,9 @@
           </w:p>
         </w:tc>
         <w:tc>
+          <w:tcPr>
+            <w:tcW w:w="3488" w:type="dxa"/>
+          </w:tcPr>
           <w:p>
             <w:pPr>
               <w:pStyle w:val="Compact"/>
@@ -14380,6 +15550,9 @@
           </w:p>
         </w:tc>
         <w:tc>
+          <w:tcPr>
+            <w:tcW w:w="1718" w:type="dxa"/>
+          </w:tcPr>
           <w:p>
             <w:pPr>
               <w:pStyle w:val="Compact"/>
@@ -14396,6 +15569,9 @@
           </w:p>
         </w:tc>
         <w:tc>
+          <w:tcPr>
+            <w:tcW w:w="2155" w:type="dxa"/>
+          </w:tcPr>
           <w:p>
             <w:pPr>
               <w:pStyle w:val="Compact"/>
@@ -14415,6 +15591,9 @@
           <w:cantSplit/>
         </w:trPr>
         <w:tc>
+          <w:tcPr>
+            <w:tcW w:w="1711" w:type="dxa"/>
+          </w:tcPr>
           <w:p>
             <w:pPr>
               <w:pStyle w:val="Compact"/>
@@ -14431,6 +15610,9 @@
           </w:p>
         </w:tc>
         <w:tc>
+          <w:tcPr>
+            <w:tcW w:w="3488" w:type="dxa"/>
+          </w:tcPr>
           <w:p>
             <w:pPr>
               <w:pStyle w:val="Compact"/>
@@ -14445,6 +15627,9 @@
           </w:p>
         </w:tc>
         <w:tc>
+          <w:tcPr>
+            <w:tcW w:w="1718" w:type="dxa"/>
+          </w:tcPr>
           <w:p>
             <w:pPr>
               <w:pStyle w:val="Compact"/>
@@ -14461,6 +15646,9 @@
           </w:p>
         </w:tc>
         <w:tc>
+          <w:tcPr>
+            <w:tcW w:w="2155" w:type="dxa"/>
+          </w:tcPr>
           <w:p>
             <w:pPr>
               <w:pStyle w:val="Compact"/>
@@ -14480,6 +15668,9 @@
           <w:cantSplit/>
         </w:trPr>
         <w:tc>
+          <w:tcPr>
+            <w:tcW w:w="1711" w:type="dxa"/>
+          </w:tcPr>
           <w:p>
             <w:pPr>
               <w:pStyle w:val="Compact"/>
@@ -14496,6 +15687,9 @@
           </w:p>
         </w:tc>
         <w:tc>
+          <w:tcPr>
+            <w:tcW w:w="3488" w:type="dxa"/>
+          </w:tcPr>
           <w:p>
             <w:pPr>
               <w:pStyle w:val="Compact"/>
@@ -14510,6 +15704,9 @@
           </w:p>
         </w:tc>
         <w:tc>
+          <w:tcPr>
+            <w:tcW w:w="1718" w:type="dxa"/>
+          </w:tcPr>
           <w:p>
             <w:pPr>
               <w:pStyle w:val="Compact"/>
@@ -14526,6 +15723,9 @@
           </w:p>
         </w:tc>
         <w:tc>
+          <w:tcPr>
+            <w:tcW w:w="2155" w:type="dxa"/>
+          </w:tcPr>
           <w:p>
             <w:pPr>
               <w:pStyle w:val="Compact"/>
@@ -14643,6 +15843,7 @@
     <w:p>
       <w:pPr>
         <w:pStyle w:val="BodyText"/>
+        <w:spacing w:after="160"/>
       </w:pPr>
       <w:r>
         <w:rPr>
@@ -14655,8 +15856,6 @@
     <w:tbl>
       <w:tblPr>
         <w:tblStyle w:val="Table"/>
-        <w:tblW w:type="pct" w:w="5000.0"/>
-        <w:tblLayout w:type="autofit"/>
         <w:tblLook w:firstRow="1" w:lastRow="0" w:firstColumn="0" w:lastColumn="0" w:noHBand="0" w:noVBand="0" w:val="0020"/>
         <w:tblBorders>
           <w:top w:val="single" w:sz="4" w:color="D9DEDC"/>
@@ -14672,10 +15871,12 @@
           <w:left w:w="140" w:type="dxa"/>
           <w:right w:w="140" w:type="dxa"/>
         </w:tblCellMar>
+        <w:tblW w:w="9072" w:type="dxa"/>
+        <w:tblLayout w:type="fixed"/>
       </w:tblPr>
       <w:tblGrid>
-        <w:gridCol w:w="3960"/>
-        <w:gridCol w:w="3960"/>
+        <w:gridCol w:w="5951"/>
+        <w:gridCol w:w="3121"/>
       </w:tblGrid>
       <w:tr>
         <w:trPr>
@@ -14684,6 +15885,7 @@
         </w:trPr>
         <w:tc>
           <w:tcPr>
+            <w:tcW w:w="5951" w:type="dxa"/>
             <w:shd w:val="clear" w:color="auto" w:fill="1F3A34"/>
           </w:tcPr>
           <w:p>
@@ -14703,6 +15905,7 @@
         </w:tc>
         <w:tc>
           <w:tcPr>
+            <w:tcW w:w="3121" w:type="dxa"/>
             <w:shd w:val="clear" w:color="auto" w:fill="1F3A34"/>
           </w:tcPr>
           <w:p>
@@ -14726,6 +15929,9 @@
           <w:cantSplit/>
         </w:trPr>
         <w:tc>
+          <w:tcPr>
+            <w:tcW w:w="5951" w:type="dxa"/>
+          </w:tcPr>
           <w:p>
             <w:pPr>
               <w:pStyle w:val="Compact"/>
@@ -14741,6 +15947,7 @@
         </w:tc>
         <w:tc>
           <w:tcPr>
+            <w:tcW w:w="3121" w:type="dxa"/>
             <w:shd w:val="clear" w:color="auto" w:fill="DCFCE7"/>
           </w:tcPr>
           <w:p>
@@ -14765,6 +15972,7 @@
         </w:trPr>
         <w:tc>
           <w:tcPr>
+            <w:tcW w:w="5951" w:type="dxa"/>
             <w:shd w:val="clear" w:color="auto" w:fill="F6F8F7"/>
           </w:tcPr>
           <w:p>
@@ -14782,6 +15990,7 @@
         </w:tc>
         <w:tc>
           <w:tcPr>
+            <w:tcW w:w="3121" w:type="dxa"/>
             <w:shd w:val="clear" w:color="auto" w:fill="FEF3C7"/>
           </w:tcPr>
           <w:p>
@@ -14805,6 +16014,9 @@
           <w:cantSplit/>
         </w:trPr>
         <w:tc>
+          <w:tcPr>
+            <w:tcW w:w="5951" w:type="dxa"/>
+          </w:tcPr>
           <w:p>
             <w:pPr>
               <w:pStyle w:val="Compact"/>
@@ -14820,6 +16032,7 @@
         </w:tc>
         <w:tc>
           <w:tcPr>
+            <w:tcW w:w="3121" w:type="dxa"/>
             <w:shd w:val="clear" w:color="auto" w:fill="FFEDD5"/>
           </w:tcPr>
           <w:p>
@@ -14844,6 +16057,7 @@
         </w:trPr>
         <w:tc>
           <w:tcPr>
+            <w:tcW w:w="5951" w:type="dxa"/>
             <w:shd w:val="clear" w:color="auto" w:fill="F6F8F7"/>
           </w:tcPr>
           <w:p>
@@ -14861,6 +16075,7 @@
         </w:tc>
         <w:tc>
           <w:tcPr>
+            <w:tcW w:w="3121" w:type="dxa"/>
             <w:shd w:val="clear" w:color="auto" w:fill="FEE2E2"/>
           </w:tcPr>
           <w:p>
@@ -15167,6 +16382,7 @@
     <w:p>
       <w:pPr>
         <w:pStyle w:val="FirstParagraph"/>
+        <w:spacing w:after="160"/>
       </w:pPr>
       <w:r>
         <w:t xml:space="preserve">La Tasa de Desintermediación de Planes Sociales (TDPS): qué porcentaje del devengado de Volver al Trabajo y Acompañamiento Social se paga directo al beneficiario (partida 5.1.4, ayudas sociales a personas) sobre el total transferido, según la ejecución presupuestaria real.</w:t>
@@ -15175,8 +16391,6 @@
     <w:tbl>
       <w:tblPr>
         <w:tblStyle w:val="Table"/>
-        <w:tblW w:type="pct" w:w="5000.0"/>
-        <w:tblLayout w:type="autofit"/>
         <w:tblLook w:firstRow="0" w:lastRow="0" w:firstColumn="0" w:lastColumn="0" w:noHBand="0" w:noVBand="0" w:val="0000"/>
         <w:tblBorders>
           <w:top w:val="single" w:sz="4" w:color="D9DEDC"/>
@@ -15192,18 +16406,23 @@
           <w:left w:w="140" w:type="dxa"/>
           <w:right w:w="140" w:type="dxa"/>
         </w:tblCellMar>
+        <w:tblW w:w="9072" w:type="dxa"/>
+        <w:tblLayout w:type="fixed"/>
       </w:tblPr>
       <w:tblGrid>
-        <w:gridCol w:w="1980"/>
-        <w:gridCol w:w="1980"/>
-        <w:gridCol w:w="1980"/>
-        <w:gridCol w:w="1980"/>
+        <w:gridCol w:w="4426"/>
+        <w:gridCol w:w="1049"/>
+        <w:gridCol w:w="1964"/>
+        <w:gridCol w:w="1633"/>
       </w:tblGrid>
       <w:tr>
         <w:trPr>
           <w:cantSplit/>
         </w:trPr>
         <w:tc>
+          <w:tcPr>
+            <w:tcW w:w="4426" w:type="dxa"/>
+          </w:tcPr>
           <w:p>
             <w:pPr>
               <w:pStyle w:val="Compact"/>
@@ -15233,6 +16452,7 @@
         </w:tc>
         <w:tc>
           <w:tcPr>
+            <w:tcW w:w="1049" w:type="dxa"/>
             <w:shd w:val="clear" w:color="auto" w:fill="DCFCE7"/>
           </w:tcPr>
           <w:p>
@@ -15252,6 +16472,9 @@
           </w:p>
         </w:tc>
         <w:tc>
+          <w:tcPr>
+            <w:tcW w:w="1964" w:type="dxa"/>
+          </w:tcPr>
           <w:p>
             <w:pPr>
               <w:pStyle w:val="Compact"/>
@@ -15266,6 +16489,9 @@
           </w:p>
         </w:tc>
         <w:tc>
+          <w:tcPr>
+            <w:tcW w:w="1633" w:type="dxa"/>
+          </w:tcPr>
           <w:p>
             <w:pPr>
               <w:pStyle w:val="Compact"/>
@@ -15286,6 +16512,7 @@
       <w:pPr>
         <w:pStyle w:val="Heading2"/>
         <w:keepNext/>
+        <w:spacing w:after="160"/>
       </w:pPr>
       <w:r>
         <w:t xml:space="preserve">Identificación</w:t>
@@ -15294,8 +16521,6 @@
     <w:tbl>
       <w:tblPr>
         <w:tblStyle w:val="Table"/>
-        <w:tblW w:type="pct" w:w="5000.0"/>
-        <w:tblLayout w:type="autofit"/>
         <w:tblLook w:firstRow="0" w:lastRow="0" w:firstColumn="0" w:lastColumn="0" w:noHBand="0" w:noVBand="0" w:val="0000"/>
         <w:tblBorders>
           <w:top w:val="single" w:sz="4" w:color="D9DEDC"/>
@@ -15311,18 +16536,23 @@
           <w:left w:w="140" w:type="dxa"/>
           <w:right w:w="140" w:type="dxa"/>
         </w:tblCellMar>
+        <w:tblW w:w="9072" w:type="dxa"/>
+        <w:tblLayout w:type="fixed"/>
       </w:tblPr>
       <w:tblGrid>
-        <w:gridCol w:w="1980"/>
-        <w:gridCol w:w="1980"/>
-        <w:gridCol w:w="1980"/>
-        <w:gridCol w:w="1980"/>
+        <w:gridCol w:w="1780"/>
+        <w:gridCol w:w="2638"/>
+        <w:gridCol w:w="1791"/>
+        <w:gridCol w:w="2863"/>
       </w:tblGrid>
       <w:tr>
         <w:trPr>
           <w:cantSplit/>
         </w:trPr>
         <w:tc>
+          <w:tcPr>
+            <w:tcW w:w="1780" w:type="dxa"/>
+          </w:tcPr>
           <w:p>
             <w:pPr>
               <w:pStyle w:val="Compact"/>
@@ -15339,6 +16569,9 @@
           </w:p>
         </w:tc>
         <w:tc>
+          <w:tcPr>
+            <w:tcW w:w="2638" w:type="dxa"/>
+          </w:tcPr>
           <w:p>
             <w:pPr>
               <w:pStyle w:val="Compact"/>
@@ -15353,6 +16586,9 @@
           </w:p>
         </w:tc>
         <w:tc>
+          <w:tcPr>
+            <w:tcW w:w="1791" w:type="dxa"/>
+          </w:tcPr>
           <w:p>
             <w:pPr>
               <w:pStyle w:val="Compact"/>
@@ -15369,6 +16605,9 @@
           </w:p>
         </w:tc>
         <w:tc>
+          <w:tcPr>
+            <w:tcW w:w="2863" w:type="dxa"/>
+          </w:tcPr>
           <w:p>
             <w:pPr>
               <w:pStyle w:val="Compact"/>
@@ -15388,6 +16627,9 @@
           <w:cantSplit/>
         </w:trPr>
         <w:tc>
+          <w:tcPr>
+            <w:tcW w:w="1780" w:type="dxa"/>
+          </w:tcPr>
           <w:p>
             <w:pPr>
               <w:pStyle w:val="Compact"/>
@@ -15404,6 +16646,9 @@
           </w:p>
         </w:tc>
         <w:tc>
+          <w:tcPr>
+            <w:tcW w:w="2638" w:type="dxa"/>
+          </w:tcPr>
           <w:p>
             <w:pPr>
               <w:pStyle w:val="Compact"/>
@@ -15418,6 +16663,9 @@
           </w:p>
         </w:tc>
         <w:tc>
+          <w:tcPr>
+            <w:tcW w:w="1791" w:type="dxa"/>
+          </w:tcPr>
           <w:p>
             <w:pPr>
               <w:pStyle w:val="Compact"/>
@@ -15434,6 +16682,9 @@
           </w:p>
         </w:tc>
         <w:tc>
+          <w:tcPr>
+            <w:tcW w:w="2863" w:type="dxa"/>
+          </w:tcPr>
           <w:p>
             <w:pPr>
               <w:pStyle w:val="Compact"/>
@@ -15453,6 +16704,9 @@
           <w:cantSplit/>
         </w:trPr>
         <w:tc>
+          <w:tcPr>
+            <w:tcW w:w="1780" w:type="dxa"/>
+          </w:tcPr>
           <w:p>
             <w:pPr>
               <w:pStyle w:val="Compact"/>
@@ -15469,6 +16723,9 @@
           </w:p>
         </w:tc>
         <w:tc>
+          <w:tcPr>
+            <w:tcW w:w="2638" w:type="dxa"/>
+          </w:tcPr>
           <w:p>
             <w:pPr>
               <w:pStyle w:val="Compact"/>
@@ -15483,6 +16740,9 @@
           </w:p>
         </w:tc>
         <w:tc>
+          <w:tcPr>
+            <w:tcW w:w="1791" w:type="dxa"/>
+          </w:tcPr>
           <w:p>
             <w:pPr>
               <w:pStyle w:val="Compact"/>
@@ -15499,6 +16759,9 @@
           </w:p>
         </w:tc>
         <w:tc>
+          <w:tcPr>
+            <w:tcW w:w="2863" w:type="dxa"/>
+          </w:tcPr>
           <w:p>
             <w:pPr>
               <w:pStyle w:val="Compact"/>
@@ -15518,6 +16781,9 @@
           <w:cantSplit/>
         </w:trPr>
         <w:tc>
+          <w:tcPr>
+            <w:tcW w:w="1780" w:type="dxa"/>
+          </w:tcPr>
           <w:p>
             <w:pPr>
               <w:pStyle w:val="Compact"/>
@@ -15534,6 +16800,9 @@
           </w:p>
         </w:tc>
         <w:tc>
+          <w:tcPr>
+            <w:tcW w:w="2638" w:type="dxa"/>
+          </w:tcPr>
           <w:p>
             <w:pPr>
               <w:pStyle w:val="Compact"/>
@@ -15548,6 +16817,9 @@
           </w:p>
         </w:tc>
         <w:tc>
+          <w:tcPr>
+            <w:tcW w:w="1791" w:type="dxa"/>
+          </w:tcPr>
           <w:p>
             <w:pPr>
               <w:pStyle w:val="Compact"/>
@@ -15564,6 +16836,9 @@
           </w:p>
         </w:tc>
         <w:tc>
+          <w:tcPr>
+            <w:tcW w:w="2863" w:type="dxa"/>
+          </w:tcPr>
           <w:p>
             <w:pPr>
               <w:pStyle w:val="Compact"/>
@@ -15583,6 +16858,9 @@
           <w:cantSplit/>
         </w:trPr>
         <w:tc>
+          <w:tcPr>
+            <w:tcW w:w="1780" w:type="dxa"/>
+          </w:tcPr>
           <w:p>
             <w:pPr>
               <w:pStyle w:val="Compact"/>
@@ -15599,6 +16877,9 @@
           </w:p>
         </w:tc>
         <w:tc>
+          <w:tcPr>
+            <w:tcW w:w="2638" w:type="dxa"/>
+          </w:tcPr>
           <w:p>
             <w:pPr>
               <w:pStyle w:val="Compact"/>
@@ -15613,6 +16894,9 @@
           </w:p>
         </w:tc>
         <w:tc>
+          <w:tcPr>
+            <w:tcW w:w="1791" w:type="dxa"/>
+          </w:tcPr>
           <w:p>
             <w:pPr>
               <w:pStyle w:val="Compact"/>
@@ -15629,6 +16913,9 @@
           </w:p>
         </w:tc>
         <w:tc>
+          <w:tcPr>
+            <w:tcW w:w="2863" w:type="dxa"/>
+          </w:tcPr>
           <w:p>
             <w:pPr>
               <w:pStyle w:val="Compact"/>
@@ -15746,6 +17033,7 @@
     <w:p>
       <w:pPr>
         <w:pStyle w:val="BodyText"/>
+        <w:spacing w:after="160"/>
       </w:pPr>
       <w:r>
         <w:rPr>
@@ -15758,8 +17046,6 @@
     <w:tbl>
       <w:tblPr>
         <w:tblStyle w:val="Table"/>
-        <w:tblW w:type="pct" w:w="5000.0"/>
-        <w:tblLayout w:type="autofit"/>
         <w:tblLook w:firstRow="1" w:lastRow="0" w:firstColumn="0" w:lastColumn="0" w:noHBand="0" w:noVBand="0" w:val="0020"/>
         <w:tblBorders>
           <w:top w:val="single" w:sz="4" w:color="D9DEDC"/>
@@ -15775,10 +17061,12 @@
           <w:left w:w="140" w:type="dxa"/>
           <w:right w:w="140" w:type="dxa"/>
         </w:tblCellMar>
+        <w:tblW w:w="9072" w:type="dxa"/>
+        <w:tblLayout w:type="fixed"/>
       </w:tblPr>
       <w:tblGrid>
-        <w:gridCol w:w="3960"/>
-        <w:gridCol w:w="3960"/>
+        <w:gridCol w:w="5872"/>
+        <w:gridCol w:w="3200"/>
       </w:tblGrid>
       <w:tr>
         <w:trPr>
@@ -15787,6 +17075,7 @@
         </w:trPr>
         <w:tc>
           <w:tcPr>
+            <w:tcW w:w="5872" w:type="dxa"/>
             <w:shd w:val="clear" w:color="auto" w:fill="1F3A34"/>
           </w:tcPr>
           <w:p>
@@ -15806,6 +17095,7 @@
         </w:tc>
         <w:tc>
           <w:tcPr>
+            <w:tcW w:w="3200" w:type="dxa"/>
             <w:shd w:val="clear" w:color="auto" w:fill="1F3A34"/>
           </w:tcPr>
           <w:p>
@@ -15829,6 +17119,9 @@
           <w:cantSplit/>
         </w:trPr>
         <w:tc>
+          <w:tcPr>
+            <w:tcW w:w="5872" w:type="dxa"/>
+          </w:tcPr>
           <w:p>
             <w:pPr>
               <w:pStyle w:val="Compact"/>
@@ -15844,6 +17137,7 @@
         </w:tc>
         <w:tc>
           <w:tcPr>
+            <w:tcW w:w="3200" w:type="dxa"/>
             <w:shd w:val="clear" w:color="auto" w:fill="DCFCE7"/>
           </w:tcPr>
           <w:p>
@@ -15868,6 +17162,7 @@
         </w:trPr>
         <w:tc>
           <w:tcPr>
+            <w:tcW w:w="5872" w:type="dxa"/>
             <w:shd w:val="clear" w:color="auto" w:fill="F6F8F7"/>
           </w:tcPr>
           <w:p>
@@ -15885,6 +17180,7 @@
         </w:tc>
         <w:tc>
           <w:tcPr>
+            <w:tcW w:w="3200" w:type="dxa"/>
             <w:shd w:val="clear" w:color="auto" w:fill="FEF3C7"/>
           </w:tcPr>
           <w:p>
@@ -15908,6 +17204,9 @@
           <w:cantSplit/>
         </w:trPr>
         <w:tc>
+          <w:tcPr>
+            <w:tcW w:w="5872" w:type="dxa"/>
+          </w:tcPr>
           <w:p>
             <w:pPr>
               <w:pStyle w:val="Compact"/>
@@ -15923,6 +17222,7 @@
         </w:tc>
         <w:tc>
           <w:tcPr>
+            <w:tcW w:w="3200" w:type="dxa"/>
             <w:shd w:val="clear" w:color="auto" w:fill="FFEDD5"/>
           </w:tcPr>
           <w:p>
@@ -15947,6 +17247,7 @@
         </w:trPr>
         <w:tc>
           <w:tcPr>
+            <w:tcW w:w="5872" w:type="dxa"/>
             <w:shd w:val="clear" w:color="auto" w:fill="F6F8F7"/>
           </w:tcPr>
           <w:p>
@@ -15964,6 +17265,7 @@
         </w:tc>
         <w:tc>
           <w:tcPr>
+            <w:tcW w:w="3200" w:type="dxa"/>
             <w:shd w:val="clear" w:color="auto" w:fill="FEE2E2"/>
           </w:tcPr>
           <w:p>
@@ -16252,6 +17554,7 @@
     <w:p>
       <w:pPr>
         <w:pStyle w:val="FirstParagraph"/>
+        <w:spacing w:after="160"/>
       </w:pPr>
       <w:r>
         <w:t xml:space="preserve">En qué porcentaje se redujeron los cortes de calle por manifestación en CABA respecto de 2023 (el distrito donde actúan las fuerzas federales y aplica el protocolo).</w:t>
@@ -16260,8 +17563,6 @@
     <w:tbl>
       <w:tblPr>
         <w:tblStyle w:val="Table"/>
-        <w:tblW w:type="pct" w:w="5000.0"/>
-        <w:tblLayout w:type="autofit"/>
         <w:tblLook w:firstRow="0" w:lastRow="0" w:firstColumn="0" w:lastColumn="0" w:noHBand="0" w:noVBand="0" w:val="0000"/>
         <w:tblBorders>
           <w:top w:val="single" w:sz="4" w:color="D9DEDC"/>
@@ -16277,18 +17578,23 @@
           <w:left w:w="140" w:type="dxa"/>
           <w:right w:w="140" w:type="dxa"/>
         </w:tblCellMar>
+        <w:tblW w:w="9072" w:type="dxa"/>
+        <w:tblLayout w:type="fixed"/>
       </w:tblPr>
       <w:tblGrid>
-        <w:gridCol w:w="1980"/>
-        <w:gridCol w:w="1980"/>
-        <w:gridCol w:w="1980"/>
-        <w:gridCol w:w="1980"/>
+        <w:gridCol w:w="4426"/>
+        <w:gridCol w:w="1049"/>
+        <w:gridCol w:w="1964"/>
+        <w:gridCol w:w="1633"/>
       </w:tblGrid>
       <w:tr>
         <w:trPr>
           <w:cantSplit/>
         </w:trPr>
         <w:tc>
+          <w:tcPr>
+            <w:tcW w:w="4426" w:type="dxa"/>
+          </w:tcPr>
           <w:p>
             <w:pPr>
               <w:pStyle w:val="Compact"/>
@@ -16318,6 +17624,7 @@
         </w:tc>
         <w:tc>
           <w:tcPr>
+            <w:tcW w:w="1049" w:type="dxa"/>
             <w:shd w:val="clear" w:color="auto" w:fill="DCFCE7"/>
           </w:tcPr>
           <w:p>
@@ -16337,6 +17644,9 @@
           </w:p>
         </w:tc>
         <w:tc>
+          <w:tcPr>
+            <w:tcW w:w="1964" w:type="dxa"/>
+          </w:tcPr>
           <w:p>
             <w:pPr>
               <w:pStyle w:val="Compact"/>
@@ -16351,6 +17661,9 @@
           </w:p>
         </w:tc>
         <w:tc>
+          <w:tcPr>
+            <w:tcW w:w="1633" w:type="dxa"/>
+          </w:tcPr>
           <w:p>
             <w:pPr>
               <w:pStyle w:val="Compact"/>
@@ -16371,6 +17684,7 @@
       <w:pPr>
         <w:pStyle w:val="Heading2"/>
         <w:keepNext/>
+        <w:spacing w:after="160"/>
       </w:pPr>
       <w:r>
         <w:t xml:space="preserve">Identificación</w:t>
@@ -16379,8 +17693,6 @@
     <w:tbl>
       <w:tblPr>
         <w:tblStyle w:val="Table"/>
-        <w:tblW w:type="pct" w:w="5000.0"/>
-        <w:tblLayout w:type="autofit"/>
         <w:tblLook w:firstRow="0" w:lastRow="0" w:firstColumn="0" w:lastColumn="0" w:noHBand="0" w:noVBand="0" w:val="0000"/>
         <w:tblBorders>
           <w:top w:val="single" w:sz="4" w:color="D9DEDC"/>
@@ -16396,18 +17708,23 @@
           <w:left w:w="140" w:type="dxa"/>
           <w:right w:w="140" w:type="dxa"/>
         </w:tblCellMar>
+        <w:tblW w:w="9072" w:type="dxa"/>
+        <w:tblLayout w:type="fixed"/>
       </w:tblPr>
       <w:tblGrid>
-        <w:gridCol w:w="1980"/>
-        <w:gridCol w:w="1980"/>
-        <w:gridCol w:w="1980"/>
-        <w:gridCol w:w="1980"/>
+        <w:gridCol w:w="1763"/>
+        <w:gridCol w:w="3210"/>
+        <w:gridCol w:w="1773"/>
+        <w:gridCol w:w="2326"/>
       </w:tblGrid>
       <w:tr>
         <w:trPr>
           <w:cantSplit/>
         </w:trPr>
         <w:tc>
+          <w:tcPr>
+            <w:tcW w:w="1763" w:type="dxa"/>
+          </w:tcPr>
           <w:p>
             <w:pPr>
               <w:pStyle w:val="Compact"/>
@@ -16424,6 +17741,9 @@
           </w:p>
         </w:tc>
         <w:tc>
+          <w:tcPr>
+            <w:tcW w:w="3210" w:type="dxa"/>
+          </w:tcPr>
           <w:p>
             <w:pPr>
               <w:pStyle w:val="Compact"/>
@@ -16438,6 +17758,9 @@
           </w:p>
         </w:tc>
         <w:tc>
+          <w:tcPr>
+            <w:tcW w:w="1773" w:type="dxa"/>
+          </w:tcPr>
           <w:p>
             <w:pPr>
               <w:pStyle w:val="Compact"/>
@@ -16454,6 +17777,9 @@
           </w:p>
         </w:tc>
         <w:tc>
+          <w:tcPr>
+            <w:tcW w:w="2326" w:type="dxa"/>
+          </w:tcPr>
           <w:p>
             <w:pPr>
               <w:pStyle w:val="Compact"/>
@@ -16473,6 +17799,9 @@
           <w:cantSplit/>
         </w:trPr>
         <w:tc>
+          <w:tcPr>
+            <w:tcW w:w="1763" w:type="dxa"/>
+          </w:tcPr>
           <w:p>
             <w:pPr>
               <w:pStyle w:val="Compact"/>
@@ -16489,6 +17818,9 @@
           </w:p>
         </w:tc>
         <w:tc>
+          <w:tcPr>
+            <w:tcW w:w="3210" w:type="dxa"/>
+          </w:tcPr>
           <w:p>
             <w:pPr>
               <w:pStyle w:val="Compact"/>
@@ -16503,6 +17835,9 @@
           </w:p>
         </w:tc>
         <w:tc>
+          <w:tcPr>
+            <w:tcW w:w="1773" w:type="dxa"/>
+          </w:tcPr>
           <w:p>
             <w:pPr>
               <w:pStyle w:val="Compact"/>
@@ -16519,6 +17854,9 @@
           </w:p>
         </w:tc>
         <w:tc>
+          <w:tcPr>
+            <w:tcW w:w="2326" w:type="dxa"/>
+          </w:tcPr>
           <w:p>
             <w:pPr>
               <w:pStyle w:val="Compact"/>
@@ -16538,6 +17876,9 @@
           <w:cantSplit/>
         </w:trPr>
         <w:tc>
+          <w:tcPr>
+            <w:tcW w:w="1763" w:type="dxa"/>
+          </w:tcPr>
           <w:p>
             <w:pPr>
               <w:pStyle w:val="Compact"/>
@@ -16554,6 +17895,9 @@
           </w:p>
         </w:tc>
         <w:tc>
+          <w:tcPr>
+            <w:tcW w:w="3210" w:type="dxa"/>
+          </w:tcPr>
           <w:p>
             <w:pPr>
               <w:pStyle w:val="Compact"/>
@@ -16568,6 +17912,9 @@
           </w:p>
         </w:tc>
         <w:tc>
+          <w:tcPr>
+            <w:tcW w:w="1773" w:type="dxa"/>
+          </w:tcPr>
           <w:p>
             <w:pPr>
               <w:pStyle w:val="Compact"/>
@@ -16584,6 +17931,9 @@
           </w:p>
         </w:tc>
         <w:tc>
+          <w:tcPr>
+            <w:tcW w:w="2326" w:type="dxa"/>
+          </w:tcPr>
           <w:p>
             <w:pPr>
               <w:pStyle w:val="Compact"/>
@@ -16603,6 +17953,9 @@
           <w:cantSplit/>
         </w:trPr>
         <w:tc>
+          <w:tcPr>
+            <w:tcW w:w="1763" w:type="dxa"/>
+          </w:tcPr>
           <w:p>
             <w:pPr>
               <w:pStyle w:val="Compact"/>
@@ -16619,6 +17972,9 @@
           </w:p>
         </w:tc>
         <w:tc>
+          <w:tcPr>
+            <w:tcW w:w="3210" w:type="dxa"/>
+          </w:tcPr>
           <w:p>
             <w:pPr>
               <w:pStyle w:val="Compact"/>
@@ -16633,6 +17989,9 @@
           </w:p>
         </w:tc>
         <w:tc>
+          <w:tcPr>
+            <w:tcW w:w="1773" w:type="dxa"/>
+          </w:tcPr>
           <w:p>
             <w:pPr>
               <w:pStyle w:val="Compact"/>
@@ -16649,6 +18008,9 @@
           </w:p>
         </w:tc>
         <w:tc>
+          <w:tcPr>
+            <w:tcW w:w="2326" w:type="dxa"/>
+          </w:tcPr>
           <w:p>
             <w:pPr>
               <w:pStyle w:val="Compact"/>
@@ -16668,6 +18030,9 @@
           <w:cantSplit/>
         </w:trPr>
         <w:tc>
+          <w:tcPr>
+            <w:tcW w:w="1763" w:type="dxa"/>
+          </w:tcPr>
           <w:p>
             <w:pPr>
               <w:pStyle w:val="Compact"/>
@@ -16684,6 +18049,9 @@
           </w:p>
         </w:tc>
         <w:tc>
+          <w:tcPr>
+            <w:tcW w:w="3210" w:type="dxa"/>
+          </w:tcPr>
           <w:p>
             <w:pPr>
               <w:pStyle w:val="Compact"/>
@@ -16698,6 +18066,9 @@
           </w:p>
         </w:tc>
         <w:tc>
+          <w:tcPr>
+            <w:tcW w:w="1773" w:type="dxa"/>
+          </w:tcPr>
           <w:p>
             <w:pPr>
               <w:pStyle w:val="Compact"/>
@@ -16714,6 +18085,9 @@
           </w:p>
         </w:tc>
         <w:tc>
+          <w:tcPr>
+            <w:tcW w:w="2326" w:type="dxa"/>
+          </w:tcPr>
           <w:p>
             <w:pPr>
               <w:pStyle w:val="Compact"/>
@@ -16831,6 +18205,7 @@
     <w:p>
       <w:pPr>
         <w:pStyle w:val="BodyText"/>
+        <w:spacing w:after="160"/>
       </w:pPr>
       <w:r>
         <w:rPr>
@@ -16843,8 +18218,6 @@
     <w:tbl>
       <w:tblPr>
         <w:tblStyle w:val="Table"/>
-        <w:tblW w:type="pct" w:w="5000.0"/>
-        <w:tblLayout w:type="autofit"/>
         <w:tblLook w:firstRow="1" w:lastRow="0" w:firstColumn="0" w:lastColumn="0" w:noHBand="0" w:noVBand="0" w:val="0020"/>
         <w:tblBorders>
           <w:top w:val="single" w:sz="4" w:color="D9DEDC"/>
@@ -16860,10 +18233,12 @@
           <w:left w:w="140" w:type="dxa"/>
           <w:right w:w="140" w:type="dxa"/>
         </w:tblCellMar>
+        <w:tblW w:w="9072" w:type="dxa"/>
+        <w:tblLayout w:type="fixed"/>
       </w:tblPr>
       <w:tblGrid>
-        <w:gridCol w:w="3960"/>
-        <w:gridCol w:w="3960"/>
+        <w:gridCol w:w="6114"/>
+        <w:gridCol w:w="2958"/>
       </w:tblGrid>
       <w:tr>
         <w:trPr>
@@ -16872,6 +18247,7 @@
         </w:trPr>
         <w:tc>
           <w:tcPr>
+            <w:tcW w:w="6114" w:type="dxa"/>
             <w:shd w:val="clear" w:color="auto" w:fill="1F3A34"/>
           </w:tcPr>
           <w:p>
@@ -16891,6 +18267,7 @@
         </w:tc>
         <w:tc>
           <w:tcPr>
+            <w:tcW w:w="2958" w:type="dxa"/>
             <w:shd w:val="clear" w:color="auto" w:fill="1F3A34"/>
           </w:tcPr>
           <w:p>
@@ -16914,6 +18291,9 @@
           <w:cantSplit/>
         </w:trPr>
         <w:tc>
+          <w:tcPr>
+            <w:tcW w:w="6114" w:type="dxa"/>
+          </w:tcPr>
           <w:p>
             <w:pPr>
               <w:pStyle w:val="Compact"/>
@@ -16929,6 +18309,7 @@
         </w:tc>
         <w:tc>
           <w:tcPr>
+            <w:tcW w:w="2958" w:type="dxa"/>
             <w:shd w:val="clear" w:color="auto" w:fill="DCFCE7"/>
           </w:tcPr>
           <w:p>
@@ -16953,6 +18334,7 @@
         </w:trPr>
         <w:tc>
           <w:tcPr>
+            <w:tcW w:w="6114" w:type="dxa"/>
             <w:shd w:val="clear" w:color="auto" w:fill="F6F8F7"/>
           </w:tcPr>
           <w:p>
@@ -16970,6 +18352,7 @@
         </w:tc>
         <w:tc>
           <w:tcPr>
+            <w:tcW w:w="2958" w:type="dxa"/>
             <w:shd w:val="clear" w:color="auto" w:fill="FEF3C7"/>
           </w:tcPr>
           <w:p>
@@ -16993,6 +18376,9 @@
           <w:cantSplit/>
         </w:trPr>
         <w:tc>
+          <w:tcPr>
+            <w:tcW w:w="6114" w:type="dxa"/>
+          </w:tcPr>
           <w:p>
             <w:pPr>
               <w:pStyle w:val="Compact"/>
@@ -17008,6 +18394,7 @@
         </w:tc>
         <w:tc>
           <w:tcPr>
+            <w:tcW w:w="2958" w:type="dxa"/>
             <w:shd w:val="clear" w:color="auto" w:fill="FFEDD5"/>
           </w:tcPr>
           <w:p>
@@ -17032,6 +18419,7 @@
         </w:trPr>
         <w:tc>
           <w:tcPr>
+            <w:tcW w:w="6114" w:type="dxa"/>
             <w:shd w:val="clear" w:color="auto" w:fill="F6F8F7"/>
           </w:tcPr>
           <w:p>
@@ -17049,6 +18437,7 @@
         </w:tc>
         <w:tc>
           <w:tcPr>
+            <w:tcW w:w="2958" w:type="dxa"/>
             <w:shd w:val="clear" w:color="auto" w:fill="FEE2E2"/>
           </w:tcPr>
           <w:p>
@@ -17389,6 +18778,7 @@
     <w:p>
       <w:pPr>
         <w:pStyle w:val="FirstParagraph"/>
+        <w:spacing w:after="160"/>
       </w:pPr>
       <w:r>
         <w:t xml:space="preserve">Qué porcentaje de los usuarios de medicina prepaga tiene sus aportes derivados directo a la prepaga, inscripta como Agente del Seguro de Salud — el canal que creó el DNU 70/2023 al eliminar la triangulación obligatoria por una obra social.</w:t>
@@ -17397,8 +18787,6 @@
     <w:tbl>
       <w:tblPr>
         <w:tblStyle w:val="Table"/>
-        <w:tblW w:type="pct" w:w="5000.0"/>
-        <w:tblLayout w:type="autofit"/>
         <w:tblLook w:firstRow="0" w:lastRow="0" w:firstColumn="0" w:lastColumn="0" w:noHBand="0" w:noVBand="0" w:val="0000"/>
         <w:tblBorders>
           <w:top w:val="single" w:sz="4" w:color="D9DEDC"/>
@@ -17414,18 +18802,23 @@
           <w:left w:w="140" w:type="dxa"/>
           <w:right w:w="140" w:type="dxa"/>
         </w:tblCellMar>
+        <w:tblW w:w="9072" w:type="dxa"/>
+        <w:tblLayout w:type="fixed"/>
       </w:tblPr>
       <w:tblGrid>
-        <w:gridCol w:w="1980"/>
-        <w:gridCol w:w="1980"/>
-        <w:gridCol w:w="1980"/>
-        <w:gridCol w:w="1980"/>
+        <w:gridCol w:w="4367"/>
+        <w:gridCol w:w="1324"/>
+        <w:gridCol w:w="1830"/>
+        <w:gridCol w:w="1551"/>
       </w:tblGrid>
       <w:tr>
         <w:trPr>
           <w:cantSplit/>
         </w:trPr>
         <w:tc>
+          <w:tcPr>
+            <w:tcW w:w="4367" w:type="dxa"/>
+          </w:tcPr>
           <w:p>
             <w:pPr>
               <w:pStyle w:val="Compact"/>
@@ -17455,6 +18848,7 @@
         </w:tc>
         <w:tc>
           <w:tcPr>
+            <w:tcW w:w="1324" w:type="dxa"/>
             <w:shd w:val="clear" w:color="auto" w:fill="FEF3C7"/>
           </w:tcPr>
           <w:p>
@@ -17474,6 +18868,9 @@
           </w:p>
         </w:tc>
         <w:tc>
+          <w:tcPr>
+            <w:tcW w:w="1830" w:type="dxa"/>
+          </w:tcPr>
           <w:p>
             <w:pPr>
               <w:pStyle w:val="Compact"/>
@@ -17488,6 +18885,9 @@
           </w:p>
         </w:tc>
         <w:tc>
+          <w:tcPr>
+            <w:tcW w:w="1551" w:type="dxa"/>
+          </w:tcPr>
           <w:p>
             <w:pPr>
               <w:pStyle w:val="Compact"/>
@@ -17508,6 +18908,7 @@
       <w:pPr>
         <w:pStyle w:val="Heading2"/>
         <w:keepNext/>
+        <w:spacing w:after="160"/>
       </w:pPr>
       <w:r>
         <w:t xml:space="preserve">Identificación</w:t>
@@ -17516,8 +18917,6 @@
     <w:tbl>
       <w:tblPr>
         <w:tblStyle w:val="Table"/>
-        <w:tblW w:type="pct" w:w="5000.0"/>
-        <w:tblLayout w:type="autofit"/>
         <w:tblLook w:firstRow="0" w:lastRow="0" w:firstColumn="0" w:lastColumn="0" w:noHBand="0" w:noVBand="0" w:val="0000"/>
         <w:tblBorders>
           <w:top w:val="single" w:sz="4" w:color="D9DEDC"/>
@@ -17533,18 +18932,23 @@
           <w:left w:w="140" w:type="dxa"/>
           <w:right w:w="140" w:type="dxa"/>
         </w:tblCellMar>
+        <w:tblW w:w="9072" w:type="dxa"/>
+        <w:tblLayout w:type="fixed"/>
       </w:tblPr>
       <w:tblGrid>
-        <w:gridCol w:w="1980"/>
-        <w:gridCol w:w="1980"/>
-        <w:gridCol w:w="1980"/>
-        <w:gridCol w:w="1980"/>
+        <w:gridCol w:w="1766"/>
+        <w:gridCol w:w="3006"/>
+        <w:gridCol w:w="1777"/>
+        <w:gridCol w:w="2523"/>
       </w:tblGrid>
       <w:tr>
         <w:trPr>
           <w:cantSplit/>
         </w:trPr>
         <w:tc>
+          <w:tcPr>
+            <w:tcW w:w="1766" w:type="dxa"/>
+          </w:tcPr>
           <w:p>
             <w:pPr>
               <w:pStyle w:val="Compact"/>
@@ -17561,6 +18965,9 @@
           </w:p>
         </w:tc>
         <w:tc>
+          <w:tcPr>
+            <w:tcW w:w="3006" w:type="dxa"/>
+          </w:tcPr>
           <w:p>
             <w:pPr>
               <w:pStyle w:val="Compact"/>
@@ -17575,6 +18982,9 @@
           </w:p>
         </w:tc>
         <w:tc>
+          <w:tcPr>
+            <w:tcW w:w="1777" w:type="dxa"/>
+          </w:tcPr>
           <w:p>
             <w:pPr>
               <w:pStyle w:val="Compact"/>
@@ -17591,6 +19001,9 @@
           </w:p>
         </w:tc>
         <w:tc>
+          <w:tcPr>
+            <w:tcW w:w="2523" w:type="dxa"/>
+          </w:tcPr>
           <w:p>
             <w:pPr>
               <w:pStyle w:val="Compact"/>
@@ -17610,6 +19023,9 @@
           <w:cantSplit/>
         </w:trPr>
         <w:tc>
+          <w:tcPr>
+            <w:tcW w:w="1766" w:type="dxa"/>
+          </w:tcPr>
           <w:p>
             <w:pPr>
               <w:pStyle w:val="Compact"/>
@@ -17626,6 +19042,9 @@
           </w:p>
         </w:tc>
         <w:tc>
+          <w:tcPr>
+            <w:tcW w:w="3006" w:type="dxa"/>
+          </w:tcPr>
           <w:p>
             <w:pPr>
               <w:pStyle w:val="Compact"/>
@@ -17640,6 +19059,9 @@
           </w:p>
         </w:tc>
         <w:tc>
+          <w:tcPr>
+            <w:tcW w:w="1777" w:type="dxa"/>
+          </w:tcPr>
           <w:p>
             <w:pPr>
               <w:pStyle w:val="Compact"/>
@@ -17656,6 +19078,9 @@
           </w:p>
         </w:tc>
         <w:tc>
+          <w:tcPr>
+            <w:tcW w:w="2523" w:type="dxa"/>
+          </w:tcPr>
           <w:p>
             <w:pPr>
               <w:pStyle w:val="Compact"/>
@@ -17675,6 +19100,9 @@
           <w:cantSplit/>
         </w:trPr>
         <w:tc>
+          <w:tcPr>
+            <w:tcW w:w="1766" w:type="dxa"/>
+          </w:tcPr>
           <w:p>
             <w:pPr>
               <w:pStyle w:val="Compact"/>
@@ -17691,6 +19119,9 @@
           </w:p>
         </w:tc>
         <w:tc>
+          <w:tcPr>
+            <w:tcW w:w="3006" w:type="dxa"/>
+          </w:tcPr>
           <w:p>
             <w:pPr>
               <w:pStyle w:val="Compact"/>
@@ -17705,6 +19136,9 @@
           </w:p>
         </w:tc>
         <w:tc>
+          <w:tcPr>
+            <w:tcW w:w="1777" w:type="dxa"/>
+          </w:tcPr>
           <w:p>
             <w:pPr>
               <w:pStyle w:val="Compact"/>
@@ -17721,6 +19155,9 @@
           </w:p>
         </w:tc>
         <w:tc>
+          <w:tcPr>
+            <w:tcW w:w="2523" w:type="dxa"/>
+          </w:tcPr>
           <w:p>
             <w:pPr>
               <w:pStyle w:val="Compact"/>
@@ -17740,6 +19177,9 @@
           <w:cantSplit/>
         </w:trPr>
         <w:tc>
+          <w:tcPr>
+            <w:tcW w:w="1766" w:type="dxa"/>
+          </w:tcPr>
           <w:p>
             <w:pPr>
               <w:pStyle w:val="Compact"/>
@@ -17756,6 +19196,9 @@
           </w:p>
         </w:tc>
         <w:tc>
+          <w:tcPr>
+            <w:tcW w:w="3006" w:type="dxa"/>
+          </w:tcPr>
           <w:p>
             <w:pPr>
               <w:pStyle w:val="Compact"/>
@@ -17770,6 +19213,9 @@
           </w:p>
         </w:tc>
         <w:tc>
+          <w:tcPr>
+            <w:tcW w:w="1777" w:type="dxa"/>
+          </w:tcPr>
           <w:p>
             <w:pPr>
               <w:pStyle w:val="Compact"/>
@@ -17786,6 +19232,9 @@
           </w:p>
         </w:tc>
         <w:tc>
+          <w:tcPr>
+            <w:tcW w:w="2523" w:type="dxa"/>
+          </w:tcPr>
           <w:p>
             <w:pPr>
               <w:pStyle w:val="Compact"/>
@@ -17805,6 +19254,9 @@
           <w:cantSplit/>
         </w:trPr>
         <w:tc>
+          <w:tcPr>
+            <w:tcW w:w="1766" w:type="dxa"/>
+          </w:tcPr>
           <w:p>
             <w:pPr>
               <w:pStyle w:val="Compact"/>
@@ -17821,6 +19273,9 @@
           </w:p>
         </w:tc>
         <w:tc>
+          <w:tcPr>
+            <w:tcW w:w="3006" w:type="dxa"/>
+          </w:tcPr>
           <w:p>
             <w:pPr>
               <w:pStyle w:val="Compact"/>
@@ -17835,6 +19290,9 @@
           </w:p>
         </w:tc>
         <w:tc>
+          <w:tcPr>
+            <w:tcW w:w="1777" w:type="dxa"/>
+          </w:tcPr>
           <w:p>
             <w:pPr>
               <w:pStyle w:val="Compact"/>
@@ -17851,6 +19309,9 @@
           </w:p>
         </w:tc>
         <w:tc>
+          <w:tcPr>
+            <w:tcW w:w="2523" w:type="dxa"/>
+          </w:tcPr>
           <w:p>
             <w:pPr>
               <w:pStyle w:val="Compact"/>
@@ -17956,6 +19417,7 @@
     <w:p>
       <w:pPr>
         <w:pStyle w:val="BodyText"/>
+        <w:spacing w:after="160"/>
       </w:pPr>
       <w:r>
         <w:rPr>
@@ -17968,8 +19430,6 @@
     <w:tbl>
       <w:tblPr>
         <w:tblStyle w:val="Table"/>
-        <w:tblW w:type="pct" w:w="5000.0"/>
-        <w:tblLayout w:type="autofit"/>
         <w:tblLook w:firstRow="1" w:lastRow="0" w:firstColumn="0" w:lastColumn="0" w:noHBand="0" w:noVBand="0" w:val="0020"/>
         <w:tblBorders>
           <w:top w:val="single" w:sz="4" w:color="D9DEDC"/>
@@ -17985,10 +19445,12 @@
           <w:left w:w="140" w:type="dxa"/>
           <w:right w:w="140" w:type="dxa"/>
         </w:tblCellMar>
+        <w:tblW w:w="9072" w:type="dxa"/>
+        <w:tblLayout w:type="fixed"/>
       </w:tblPr>
       <w:tblGrid>
-        <w:gridCol w:w="3960"/>
-        <w:gridCol w:w="3960"/>
+        <w:gridCol w:w="6131"/>
+        <w:gridCol w:w="2941"/>
       </w:tblGrid>
       <w:tr>
         <w:trPr>
@@ -17997,6 +19459,7 @@
         </w:trPr>
         <w:tc>
           <w:tcPr>
+            <w:tcW w:w="6131" w:type="dxa"/>
             <w:shd w:val="clear" w:color="auto" w:fill="1F3A34"/>
           </w:tcPr>
           <w:p>
@@ -18016,6 +19479,7 @@
         </w:tc>
         <w:tc>
           <w:tcPr>
+            <w:tcW w:w="2941" w:type="dxa"/>
             <w:shd w:val="clear" w:color="auto" w:fill="1F3A34"/>
           </w:tcPr>
           <w:p>
@@ -18039,6 +19503,9 @@
           <w:cantSplit/>
         </w:trPr>
         <w:tc>
+          <w:tcPr>
+            <w:tcW w:w="6131" w:type="dxa"/>
+          </w:tcPr>
           <w:p>
             <w:pPr>
               <w:pStyle w:val="Compact"/>
@@ -18054,6 +19521,7 @@
         </w:tc>
         <w:tc>
           <w:tcPr>
+            <w:tcW w:w="2941" w:type="dxa"/>
             <w:shd w:val="clear" w:color="auto" w:fill="DCFCE7"/>
           </w:tcPr>
           <w:p>
@@ -18078,6 +19546,7 @@
         </w:trPr>
         <w:tc>
           <w:tcPr>
+            <w:tcW w:w="6131" w:type="dxa"/>
             <w:shd w:val="clear" w:color="auto" w:fill="F6F8F7"/>
           </w:tcPr>
           <w:p>
@@ -18095,6 +19564,7 @@
         </w:tc>
         <w:tc>
           <w:tcPr>
+            <w:tcW w:w="2941" w:type="dxa"/>
             <w:shd w:val="clear" w:color="auto" w:fill="FEF3C7"/>
           </w:tcPr>
           <w:p>
@@ -18118,6 +19588,9 @@
           <w:cantSplit/>
         </w:trPr>
         <w:tc>
+          <w:tcPr>
+            <w:tcW w:w="6131" w:type="dxa"/>
+          </w:tcPr>
           <w:p>
             <w:pPr>
               <w:pStyle w:val="Compact"/>
@@ -18133,6 +19606,7 @@
         </w:tc>
         <w:tc>
           <w:tcPr>
+            <w:tcW w:w="2941" w:type="dxa"/>
             <w:shd w:val="clear" w:color="auto" w:fill="FFEDD5"/>
           </w:tcPr>
           <w:p>
@@ -18157,6 +19631,7 @@
         </w:trPr>
         <w:tc>
           <w:tcPr>
+            <w:tcW w:w="6131" w:type="dxa"/>
             <w:shd w:val="clear" w:color="auto" w:fill="F6F8F7"/>
           </w:tcPr>
           <w:p>
@@ -18174,6 +19649,7 @@
         </w:tc>
         <w:tc>
           <w:tcPr>
+            <w:tcW w:w="2941" w:type="dxa"/>
             <w:shd w:val="clear" w:color="auto" w:fill="FEE2E2"/>
           </w:tcPr>
           <w:p>
